--- a/Inglês/Março 26/Aula 16/Trabalho 3.docx
+++ b/Inglês/Março 26/Aula 16/Trabalho 3.docx
@@ -1,6 +1,6 @@
 
 <file path=word/document.xml><?xml version="1.0" encoding="utf-8"?>
-<w:document xmlns:wpc="http://schemas.microsoft.com/office/word/2010/wordprocessingCanvas" xmlns:cx="http://schemas.microsoft.com/office/drawing/2014/chartex" xmlns:cx1="http://schemas.microsoft.com/office/drawing/2015/9/8/chartex" xmlns:cx2="http://schemas.microsoft.com/office/drawing/2015/10/21/chartex" xmlns:cx3="http://schemas.microsoft.com/office/drawing/2016/5/9/chartex" xmlns:cx4="http://schemas.microsoft.com/office/drawing/2016/5/10/chartex" xmlns:cx5="http://schemas.microsoft.com/office/drawing/2016/5/11/chartex" xmlns:cx6="http://schemas.microsoft.com/office/drawing/2016/5/12/chartex" xmlns:cx7="http://schemas.microsoft.com/office/drawing/2016/5/13/chartex" xmlns:cx8="http://schemas.microsoft.com/office/drawing/2016/5/14/chartex" xmlns:mc="http://schemas.openxmlformats.org/markup-compatibility/2006" xmlns:aink="http://schemas.microsoft.com/office/drawing/2016/ink" xmlns:am3d="http://schemas.microsoft.com/office/drawing/2017/model3d" xmlns:o="urn:schemas-microsoft-com:office:office" xmlns:oel="http://schemas.microsoft.com/office/2019/extlst" xmlns:r="http://schemas.openxmlformats.org/officeDocument/2006/relationships" xmlns:m="http://schemas.openxmlformats.org/officeDocument/2006/math" xmlns:v="urn:schemas-microsoft-com:vml" xmlns:wp14="http://schemas.microsoft.com/office/word/2010/wordprocessingDrawing" xmlns:wp="http://schemas.openxmlformats.org/drawingml/2006/wordprocessingDrawing" xmlns:w10="urn:schemas-microsoft-com:office:word" xmlns:w="http://schemas.openxmlformats.org/wordprocessingml/2006/main" xmlns:w14="http://schemas.microsoft.com/office/word/2010/wordml" xmlns:w15="http://schemas.microsoft.com/office/word/2012/wordml" xmlns:w16cex="http://schemas.microsoft.com/office/word/2018/wordml/cex" xmlns:w16cid="http://schemas.microsoft.com/office/word/2016/wordml/cid" xmlns:w16="http://schemas.microsoft.com/office/word/2018/wordml" xmlns:w16du="http://schemas.microsoft.com/office/word/2023/wordml/word16du" xmlns:w16sdtdh="http://schemas.microsoft.com/office/word/2020/wordml/sdtdatahash" xmlns:w16sdtfl="http://schemas.microsoft.com/office/word/2024/wordml/sdtformatlock" xmlns:w16se="http://schemas.microsoft.com/office/word/2015/wordml/symex" xmlns:wpg="http://schemas.microsoft.com/office/word/2010/wordprocessingGroup" xmlns:wpi="http://schemas.microsoft.com/office/word/2010/wordprocessingInk" xmlns:wne="http://schemas.microsoft.com/office/word/2006/wordml" xmlns:wps="http://schemas.microsoft.com/office/word/2010/wordprocessingShape" mc:Ignorable="w14 w15 w16se w16cid w16 w16cex w16sdtdh w16sdtfl w16du wp14">
+<w:document xmlns:wpc="http://schemas.microsoft.com/office/word/2010/wordprocessingCanvas" xmlns:cx="http://schemas.microsoft.com/office/drawing/2014/chartex" xmlns:cx1="http://schemas.microsoft.com/office/drawing/2015/9/8/chartex" xmlns:cx2="http://schemas.microsoft.com/office/drawing/2015/10/21/chartex" xmlns:cx3="http://schemas.microsoft.com/office/drawing/2016/5/9/chartex" xmlns:cx4="http://schemas.microsoft.com/office/drawing/2016/5/10/chartex" xmlns:cx5="http://schemas.microsoft.com/office/drawing/2016/5/11/chartex" xmlns:cx6="http://schemas.microsoft.com/office/drawing/2016/5/12/chartex" xmlns:cx7="http://schemas.microsoft.com/office/drawing/2016/5/13/chartex" xmlns:cx8="http://schemas.microsoft.com/office/drawing/2016/5/14/chartex" xmlns:mc="http://schemas.openxmlformats.org/markup-compatibility/2006" xmlns:aink="http://schemas.microsoft.com/office/drawing/2016/ink" xmlns:am3d="http://schemas.microsoft.com/office/drawing/2017/model3d" xmlns:o="urn:schemas-microsoft-com:office:office" xmlns:r="http://schemas.openxmlformats.org/officeDocument/2006/relationships" xmlns:m="http://schemas.openxmlformats.org/officeDocument/2006/math" xmlns:v="urn:schemas-microsoft-com:vml" xmlns:wp14="http://schemas.microsoft.com/office/word/2010/wordprocessingDrawing" xmlns:wp="http://schemas.openxmlformats.org/drawingml/2006/wordprocessingDrawing" xmlns:w10="urn:schemas-microsoft-com:office:word" xmlns:w="http://schemas.openxmlformats.org/wordprocessingml/2006/main" xmlns:w14="http://schemas.microsoft.com/office/word/2010/wordml" xmlns:w15="http://schemas.microsoft.com/office/word/2012/wordml" xmlns:w16cex="http://schemas.microsoft.com/office/word/2018/wordml/cex" xmlns:w16cid="http://schemas.microsoft.com/office/word/2016/wordml/cid" xmlns:w16="http://schemas.microsoft.com/office/word/2018/wordml" xmlns:w16sdtdh="http://schemas.microsoft.com/office/word/2020/wordml/sdtdatahash" xmlns:w16se="http://schemas.microsoft.com/office/word/2015/wordml/symex" xmlns:wpg="http://schemas.microsoft.com/office/word/2010/wordprocessingGroup" xmlns:wpi="http://schemas.microsoft.com/office/word/2010/wordprocessingInk" xmlns:wne="http://schemas.microsoft.com/office/word/2006/wordml" xmlns:wps="http://schemas.microsoft.com/office/word/2010/wordprocessingShape" mc:Ignorable="w14 w15 w16se w16cid w16 w16cex w16sdtdh wp14">
   <w:body>
     <w:p>
       <w:pPr>
@@ -39,7 +39,7 @@
     </w:p>
     <w:p>
       <w:pPr>
-        <w:pStyle w:val="Heading1"/>
+        <w:pStyle w:val="Ttulo1"/>
         <w:rPr>
           <w:rFonts w:ascii="Arial" w:hAnsi="Arial" w:cs="Arial"/>
           <w:color w:val="auto"/>
@@ -59,7 +59,7 @@
     </w:p>
     <w:p>
       <w:pPr>
-        <w:pStyle w:val="ListBullet"/>
+        <w:pStyle w:val="Commarcadores"/>
         <w:rPr>
           <w:rFonts w:ascii="Arial" w:hAnsi="Arial" w:cs="Arial"/>
           <w:sz w:val="24"/>
@@ -77,7 +77,7 @@
     </w:p>
     <w:p>
       <w:pPr>
-        <w:pStyle w:val="ListBullet"/>
+        <w:pStyle w:val="Commarcadores"/>
         <w:numPr>
           <w:ilvl w:val="0"/>
           <w:numId w:val="0"/>
@@ -92,7 +92,7 @@
     </w:p>
     <w:p>
       <w:pPr>
-        <w:pStyle w:val="ListBullet"/>
+        <w:pStyle w:val="Commarcadores"/>
         <w:numPr>
           <w:ilvl w:val="0"/>
           <w:numId w:val="0"/>
@@ -136,7 +136,7 @@
     </w:p>
     <w:p>
       <w:pPr>
-        <w:pStyle w:val="ListBullet"/>
+        <w:pStyle w:val="Commarcadores"/>
         <w:numPr>
           <w:ilvl w:val="0"/>
           <w:numId w:val="0"/>
@@ -150,7 +150,7 @@
     </w:p>
     <w:p>
       <w:pPr>
-        <w:pStyle w:val="ListBullet"/>
+        <w:pStyle w:val="Commarcadores"/>
         <w:rPr>
           <w:rFonts w:ascii="Arial" w:hAnsi="Arial" w:cs="Arial"/>
           <w:sz w:val="24"/>
@@ -176,7 +176,7 @@
     </w:p>
     <w:p>
       <w:pPr>
-        <w:pStyle w:val="ListBullet"/>
+        <w:pStyle w:val="Commarcadores"/>
         <w:numPr>
           <w:ilvl w:val="0"/>
           <w:numId w:val="0"/>
@@ -191,7 +191,7 @@
     </w:p>
     <w:p>
       <w:pPr>
-        <w:pStyle w:val="ListBullet"/>
+        <w:pStyle w:val="Commarcadores"/>
         <w:numPr>
           <w:ilvl w:val="0"/>
           <w:numId w:val="0"/>
@@ -257,7 +257,7 @@
     </w:p>
     <w:p>
       <w:pPr>
-        <w:pStyle w:val="ListBullet"/>
+        <w:pStyle w:val="Commarcadores"/>
         <w:numPr>
           <w:ilvl w:val="0"/>
           <w:numId w:val="0"/>
@@ -282,7 +282,7 @@
     </w:p>
     <w:p>
       <w:pPr>
-        <w:pStyle w:val="ListBullet"/>
+        <w:pStyle w:val="Commarcadores"/>
         <w:numPr>
           <w:ilvl w:val="0"/>
           <w:numId w:val="0"/>
@@ -347,7 +347,7 @@
     </w:p>
     <w:p>
       <w:pPr>
-        <w:pStyle w:val="ListBullet"/>
+        <w:pStyle w:val="Commarcadores"/>
         <w:numPr>
           <w:ilvl w:val="0"/>
           <w:numId w:val="0"/>
@@ -372,7 +372,7 @@
     </w:p>
     <w:p>
       <w:pPr>
-        <w:pStyle w:val="ListBullet"/>
+        <w:pStyle w:val="Commarcadores"/>
         <w:numPr>
           <w:ilvl w:val="0"/>
           <w:numId w:val="0"/>
@@ -437,7 +437,7 @@
     </w:p>
     <w:p>
       <w:pPr>
-        <w:pStyle w:val="ListBullet"/>
+        <w:pStyle w:val="Commarcadores"/>
         <w:numPr>
           <w:ilvl w:val="0"/>
           <w:numId w:val="0"/>
@@ -463,7 +463,7 @@
     </w:p>
     <w:p>
       <w:pPr>
-        <w:pStyle w:val="ListBullet"/>
+        <w:pStyle w:val="Commarcadores"/>
         <w:numPr>
           <w:ilvl w:val="0"/>
           <w:numId w:val="0"/>
@@ -529,7 +529,7 @@
     </w:p>
     <w:p>
       <w:pPr>
-        <w:pStyle w:val="ListBullet"/>
+        <w:pStyle w:val="Commarcadores"/>
         <w:numPr>
           <w:ilvl w:val="0"/>
           <w:numId w:val="0"/>
@@ -555,7 +555,7 @@
     </w:p>
     <w:p>
       <w:pPr>
-        <w:pStyle w:val="ListBullet"/>
+        <w:pStyle w:val="Commarcadores"/>
         <w:numPr>
           <w:ilvl w:val="0"/>
           <w:numId w:val="0"/>
@@ -620,7 +620,7 @@
     </w:p>
     <w:p>
       <w:pPr>
-        <w:pStyle w:val="ListBullet"/>
+        <w:pStyle w:val="Commarcadores"/>
         <w:numPr>
           <w:ilvl w:val="0"/>
           <w:numId w:val="0"/>
@@ -645,7 +645,7 @@
     </w:p>
     <w:p>
       <w:pPr>
-        <w:pStyle w:val="ListBullet"/>
+        <w:pStyle w:val="Commarcadores"/>
         <w:rPr>
           <w:rFonts w:ascii="Arial" w:hAnsi="Arial" w:cs="Arial"/>
           <w:sz w:val="24"/>
@@ -663,7 +663,7 @@
     </w:p>
     <w:p>
       <w:pPr>
-        <w:pStyle w:val="ListBullet"/>
+        <w:pStyle w:val="Commarcadores"/>
         <w:numPr>
           <w:ilvl w:val="0"/>
           <w:numId w:val="0"/>
@@ -685,7 +685,7 @@
     </w:p>
     <w:p>
       <w:pPr>
-        <w:pStyle w:val="ListBullet"/>
+        <w:pStyle w:val="Commarcadores"/>
         <w:numPr>
           <w:ilvl w:val="0"/>
           <w:numId w:val="0"/>
@@ -699,7 +699,7 @@
     </w:p>
     <w:p>
       <w:pPr>
-        <w:pStyle w:val="ListBullet"/>
+        <w:pStyle w:val="Commarcadores"/>
         <w:numPr>
           <w:ilvl w:val="0"/>
           <w:numId w:val="0"/>
@@ -783,7 +783,7 @@
     </w:p>
     <w:p>
       <w:pPr>
-        <w:pStyle w:val="ListBullet"/>
+        <w:pStyle w:val="Commarcadores"/>
         <w:numPr>
           <w:ilvl w:val="0"/>
           <w:numId w:val="0"/>
@@ -867,7 +867,7 @@
     </w:p>
     <w:p>
       <w:pPr>
-        <w:pStyle w:val="ListBullet"/>
+        <w:pStyle w:val="Commarcadores"/>
         <w:numPr>
           <w:ilvl w:val="0"/>
           <w:numId w:val="0"/>
@@ -951,7 +951,7 @@
     </w:p>
     <w:p>
       <w:pPr>
-        <w:pStyle w:val="ListBullet"/>
+        <w:pStyle w:val="Commarcadores"/>
         <w:numPr>
           <w:ilvl w:val="0"/>
           <w:numId w:val="0"/>
@@ -1035,7 +1035,7 @@
     </w:p>
     <w:p>
       <w:pPr>
-        <w:pStyle w:val="ListBullet"/>
+        <w:pStyle w:val="Commarcadores"/>
         <w:numPr>
           <w:ilvl w:val="0"/>
           <w:numId w:val="0"/>
@@ -1119,7 +1119,7 @@
     </w:p>
     <w:p>
       <w:pPr>
-        <w:pStyle w:val="ListBullet"/>
+        <w:pStyle w:val="Commarcadores"/>
         <w:numPr>
           <w:ilvl w:val="0"/>
           <w:numId w:val="0"/>
@@ -1203,7 +1203,7 @@
     </w:p>
     <w:p>
       <w:pPr>
-        <w:pStyle w:val="ListBullet"/>
+        <w:pStyle w:val="Commarcadores"/>
         <w:numPr>
           <w:ilvl w:val="0"/>
           <w:numId w:val="0"/>
@@ -1287,7 +1287,7 @@
     </w:p>
     <w:p>
       <w:pPr>
-        <w:pStyle w:val="ListBullet"/>
+        <w:pStyle w:val="Commarcadores"/>
         <w:numPr>
           <w:ilvl w:val="0"/>
           <w:numId w:val="0"/>
@@ -1371,7 +1371,7 @@
     </w:p>
     <w:p>
       <w:pPr>
-        <w:pStyle w:val="ListBullet"/>
+        <w:pStyle w:val="Commarcadores"/>
         <w:numPr>
           <w:ilvl w:val="0"/>
           <w:numId w:val="0"/>
@@ -1455,7 +1455,7 @@
     </w:p>
     <w:p>
       <w:pPr>
-        <w:pStyle w:val="ListBullet"/>
+        <w:pStyle w:val="Commarcadores"/>
         <w:numPr>
           <w:ilvl w:val="0"/>
           <w:numId w:val="0"/>
@@ -1539,7 +1539,7 @@
     </w:p>
     <w:p>
       <w:pPr>
-        <w:pStyle w:val="ListBullet"/>
+        <w:pStyle w:val="Commarcadores"/>
         <w:numPr>
           <w:ilvl w:val="0"/>
           <w:numId w:val="0"/>
@@ -1664,7 +1664,7 @@
     </w:p>
     <w:p>
       <w:pPr>
-        <w:pStyle w:val="ListBullet"/>
+        <w:pStyle w:val="Commarcadores"/>
         <w:numPr>
           <w:ilvl w:val="0"/>
           <w:numId w:val="0"/>
@@ -1748,7 +1748,7 @@
     </w:p>
     <w:p>
       <w:pPr>
-        <w:pStyle w:val="ListBullet"/>
+        <w:pStyle w:val="Commarcadores"/>
         <w:numPr>
           <w:ilvl w:val="0"/>
           <w:numId w:val="0"/>
@@ -1832,7 +1832,7 @@
     </w:p>
     <w:p>
       <w:pPr>
-        <w:pStyle w:val="ListBullet"/>
+        <w:pStyle w:val="Commarcadores"/>
         <w:numPr>
           <w:ilvl w:val="0"/>
           <w:numId w:val="0"/>
@@ -1916,7 +1916,7 @@
     </w:p>
     <w:p>
       <w:pPr>
-        <w:pStyle w:val="ListBullet"/>
+        <w:pStyle w:val="Commarcadores"/>
         <w:numPr>
           <w:ilvl w:val="0"/>
           <w:numId w:val="0"/>
@@ -1931,7 +1931,7 @@
     </w:p>
     <w:p>
       <w:pPr>
-        <w:pStyle w:val="ListBullet"/>
+        <w:pStyle w:val="Commarcadores"/>
         <w:rPr>
           <w:rFonts w:ascii="Arial" w:hAnsi="Arial" w:cs="Arial"/>
           <w:sz w:val="24"/>
@@ -1957,7 +1957,7 @@
     </w:p>
     <w:p>
       <w:pPr>
-        <w:pStyle w:val="ListBullet"/>
+        <w:pStyle w:val="Commarcadores"/>
         <w:numPr>
           <w:ilvl w:val="0"/>
           <w:numId w:val="0"/>
@@ -1971,7 +1971,7 @@
     </w:p>
     <w:p>
       <w:pPr>
-        <w:pStyle w:val="ListBullet"/>
+        <w:pStyle w:val="Commarcadores"/>
         <w:rPr>
           <w:rFonts w:ascii="Arial" w:hAnsi="Arial" w:cs="Arial"/>
           <w:bCs/>
@@ -2116,7 +2116,7 @@
     </w:p>
     <w:p>
       <w:pPr>
-        <w:pStyle w:val="ListBullet"/>
+        <w:pStyle w:val="Commarcadores"/>
         <w:rPr>
           <w:rFonts w:ascii="Arial" w:hAnsi="Arial" w:cs="Arial"/>
           <w:b/>
@@ -2160,7 +2160,7 @@
     </w:p>
     <w:p>
       <w:pPr>
-        <w:pStyle w:val="ListBullet"/>
+        <w:pStyle w:val="Commarcadores"/>
         <w:rPr>
           <w:rFonts w:ascii="Arial" w:hAnsi="Arial" w:cs="Arial"/>
           <w:b/>
@@ -2305,7 +2305,7 @@
     </w:p>
     <w:p>
       <w:pPr>
-        <w:pStyle w:val="ListBullet"/>
+        <w:pStyle w:val="Commarcadores"/>
         <w:rPr>
           <w:rFonts w:ascii="Arial" w:hAnsi="Arial" w:cs="Arial"/>
           <w:b/>
@@ -2349,7 +2349,7 @@
     </w:p>
     <w:p>
       <w:pPr>
-        <w:pStyle w:val="ListBullet"/>
+        <w:pStyle w:val="Commarcadores"/>
         <w:rPr>
           <w:rFonts w:ascii="Arial" w:hAnsi="Arial" w:cs="Arial"/>
           <w:b/>
@@ -2494,7 +2494,7 @@
     </w:p>
     <w:p>
       <w:pPr>
-        <w:pStyle w:val="ListBullet"/>
+        <w:pStyle w:val="Commarcadores"/>
         <w:rPr>
           <w:rFonts w:ascii="Arial" w:hAnsi="Arial" w:cs="Arial"/>
           <w:b/>
@@ -2538,7 +2538,7 @@
     </w:p>
     <w:p>
       <w:pPr>
-        <w:pStyle w:val="ListBullet"/>
+        <w:pStyle w:val="Commarcadores"/>
         <w:rPr>
           <w:rFonts w:ascii="Arial" w:hAnsi="Arial" w:cs="Arial"/>
           <w:b/>
@@ -2683,7 +2683,7 @@
     </w:p>
     <w:p>
       <w:pPr>
-        <w:pStyle w:val="ListBullet"/>
+        <w:pStyle w:val="Commarcadores"/>
         <w:rPr>
           <w:rFonts w:ascii="Arial" w:hAnsi="Arial" w:cs="Arial"/>
           <w:b/>
@@ -2727,7 +2727,7 @@
     </w:p>
     <w:p>
       <w:pPr>
-        <w:pStyle w:val="ListBullet"/>
+        <w:pStyle w:val="Commarcadores"/>
         <w:rPr>
           <w:rFonts w:ascii="Arial" w:hAnsi="Arial" w:cs="Arial"/>
           <w:b/>
@@ -2873,7 +2873,7 @@
     </w:p>
     <w:p>
       <w:pPr>
-        <w:pStyle w:val="ListBullet"/>
+        <w:pStyle w:val="Commarcadores"/>
         <w:numPr>
           <w:ilvl w:val="0"/>
           <w:numId w:val="0"/>
@@ -2887,7 +2887,7 @@
     </w:p>
     <w:p>
       <w:pPr>
-        <w:pStyle w:val="ListBullet"/>
+        <w:pStyle w:val="Commarcadores"/>
         <w:rPr>
           <w:rFonts w:ascii="Arial" w:hAnsi="Arial" w:cs="Arial"/>
           <w:sz w:val="24"/>
@@ -2905,7 +2905,7 @@
     </w:p>
     <w:p>
       <w:pPr>
-        <w:pStyle w:val="ListBullet"/>
+        <w:pStyle w:val="Commarcadores"/>
         <w:numPr>
           <w:ilvl w:val="0"/>
           <w:numId w:val="0"/>
@@ -2919,7 +2919,7 @@
     </w:p>
     <w:p>
       <w:pPr>
-        <w:pStyle w:val="ListBullet"/>
+        <w:pStyle w:val="Commarcadores"/>
         <w:numPr>
           <w:ilvl w:val="0"/>
           <w:numId w:val="0"/>
@@ -2984,7 +2984,7 @@
     </w:p>
     <w:p>
       <w:pPr>
-        <w:pStyle w:val="ListBullet"/>
+        <w:pStyle w:val="Commarcadores"/>
         <w:numPr>
           <w:ilvl w:val="0"/>
           <w:numId w:val="0"/>
@@ -3010,7 +3010,7 @@
     </w:p>
     <w:p>
       <w:pPr>
-        <w:pStyle w:val="ListBullet"/>
+        <w:pStyle w:val="Commarcadores"/>
         <w:numPr>
           <w:ilvl w:val="0"/>
           <w:numId w:val="0"/>
@@ -3076,7 +3076,7 @@
     </w:p>
     <w:p>
       <w:pPr>
-        <w:pStyle w:val="ListBullet"/>
+        <w:pStyle w:val="Commarcadores"/>
         <w:numPr>
           <w:ilvl w:val="0"/>
           <w:numId w:val="0"/>
@@ -3101,7 +3101,7 @@
     </w:p>
     <w:p>
       <w:pPr>
-        <w:pStyle w:val="ListBullet"/>
+        <w:pStyle w:val="Commarcadores"/>
         <w:numPr>
           <w:ilvl w:val="0"/>
           <w:numId w:val="0"/>
@@ -3167,7 +3167,7 @@
     </w:p>
     <w:p>
       <w:pPr>
-        <w:pStyle w:val="Heading1"/>
+        <w:pStyle w:val="Ttulo1"/>
         <w:rPr>
           <w:rFonts w:ascii="Arial" w:hAnsi="Arial" w:cs="Arial"/>
           <w:color w:val="auto"/>
@@ -3187,7 +3187,7 @@
     </w:p>
     <w:p>
       <w:pPr>
-        <w:pStyle w:val="ListBullet"/>
+        <w:pStyle w:val="Commarcadores"/>
         <w:rPr>
           <w:rFonts w:ascii="Arial" w:hAnsi="Arial" w:cs="Arial"/>
           <w:sz w:val="24"/>
@@ -3221,7 +3221,7 @@
     </w:p>
     <w:p>
       <w:pPr>
-        <w:pStyle w:val="ListBullet"/>
+        <w:pStyle w:val="Commarcadores"/>
         <w:numPr>
           <w:ilvl w:val="0"/>
           <w:numId w:val="0"/>
@@ -3236,7 +3236,7 @@
     </w:p>
     <w:p>
       <w:pPr>
-        <w:pStyle w:val="ListBullet"/>
+        <w:pStyle w:val="Commarcadores"/>
         <w:numPr>
           <w:ilvl w:val="0"/>
           <w:numId w:val="0"/>
@@ -3300,7 +3300,7 @@
     </w:p>
     <w:p>
       <w:pPr>
-        <w:pStyle w:val="ListBullet"/>
+        <w:pStyle w:val="Commarcadores"/>
         <w:numPr>
           <w:ilvl w:val="0"/>
           <w:numId w:val="0"/>
@@ -3344,7 +3344,7 @@
     </w:p>
     <w:p>
       <w:pPr>
-        <w:pStyle w:val="ListBullet"/>
+        <w:pStyle w:val="Commarcadores"/>
         <w:rPr>
           <w:rFonts w:ascii="Arial" w:hAnsi="Arial" w:cs="Arial"/>
           <w:sz w:val="24"/>
@@ -3362,7 +3362,7 @@
     </w:p>
     <w:p>
       <w:pPr>
-        <w:pStyle w:val="ListBullet"/>
+        <w:pStyle w:val="Commarcadores"/>
         <w:numPr>
           <w:ilvl w:val="0"/>
           <w:numId w:val="0"/>
@@ -3377,7 +3377,7 @@
     </w:p>
     <w:p>
       <w:pPr>
-        <w:pStyle w:val="ListBullet"/>
+        <w:pStyle w:val="Commarcadores"/>
         <w:rPr>
           <w:rFonts w:ascii="Arial" w:hAnsi="Arial" w:cs="Arial"/>
           <w:color w:val="4F81BD" w:themeColor="accent1"/>
@@ -3519,7 +3519,7 @@
     </w:p>
     <w:p>
       <w:pPr>
-        <w:pStyle w:val="ListBullet"/>
+        <w:pStyle w:val="Commarcadores"/>
         <w:rPr>
           <w:rFonts w:ascii="Arial" w:hAnsi="Arial" w:cs="Arial"/>
           <w:color w:val="4F81BD" w:themeColor="accent1"/>
@@ -3561,7 +3561,7 @@
     </w:p>
     <w:p>
       <w:pPr>
-        <w:pStyle w:val="ListBullet"/>
+        <w:pStyle w:val="Commarcadores"/>
         <w:rPr>
           <w:rFonts w:ascii="Arial" w:hAnsi="Arial" w:cs="Arial"/>
           <w:color w:val="4F81BD" w:themeColor="accent1"/>
@@ -3704,7 +3704,7 @@
     </w:p>
     <w:p>
       <w:pPr>
-        <w:pStyle w:val="ListBullet"/>
+        <w:pStyle w:val="Commarcadores"/>
         <w:rPr>
           <w:rFonts w:ascii="Arial" w:hAnsi="Arial" w:cs="Arial"/>
           <w:color w:val="4F81BD" w:themeColor="accent1"/>
@@ -3746,7 +3746,7 @@
     </w:p>
     <w:p>
       <w:pPr>
-        <w:pStyle w:val="ListBullet"/>
+        <w:pStyle w:val="Commarcadores"/>
         <w:rPr>
           <w:rFonts w:ascii="Arial" w:hAnsi="Arial" w:cs="Arial"/>
           <w:color w:val="4F81BD" w:themeColor="accent1"/>
@@ -3888,7 +3888,7 @@
     </w:p>
     <w:p>
       <w:pPr>
-        <w:pStyle w:val="ListBullet"/>
+        <w:pStyle w:val="Commarcadores"/>
         <w:rPr>
           <w:rFonts w:ascii="Arial" w:hAnsi="Arial" w:cs="Arial"/>
           <w:color w:val="4F81BD" w:themeColor="accent1"/>
@@ -3930,7 +3930,7 @@
     </w:p>
     <w:p>
       <w:pPr>
-        <w:pStyle w:val="ListBullet"/>
+        <w:pStyle w:val="Commarcadores"/>
         <w:rPr>
           <w:rFonts w:ascii="Arial" w:hAnsi="Arial" w:cs="Arial"/>
           <w:color w:val="4F81BD" w:themeColor="accent1"/>
@@ -4072,7 +4072,7 @@
     </w:p>
     <w:p>
       <w:pPr>
-        <w:pStyle w:val="ListBullet"/>
+        <w:pStyle w:val="Commarcadores"/>
         <w:rPr>
           <w:rFonts w:ascii="Arial" w:hAnsi="Arial" w:cs="Arial"/>
           <w:color w:val="4F81BD" w:themeColor="accent1"/>
@@ -4114,7 +4114,7 @@
     </w:p>
     <w:p>
       <w:pPr>
-        <w:pStyle w:val="ListBullet"/>
+        <w:pStyle w:val="Commarcadores"/>
         <w:rPr>
           <w:rFonts w:ascii="Arial" w:hAnsi="Arial" w:cs="Arial"/>
           <w:color w:val="4F81BD" w:themeColor="accent1"/>
@@ -4256,7 +4256,7 @@
     </w:p>
     <w:p>
       <w:pPr>
-        <w:pStyle w:val="ListBullet"/>
+        <w:pStyle w:val="Commarcadores"/>
         <w:rPr>
           <w:rFonts w:ascii="Arial" w:hAnsi="Arial" w:cs="Arial"/>
           <w:color w:val="4F81BD" w:themeColor="accent1"/>
@@ -4298,7 +4298,7 @@
     </w:p>
     <w:p>
       <w:pPr>
-        <w:pStyle w:val="ListBullet"/>
+        <w:pStyle w:val="Commarcadores"/>
         <w:rPr>
           <w:rFonts w:ascii="Arial" w:hAnsi="Arial" w:cs="Arial"/>
           <w:color w:val="4F81BD" w:themeColor="accent1"/>
@@ -4440,7 +4440,7 @@
     </w:p>
     <w:p>
       <w:pPr>
-        <w:pStyle w:val="ListBullet"/>
+        <w:pStyle w:val="Commarcadores"/>
         <w:rPr>
           <w:rFonts w:ascii="Arial" w:hAnsi="Arial" w:cs="Arial"/>
           <w:color w:val="4F81BD" w:themeColor="accent1"/>
@@ -4482,7 +4482,7 @@
     </w:p>
     <w:p>
       <w:pPr>
-        <w:pStyle w:val="ListBullet"/>
+        <w:pStyle w:val="Commarcadores"/>
         <w:rPr>
           <w:rFonts w:ascii="Arial" w:hAnsi="Arial" w:cs="Arial"/>
           <w:color w:val="4F81BD" w:themeColor="accent1"/>
@@ -4624,7 +4624,7 @@
     </w:p>
     <w:p>
       <w:pPr>
-        <w:pStyle w:val="ListBullet"/>
+        <w:pStyle w:val="Commarcadores"/>
         <w:numPr>
           <w:ilvl w:val="0"/>
           <w:numId w:val="0"/>
@@ -4638,7 +4638,7 @@
     </w:p>
     <w:p>
       <w:pPr>
-        <w:pStyle w:val="ListBullet"/>
+        <w:pStyle w:val="Commarcadores"/>
         <w:rPr>
           <w:rFonts w:ascii="Arial" w:hAnsi="Arial" w:cs="Arial"/>
           <w:sz w:val="24"/>
@@ -4664,7 +4664,7 @@
     </w:p>
     <w:p>
       <w:pPr>
-        <w:pStyle w:val="ListBullet"/>
+        <w:pStyle w:val="Commarcadores"/>
         <w:numPr>
           <w:ilvl w:val="0"/>
           <w:numId w:val="0"/>
@@ -4702,7 +4702,7 @@
         <w:gridCol w:w="1020"/>
         <w:gridCol w:w="1020"/>
         <w:gridCol w:w="1020"/>
-        <w:gridCol w:w="1071"/>
+        <w:gridCol w:w="1072"/>
         <w:gridCol w:w="1020"/>
         <w:gridCol w:w="1020"/>
       </w:tblGrid>
@@ -6025,7 +6025,7 @@
     </w:tbl>
     <w:p>
       <w:pPr>
-        <w:pStyle w:val="ListBullet"/>
+        <w:pStyle w:val="Commarcadores"/>
         <w:numPr>
           <w:ilvl w:val="0"/>
           <w:numId w:val="0"/>
@@ -6040,7 +6040,7 @@
     </w:p>
     <w:p>
       <w:pPr>
-        <w:pStyle w:val="ListBullet"/>
+        <w:pStyle w:val="Commarcadores"/>
         <w:rPr>
           <w:rFonts w:ascii="Arial" w:hAnsi="Arial" w:cs="Arial"/>
           <w:sz w:val="24"/>
@@ -6074,7 +6074,7 @@
     </w:p>
     <w:p>
       <w:pPr>
-        <w:pStyle w:val="ListBullet"/>
+        <w:pStyle w:val="Commarcadores"/>
         <w:ind w:left="0"/>
       </w:pPr>
       <w:r>
@@ -6085,12 +6085,84 @@
           <w:szCs w:val="24"/>
         </w:rPr>
         <w:lastRenderedPageBreak/>
-        <w:t>Presentation (script): “Hello everyone. This is our spreadsheet. We use rows and columns to organize information. Here, we used formulas to calculate results automatically. For example, in this cell we add two numbers by using the formula =B1+C1. In this row we subtract using =B2-C2. We can also multiply with =B3*C3 and divide with =B4/C4. Finally, we used functions like SUM to calculate a total for several values at once, and AVERAGE to calculate the mean. The important point is that formulas update automatically when the numbers change, which helps IT teams avoid manual calculations and reduce mistakes.”</w:t>
+        <w:t xml:space="preserve">Presentation (script): “Hello everyone. This is </w:t>
+      </w:r>
+      <w:r>
+        <w:rPr>
+          <w:rFonts w:ascii="Arial" w:hAnsi="Arial" w:cs="Arial"/>
+          <w:color w:val="4F81BD"/>
+          <w:sz w:val="24"/>
+          <w:szCs w:val="24"/>
+        </w:rPr>
+        <w:t>my</w:t>
+      </w:r>
+      <w:r>
+        <w:rPr>
+          <w:rFonts w:ascii="Arial" w:hAnsi="Arial" w:cs="Arial"/>
+          <w:color w:val="4F81BD"/>
+          <w:sz w:val="24"/>
+          <w:szCs w:val="24"/>
+        </w:rPr>
+        <w:t xml:space="preserve"> spreadsheet. </w:t>
+      </w:r>
+      <w:r>
+        <w:rPr>
+          <w:rFonts w:ascii="Arial" w:hAnsi="Arial" w:cs="Arial"/>
+          <w:color w:val="4F81BD"/>
+          <w:sz w:val="24"/>
+          <w:szCs w:val="24"/>
+        </w:rPr>
+        <w:t>I</w:t>
+      </w:r>
+      <w:r>
+        <w:rPr>
+          <w:rFonts w:ascii="Arial" w:hAnsi="Arial" w:cs="Arial"/>
+          <w:color w:val="4F81BD"/>
+          <w:sz w:val="24"/>
+          <w:szCs w:val="24"/>
+        </w:rPr>
+        <w:t xml:space="preserve"> use</w:t>
+      </w:r>
+      <w:r>
+        <w:rPr>
+          <w:rFonts w:ascii="Arial" w:hAnsi="Arial" w:cs="Arial"/>
+          <w:color w:val="4F81BD"/>
+          <w:sz w:val="24"/>
+          <w:szCs w:val="24"/>
+        </w:rPr>
+        <w:t>d</w:t>
+      </w:r>
+      <w:r>
+        <w:rPr>
+          <w:rFonts w:ascii="Arial" w:hAnsi="Arial" w:cs="Arial"/>
+          <w:color w:val="4F81BD"/>
+          <w:sz w:val="24"/>
+          <w:szCs w:val="24"/>
+        </w:rPr>
+        <w:t xml:space="preserve"> rows and columns to </w:t>
+      </w:r>
+      <w:r>
+        <w:rPr>
+          <w:rFonts w:ascii="Arial" w:hAnsi="Arial" w:cs="Arial"/>
+          <w:color w:val="4F81BD"/>
+          <w:sz w:val="24"/>
+          <w:szCs w:val="24"/>
+        </w:rPr>
+        <w:t>demonstrate some functions on excel</w:t>
+      </w:r>
+      <w:r>
+        <w:rPr>
+          <w:rFonts w:ascii="Arial" w:hAnsi="Arial" w:cs="Arial"/>
+          <w:color w:val="4F81BD"/>
+          <w:sz w:val="24"/>
+          <w:szCs w:val="24"/>
+        </w:rPr>
+        <w:t>. Here, we used formulas to calculate results automatically. For example, in this cell we add two numbers by using the formula =B1+C1. In this row we subtract using =B2-C2. We can also multiply with =B3*C3 and divide with =B4/C4. Finally, we used functions like SUM to calculate a total for several values at once, and AVERAGE to calculate the mean. The important point is that formulas update automatically when the numbers change, which helps IT teams avoid manual calculations and reduce mistakes.”</w:t>
       </w:r>
     </w:p>
     <w:p>
       <w:pPr>
-        <w:pStyle w:val="Heading1"/>
+        <w:pStyle w:val="Ttulo1"/>
         <w:rPr>
           <w:rFonts w:ascii="Arial" w:hAnsi="Arial" w:cs="Arial"/>
           <w:color w:val="auto"/>
@@ -6128,7 +6200,7 @@
     </w:p>
     <w:p>
       <w:pPr>
-        <w:pStyle w:val="ListBullet"/>
+        <w:pStyle w:val="Commarcadores"/>
         <w:rPr>
           <w:rFonts w:ascii="Arial" w:hAnsi="Arial" w:cs="Arial"/>
           <w:sz w:val="24"/>
@@ -6146,7 +6218,7 @@
     </w:p>
     <w:p>
       <w:pPr>
-        <w:pStyle w:val="ListBullet"/>
+        <w:pStyle w:val="Commarcadores"/>
         <w:ind w:left="0"/>
       </w:pPr>
       <w:r>
@@ -6156,12 +6228,86 @@
           <w:sz w:val="24"/>
           <w:szCs w:val="24"/>
         </w:rPr>
-        <w:t>A database is an organized collection of information stored electronically so it can be saved, updated, searched, and protected. Instead of keeping data scattered across many files, a database stores it in a structured way, which helps applications retrieve the right information quickly and consistently.</w:t>
+        <w:t>A database is an organized collection of information stored electronically</w:t>
+      </w:r>
+      <w:r>
+        <w:rPr>
+          <w:rFonts w:ascii="Arial" w:hAnsi="Arial" w:cs="Arial"/>
+          <w:color w:val="4F81BD"/>
+          <w:sz w:val="24"/>
+          <w:szCs w:val="24"/>
+        </w:rPr>
+        <w:t>, mostly on a computer,</w:t>
+      </w:r>
+      <w:r>
+        <w:rPr>
+          <w:rFonts w:ascii="Arial" w:hAnsi="Arial" w:cs="Arial"/>
+          <w:color w:val="4F81BD"/>
+          <w:sz w:val="24"/>
+          <w:szCs w:val="24"/>
+        </w:rPr>
+        <w:t xml:space="preserve"> so it can be saved, updated, searched, and protected. Instead of keeping data scattered across many files</w:t>
+      </w:r>
+      <w:r>
+        <w:rPr>
+          <w:rFonts w:ascii="Arial" w:hAnsi="Arial" w:cs="Arial"/>
+          <w:color w:val="4F81BD"/>
+          <w:sz w:val="24"/>
+          <w:szCs w:val="24"/>
+        </w:rPr>
+        <w:t xml:space="preserve"> or </w:t>
+      </w:r>
+      <w:proofErr w:type="spellStart"/>
+      <w:r>
+        <w:rPr>
+          <w:rFonts w:ascii="Arial" w:hAnsi="Arial" w:cs="Arial"/>
+          <w:color w:val="4F81BD"/>
+          <w:sz w:val="24"/>
+          <w:szCs w:val="24"/>
+        </w:rPr>
+        <w:t>phiscyal</w:t>
+      </w:r>
+      <w:proofErr w:type="spellEnd"/>
+      <w:r>
+        <w:rPr>
+          <w:rFonts w:ascii="Arial" w:hAnsi="Arial" w:cs="Arial"/>
+          <w:color w:val="4F81BD"/>
+          <w:sz w:val="24"/>
+          <w:szCs w:val="24"/>
+        </w:rPr>
+        <w:t xml:space="preserve"> paper</w:t>
+      </w:r>
+      <w:r>
+        <w:rPr>
+          <w:rFonts w:ascii="Arial" w:hAnsi="Arial" w:cs="Arial"/>
+          <w:color w:val="4F81BD"/>
+          <w:sz w:val="24"/>
+          <w:szCs w:val="24"/>
+        </w:rPr>
+        <w:t>, a database stores it in a structured way</w:t>
+      </w:r>
+      <w:r>
+        <w:rPr>
+          <w:rFonts w:ascii="Arial" w:hAnsi="Arial" w:cs="Arial"/>
+          <w:color w:val="4F81BD"/>
+          <w:sz w:val="24"/>
+          <w:szCs w:val="24"/>
+        </w:rPr>
+        <w:t xml:space="preserve"> digitally</w:t>
+      </w:r>
+      <w:r>
+        <w:rPr>
+          <w:rFonts w:ascii="Arial" w:hAnsi="Arial" w:cs="Arial"/>
+          <w:color w:val="4F81BD"/>
+          <w:sz w:val="24"/>
+          <w:szCs w:val="24"/>
+        </w:rPr>
+        <w:t>, which helps applications retrieve the right information quickly and consistently.</w:t>
       </w:r>
     </w:p>
     <w:p>
       <w:pPr>
-        <w:pStyle w:val="ListBullet"/>
+        <w:pStyle w:val="Commarcadores"/>
         <w:rPr>
           <w:rFonts w:ascii="Arial" w:hAnsi="Arial" w:cs="Arial"/>
           <w:sz w:val="24"/>
@@ -6179,40 +6325,157 @@
     </w:p>
     <w:p>
       <w:pPr>
-        <w:pStyle w:val="ListBullet"/>
-        <w:rPr>
-          <w:rFonts w:ascii="Arial" w:hAnsi="Arial" w:cs="Arial"/>
-          <w:sz w:val="24"/>
-          <w:szCs w:val="24"/>
-        </w:rPr>
-      </w:pPr>
-      <w:r>
-        <w:rPr>
-          <w:b/>
+        <w:pStyle w:val="Commarcadores"/>
+        <w:rPr>
+          <w:rFonts w:ascii="Arial" w:hAnsi="Arial" w:cs="Arial"/>
+          <w:sz w:val="24"/>
+          <w:szCs w:val="24"/>
+        </w:rPr>
+      </w:pPr>
+      <w:r>
+        <w:rPr>
+          <w:rFonts w:ascii="Arial" w:hAnsi="Arial" w:cs="Arial"/>
           <w:bCs/>
+          <w:color w:val="4F81BD" w:themeColor="accent1"/>
+          <w:sz w:val="24"/>
+          <w:szCs w:val="24"/>
+          <w14:shadow w14:blurRad="38100" w14:dist="25400" w14:dir="5400000" w14:sx="100000" w14:sy="100000" w14:kx="0" w14:ky="0" w14:algn="ctr">
+            <w14:srgbClr w14:val="6E747A">
+              <w14:alpha w14:val="57000"/>
+            </w14:srgbClr>
+          </w14:shadow>
+          <w14:textOutline w14:w="0" w14:cap="flat" w14:cmpd="sng" w14:algn="ctr">
+            <w14:noFill/>
+            <w14:prstDash w14:val="solid"/>
+            <w14:round/>
+          </w14:textOutline>
         </w:rPr>
         <w:t>Table</w:t>
       </w:r>
       <w:r>
+        <w:rPr>
+          <w:rFonts w:ascii="Arial" w:hAnsi="Arial" w:cs="Arial"/>
+          <w:bCs/>
+          <w:color w:val="4F81BD" w:themeColor="accent1"/>
+          <w:sz w:val="24"/>
+          <w:szCs w:val="24"/>
+          <w14:shadow w14:blurRad="38100" w14:dist="25400" w14:dir="5400000" w14:sx="100000" w14:sy="100000" w14:kx="0" w14:ky="0" w14:algn="ctr">
+            <w14:srgbClr w14:val="6E747A">
+              <w14:alpha w14:val="57000"/>
+            </w14:srgbClr>
+          </w14:shadow>
+          <w14:textOutline w14:w="0" w14:cap="flat" w14:cmpd="sng" w14:algn="ctr">
+            <w14:noFill/>
+            <w14:prstDash w14:val="solid"/>
+            <w14:round/>
+          </w14:textOutline>
+        </w:rPr>
+        <w:t xml:space="preserve"> - </w:t>
+      </w:r>
+      <w:proofErr w:type="spellStart"/>
+      <w:r>
+        <w:rPr>
+          <w:rFonts w:ascii="Arial" w:hAnsi="Arial" w:cs="Arial"/>
+          <w:bCs/>
+          <w:color w:val="4F81BD" w:themeColor="accent1"/>
+          <w:sz w:val="24"/>
+          <w:szCs w:val="24"/>
+          <w14:shadow w14:blurRad="38100" w14:dist="25400" w14:dir="5400000" w14:sx="100000" w14:sy="100000" w14:kx="0" w14:ky="0" w14:algn="ctr">
+            <w14:srgbClr w14:val="6E747A">
+              <w14:alpha w14:val="57000"/>
+            </w14:srgbClr>
+          </w14:shadow>
+          <w14:textOutline w14:w="0" w14:cap="flat" w14:cmpd="sng" w14:algn="ctr">
+            <w14:noFill/>
+            <w14:prstDash w14:val="solid"/>
+            <w14:round/>
+          </w14:textOutline>
+        </w:rPr>
+        <w:t>tabela</w:t>
+      </w:r>
+      <w:proofErr w:type="spellEnd"/>
+      <w:r>
+        <w:rPr>
+          <w:rFonts w:ascii="Arial" w:hAnsi="Arial" w:cs="Arial"/>
+          <w:color w:val="4F81BD" w:themeColor="accent1"/>
+          <w:sz w:val="24"/>
+          <w:szCs w:val="24"/>
+          <w14:shadow w14:blurRad="38100" w14:dist="25400" w14:dir="5400000" w14:sx="100000" w14:sy="100000" w14:kx="0" w14:ky="0" w14:algn="ctr">
+            <w14:srgbClr w14:val="6E747A">
+              <w14:alpha w14:val="57000"/>
+            </w14:srgbClr>
+          </w14:shadow>
+          <w14:textOutline w14:w="0" w14:cap="flat" w14:cmpd="sng" w14:algn="ctr">
+            <w14:noFill/>
+            <w14:prstDash w14:val="solid"/>
+            <w14:round/>
+          </w14:textOutline>
+        </w:rPr>
         <w:t>: a structured set of data in a database, usually like a spreadsheet with rows and columns.</w:t>
       </w:r>
       <w:r>
+        <w:rPr>
+          <w:rFonts w:ascii="Arial" w:hAnsi="Arial" w:cs="Arial"/>
+          <w:color w:val="4F81BD" w:themeColor="accent1"/>
+          <w:sz w:val="24"/>
+          <w:szCs w:val="24"/>
+          <w14:shadow w14:blurRad="38100" w14:dist="25400" w14:dir="5400000" w14:sx="100000" w14:sy="100000" w14:kx="0" w14:ky="0" w14:algn="ctr">
+            <w14:srgbClr w14:val="6E747A">
+              <w14:alpha w14:val="57000"/>
+            </w14:srgbClr>
+          </w14:shadow>
+          <w14:textOutline w14:w="0" w14:cap="flat" w14:cmpd="sng" w14:algn="ctr">
+            <w14:noFill/>
+            <w14:prstDash w14:val="solid"/>
+            <w14:round/>
+          </w14:textOutline>
+        </w:rPr>
         <w:br/>
       </w:r>
       <w:r>
         <w:rPr>
+          <w:rFonts w:ascii="Arial" w:hAnsi="Arial" w:cs="Arial"/>
           <w:i/>
           <w:iCs/>
+          <w:color w:val="4F81BD" w:themeColor="accent1"/>
+          <w:sz w:val="24"/>
+          <w:szCs w:val="24"/>
+          <w14:shadow w14:blurRad="38100" w14:dist="25400" w14:dir="5400000" w14:sx="100000" w14:sy="100000" w14:kx="0" w14:ky="0" w14:algn="ctr">
+            <w14:srgbClr w14:val="6E747A">
+              <w14:alpha w14:val="57000"/>
+            </w14:srgbClr>
+          </w14:shadow>
+          <w14:textOutline w14:w="0" w14:cap="flat" w14:cmpd="sng" w14:algn="ctr">
+            <w14:noFill/>
+            <w14:prstDash w14:val="solid"/>
+            <w14:round/>
+          </w14:textOutline>
         </w:rPr>
         <w:t>Example:</w:t>
       </w:r>
       <w:r>
+        <w:rPr>
+          <w:rFonts w:ascii="Arial" w:hAnsi="Arial" w:cs="Arial"/>
+          <w:color w:val="4F81BD" w:themeColor="accent1"/>
+          <w:sz w:val="24"/>
+          <w:szCs w:val="24"/>
+          <w14:shadow w14:blurRad="38100" w14:dist="25400" w14:dir="5400000" w14:sx="100000" w14:sy="100000" w14:kx="0" w14:ky="0" w14:algn="ctr">
+            <w14:srgbClr w14:val="6E747A">
+              <w14:alpha w14:val="57000"/>
+            </w14:srgbClr>
+          </w14:shadow>
+          <w14:textOutline w14:w="0" w14:cap="flat" w14:cmpd="sng" w14:algn="ctr">
+            <w14:noFill/>
+            <w14:prstDash w14:val="solid"/>
+            <w14:round/>
+          </w14:textOutline>
+        </w:rPr>
         <w:t xml:space="preserve"> A “Users” table.</w:t>
       </w:r>
     </w:p>
     <w:p>
       <w:pPr>
-        <w:pStyle w:val="ListBullet"/>
+        <w:pStyle w:val="Commarcadores"/>
         <w:numPr>
           <w:ilvl w:val="0"/>
           <w:numId w:val="22"/>
@@ -6220,8 +6483,10 @@
         <w:ind w:left="1080"/>
         <w:contextualSpacing w:val="0"/>
         <w:rPr>
-          <w:rFonts w:eastAsia="Times New Roman"/>
+          <w:rFonts w:ascii="Arial" w:eastAsia="Times New Roman" w:hAnsi="Arial" w:cs="Arial"/>
           <w:color w:val="4F81BD"/>
+          <w:sz w:val="24"/>
+          <w:szCs w:val="24"/>
         </w:rPr>
       </w:pPr>
       <w:r>
@@ -6233,7 +6498,61 @@
           <w:sz w:val="24"/>
           <w:szCs w:val="24"/>
         </w:rPr>
-        <w:t>Record (row)</w:t>
+        <w:t>Record (</w:t>
+      </w:r>
+      <w:proofErr w:type="spellStart"/>
+      <w:r>
+        <w:rPr>
+          <w:rFonts w:ascii="Arial" w:eastAsia="Times New Roman" w:hAnsi="Arial" w:cs="Arial"/>
+          <w:b/>
+          <w:bCs/>
+          <w:color w:val="4F81BD"/>
+          <w:sz w:val="24"/>
+          <w:szCs w:val="24"/>
+        </w:rPr>
+        <w:t>compelte</w:t>
+      </w:r>
+      <w:proofErr w:type="spellEnd"/>
+      <w:r>
+        <w:rPr>
+          <w:rFonts w:ascii="Arial" w:eastAsia="Times New Roman" w:hAnsi="Arial" w:cs="Arial"/>
+          <w:b/>
+          <w:bCs/>
+          <w:color w:val="4F81BD"/>
+          <w:sz w:val="24"/>
+          <w:szCs w:val="24"/>
+        </w:rPr>
+        <w:t xml:space="preserve"> horizontal </w:t>
+      </w:r>
+      <w:r>
+        <w:rPr>
+          <w:rFonts w:ascii="Arial" w:eastAsia="Times New Roman" w:hAnsi="Arial" w:cs="Arial"/>
+          <w:b/>
+          <w:bCs/>
+          <w:color w:val="4F81BD"/>
+          <w:sz w:val="24"/>
+          <w:szCs w:val="24"/>
+        </w:rPr>
+        <w:t>row)</w:t>
+      </w:r>
+      <w:r>
+        <w:rPr>
+          <w:rFonts w:ascii="Arial" w:eastAsia="Times New Roman" w:hAnsi="Arial" w:cs="Arial"/>
+          <w:b/>
+          <w:bCs/>
+          <w:color w:val="4F81BD"/>
+          <w:sz w:val="24"/>
+          <w:szCs w:val="24"/>
+        </w:rPr>
+        <w:t xml:space="preserve"> c</w:t>
+      </w:r>
+      <w:r>
+        <w:rPr>
+          <w:rFonts w:ascii="Arial" w:hAnsi="Arial" w:cs="Arial"/>
+          <w:color w:val="EEF0FF"/>
+          <w:shd w:val="clear" w:color="auto" w:fill="1F1F1F"/>
+        </w:rPr>
+        <w:t>omplete horizontal row of related data within a database or structured table</w:t>
       </w:r>
       <w:r>
         <w:rPr>
@@ -6276,7 +6595,7 @@
     </w:p>
     <w:p>
       <w:pPr>
-        <w:pStyle w:val="ListBullet"/>
+        <w:pStyle w:val="Commarcadores"/>
         <w:numPr>
           <w:ilvl w:val="0"/>
           <w:numId w:val="22"/>
@@ -6284,8 +6603,10 @@
         <w:ind w:left="1080"/>
         <w:contextualSpacing w:val="0"/>
         <w:rPr>
-          <w:rFonts w:eastAsia="Times New Roman"/>
+          <w:rFonts w:ascii="Arial" w:eastAsia="Times New Roman" w:hAnsi="Arial" w:cs="Arial"/>
           <w:color w:val="4F81BD"/>
+          <w:sz w:val="24"/>
+          <w:szCs w:val="24"/>
         </w:rPr>
       </w:pPr>
       <w:r>
@@ -6297,7 +6618,29 @@
           <w:sz w:val="24"/>
           <w:szCs w:val="24"/>
         </w:rPr>
-        <w:t>Field (column)</w:t>
+        <w:t>Field (</w:t>
+      </w:r>
+      <w:r>
+        <w:rPr>
+          <w:rFonts w:ascii="Arial" w:eastAsia="Times New Roman" w:hAnsi="Arial" w:cs="Arial"/>
+          <w:b/>
+          <w:bCs/>
+          <w:color w:val="4F81BD"/>
+          <w:sz w:val="24"/>
+          <w:szCs w:val="24"/>
+        </w:rPr>
+        <w:t xml:space="preserve">vertical - </w:t>
+      </w:r>
+      <w:r>
+        <w:rPr>
+          <w:rFonts w:ascii="Arial" w:eastAsia="Times New Roman" w:hAnsi="Arial" w:cs="Arial"/>
+          <w:b/>
+          <w:bCs/>
+          <w:color w:val="4F81BD"/>
+          <w:sz w:val="24"/>
+          <w:szCs w:val="24"/>
+        </w:rPr>
+        <w:t>column)</w:t>
       </w:r>
       <w:r>
         <w:rPr>
@@ -6377,10 +6720,35 @@
         </w:rPr>
         <w:t>.</w:t>
       </w:r>
+      <w:r>
+        <w:rPr>
+          <w:rFonts w:ascii="Arial" w:eastAsia="Times New Roman" w:hAnsi="Arial" w:cs="Arial"/>
+          <w:color w:val="4F81BD"/>
+          <w:sz w:val="24"/>
+          <w:szCs w:val="24"/>
+        </w:rPr>
+        <w:t xml:space="preserve"> </w:t>
+      </w:r>
+      <w:r>
+        <w:rPr>
+          <w:rFonts w:ascii="Arial" w:hAnsi="Arial" w:cs="Arial"/>
+          <w:color w:val="0A0A0A"/>
+          <w:shd w:val="clear" w:color="auto" w:fill="FFFFFF"/>
+        </w:rPr>
+        <w:t> is </w:t>
+      </w:r>
+      <w:r>
+        <w:t xml:space="preserve">a specific category of information (an attribute) represented as a vertical column in a </w:t>
+      </w:r>
+      <w:proofErr w:type="gramStart"/>
+      <w:r>
+        <w:t>dataset</w:t>
+      </w:r>
+      <w:proofErr w:type="gramEnd"/>
     </w:p>
     <w:p>
       <w:pPr>
-        <w:pStyle w:val="ListBullet"/>
+        <w:pStyle w:val="Commarcadores"/>
         <w:numPr>
           <w:ilvl w:val="0"/>
           <w:numId w:val="22"/>
@@ -6388,8 +6756,10 @@
         <w:ind w:left="1080"/>
         <w:contextualSpacing w:val="0"/>
         <w:rPr>
-          <w:rFonts w:eastAsia="Times New Roman"/>
+          <w:rFonts w:ascii="Arial" w:eastAsia="Times New Roman" w:hAnsi="Arial" w:cs="Arial"/>
           <w:color w:val="4F81BD"/>
+          <w:sz w:val="24"/>
+          <w:szCs w:val="24"/>
         </w:rPr>
       </w:pPr>
       <w:r>
@@ -6406,6 +6776,17 @@
       <w:r>
         <w:rPr>
           <w:rFonts w:ascii="Arial" w:eastAsia="Times New Roman" w:hAnsi="Arial" w:cs="Arial"/>
+          <w:b/>
+          <w:bCs/>
+          <w:color w:val="4F81BD"/>
+          <w:sz w:val="24"/>
+          <w:szCs w:val="24"/>
+        </w:rPr>
+        <w:t xml:space="preserve"> (consulta)</w:t>
+      </w:r>
+      <w:r>
+        <w:rPr>
+          <w:rFonts w:ascii="Arial" w:eastAsia="Times New Roman" w:hAnsi="Arial" w:cs="Arial"/>
           <w:color w:val="4F81BD"/>
           <w:sz w:val="24"/>
           <w:szCs w:val="24"/>
@@ -6444,7 +6825,7 @@
     </w:p>
     <w:p>
       <w:pPr>
-        <w:pStyle w:val="ListBullet"/>
+        <w:pStyle w:val="Commarcadores"/>
         <w:numPr>
           <w:ilvl w:val="0"/>
           <w:numId w:val="22"/>
@@ -6452,8 +6833,10 @@
         <w:ind w:left="1080"/>
         <w:contextualSpacing w:val="0"/>
         <w:rPr>
-          <w:rFonts w:eastAsia="Times New Roman"/>
+          <w:rFonts w:ascii="Arial" w:eastAsia="Times New Roman" w:hAnsi="Arial" w:cs="Arial"/>
           <w:color w:val="4F81BD"/>
+          <w:sz w:val="24"/>
+          <w:szCs w:val="24"/>
         </w:rPr>
       </w:pPr>
       <w:r>
@@ -6483,6 +6866,30 @@
           <w:sz w:val="24"/>
           <w:szCs w:val="24"/>
         </w:rPr>
+        <w:t xml:space="preserve"> </w:t>
+      </w:r>
+      <w:r>
+        <w:rPr>
+          <w:rStyle w:val="nfase"/>
+          <w:rFonts w:ascii="Arial" w:hAnsi="Arial" w:cs="Arial"/>
+          <w:b/>
+          <w:bCs/>
+          <w:i w:val="0"/>
+          <w:iCs w:val="0"/>
+          <w:color w:val="767676"/>
+          <w:sz w:val="21"/>
+          <w:szCs w:val="21"/>
+          <w:shd w:val="clear" w:color="auto" w:fill="FFFFFF"/>
+        </w:rPr>
+        <w:t>magnetic, optical or mechanical media that records and preserves digital information</w:t>
+      </w:r>
+      <w:r>
+        <w:rPr>
+          <w:rFonts w:ascii="Arial" w:eastAsia="Times New Roman" w:hAnsi="Arial" w:cs="Arial"/>
+          <w:color w:val="4F81BD"/>
+          <w:sz w:val="24"/>
+          <w:szCs w:val="24"/>
+        </w:rPr>
         <w:br/>
       </w:r>
       <w:r>
@@ -6508,7 +6915,7 @@
     </w:p>
     <w:p>
       <w:pPr>
-        <w:pStyle w:val="ListBullet"/>
+        <w:pStyle w:val="Commarcadores"/>
         <w:rPr>
           <w:rFonts w:ascii="Arial" w:hAnsi="Arial" w:cs="Arial"/>
           <w:sz w:val="24"/>
@@ -6534,7 +6941,7 @@
     </w:p>
     <w:p>
       <w:pPr>
-        <w:pStyle w:val="ListBullet"/>
+        <w:pStyle w:val="Commarcadores"/>
         <w:ind w:left="0"/>
       </w:pPr>
       <w:r>
@@ -6544,7 +6951,8 @@
           <w:sz w:val="24"/>
           <w:szCs w:val="24"/>
         </w:rPr>
-        <w:t xml:space="preserve">Research answer: Email systems use databases to store message metadata (sender, recipient, subject, date, read/unread), folders/labels, contacts, and sometimes indexes for search; the actual message content and attachments may be stored in dedicated storage but referenced from the database. Websites use databases to store user accounts, login credentials (as password hashes), profiles, posts/comments, orders, and session or audit data. Mobile apps often use a local database (like SQLite) to store settings, cached content, and offline </w:t>
+        <w:lastRenderedPageBreak/>
+        <w:t xml:space="preserve">Research answer: Email systems use databases to store message metadata (sender, recipient, subject, date, read/unread), folders/labels, contacts, and sometimes indexes for search; the actual message content and attachments may be stored in dedicated storage but referenced from the database. </w:t>
       </w:r>
       <w:r>
         <w:rPr>
@@ -6553,31 +6961,29 @@
           <w:sz w:val="24"/>
           <w:szCs w:val="24"/>
         </w:rPr>
-        <w:lastRenderedPageBreak/>
-        <w:t>data, then sync that data to a cloud database so the same account works across devices.</w:t>
+        <w:t xml:space="preserve"> </w:t>
+      </w:r>
+      <w:r>
+        <w:rPr>
+          <w:rFonts w:ascii="Arial" w:hAnsi="Arial" w:cs="Arial"/>
+          <w:color w:val="001D35"/>
+          <w:shd w:val="clear" w:color="auto" w:fill="FFFFFF"/>
+        </w:rPr>
+        <w:t>relational databases like MySQL, PostgreSQL, or MariaDB</w:t>
       </w:r>
     </w:p>
     <w:p>
       <w:pPr>
-        <w:pStyle w:val="ListBullet"/>
-        <w:rPr>
-          <w:rFonts w:ascii="Arial" w:hAnsi="Arial" w:cs="Arial"/>
-          <w:sz w:val="24"/>
-          <w:szCs w:val="24"/>
-        </w:rPr>
-      </w:pPr>
-      <w:r>
-        <w:rPr>
-          <w:rFonts w:ascii="Arial" w:hAnsi="Arial" w:cs="Arial"/>
-          <w:sz w:val="24"/>
-          <w:szCs w:val="24"/>
-        </w:rPr>
-        <w:t>Presentation: Explain how information is organized in databases.</w:t>
-      </w:r>
+        <w:pStyle w:val="Commarcadores"/>
+        <w:numPr>
+          <w:ilvl w:val="0"/>
+          <w:numId w:val="0"/>
+        </w:numPr>
+      </w:pPr>
     </w:p>
     <w:p>
       <w:pPr>
-        <w:pStyle w:val="ListBullet"/>
+        <w:pStyle w:val="Commarcadores"/>
         <w:ind w:left="0"/>
       </w:pPr>
       <w:r>
@@ -6587,115 +6993,476 @@
           <w:sz w:val="24"/>
           <w:szCs w:val="24"/>
         </w:rPr>
-        <w:t xml:space="preserve">Presentation (script): “A database organizes information by using tables. Each table is like a spreadsheet: columns are fields that describe attributes, and rows are records that represent one item. For example, a ‘Users’ table can have fields like id, name, email, and </w:t>
+        <w:t>Websites use databases to store user accounts, login credentials (as password hashes), profiles, posts/comments, orders, and session or audit data.</w:t>
+      </w:r>
+      <w:r>
+        <w:rPr>
+          <w:rFonts w:ascii="Arial" w:hAnsi="Arial" w:cs="Arial"/>
+          <w:color w:val="4F81BD"/>
+          <w:sz w:val="24"/>
+          <w:szCs w:val="24"/>
+        </w:rPr>
+        <w:t xml:space="preserve"> r</w:t>
+      </w:r>
+      <w:r>
+        <w:rPr>
+          <w:rFonts w:ascii="Arial" w:hAnsi="Arial" w:cs="Arial"/>
+          <w:color w:val="001D35"/>
+          <w:shd w:val="clear" w:color="auto" w:fill="FFFFFF"/>
+        </w:rPr>
+        <w:t>elational databases (SQL) like </w:t>
+      </w:r>
+      <w:r>
+        <w:rPr>
+          <w:rStyle w:val="Forte"/>
+          <w:rFonts w:ascii="Arial" w:hAnsi="Arial" w:cs="Arial"/>
+          <w:color w:val="001D35"/>
+          <w:shd w:val="clear" w:color="auto" w:fill="FFFFFF"/>
+        </w:rPr>
+        <w:t>MySQL</w:t>
+      </w:r>
+      <w:r>
+        <w:rPr>
+          <w:rFonts w:ascii="Arial" w:hAnsi="Arial" w:cs="Arial"/>
+          <w:color w:val="001D35"/>
+          <w:shd w:val="clear" w:color="auto" w:fill="FFFFFF"/>
+        </w:rPr>
+        <w:t> and </w:t>
       </w:r>
       <w:proofErr w:type="spellStart"/>
       <w:r>
         <w:rPr>
+          <w:rStyle w:val="Forte"/>
+          <w:rFonts w:ascii="Arial" w:hAnsi="Arial" w:cs="Arial"/>
+          <w:color w:val="001D35"/>
+          <w:shd w:val="clear" w:color="auto" w:fill="FFFFFF"/>
+        </w:rPr>
+        <w:t>PostgreSQ</w:t>
+      </w:r>
+      <w:proofErr w:type="spellEnd"/>
+      <w:r>
+        <w:rPr>
           <w:rFonts w:ascii="Arial" w:hAnsi="Arial" w:cs="Arial"/>
           <w:color w:val="4F81BD"/>
           <w:sz w:val="24"/>
           <w:szCs w:val="24"/>
         </w:rPr>
-        <w:t>password_hash</w:t>
-      </w:r>
-      <w:proofErr w:type="spellEnd"/>
-      <w:r>
-        <w:rPr>
-          <w:rFonts w:ascii="Arial" w:hAnsi="Arial" w:cs="Arial"/>
-          <w:color w:val="4F81BD"/>
-          <w:sz w:val="24"/>
-          <w:szCs w:val="24"/>
-        </w:rPr>
-        <w:t xml:space="preserve">, and each row is one user. To find information, the system runs a query, such as ‘select all messages where </w:t>
-      </w:r>
-      <w:proofErr w:type="spellStart"/>
-      <w:r>
-        <w:rPr>
-          <w:rFonts w:ascii="Arial" w:hAnsi="Arial" w:cs="Arial"/>
-          <w:color w:val="4F81BD"/>
-          <w:sz w:val="24"/>
-          <w:szCs w:val="24"/>
-        </w:rPr>
-        <w:t>user_id</w:t>
-      </w:r>
-      <w:proofErr w:type="spellEnd"/>
-      <w:r>
-        <w:rPr>
-          <w:rFonts w:ascii="Arial" w:hAnsi="Arial" w:cs="Arial"/>
-          <w:color w:val="4F81BD"/>
-          <w:sz w:val="24"/>
-          <w:szCs w:val="24"/>
-        </w:rPr>
-        <w:t xml:space="preserve"> = X and status = unread’. Because the data is structured, databases can search and update information quickly, keep it consistent, and protect it using permissions and backups.”</w:t>
+        <w:t xml:space="preserve"> </w:t>
       </w:r>
     </w:p>
     <w:p>
       <w:pPr>
-        <w:pStyle w:val="Heading1"/>
-        <w:rPr>
-          <w:rFonts w:ascii="Arial" w:hAnsi="Arial" w:cs="Arial"/>
-          <w:color w:val="auto"/>
-          <w:sz w:val="24"/>
-          <w:szCs w:val="24"/>
-        </w:rPr>
-      </w:pPr>
-      <w:r>
-        <w:rPr>
-          <w:rFonts w:ascii="Arial" w:hAnsi="Arial" w:cs="Arial"/>
-          <w:color w:val="auto"/>
-          <w:sz w:val="24"/>
-          <w:szCs w:val="24"/>
-        </w:rPr>
-        <w:t>4</w:t>
-      </w:r>
-      <w:r>
-        <w:rPr>
-          <w:rFonts w:ascii="Arial" w:hAnsi="Arial" w:cs="Arial"/>
-          <w:color w:val="auto"/>
-          <w:sz w:val="24"/>
-          <w:szCs w:val="24"/>
-        </w:rPr>
-        <w:t xml:space="preserve"> – Explaining Processes (by + -ing)</w:t>
-      </w:r>
+        <w:pStyle w:val="Commarcadores"/>
+        <w:numPr>
+          <w:ilvl w:val="0"/>
+          <w:numId w:val="0"/>
+        </w:numPr>
+      </w:pPr>
     </w:p>
     <w:p>
       <w:pPr>
-        <w:pStyle w:val="ListBullet"/>
-        <w:rPr>
-          <w:rFonts w:ascii="Arial" w:hAnsi="Arial" w:cs="Arial"/>
-          <w:sz w:val="24"/>
-          <w:szCs w:val="24"/>
-        </w:rPr>
-      </w:pPr>
-      <w:r>
-        <w:rPr>
-          <w:rFonts w:ascii="Arial" w:hAnsi="Arial" w:cs="Arial"/>
-          <w:sz w:val="24"/>
-          <w:szCs w:val="24"/>
-        </w:rPr>
-        <w:t>Grammar focus: Explaining processes (by + verb</w:t>
-      </w:r>
-      <w:r>
-        <w:rPr>
-          <w:rFonts w:ascii="Cambria Math" w:hAnsi="Cambria Math" w:cs="Cambria Math"/>
-          <w:sz w:val="24"/>
-          <w:szCs w:val="24"/>
-        </w:rPr>
-        <w:t>‑</w:t>
-      </w:r>
-      <w:r>
-        <w:rPr>
-          <w:rFonts w:ascii="Arial" w:hAnsi="Arial" w:cs="Arial"/>
-          <w:sz w:val="24"/>
-          <w:szCs w:val="24"/>
-        </w:rPr>
-        <w:t>ing).</w:t>
+        <w:pStyle w:val="Commarcadores"/>
+        <w:ind w:left="0"/>
+      </w:pPr>
+      <w:r>
+        <w:rPr>
+          <w:rFonts w:ascii="Arial" w:hAnsi="Arial" w:cs="Arial"/>
+          <w:color w:val="4F81BD"/>
+          <w:sz w:val="24"/>
+          <w:szCs w:val="24"/>
+        </w:rPr>
+        <w:t xml:space="preserve">Mobile apps often use a local database (like SQLite) to store settings, cached content, and offline data, then sync that data to a cloud database so the same account works across </w:t>
+      </w:r>
+      <w:proofErr w:type="spellStart"/>
+      <w:proofErr w:type="gramStart"/>
+      <w:r>
+        <w:rPr>
+          <w:rFonts w:ascii="Arial" w:hAnsi="Arial" w:cs="Arial"/>
+          <w:color w:val="4F81BD"/>
+          <w:sz w:val="24"/>
+          <w:szCs w:val="24"/>
+        </w:rPr>
+        <w:t>devices.</w:t>
+      </w:r>
+      <w:r>
+        <w:rPr>
+          <w:rFonts w:ascii="Arial" w:hAnsi="Arial" w:cs="Arial"/>
+          <w:color w:val="4F81BD"/>
+          <w:sz w:val="24"/>
+          <w:szCs w:val="24"/>
+        </w:rPr>
+        <w:t>google</w:t>
+      </w:r>
+      <w:proofErr w:type="spellEnd"/>
+      <w:proofErr w:type="gramEnd"/>
+      <w:r>
+        <w:rPr>
+          <w:rFonts w:ascii="Arial" w:hAnsi="Arial" w:cs="Arial"/>
+          <w:color w:val="4F81BD"/>
+          <w:sz w:val="24"/>
+          <w:szCs w:val="24"/>
+        </w:rPr>
+        <w:t xml:space="preserve"> firebase cloud</w:t>
       </w:r>
     </w:p>
     <w:p>
       <w:pPr>
-        <w:pStyle w:val="ListBullet"/>
+        <w:pStyle w:val="Commarcadores"/>
+        <w:numPr>
+          <w:ilvl w:val="0"/>
+          <w:numId w:val="0"/>
+        </w:numPr>
+      </w:pPr>
+    </w:p>
+    <w:p>
+      <w:pPr>
+        <w:pStyle w:val="Commarcadores"/>
+        <w:rPr>
+          <w:rFonts w:ascii="Arial" w:hAnsi="Arial" w:cs="Arial"/>
+          <w:sz w:val="24"/>
+          <w:szCs w:val="24"/>
+        </w:rPr>
+      </w:pPr>
+      <w:r>
+        <w:rPr>
+          <w:rFonts w:ascii="Arial" w:hAnsi="Arial" w:cs="Arial"/>
+          <w:sz w:val="24"/>
+          <w:szCs w:val="24"/>
+        </w:rPr>
+        <w:t>Presentation: Explain how information is organized in databases.</w:t>
+      </w:r>
+    </w:p>
+    <w:p>
+      <w:pPr>
+        <w:pStyle w:val="PargrafodaLista"/>
+        <w:rPr>
+          <w:rFonts w:ascii="Arial" w:hAnsi="Arial" w:cs="Arial"/>
+          <w:sz w:val="24"/>
+          <w:szCs w:val="24"/>
+        </w:rPr>
+      </w:pPr>
+    </w:p>
+    <w:p>
+      <w:pPr>
+        <w:pStyle w:val="Commarcadores"/>
+        <w:numPr>
+          <w:ilvl w:val="0"/>
+          <w:numId w:val="0"/>
+        </w:numPr>
+        <w:ind w:left="360" w:hanging="360"/>
+        <w:rPr>
+          <w:rFonts w:ascii="Arial" w:hAnsi="Arial" w:cs="Arial"/>
+          <w:sz w:val="24"/>
+          <w:szCs w:val="24"/>
+        </w:rPr>
+      </w:pPr>
+      <w:r>
+        <w:rPr>
+          <w:noProof/>
+        </w:rPr>
+        <w:drawing>
+          <wp:inline distT="0" distB="0" distL="0" distR="0" wp14:anchorId="43D1CB8D" wp14:editId="4B046C6F">
+            <wp:extent cx="5248275" cy="2324100"/>
+            <wp:effectExtent l="0" t="0" r="9525" b="0"/>
+            <wp:docPr id="1" name="Imagem 1" descr="What Is a Table?"/>
+            <wp:cNvGraphicFramePr>
+              <a:graphicFrameLocks xmlns:a="http://schemas.openxmlformats.org/drawingml/2006/main" noChangeAspect="1"/>
+            </wp:cNvGraphicFramePr>
+            <a:graphic xmlns:a="http://schemas.openxmlformats.org/drawingml/2006/main">
+              <a:graphicData uri="http://schemas.openxmlformats.org/drawingml/2006/picture">
+                <pic:pic xmlns:pic="http://schemas.openxmlformats.org/drawingml/2006/picture">
+                  <pic:nvPicPr>
+                    <pic:cNvPr id="0" name="Picture 11" descr="What Is a Table?"/>
+                    <pic:cNvPicPr>
+                      <a:picLocks noChangeAspect="1" noChangeArrowheads="1"/>
+                    </pic:cNvPicPr>
+                  </pic:nvPicPr>
+                  <pic:blipFill>
+                    <a:blip r:embed="rId6">
+                      <a:extLst>
+                        <a:ext uri="{28A0092B-C50C-407E-A947-70E740481C1C}">
+                          <a14:useLocalDpi xmlns:a14="http://schemas.microsoft.com/office/drawing/2010/main" val="0"/>
+                        </a:ext>
+                      </a:extLst>
+                    </a:blip>
+                    <a:srcRect/>
+                    <a:stretch>
+                      <a:fillRect/>
+                    </a:stretch>
+                  </pic:blipFill>
+                  <pic:spPr bwMode="auto">
+                    <a:xfrm>
+                      <a:off x="0" y="0"/>
+                      <a:ext cx="5248275" cy="2324100"/>
+                    </a:xfrm>
+                    <a:prstGeom prst="rect">
+                      <a:avLst/>
+                    </a:prstGeom>
+                    <a:noFill/>
+                    <a:ln>
+                      <a:noFill/>
+                    </a:ln>
+                  </pic:spPr>
+                </pic:pic>
+              </a:graphicData>
+            </a:graphic>
+          </wp:inline>
+        </w:drawing>
+      </w:r>
+    </w:p>
+    <w:p>
+      <w:pPr>
+        <w:pStyle w:val="Commarcadores"/>
+        <w:numPr>
+          <w:ilvl w:val="0"/>
+          <w:numId w:val="0"/>
+        </w:numPr>
+        <w:ind w:left="360" w:hanging="360"/>
+        <w:rPr>
+          <w:rFonts w:ascii="Arial" w:hAnsi="Arial" w:cs="Arial"/>
+          <w:sz w:val="24"/>
+          <w:szCs w:val="24"/>
+        </w:rPr>
+      </w:pPr>
+      <w:r>
+        <w:rPr>
+          <w:noProof/>
+        </w:rPr>
+        <w:drawing>
+          <wp:inline distT="0" distB="0" distL="0" distR="0" wp14:anchorId="517854A0" wp14:editId="5C51B9B4">
+            <wp:extent cx="5486400" cy="1446530"/>
+            <wp:effectExtent l="0" t="0" r="0" b="1270"/>
+            <wp:docPr id="2" name="Imagem 2" descr="SQL Server SELECT"/>
+            <wp:cNvGraphicFramePr>
+              <a:graphicFrameLocks xmlns:a="http://schemas.openxmlformats.org/drawingml/2006/main" noChangeAspect="1"/>
+            </wp:cNvGraphicFramePr>
+            <a:graphic xmlns:a="http://schemas.openxmlformats.org/drawingml/2006/main">
+              <a:graphicData uri="http://schemas.openxmlformats.org/drawingml/2006/picture">
+                <pic:pic xmlns:pic="http://schemas.openxmlformats.org/drawingml/2006/picture">
+                  <pic:nvPicPr>
+                    <pic:cNvPr id="0" name="Picture 13" descr="SQL Server SELECT"/>
+                    <pic:cNvPicPr>
+                      <a:picLocks noChangeAspect="1" noChangeArrowheads="1"/>
+                    </pic:cNvPicPr>
+                  </pic:nvPicPr>
+                  <pic:blipFill>
+                    <a:blip r:embed="rId7">
+                      <a:extLst>
+                        <a:ext uri="{28A0092B-C50C-407E-A947-70E740481C1C}">
+                          <a14:useLocalDpi xmlns:a14="http://schemas.microsoft.com/office/drawing/2010/main" val="0"/>
+                        </a:ext>
+                      </a:extLst>
+                    </a:blip>
+                    <a:srcRect/>
+                    <a:stretch>
+                      <a:fillRect/>
+                    </a:stretch>
+                  </pic:blipFill>
+                  <pic:spPr bwMode="auto">
+                    <a:xfrm>
+                      <a:off x="0" y="0"/>
+                      <a:ext cx="5486400" cy="1446530"/>
+                    </a:xfrm>
+                    <a:prstGeom prst="rect">
+                      <a:avLst/>
+                    </a:prstGeom>
+                    <a:noFill/>
+                    <a:ln>
+                      <a:noFill/>
+                    </a:ln>
+                  </pic:spPr>
+                </pic:pic>
+              </a:graphicData>
+            </a:graphic>
+          </wp:inline>
+        </w:drawing>
+      </w:r>
+    </w:p>
+    <w:p>
+      <w:pPr>
+        <w:pStyle w:val="Commarcadores"/>
+        <w:numPr>
+          <w:ilvl w:val="0"/>
+          <w:numId w:val="0"/>
+        </w:numPr>
+        <w:ind w:left="360" w:hanging="360"/>
+        <w:rPr>
+          <w:rFonts w:ascii="Arial" w:hAnsi="Arial" w:cs="Arial"/>
+          <w:sz w:val="24"/>
+          <w:szCs w:val="24"/>
+        </w:rPr>
+      </w:pPr>
+      <w:r>
+        <w:rPr>
+          <w:noProof/>
+        </w:rPr>
+        <w:lastRenderedPageBreak/>
+        <w:drawing>
+          <wp:inline distT="0" distB="0" distL="0" distR="0" wp14:anchorId="2CDD1056" wp14:editId="0FA15BE8">
+            <wp:extent cx="5486400" cy="2439035"/>
+            <wp:effectExtent l="0" t="0" r="0" b="0"/>
+            <wp:docPr id="3" name="Imagem 3" descr="SQL Server Table Structure Overview"/>
+            <wp:cNvGraphicFramePr>
+              <a:graphicFrameLocks xmlns:a="http://schemas.openxmlformats.org/drawingml/2006/main" noChangeAspect="1"/>
+            </wp:cNvGraphicFramePr>
+            <a:graphic xmlns:a="http://schemas.openxmlformats.org/drawingml/2006/main">
+              <a:graphicData uri="http://schemas.openxmlformats.org/drawingml/2006/picture">
+                <pic:pic xmlns:pic="http://schemas.openxmlformats.org/drawingml/2006/picture">
+                  <pic:nvPicPr>
+                    <pic:cNvPr id="0" name="Picture 15" descr="SQL Server Table Structure Overview"/>
+                    <pic:cNvPicPr>
+                      <a:picLocks noChangeAspect="1" noChangeArrowheads="1"/>
+                    </pic:cNvPicPr>
+                  </pic:nvPicPr>
+                  <pic:blipFill>
+                    <a:blip r:embed="rId8">
+                      <a:extLst>
+                        <a:ext uri="{28A0092B-C50C-407E-A947-70E740481C1C}">
+                          <a14:useLocalDpi xmlns:a14="http://schemas.microsoft.com/office/drawing/2010/main" val="0"/>
+                        </a:ext>
+                      </a:extLst>
+                    </a:blip>
+                    <a:srcRect/>
+                    <a:stretch>
+                      <a:fillRect/>
+                    </a:stretch>
+                  </pic:blipFill>
+                  <pic:spPr bwMode="auto">
+                    <a:xfrm>
+                      <a:off x="0" y="0"/>
+                      <a:ext cx="5486400" cy="2439035"/>
+                    </a:xfrm>
+                    <a:prstGeom prst="rect">
+                      <a:avLst/>
+                    </a:prstGeom>
+                    <a:noFill/>
+                    <a:ln>
+                      <a:noFill/>
+                    </a:ln>
+                  </pic:spPr>
+                </pic:pic>
+              </a:graphicData>
+            </a:graphic>
+          </wp:inline>
+        </w:drawing>
+      </w:r>
+    </w:p>
+    <w:p>
+      <w:pPr>
+        <w:pStyle w:val="Commarcadores"/>
+        <w:numPr>
+          <w:ilvl w:val="0"/>
+          <w:numId w:val="0"/>
+        </w:numPr>
+        <w:ind w:left="360" w:hanging="360"/>
+        <w:rPr>
+          <w:rFonts w:ascii="Arial" w:hAnsi="Arial" w:cs="Arial"/>
+          <w:sz w:val="24"/>
+          <w:szCs w:val="24"/>
+        </w:rPr>
+      </w:pPr>
+    </w:p>
+    <w:p>
+      <w:pPr>
+        <w:pStyle w:val="Commarcadores"/>
+        <w:ind w:left="0"/>
+      </w:pPr>
+      <w:r>
+        <w:rPr>
+          <w:rFonts w:ascii="Arial" w:hAnsi="Arial" w:cs="Arial"/>
+          <w:color w:val="4F81BD"/>
+          <w:sz w:val="24"/>
+          <w:szCs w:val="24"/>
+        </w:rPr>
+        <w:t xml:space="preserve">Presentation (script): “A database organizes information by using tables. Each table is like a spreadsheet: columns are fields that describe attributes, and rows are records that represent one item. For example, a ‘Users’ table can have fields like id, name, email, and password, and each row is one user. To find information, the system runs a query, such as ‘select all messages where </w:t>
+      </w:r>
+      <w:proofErr w:type="spellStart"/>
+      <w:r>
+        <w:rPr>
+          <w:rFonts w:ascii="Arial" w:hAnsi="Arial" w:cs="Arial"/>
+          <w:color w:val="4F81BD"/>
+          <w:sz w:val="24"/>
+          <w:szCs w:val="24"/>
+        </w:rPr>
+        <w:t>user_id</w:t>
+      </w:r>
+      <w:proofErr w:type="spellEnd"/>
+      <w:r>
+        <w:rPr>
+          <w:rFonts w:ascii="Arial" w:hAnsi="Arial" w:cs="Arial"/>
+          <w:color w:val="4F81BD"/>
+          <w:sz w:val="24"/>
+          <w:szCs w:val="24"/>
+        </w:rPr>
+        <w:t xml:space="preserve"> = X and status = unread’. Because the data is structured, databases can search and update information quickly, keep it consistent, and protect it using permissions and backups.”</w:t>
+      </w:r>
+    </w:p>
+    <w:p>
+      <w:pPr>
+        <w:pStyle w:val="Ttulo1"/>
+        <w:rPr>
+          <w:rFonts w:ascii="Arial" w:hAnsi="Arial" w:cs="Arial"/>
+          <w:color w:val="auto"/>
+          <w:sz w:val="24"/>
+          <w:szCs w:val="24"/>
+        </w:rPr>
+      </w:pPr>
+      <w:r>
+        <w:rPr>
+          <w:rFonts w:ascii="Arial" w:hAnsi="Arial" w:cs="Arial"/>
+          <w:color w:val="auto"/>
+          <w:sz w:val="24"/>
+          <w:szCs w:val="24"/>
+        </w:rPr>
+        <w:t>4</w:t>
+      </w:r>
+      <w:r>
+        <w:rPr>
+          <w:rFonts w:ascii="Arial" w:hAnsi="Arial" w:cs="Arial"/>
+          <w:color w:val="auto"/>
+          <w:sz w:val="24"/>
+          <w:szCs w:val="24"/>
+        </w:rPr>
+        <w:t xml:space="preserve"> – Explaining Processes (by + -ing)</w:t>
+      </w:r>
+    </w:p>
+    <w:p>
+      <w:pPr>
+        <w:pStyle w:val="Commarcadores"/>
+        <w:rPr>
+          <w:rFonts w:ascii="Arial" w:hAnsi="Arial" w:cs="Arial"/>
+          <w:sz w:val="24"/>
+          <w:szCs w:val="24"/>
+        </w:rPr>
+      </w:pPr>
+      <w:r>
+        <w:rPr>
+          <w:rFonts w:ascii="Arial" w:hAnsi="Arial" w:cs="Arial"/>
+          <w:sz w:val="24"/>
+          <w:szCs w:val="24"/>
+        </w:rPr>
+        <w:t>Grammar focus: Explaining processes (by + verb</w:t>
+      </w:r>
+      <w:r>
+        <w:rPr>
+          <w:rFonts w:ascii="Cambria Math" w:hAnsi="Cambria Math" w:cs="Cambria Math"/>
+          <w:sz w:val="24"/>
+          <w:szCs w:val="24"/>
+        </w:rPr>
+        <w:t>‑</w:t>
+      </w:r>
+      <w:r>
+        <w:rPr>
+          <w:rFonts w:ascii="Arial" w:hAnsi="Arial" w:cs="Arial"/>
+          <w:sz w:val="24"/>
+          <w:szCs w:val="24"/>
+        </w:rPr>
+        <w:t>ing).</w:t>
+      </w:r>
+    </w:p>
+    <w:p>
+      <w:pPr>
+        <w:pStyle w:val="Commarcadores"/>
         <w:numPr>
           <w:ilvl w:val="0"/>
           <w:numId w:val="0"/>
@@ -6718,7 +7485,7 @@
     </w:p>
     <w:p>
       <w:pPr>
-        <w:pStyle w:val="ListBullet"/>
+        <w:pStyle w:val="Commarcadores"/>
         <w:rPr>
           <w:rFonts w:ascii="Arial" w:hAnsi="Arial" w:cs="Arial"/>
           <w:sz w:val="24"/>
@@ -6736,7 +7503,7 @@
     </w:p>
     <w:p>
       <w:pPr>
-        <w:pStyle w:val="ListBullet"/>
+        <w:pStyle w:val="Commarcadores"/>
         <w:rPr>
           <w:rFonts w:ascii="Arial" w:hAnsi="Arial" w:cs="Arial"/>
           <w:sz w:val="24"/>
@@ -6762,7 +7529,79 @@
     </w:p>
     <w:p>
       <w:pPr>
-        <w:pStyle w:val="ListBullet"/>
+        <w:pStyle w:val="Commarcadores"/>
+        <w:numPr>
+          <w:ilvl w:val="0"/>
+          <w:numId w:val="0"/>
+        </w:numPr>
+        <w:rPr>
+          <w:rFonts w:ascii="Arial" w:hAnsi="Arial" w:cs="Arial"/>
+          <w:sz w:val="24"/>
+          <w:szCs w:val="24"/>
+        </w:rPr>
+      </w:pPr>
+    </w:p>
+    <w:p>
+      <w:pPr>
+        <w:pStyle w:val="Commarcadores"/>
+        <w:numPr>
+          <w:ilvl w:val="0"/>
+          <w:numId w:val="0"/>
+        </w:numPr>
+        <w:rPr>
+          <w:rFonts w:ascii="Arial" w:hAnsi="Arial" w:cs="Arial"/>
+          <w:sz w:val="24"/>
+          <w:szCs w:val="24"/>
+        </w:rPr>
+      </w:pPr>
+      <w:r>
+        <w:rPr>
+          <w:rFonts w:ascii="Arial" w:hAnsi="Arial" w:cs="Arial"/>
+          <w:noProof/>
+          <w:sz w:val="24"/>
+          <w:szCs w:val="24"/>
+        </w:rPr>
+        <w:lastRenderedPageBreak/>
+        <w:drawing>
+          <wp:inline distT="0" distB="0" distL="0" distR="0" wp14:anchorId="76E0F32B" wp14:editId="350B337E">
+            <wp:extent cx="5486400" cy="3916045"/>
+            <wp:effectExtent l="0" t="0" r="0" b="8255"/>
+            <wp:docPr id="20" name="Imagem 20"/>
+            <wp:cNvGraphicFramePr>
+              <a:graphicFrameLocks xmlns:a="http://schemas.openxmlformats.org/drawingml/2006/main" noChangeAspect="1"/>
+            </wp:cNvGraphicFramePr>
+            <a:graphic xmlns:a="http://schemas.openxmlformats.org/drawingml/2006/main">
+              <a:graphicData uri="http://schemas.openxmlformats.org/drawingml/2006/picture">
+                <pic:pic xmlns:pic="http://schemas.openxmlformats.org/drawingml/2006/picture">
+                  <pic:nvPicPr>
+                    <pic:cNvPr id="20" name="Imagem 20"/>
+                    <pic:cNvPicPr/>
+                  </pic:nvPicPr>
+                  <pic:blipFill>
+                    <a:blip r:embed="rId9"/>
+                    <a:stretch>
+                      <a:fillRect/>
+                    </a:stretch>
+                  </pic:blipFill>
+                  <pic:spPr>
+                    <a:xfrm>
+                      <a:off x="0" y="0"/>
+                      <a:ext cx="5486400" cy="3916045"/>
+                    </a:xfrm>
+                    <a:prstGeom prst="rect">
+                      <a:avLst/>
+                    </a:prstGeom>
+                  </pic:spPr>
+                </pic:pic>
+              </a:graphicData>
+            </a:graphic>
+          </wp:inline>
+        </w:drawing>
+      </w:r>
+    </w:p>
+    <w:p>
+      <w:pPr>
+        <w:pStyle w:val="Commarcadores"/>
         <w:ind w:left="0"/>
       </w:pPr>
       <w:r>
@@ -6772,7 +7611,27 @@
           <w:sz w:val="24"/>
           <w:szCs w:val="24"/>
         </w:rPr>
-        <w:t>Presentation (script): “Websites store user data by collecting information through forms, like a sign</w:t>
+        <w:t>Presentation (script): “</w:t>
+      </w:r>
+      <w:proofErr w:type="gramStart"/>
+      <w:r>
+        <w:rPr>
+          <w:rFonts w:ascii="Arial" w:hAnsi="Arial" w:cs="Arial"/>
+          <w:color w:val="4F81BD"/>
+          <w:sz w:val="24"/>
+          <w:szCs w:val="24"/>
+        </w:rPr>
+        <w:t>Websites</w:t>
+      </w:r>
+      <w:proofErr w:type="gramEnd"/>
+      <w:r>
+        <w:rPr>
+          <w:rFonts w:ascii="Arial" w:hAnsi="Arial" w:cs="Arial"/>
+          <w:color w:val="4F81BD"/>
+          <w:sz w:val="24"/>
+          <w:szCs w:val="24"/>
+        </w:rPr>
+        <w:t xml:space="preserve"> store user data by collecting information through forms, like a sign</w:t>
       </w:r>
       <w:r>
         <w:rPr>
@@ -6787,7 +7646,7 @@
     </w:p>
     <w:p>
       <w:pPr>
-        <w:pStyle w:val="Heading1"/>
+        <w:pStyle w:val="Ttulo1"/>
         <w:rPr>
           <w:rFonts w:ascii="Arial" w:hAnsi="Arial" w:cs="Arial"/>
           <w:color w:val="auto"/>
@@ -6816,7 +7675,7 @@
     </w:p>
     <w:p>
       <w:pPr>
-        <w:pStyle w:val="ListBullet"/>
+        <w:pStyle w:val="Commarcadores"/>
         <w:rPr>
           <w:rFonts w:ascii="Arial" w:hAnsi="Arial" w:cs="Arial"/>
           <w:sz w:val="24"/>
@@ -6834,7 +7693,7 @@
     </w:p>
     <w:p>
       <w:pPr>
-        <w:pStyle w:val="ListBullet"/>
+        <w:pStyle w:val="Commarcadores"/>
         <w:ind w:left="0"/>
       </w:pPr>
       <w:r>
@@ -6849,7 +7708,7 @@
     </w:p>
     <w:p>
       <w:pPr>
-        <w:pStyle w:val="ListBullet"/>
+        <w:pStyle w:val="Commarcadores"/>
         <w:rPr>
           <w:rFonts w:ascii="Arial" w:hAnsi="Arial" w:cs="Arial"/>
           <w:sz w:val="24"/>
@@ -6867,7 +7726,7 @@
     </w:p>
     <w:p>
       <w:pPr>
-        <w:pStyle w:val="ListBullet"/>
+        <w:pStyle w:val="Commarcadores"/>
         <w:ind w:left="0"/>
       </w:pPr>
       <w:r>
@@ -6908,7 +7767,17 @@
           <w:sz w:val="24"/>
           <w:szCs w:val="24"/>
         </w:rPr>
-        <w:t xml:space="preserve"> Getting an alert when the internet link goes down.</w:t>
+        <w:t xml:space="preserve"> Getting an alert when </w:t>
+      </w:r>
+      <w:r>
+        <w:rPr>
+          <w:rFonts w:ascii="Arial" w:hAnsi="Arial" w:cs="Arial"/>
+          <w:color w:val="4F81BD"/>
+          <w:sz w:val="24"/>
+          <w:szCs w:val="24"/>
+        </w:rPr>
+        <w:lastRenderedPageBreak/>
+        <w:t>the internet link goes down.</w:t>
       </w:r>
       <w:r>
         <w:rPr>
@@ -6937,17 +7806,7 @@
           <w:sz w:val="24"/>
           <w:szCs w:val="24"/>
         </w:rPr>
-        <w:t xml:space="preserve">: copies of important data that can be restored after deletion, failure, or </w:t>
-      </w:r>
-      <w:r>
-        <w:rPr>
-          <w:rFonts w:ascii="Arial" w:hAnsi="Arial" w:cs="Arial"/>
-          <w:color w:val="4F81BD"/>
-          <w:sz w:val="24"/>
-          <w:szCs w:val="24"/>
-        </w:rPr>
-        <w:lastRenderedPageBreak/>
-        <w:t xml:space="preserve">ransomware. </w:t>
+        <w:t xml:space="preserve">: copies of important data that can be restored after deletion, failure, or ransomware. </w:t>
       </w:r>
       <w:r>
         <w:rPr>
@@ -7065,32 +7924,12 @@
           <w:sz w:val="24"/>
           <w:szCs w:val="24"/>
         </w:rPr>
-        <w:t xml:space="preserve"> Checking logs to </w:t>
-      </w:r>
-      <w:proofErr w:type="gramStart"/>
-      <w:r>
-        <w:rPr>
-          <w:rFonts w:ascii="Arial" w:hAnsi="Arial" w:cs="Arial"/>
-          <w:color w:val="4F81BD"/>
-          <w:sz w:val="24"/>
-          <w:szCs w:val="24"/>
-        </w:rPr>
-        <w:t>find</w:t>
-      </w:r>
-      <w:proofErr w:type="gramEnd"/>
-      <w:r>
-        <w:rPr>
-          <w:rFonts w:ascii="Arial" w:hAnsi="Arial" w:cs="Arial"/>
-          <w:color w:val="4F81BD"/>
-          <w:sz w:val="24"/>
-          <w:szCs w:val="24"/>
-        </w:rPr>
-        <w:t xml:space="preserve"> why a service stopped working.</w:t>
+        <w:t xml:space="preserve"> Checking logs to find why a service stopped working.</w:t>
       </w:r>
     </w:p>
     <w:p>
       <w:pPr>
-        <w:pStyle w:val="ListBullet"/>
+        <w:pStyle w:val="Commarcadores"/>
         <w:rPr>
           <w:rFonts w:ascii="Arial" w:hAnsi="Arial" w:cs="Arial"/>
           <w:sz w:val="24"/>
@@ -7108,140 +7947,90 @@
     </w:p>
     <w:p>
       <w:pPr>
-        <w:pStyle w:val="ListBullet"/>
-        <w:ind w:left="0"/>
-      </w:pPr>
-      <w:r>
-        <w:rPr>
-          <w:rFonts w:ascii="Arial" w:hAnsi="Arial" w:cs="Arial"/>
-          <w:color w:val="4F81BD"/>
-          <w:sz w:val="24"/>
-          <w:szCs w:val="24"/>
-        </w:rPr>
-        <w:t xml:space="preserve">Day in the Life (presentation script): “My day as a system administrator usually starts by checking dashboards and alerts to confirm that servers, backups, and the network are running normally. Next, I review support tickets and prioritize urgent issues, like a user who cannot access email or a server that is slow. I troubleshoot problems by checking logs, testing the connection, and isolating the cause. During the day, I </w:t>
-      </w:r>
-      <w:proofErr w:type="gramStart"/>
-      <w:r>
-        <w:rPr>
-          <w:rFonts w:ascii="Arial" w:hAnsi="Arial" w:cs="Arial"/>
-          <w:color w:val="4F81BD"/>
-          <w:sz w:val="24"/>
-          <w:szCs w:val="24"/>
-        </w:rPr>
-        <w:t>apply</w:t>
-      </w:r>
-      <w:proofErr w:type="gramEnd"/>
-      <w:r>
-        <w:rPr>
-          <w:rFonts w:ascii="Arial" w:hAnsi="Arial" w:cs="Arial"/>
-          <w:color w:val="4F81BD"/>
-          <w:sz w:val="24"/>
-          <w:szCs w:val="24"/>
-        </w:rPr>
-        <w:t xml:space="preserve"> security updates in a maintenance window, verify that backups completed successfully, and document changes so the team knows what was done. If an incident happens, I communicate status updates, work with the team to restore services, and later write a short report explaining the cause and how to prevent it.”</w:t>
+        <w:pStyle w:val="Commarcadores"/>
+        <w:rPr>
+          <w:rFonts w:ascii="Arial" w:hAnsi="Arial" w:cs="Arial"/>
+          <w:sz w:val="24"/>
+          <w:szCs w:val="24"/>
+        </w:rPr>
+      </w:pPr>
+      <w:r>
+        <w:rPr>
+          <w:rFonts w:ascii="Arial" w:hAnsi="Arial" w:cs="Arial"/>
+          <w:sz w:val="24"/>
+          <w:szCs w:val="24"/>
+        </w:rPr>
+        <w:t>Presentation practice.</w:t>
       </w:r>
     </w:p>
     <w:p>
       <w:pPr>
-        <w:pStyle w:val="ListBullet"/>
-        <w:rPr>
-          <w:rFonts w:ascii="Arial" w:hAnsi="Arial" w:cs="Arial"/>
-          <w:sz w:val="24"/>
-          <w:szCs w:val="24"/>
-        </w:rPr>
-      </w:pPr>
-      <w:r>
-        <w:rPr>
-          <w:rFonts w:ascii="Arial" w:hAnsi="Arial" w:cs="Arial"/>
-          <w:sz w:val="24"/>
-          <w:szCs w:val="24"/>
-        </w:rPr>
-        <w:t>Presentation practice.</w:t>
+        <w:pStyle w:val="Ttulo1"/>
+        <w:rPr>
+          <w:rFonts w:ascii="Arial" w:hAnsi="Arial" w:cs="Arial"/>
+          <w:color w:val="auto"/>
+          <w:sz w:val="24"/>
+          <w:szCs w:val="24"/>
+        </w:rPr>
+      </w:pPr>
+      <w:r>
+        <w:rPr>
+          <w:rFonts w:ascii="Arial" w:hAnsi="Arial" w:cs="Arial"/>
+          <w:color w:val="auto"/>
+          <w:sz w:val="24"/>
+          <w:szCs w:val="24"/>
+        </w:rPr>
+        <w:t>6</w:t>
+      </w:r>
+      <w:r>
+        <w:rPr>
+          <w:rFonts w:ascii="Arial" w:hAnsi="Arial" w:cs="Arial"/>
+          <w:color w:val="auto"/>
+          <w:sz w:val="24"/>
+          <w:szCs w:val="24"/>
+        </w:rPr>
+        <w:t xml:space="preserve"> –</w:t>
+      </w:r>
+      <w:r>
+        <w:rPr>
+          <w:rFonts w:ascii="Arial" w:hAnsi="Arial" w:cs="Arial"/>
+          <w:color w:val="auto"/>
+          <w:sz w:val="24"/>
+          <w:szCs w:val="24"/>
+        </w:rPr>
+        <w:t xml:space="preserve"> </w:t>
+      </w:r>
+      <w:r>
+        <w:rPr>
+          <w:rFonts w:ascii="Arial" w:hAnsi="Arial" w:cs="Arial"/>
+          <w:color w:val="auto"/>
+          <w:sz w:val="24"/>
+          <w:szCs w:val="24"/>
+        </w:rPr>
+        <w:t>Hardware and Peripherals</w:t>
       </w:r>
     </w:p>
     <w:p>
       <w:pPr>
-        <w:pStyle w:val="ListBullet"/>
-        <w:ind w:left="0"/>
-      </w:pPr>
-      <w:r>
-        <w:rPr>
-          <w:rFonts w:ascii="Arial" w:hAnsi="Arial" w:cs="Arial"/>
-          <w:color w:val="4F81BD"/>
-          <w:sz w:val="24"/>
-          <w:szCs w:val="24"/>
-        </w:rPr>
-        <w:t>Presentation practice (script): “Today I will explain the role of a system administrator. This job keeps the company’s systems reliable by monitoring the network, managing user access, and maintaining servers. We protect data by configuring backups and applying security updates. When something fails, we troubleshoot by collecting evidence, checking logs, testing solutions, and confirming the system is stable again. In short, system administrators reduce downtime and increase security so other teams can work without interruptions.”</w:t>
+        <w:pStyle w:val="Commarcadores"/>
+        <w:rPr>
+          <w:rFonts w:ascii="Arial" w:hAnsi="Arial" w:cs="Arial"/>
+          <w:sz w:val="24"/>
+          <w:szCs w:val="24"/>
+        </w:rPr>
+      </w:pPr>
+      <w:r>
+        <w:rPr>
+          <w:rFonts w:ascii="Arial" w:hAnsi="Arial" w:cs="Arial"/>
+          <w:sz w:val="24"/>
+          <w:szCs w:val="24"/>
+        </w:rPr>
+        <w:t>Research task: Input, output, and storage peripherals.</w:t>
       </w:r>
     </w:p>
     <w:p>
       <w:pPr>
-        <w:pStyle w:val="Heading1"/>
-        <w:rPr>
-          <w:rFonts w:ascii="Arial" w:hAnsi="Arial" w:cs="Arial"/>
-          <w:color w:val="auto"/>
-          <w:sz w:val="24"/>
-          <w:szCs w:val="24"/>
-        </w:rPr>
-      </w:pPr>
-      <w:r>
-        <w:rPr>
-          <w:rFonts w:ascii="Arial" w:hAnsi="Arial" w:cs="Arial"/>
-          <w:color w:val="auto"/>
-          <w:sz w:val="24"/>
-          <w:szCs w:val="24"/>
-        </w:rPr>
-        <w:t>6</w:t>
-      </w:r>
-      <w:r>
-        <w:rPr>
-          <w:rFonts w:ascii="Arial" w:hAnsi="Arial" w:cs="Arial"/>
-          <w:color w:val="auto"/>
-          <w:sz w:val="24"/>
-          <w:szCs w:val="24"/>
-        </w:rPr>
-        <w:t xml:space="preserve"> –</w:t>
-      </w:r>
-      <w:r>
-        <w:rPr>
-          <w:rFonts w:ascii="Arial" w:hAnsi="Arial" w:cs="Arial"/>
-          <w:color w:val="auto"/>
-          <w:sz w:val="24"/>
-          <w:szCs w:val="24"/>
-        </w:rPr>
-        <w:t xml:space="preserve"> </w:t>
-      </w:r>
-      <w:r>
-        <w:rPr>
-          <w:rFonts w:ascii="Arial" w:hAnsi="Arial" w:cs="Arial"/>
-          <w:color w:val="auto"/>
-          <w:sz w:val="24"/>
-          <w:szCs w:val="24"/>
-        </w:rPr>
-        <w:t>Hardware and Peripherals</w:t>
-      </w:r>
-    </w:p>
-    <w:p>
-      <w:pPr>
-        <w:pStyle w:val="ListBullet"/>
-        <w:rPr>
-          <w:rFonts w:ascii="Arial" w:hAnsi="Arial" w:cs="Arial"/>
-          <w:sz w:val="24"/>
-          <w:szCs w:val="24"/>
-        </w:rPr>
-      </w:pPr>
-      <w:r>
-        <w:rPr>
-          <w:rFonts w:ascii="Arial" w:hAnsi="Arial" w:cs="Arial"/>
-          <w:sz w:val="24"/>
-          <w:szCs w:val="24"/>
-        </w:rPr>
-        <w:t>Research task: Input, output, and storage peripherals.</w:t>
-      </w:r>
-    </w:p>
-    <w:p>
-      <w:pPr>
-        <w:pStyle w:val="ListBullet"/>
+        <w:pStyle w:val="Commarcadores"/>
         <w:ind w:left="0"/>
       </w:pPr>
       <w:r>
@@ -7326,7 +8115,7 @@
     </w:p>
     <w:p>
       <w:pPr>
-        <w:pStyle w:val="ListBullet"/>
+        <w:pStyle w:val="Commarcadores"/>
         <w:rPr>
           <w:rFonts w:ascii="Arial" w:hAnsi="Arial" w:cs="Arial"/>
           <w:sz w:val="24"/>
@@ -7344,7 +8133,7 @@
     </w:p>
     <w:p>
       <w:pPr>
-        <w:pStyle w:val="ListBullet"/>
+        <w:pStyle w:val="Commarcadores"/>
         <w:ind w:left="0"/>
       </w:pPr>
       <w:r>
@@ -7552,7 +8341,6 @@
           <w:sz w:val="24"/>
           <w:szCs w:val="24"/>
         </w:rPr>
-        <w:lastRenderedPageBreak/>
         <w:t>Webcam</w:t>
       </w:r>
       <w:r>
@@ -7636,7 +8424,7 @@
     </w:p>
     <w:p>
       <w:pPr>
-        <w:pStyle w:val="ListBullet"/>
+        <w:pStyle w:val="Commarcadores"/>
         <w:rPr>
           <w:rFonts w:ascii="Arial" w:hAnsi="Arial" w:cs="Arial"/>
           <w:sz w:val="24"/>
@@ -7670,7 +8458,7 @@
     </w:p>
     <w:p>
       <w:pPr>
-        <w:pStyle w:val="ListBullet"/>
+        <w:pStyle w:val="Commarcadores"/>
         <w:ind w:left="0"/>
       </w:pPr>
       <w:r>
@@ -7715,7 +8503,7 @@
     </w:p>
     <w:p>
       <w:pPr>
-        <w:pStyle w:val="ListBullet"/>
+        <w:pStyle w:val="Commarcadores"/>
         <w:rPr>
           <w:rFonts w:ascii="Arial" w:hAnsi="Arial" w:cs="Arial"/>
           <w:sz w:val="24"/>
@@ -7733,7 +8521,7 @@
     </w:p>
     <w:p>
       <w:pPr>
-        <w:pStyle w:val="ListBullet"/>
+        <w:pStyle w:val="Commarcadores"/>
         <w:ind w:left="0"/>
       </w:pPr>
       <w:r>
@@ -7753,53 +8541,28 @@
           <w:szCs w:val="24"/>
         </w:rPr>
         <w:noBreakHyphen/>
-        <w:t>Fi. The operating system uses a device driver to understand the signals and translate them into actions. For example, when you move the mouse, it sends movement data to the computer, the driver interprets it, and the cursor moves on the screen. When you type on a keyboard, each key press is converted into a code that the computer reads as a character. For output, the computer sends instructions to devices like printers or speakers: the printer receives print commands and produces a page, and speakers receive audio signals and play sound. So, the connection plus the driver is what makes the peripheral work correctly with the computer.”</w:t>
+        <w:t xml:space="preserve">Fi. The operating system uses a device driver to understand the signals and translate them into actions. For example, when you move the mouse, it sends movement </w:t>
+      </w:r>
+      <w:r>
+        <w:rPr>
+          <w:rFonts w:ascii="Arial" w:hAnsi="Arial" w:cs="Arial"/>
+          <w:color w:val="4F81BD"/>
+          <w:sz w:val="24"/>
+          <w:szCs w:val="24"/>
+        </w:rPr>
+        <w:lastRenderedPageBreak/>
+        <w:t>data to the computer, the driver interprets it, and the cursor moves on the screen. When you type on a keyboard, each key press is converted into a code that the computer reads as a character. For output, the computer sends instructions to devices like printers or speakers: the printer receives print commands and produces a page, and speakers receive audio signals and play sound. So, the connection plus the driver is what makes the peripheral work correctly with the computer.”</w:t>
       </w:r>
     </w:p>
     <w:p>
       <w:pPr>
-        <w:pStyle w:val="Heading1"/>
-        <w:rPr>
-          <w:rFonts w:ascii="Arial" w:hAnsi="Arial" w:cs="Arial"/>
-          <w:color w:val="auto"/>
-          <w:sz w:val="24"/>
-          <w:szCs w:val="24"/>
-        </w:rPr>
-      </w:pPr>
-      <w:r>
-        <w:rPr>
-          <w:rFonts w:ascii="Arial" w:hAnsi="Arial" w:cs="Arial"/>
-          <w:color w:val="auto"/>
-          <w:sz w:val="24"/>
-          <w:szCs w:val="24"/>
-        </w:rPr>
-        <w:t>7</w:t>
-      </w:r>
-      <w:r>
-        <w:rPr>
-          <w:rFonts w:ascii="Arial" w:hAnsi="Arial" w:cs="Arial"/>
-          <w:color w:val="auto"/>
-          <w:sz w:val="24"/>
-          <w:szCs w:val="24"/>
-        </w:rPr>
-        <w:t xml:space="preserve"> – Project Preparation</w:t>
-      </w:r>
-    </w:p>
-    <w:p>
-      <w:pPr>
-        <w:pStyle w:val="ListBullet"/>
-      </w:pPr>
-      <w:r>
-        <w:t>Project finalization (no slides): Groups review their research notes, organize the content into a clear speaking order (introduction → key terms → examples → conclusion), and write a short script. Each member chooses a part to explain and prepares one example to illustrate it. The goal is a clear, confident spoken explanation, not a visual deck.</w:t>
-      </w:r>
-    </w:p>
-    <w:p>
-      <w:pPr>
-        <w:pStyle w:val="ListBullet"/>
-      </w:pPr>
-      <w:r>
-        <w:t>Practice script: (1) Start with a 20–30 second overview: “Our topic is… and it matters because…”. (2) Define 3–5 key terms clearly. (3) Give one real example (email system, website login, backups, etc.). (4) Close with a short summary: “In conclusion…”. (5) Rehearse timing and transitions, and practice answering one question from the audience.</w:t>
-      </w:r>
+        <w:pStyle w:val="Commarcadores"/>
+        <w:numPr>
+          <w:ilvl w:val="0"/>
+          <w:numId w:val="0"/>
+        </w:numPr>
+        <w:ind w:left="360"/>
+      </w:pPr>
     </w:p>
     <w:sectPr>
       <w:pgSz w:w="12240" w:h="15840"/>
@@ -7812,7 +8575,7 @@
 </file>
 
 <file path=word/numbering.xml><?xml version="1.0" encoding="utf-8"?>
-<w:numbering xmlns:wpc="http://schemas.microsoft.com/office/word/2010/wordprocessingCanvas" xmlns:cx="http://schemas.microsoft.com/office/drawing/2014/chartex" xmlns:cx1="http://schemas.microsoft.com/office/drawing/2015/9/8/chartex" xmlns:cx2="http://schemas.microsoft.com/office/drawing/2015/10/21/chartex" xmlns:cx3="http://schemas.microsoft.com/office/drawing/2016/5/9/chartex" xmlns:cx4="http://schemas.microsoft.com/office/drawing/2016/5/10/chartex" xmlns:cx5="http://schemas.microsoft.com/office/drawing/2016/5/11/chartex" xmlns:cx6="http://schemas.microsoft.com/office/drawing/2016/5/12/chartex" xmlns:cx7="http://schemas.microsoft.com/office/drawing/2016/5/13/chartex" xmlns:cx8="http://schemas.microsoft.com/office/drawing/2016/5/14/chartex" xmlns:mc="http://schemas.openxmlformats.org/markup-compatibility/2006" xmlns:aink="http://schemas.microsoft.com/office/drawing/2016/ink" xmlns:am3d="http://schemas.microsoft.com/office/drawing/2017/model3d" xmlns:o="urn:schemas-microsoft-com:office:office" xmlns:oel="http://schemas.microsoft.com/office/2019/extlst" xmlns:r="http://schemas.openxmlformats.org/officeDocument/2006/relationships" xmlns:m="http://schemas.openxmlformats.org/officeDocument/2006/math" xmlns:v="urn:schemas-microsoft-com:vml" xmlns:wp14="http://schemas.microsoft.com/office/word/2010/wordprocessingDrawing" xmlns:wp="http://schemas.openxmlformats.org/drawingml/2006/wordprocessingDrawing" xmlns:w10="urn:schemas-microsoft-com:office:word" xmlns:w="http://schemas.openxmlformats.org/wordprocessingml/2006/main" xmlns:w14="http://schemas.microsoft.com/office/word/2010/wordml" xmlns:w15="http://schemas.microsoft.com/office/word/2012/wordml" xmlns:w16cex="http://schemas.microsoft.com/office/word/2018/wordml/cex" xmlns:w16cid="http://schemas.microsoft.com/office/word/2016/wordml/cid" xmlns:w16="http://schemas.microsoft.com/office/word/2018/wordml" xmlns:w16du="http://schemas.microsoft.com/office/word/2023/wordml/word16du" xmlns:w16sdtdh="http://schemas.microsoft.com/office/word/2020/wordml/sdtdatahash" xmlns:w16sdtfl="http://schemas.microsoft.com/office/word/2024/wordml/sdtformatlock" xmlns:w16se="http://schemas.microsoft.com/office/word/2015/wordml/symex" xmlns:wpg="http://schemas.microsoft.com/office/word/2010/wordprocessingGroup" xmlns:wpi="http://schemas.microsoft.com/office/word/2010/wordprocessingInk" xmlns:wne="http://schemas.microsoft.com/office/word/2006/wordml" xmlns:wps="http://schemas.microsoft.com/office/word/2010/wordprocessingShape" mc:Ignorable="w14 w15 w16se w16cid w16 w16cex w16sdtdh w16sdtfl w16du wp14">
+<w:numbering xmlns:wpc="http://schemas.microsoft.com/office/word/2010/wordprocessingCanvas" xmlns:cx="http://schemas.microsoft.com/office/drawing/2014/chartex" xmlns:cx1="http://schemas.microsoft.com/office/drawing/2015/9/8/chartex" xmlns:cx2="http://schemas.microsoft.com/office/drawing/2015/10/21/chartex" xmlns:cx3="http://schemas.microsoft.com/office/drawing/2016/5/9/chartex" xmlns:cx4="http://schemas.microsoft.com/office/drawing/2016/5/10/chartex" xmlns:cx5="http://schemas.microsoft.com/office/drawing/2016/5/11/chartex" xmlns:cx6="http://schemas.microsoft.com/office/drawing/2016/5/12/chartex" xmlns:cx7="http://schemas.microsoft.com/office/drawing/2016/5/13/chartex" xmlns:cx8="http://schemas.microsoft.com/office/drawing/2016/5/14/chartex" xmlns:mc="http://schemas.openxmlformats.org/markup-compatibility/2006" xmlns:aink="http://schemas.microsoft.com/office/drawing/2016/ink" xmlns:am3d="http://schemas.microsoft.com/office/drawing/2017/model3d" xmlns:o="urn:schemas-microsoft-com:office:office" xmlns:r="http://schemas.openxmlformats.org/officeDocument/2006/relationships" xmlns:m="http://schemas.openxmlformats.org/officeDocument/2006/math" xmlns:v="urn:schemas-microsoft-com:vml" xmlns:wp14="http://schemas.microsoft.com/office/word/2010/wordprocessingDrawing" xmlns:wp="http://schemas.openxmlformats.org/drawingml/2006/wordprocessingDrawing" xmlns:w10="urn:schemas-microsoft-com:office:word" xmlns:w="http://schemas.openxmlformats.org/wordprocessingml/2006/main" xmlns:w14="http://schemas.microsoft.com/office/word/2010/wordml" xmlns:w15="http://schemas.microsoft.com/office/word/2012/wordml" xmlns:w16cex="http://schemas.microsoft.com/office/word/2018/wordml/cex" xmlns:w16cid="http://schemas.microsoft.com/office/word/2016/wordml/cid" xmlns:w16="http://schemas.microsoft.com/office/word/2018/wordml" xmlns:w16sdtdh="http://schemas.microsoft.com/office/word/2020/wordml/sdtdatahash" xmlns:w16se="http://schemas.microsoft.com/office/word/2015/wordml/symex" xmlns:wpg="http://schemas.microsoft.com/office/word/2010/wordprocessingGroup" xmlns:wpi="http://schemas.microsoft.com/office/word/2010/wordprocessingInk" xmlns:wne="http://schemas.microsoft.com/office/word/2006/wordml" xmlns:wps="http://schemas.microsoft.com/office/word/2010/wordprocessingShape" mc:Ignorable="w14 w15 w16se w16cid w16 w16cex w16sdtdh wp14">
   <w:abstractNum w:abstractNumId="0" w15:restartNumberingAfterBreak="0">
     <w:nsid w:val="FFFFFF7C"/>
     <w:multiLevelType w:val="singleLevel"/>
@@ -7854,7 +8617,7 @@
     <w:lvl w:ilvl="0">
       <w:start w:val="1"/>
       <w:numFmt w:val="decimal"/>
-      <w:pStyle w:val="ListNumber3"/>
+      <w:pStyle w:val="Numerada3"/>
       <w:lvlText w:val="%1."/>
       <w:lvlJc w:val="left"/>
       <w:pPr>
@@ -7872,7 +8635,7 @@
     <w:lvl w:ilvl="0">
       <w:start w:val="1"/>
       <w:numFmt w:val="decimal"/>
-      <w:pStyle w:val="ListNumber2"/>
+      <w:pStyle w:val="Numerada2"/>
       <w:lvlText w:val="%1."/>
       <w:lvlJc w:val="left"/>
       <w:pPr>
@@ -7910,7 +8673,7 @@
     <w:lvl w:ilvl="0">
       <w:start w:val="1"/>
       <w:numFmt w:val="bullet"/>
-      <w:pStyle w:val="ListBullet3"/>
+      <w:pStyle w:val="Commarcadores3"/>
       <w:lvlText w:val=""/>
       <w:lvlJc w:val="left"/>
       <w:pPr>
@@ -7931,7 +8694,7 @@
     <w:lvl w:ilvl="0">
       <w:start w:val="1"/>
       <w:numFmt w:val="bullet"/>
-      <w:pStyle w:val="ListBullet2"/>
+      <w:pStyle w:val="Commarcadores2"/>
       <w:lvlText w:val=""/>
       <w:lvlJc w:val="left"/>
       <w:pPr>
@@ -7952,7 +8715,7 @@
     <w:lvl w:ilvl="0">
       <w:start w:val="1"/>
       <w:numFmt w:val="decimal"/>
-      <w:pStyle w:val="ListNumber"/>
+      <w:pStyle w:val="Numerada"/>
       <w:lvlText w:val="%1."/>
       <w:lvlJc w:val="left"/>
       <w:pPr>
@@ -7970,7 +8733,7 @@
     <w:lvl w:ilvl="0">
       <w:start w:val="1"/>
       <w:numFmt w:val="bullet"/>
-      <w:pStyle w:val="ListBullet"/>
+      <w:pStyle w:val="Commarcadores"/>
       <w:lvlText w:val=""/>
       <w:lvlJc w:val="left"/>
       <w:pPr>
@@ -11082,104 +11845,104 @@
       </w:rPr>
     </w:lvl>
   </w:abstractNum>
-  <w:num w:numId="1" w16cid:durableId="1030255642">
+  <w:num w:numId="1">
     <w:abstractNumId w:val="8"/>
   </w:num>
-  <w:num w:numId="2" w16cid:durableId="386422174">
+  <w:num w:numId="2">
     <w:abstractNumId w:val="6"/>
   </w:num>
-  <w:num w:numId="3" w16cid:durableId="469133663">
+  <w:num w:numId="3">
     <w:abstractNumId w:val="5"/>
   </w:num>
-  <w:num w:numId="4" w16cid:durableId="1424572365">
+  <w:num w:numId="4">
     <w:abstractNumId w:val="4"/>
   </w:num>
-  <w:num w:numId="5" w16cid:durableId="10105258">
+  <w:num w:numId="5">
     <w:abstractNumId w:val="7"/>
   </w:num>
-  <w:num w:numId="6" w16cid:durableId="258023956">
+  <w:num w:numId="6">
     <w:abstractNumId w:val="3"/>
   </w:num>
-  <w:num w:numId="7" w16cid:durableId="1010446777">
+  <w:num w:numId="7">
     <w:abstractNumId w:val="2"/>
   </w:num>
-  <w:num w:numId="8" w16cid:durableId="368535091">
+  <w:num w:numId="8">
     <w:abstractNumId w:val="1"/>
   </w:num>
-  <w:num w:numId="9" w16cid:durableId="736827134">
+  <w:num w:numId="9">
     <w:abstractNumId w:val="0"/>
   </w:num>
-  <w:num w:numId="10" w16cid:durableId="1896311089">
+  <w:num w:numId="10">
     <w:abstractNumId w:val="11"/>
   </w:num>
-  <w:num w:numId="11" w16cid:durableId="896084778">
+  <w:num w:numId="11">
     <w:abstractNumId w:val="23"/>
   </w:num>
-  <w:num w:numId="12" w16cid:durableId="685206328">
+  <w:num w:numId="12">
     <w:abstractNumId w:val="18"/>
   </w:num>
-  <w:num w:numId="13" w16cid:durableId="984168040">
+  <w:num w:numId="13">
     <w:abstractNumId w:val="14"/>
   </w:num>
-  <w:num w:numId="14" w16cid:durableId="216547835">
+  <w:num w:numId="14">
     <w:abstractNumId w:val="22"/>
   </w:num>
-  <w:num w:numId="15" w16cid:durableId="1286040040">
+  <w:num w:numId="15">
     <w:abstractNumId w:val="10"/>
   </w:num>
-  <w:num w:numId="16" w16cid:durableId="218589281">
+  <w:num w:numId="16">
     <w:abstractNumId w:val="21"/>
   </w:num>
-  <w:num w:numId="17" w16cid:durableId="1882328321">
+  <w:num w:numId="17">
     <w:abstractNumId w:val="24"/>
   </w:num>
-  <w:num w:numId="18" w16cid:durableId="1901281382">
+  <w:num w:numId="18">
     <w:abstractNumId w:val="27"/>
   </w:num>
-  <w:num w:numId="19" w16cid:durableId="637995619">
+  <w:num w:numId="19">
     <w:abstractNumId w:val="20"/>
   </w:num>
-  <w:num w:numId="20" w16cid:durableId="1158692553">
+  <w:num w:numId="20">
     <w:abstractNumId w:val="26"/>
   </w:num>
-  <w:num w:numId="21" w16cid:durableId="995230221">
+  <w:num w:numId="21">
     <w:abstractNumId w:val="17"/>
   </w:num>
-  <w:num w:numId="22" w16cid:durableId="2012682185">
+  <w:num w:numId="22">
     <w:abstractNumId w:val="29"/>
   </w:num>
-  <w:num w:numId="23" w16cid:durableId="155000722">
+  <w:num w:numId="23">
     <w:abstractNumId w:val="28"/>
   </w:num>
-  <w:num w:numId="24" w16cid:durableId="1254821115">
+  <w:num w:numId="24">
     <w:abstractNumId w:val="13"/>
   </w:num>
-  <w:num w:numId="25" w16cid:durableId="984164688">
+  <w:num w:numId="25">
     <w:abstractNumId w:val="15"/>
   </w:num>
-  <w:num w:numId="26" w16cid:durableId="377974014">
+  <w:num w:numId="26">
     <w:abstractNumId w:val="30"/>
   </w:num>
-  <w:num w:numId="27" w16cid:durableId="1557275229">
+  <w:num w:numId="27">
     <w:abstractNumId w:val="9"/>
   </w:num>
-  <w:num w:numId="28" w16cid:durableId="1099065255">
+  <w:num w:numId="28">
     <w:abstractNumId w:val="16"/>
   </w:num>
-  <w:num w:numId="29" w16cid:durableId="777944693">
+  <w:num w:numId="29">
     <w:abstractNumId w:val="19"/>
   </w:num>
-  <w:num w:numId="30" w16cid:durableId="950697890">
+  <w:num w:numId="30">
     <w:abstractNumId w:val="12"/>
   </w:num>
-  <w:num w:numId="31" w16cid:durableId="226915365">
+  <w:num w:numId="31">
     <w:abstractNumId w:val="25"/>
   </w:num>
 </w:numbering>
 </file>
 
 <file path=word/styles.xml><?xml version="1.0" encoding="utf-8"?>
-<w:styles xmlns:mc="http://schemas.openxmlformats.org/markup-compatibility/2006" xmlns:r="http://schemas.openxmlformats.org/officeDocument/2006/relationships" xmlns:w="http://schemas.openxmlformats.org/wordprocessingml/2006/main" xmlns:w14="http://schemas.microsoft.com/office/word/2010/wordml" xmlns:w15="http://schemas.microsoft.com/office/word/2012/wordml" xmlns:w16cex="http://schemas.microsoft.com/office/word/2018/wordml/cex" xmlns:w16cid="http://schemas.microsoft.com/office/word/2016/wordml/cid" xmlns:w16="http://schemas.microsoft.com/office/word/2018/wordml" xmlns:w16du="http://schemas.microsoft.com/office/word/2023/wordml/word16du" xmlns:w16sdtdh="http://schemas.microsoft.com/office/word/2020/wordml/sdtdatahash" xmlns:w16sdtfl="http://schemas.microsoft.com/office/word/2024/wordml/sdtformatlock" xmlns:w16se="http://schemas.microsoft.com/office/word/2015/wordml/symex" mc:Ignorable="w14 w15 w16se w16cid w16 w16cex w16sdtdh w16sdtfl w16du">
+<w:styles xmlns:mc="http://schemas.openxmlformats.org/markup-compatibility/2006" xmlns:r="http://schemas.openxmlformats.org/officeDocument/2006/relationships" xmlns:w="http://schemas.openxmlformats.org/wordprocessingml/2006/main" xmlns:w14="http://schemas.microsoft.com/office/word/2010/wordml" xmlns:w15="http://schemas.microsoft.com/office/word/2012/wordml" xmlns:w16cex="http://schemas.microsoft.com/office/word/2018/wordml/cex" xmlns:w16cid="http://schemas.microsoft.com/office/word/2016/wordml/cid" xmlns:w16="http://schemas.microsoft.com/office/word/2018/wordml" xmlns:w16sdtdh="http://schemas.microsoft.com/office/word/2020/wordml/sdtdatahash" xmlns:w16se="http://schemas.microsoft.com/office/word/2015/wordml/symex" mc:Ignorable="w14 w15 w16se w16cid w16 w16cex w16sdtdh">
   <w:docDefaults>
     <w:rPrDefault>
       <w:rPr>
@@ -11569,11 +12332,11 @@
     <w:qFormat/>
     <w:rsid w:val="00FC693F"/>
   </w:style>
-  <w:style w:type="paragraph" w:styleId="Heading1">
+  <w:style w:type="paragraph" w:styleId="Ttulo1">
     <w:name w:val="heading 1"/>
     <w:basedOn w:val="Normal"/>
     <w:next w:val="Normal"/>
-    <w:link w:val="Heading1Char"/>
+    <w:link w:val="Ttulo1Char"/>
     <w:uiPriority w:val="9"/>
     <w:qFormat/>
     <w:rsid w:val="00FC693F"/>
@@ -11592,11 +12355,11 @@
       <w:szCs w:val="28"/>
     </w:rPr>
   </w:style>
-  <w:style w:type="paragraph" w:styleId="Heading2">
+  <w:style w:type="paragraph" w:styleId="Ttulo2">
     <w:name w:val="heading 2"/>
     <w:basedOn w:val="Normal"/>
     <w:next w:val="Normal"/>
-    <w:link w:val="Heading2Char"/>
+    <w:link w:val="Ttulo2Char"/>
     <w:uiPriority w:val="9"/>
     <w:unhideWhenUsed/>
     <w:qFormat/>
@@ -11616,11 +12379,11 @@
       <w:szCs w:val="26"/>
     </w:rPr>
   </w:style>
-  <w:style w:type="paragraph" w:styleId="Heading3">
+  <w:style w:type="paragraph" w:styleId="Ttulo3">
     <w:name w:val="heading 3"/>
     <w:basedOn w:val="Normal"/>
     <w:next w:val="Normal"/>
-    <w:link w:val="Heading3Char"/>
+    <w:link w:val="Ttulo3Char"/>
     <w:uiPriority w:val="9"/>
     <w:unhideWhenUsed/>
     <w:qFormat/>
@@ -11638,11 +12401,11 @@
       <w:color w:val="4F81BD" w:themeColor="accent1"/>
     </w:rPr>
   </w:style>
-  <w:style w:type="paragraph" w:styleId="Heading4">
+  <w:style w:type="paragraph" w:styleId="Ttulo4">
     <w:name w:val="heading 4"/>
     <w:basedOn w:val="Normal"/>
     <w:next w:val="Normal"/>
-    <w:link w:val="Heading4Char"/>
+    <w:link w:val="Ttulo4Char"/>
     <w:uiPriority w:val="9"/>
     <w:semiHidden/>
     <w:unhideWhenUsed/>
@@ -11663,11 +12426,11 @@
       <w:color w:val="4F81BD" w:themeColor="accent1"/>
     </w:rPr>
   </w:style>
-  <w:style w:type="paragraph" w:styleId="Heading5">
+  <w:style w:type="paragraph" w:styleId="Ttulo5">
     <w:name w:val="heading 5"/>
     <w:basedOn w:val="Normal"/>
     <w:next w:val="Normal"/>
-    <w:link w:val="Heading5Char"/>
+    <w:link w:val="Ttulo5Char"/>
     <w:uiPriority w:val="9"/>
     <w:semiHidden/>
     <w:unhideWhenUsed/>
@@ -11684,11 +12447,11 @@
       <w:color w:val="243F60" w:themeColor="accent1" w:themeShade="7F"/>
     </w:rPr>
   </w:style>
-  <w:style w:type="paragraph" w:styleId="Heading6">
+  <w:style w:type="paragraph" w:styleId="Ttulo6">
     <w:name w:val="heading 6"/>
     <w:basedOn w:val="Normal"/>
     <w:next w:val="Normal"/>
-    <w:link w:val="Heading6Char"/>
+    <w:link w:val="Ttulo6Char"/>
     <w:uiPriority w:val="9"/>
     <w:semiHidden/>
     <w:unhideWhenUsed/>
@@ -11707,11 +12470,11 @@
       <w:color w:val="243F60" w:themeColor="accent1" w:themeShade="7F"/>
     </w:rPr>
   </w:style>
-  <w:style w:type="paragraph" w:styleId="Heading7">
+  <w:style w:type="paragraph" w:styleId="Ttulo7">
     <w:name w:val="heading 7"/>
     <w:basedOn w:val="Normal"/>
     <w:next w:val="Normal"/>
-    <w:link w:val="Heading7Char"/>
+    <w:link w:val="Ttulo7Char"/>
     <w:uiPriority w:val="9"/>
     <w:semiHidden/>
     <w:unhideWhenUsed/>
@@ -11730,11 +12493,11 @@
       <w:color w:val="404040" w:themeColor="text1" w:themeTint="BF"/>
     </w:rPr>
   </w:style>
-  <w:style w:type="paragraph" w:styleId="Heading8">
+  <w:style w:type="paragraph" w:styleId="Ttulo8">
     <w:name w:val="heading 8"/>
     <w:basedOn w:val="Normal"/>
     <w:next w:val="Normal"/>
-    <w:link w:val="Heading8Char"/>
+    <w:link w:val="Ttulo8Char"/>
     <w:uiPriority w:val="9"/>
     <w:semiHidden/>
     <w:unhideWhenUsed/>
@@ -11753,11 +12516,11 @@
       <w:szCs w:val="20"/>
     </w:rPr>
   </w:style>
-  <w:style w:type="paragraph" w:styleId="Heading9">
+  <w:style w:type="paragraph" w:styleId="Ttulo9">
     <w:name w:val="heading 9"/>
     <w:basedOn w:val="Normal"/>
     <w:next w:val="Normal"/>
-    <w:link w:val="Heading9Char"/>
+    <w:link w:val="Ttulo9Char"/>
     <w:uiPriority w:val="9"/>
     <w:semiHidden/>
     <w:unhideWhenUsed/>
@@ -11778,13 +12541,13 @@
       <w:szCs w:val="20"/>
     </w:rPr>
   </w:style>
-  <w:style w:type="character" w:default="1" w:styleId="DefaultParagraphFont">
+  <w:style w:type="character" w:default="1" w:styleId="Fontepargpadro">
     <w:name w:val="Default Paragraph Font"/>
     <w:uiPriority w:val="1"/>
     <w:semiHidden/>
     <w:unhideWhenUsed/>
   </w:style>
-  <w:style w:type="table" w:default="1" w:styleId="TableNormal">
+  <w:style w:type="table" w:default="1" w:styleId="Tabelanormal">
     <w:name w:val="Normal Table"/>
     <w:uiPriority w:val="99"/>
     <w:semiHidden/>
@@ -11799,16 +12562,16 @@
       </w:tblCellMar>
     </w:tblPr>
   </w:style>
-  <w:style w:type="numbering" w:default="1" w:styleId="NoList">
+  <w:style w:type="numbering" w:default="1" w:styleId="Semlista">
     <w:name w:val="No List"/>
     <w:uiPriority w:val="99"/>
     <w:semiHidden/>
     <w:unhideWhenUsed/>
   </w:style>
-  <w:style w:type="paragraph" w:styleId="Header">
+  <w:style w:type="paragraph" w:styleId="Cabealho">
     <w:name w:val="header"/>
     <w:basedOn w:val="Normal"/>
-    <w:link w:val="HeaderChar"/>
+    <w:link w:val="CabealhoChar"/>
     <w:uiPriority w:val="99"/>
     <w:unhideWhenUsed/>
     <w:rsid w:val="00E618BF"/>
@@ -11820,17 +12583,17 @@
       <w:spacing w:after="0" w:line="240" w:lineRule="auto"/>
     </w:pPr>
   </w:style>
-  <w:style w:type="character" w:customStyle="1" w:styleId="HeaderChar">
-    <w:name w:val="Header Char"/>
-    <w:basedOn w:val="DefaultParagraphFont"/>
-    <w:link w:val="Header"/>
+  <w:style w:type="character" w:customStyle="1" w:styleId="CabealhoChar">
+    <w:name w:val="Cabeçalho Char"/>
+    <w:basedOn w:val="Fontepargpadro"/>
+    <w:link w:val="Cabealho"/>
     <w:uiPriority w:val="99"/>
     <w:rsid w:val="00E618BF"/>
   </w:style>
-  <w:style w:type="paragraph" w:styleId="Footer">
+  <w:style w:type="paragraph" w:styleId="Rodap">
     <w:name w:val="footer"/>
     <w:basedOn w:val="Normal"/>
-    <w:link w:val="FooterChar"/>
+    <w:link w:val="RodapChar"/>
     <w:uiPriority w:val="99"/>
     <w:unhideWhenUsed/>
     <w:rsid w:val="00E618BF"/>
@@ -11842,14 +12605,14 @@
       <w:spacing w:after="0" w:line="240" w:lineRule="auto"/>
     </w:pPr>
   </w:style>
-  <w:style w:type="character" w:customStyle="1" w:styleId="FooterChar">
-    <w:name w:val="Footer Char"/>
-    <w:basedOn w:val="DefaultParagraphFont"/>
-    <w:link w:val="Footer"/>
+  <w:style w:type="character" w:customStyle="1" w:styleId="RodapChar">
+    <w:name w:val="Rodapé Char"/>
+    <w:basedOn w:val="Fontepargpadro"/>
+    <w:link w:val="Rodap"/>
     <w:uiPriority w:val="99"/>
     <w:rsid w:val="00E618BF"/>
   </w:style>
-  <w:style w:type="paragraph" w:styleId="NoSpacing">
+  <w:style w:type="paragraph" w:styleId="SemEspaamento">
     <w:name w:val="No Spacing"/>
     <w:uiPriority w:val="1"/>
     <w:qFormat/>
@@ -11858,10 +12621,10 @@
       <w:spacing w:after="0" w:line="240" w:lineRule="auto"/>
     </w:pPr>
   </w:style>
-  <w:style w:type="character" w:customStyle="1" w:styleId="Heading1Char">
-    <w:name w:val="Heading 1 Char"/>
-    <w:basedOn w:val="DefaultParagraphFont"/>
-    <w:link w:val="Heading1"/>
+  <w:style w:type="character" w:customStyle="1" w:styleId="Ttulo1Char">
+    <w:name w:val="Título 1 Char"/>
+    <w:basedOn w:val="Fontepargpadro"/>
+    <w:link w:val="Ttulo1"/>
     <w:uiPriority w:val="9"/>
     <w:rsid w:val="00FC693F"/>
     <w:rPr>
@@ -11873,10 +12636,10 @@
       <w:szCs w:val="28"/>
     </w:rPr>
   </w:style>
-  <w:style w:type="character" w:customStyle="1" w:styleId="Heading2Char">
-    <w:name w:val="Heading 2 Char"/>
-    <w:basedOn w:val="DefaultParagraphFont"/>
-    <w:link w:val="Heading2"/>
+  <w:style w:type="character" w:customStyle="1" w:styleId="Ttulo2Char">
+    <w:name w:val="Título 2 Char"/>
+    <w:basedOn w:val="Fontepargpadro"/>
+    <w:link w:val="Ttulo2"/>
     <w:uiPriority w:val="9"/>
     <w:rsid w:val="00FC693F"/>
     <w:rPr>
@@ -11888,10 +12651,10 @@
       <w:szCs w:val="26"/>
     </w:rPr>
   </w:style>
-  <w:style w:type="character" w:customStyle="1" w:styleId="Heading3Char">
-    <w:name w:val="Heading 3 Char"/>
-    <w:basedOn w:val="DefaultParagraphFont"/>
-    <w:link w:val="Heading3"/>
+  <w:style w:type="character" w:customStyle="1" w:styleId="Ttulo3Char">
+    <w:name w:val="Título 3 Char"/>
+    <w:basedOn w:val="Fontepargpadro"/>
+    <w:link w:val="Ttulo3"/>
     <w:uiPriority w:val="9"/>
     <w:rsid w:val="00FC693F"/>
     <w:rPr>
@@ -11901,11 +12664,11 @@
       <w:color w:val="4F81BD" w:themeColor="accent1"/>
     </w:rPr>
   </w:style>
-  <w:style w:type="paragraph" w:styleId="Title">
+  <w:style w:type="paragraph" w:styleId="Ttulo">
     <w:name w:val="Title"/>
     <w:basedOn w:val="Normal"/>
     <w:next w:val="Normal"/>
-    <w:link w:val="TitleChar"/>
+    <w:link w:val="TtuloChar"/>
     <w:uiPriority w:val="10"/>
     <w:qFormat/>
     <w:rsid w:val="00FC693F"/>
@@ -11925,10 +12688,10 @@
       <w:szCs w:val="52"/>
     </w:rPr>
   </w:style>
-  <w:style w:type="character" w:customStyle="1" w:styleId="TitleChar">
-    <w:name w:val="Title Char"/>
-    <w:basedOn w:val="DefaultParagraphFont"/>
-    <w:link w:val="Title"/>
+  <w:style w:type="character" w:customStyle="1" w:styleId="TtuloChar">
+    <w:name w:val="Título Char"/>
+    <w:basedOn w:val="Fontepargpadro"/>
+    <w:link w:val="Ttulo"/>
     <w:uiPriority w:val="10"/>
     <w:rsid w:val="00FC693F"/>
     <w:rPr>
@@ -11940,11 +12703,11 @@
       <w:szCs w:val="52"/>
     </w:rPr>
   </w:style>
-  <w:style w:type="paragraph" w:styleId="Subtitle">
+  <w:style w:type="paragraph" w:styleId="Subttulo">
     <w:name w:val="Subtitle"/>
     <w:basedOn w:val="Normal"/>
     <w:next w:val="Normal"/>
-    <w:link w:val="SubtitleChar"/>
+    <w:link w:val="SubttuloChar"/>
     <w:uiPriority w:val="11"/>
     <w:qFormat/>
     <w:rsid w:val="00FC693F"/>
@@ -11963,10 +12726,10 @@
       <w:szCs w:val="24"/>
     </w:rPr>
   </w:style>
-  <w:style w:type="character" w:customStyle="1" w:styleId="SubtitleChar">
-    <w:name w:val="Subtitle Char"/>
-    <w:basedOn w:val="DefaultParagraphFont"/>
-    <w:link w:val="Subtitle"/>
+  <w:style w:type="character" w:customStyle="1" w:styleId="SubttuloChar">
+    <w:name w:val="Subtítulo Char"/>
+    <w:basedOn w:val="Fontepargpadro"/>
+    <w:link w:val="Subttulo"/>
     <w:uiPriority w:val="11"/>
     <w:rsid w:val="00FC693F"/>
     <w:rPr>
@@ -11979,7 +12742,7 @@
       <w:szCs w:val="24"/>
     </w:rPr>
   </w:style>
-  <w:style w:type="paragraph" w:styleId="ListParagraph">
+  <w:style w:type="paragraph" w:styleId="PargrafodaLista">
     <w:name w:val="List Paragraph"/>
     <w:basedOn w:val="Normal"/>
     <w:uiPriority w:val="34"/>
@@ -11990,10 +12753,10 @@
       <w:contextualSpacing/>
     </w:pPr>
   </w:style>
-  <w:style w:type="paragraph" w:styleId="BodyText">
+  <w:style w:type="paragraph" w:styleId="Corpodetexto">
     <w:name w:val="Body Text"/>
     <w:basedOn w:val="Normal"/>
-    <w:link w:val="BodyTextChar"/>
+    <w:link w:val="CorpodetextoChar"/>
     <w:uiPriority w:val="99"/>
     <w:unhideWhenUsed/>
     <w:rsid w:val="00AA1D8D"/>
@@ -12001,17 +12764,17 @@
       <w:spacing w:after="120"/>
     </w:pPr>
   </w:style>
-  <w:style w:type="character" w:customStyle="1" w:styleId="BodyTextChar">
-    <w:name w:val="Body Text Char"/>
-    <w:basedOn w:val="DefaultParagraphFont"/>
-    <w:link w:val="BodyText"/>
+  <w:style w:type="character" w:customStyle="1" w:styleId="CorpodetextoChar">
+    <w:name w:val="Corpo de texto Char"/>
+    <w:basedOn w:val="Fontepargpadro"/>
+    <w:link w:val="Corpodetexto"/>
     <w:uiPriority w:val="99"/>
     <w:rsid w:val="00AA1D8D"/>
   </w:style>
-  <w:style w:type="paragraph" w:styleId="BodyText2">
+  <w:style w:type="paragraph" w:styleId="Corpodetexto2">
     <w:name w:val="Body Text 2"/>
     <w:basedOn w:val="Normal"/>
-    <w:link w:val="BodyText2Char"/>
+    <w:link w:val="Corpodetexto2Char"/>
     <w:uiPriority w:val="99"/>
     <w:unhideWhenUsed/>
     <w:rsid w:val="00AA1D8D"/>
@@ -12019,17 +12782,17 @@
       <w:spacing w:after="120" w:line="480" w:lineRule="auto"/>
     </w:pPr>
   </w:style>
-  <w:style w:type="character" w:customStyle="1" w:styleId="BodyText2Char">
-    <w:name w:val="Body Text 2 Char"/>
-    <w:basedOn w:val="DefaultParagraphFont"/>
-    <w:link w:val="BodyText2"/>
+  <w:style w:type="character" w:customStyle="1" w:styleId="Corpodetexto2Char">
+    <w:name w:val="Corpo de texto 2 Char"/>
+    <w:basedOn w:val="Fontepargpadro"/>
+    <w:link w:val="Corpodetexto2"/>
     <w:uiPriority w:val="99"/>
     <w:rsid w:val="00AA1D8D"/>
   </w:style>
-  <w:style w:type="paragraph" w:styleId="BodyText3">
+  <w:style w:type="paragraph" w:styleId="Corpodetexto3">
     <w:name w:val="Body Text 3"/>
     <w:basedOn w:val="Normal"/>
-    <w:link w:val="BodyText3Char"/>
+    <w:link w:val="Corpodetexto3Char"/>
     <w:uiPriority w:val="99"/>
     <w:unhideWhenUsed/>
     <w:rsid w:val="00AA1D8D"/>
@@ -12041,10 +12804,10 @@
       <w:szCs w:val="16"/>
     </w:rPr>
   </w:style>
-  <w:style w:type="character" w:customStyle="1" w:styleId="BodyText3Char">
-    <w:name w:val="Body Text 3 Char"/>
-    <w:basedOn w:val="DefaultParagraphFont"/>
-    <w:link w:val="BodyText3"/>
+  <w:style w:type="character" w:customStyle="1" w:styleId="Corpodetexto3Char">
+    <w:name w:val="Corpo de texto 3 Char"/>
+    <w:basedOn w:val="Fontepargpadro"/>
+    <w:link w:val="Corpodetexto3"/>
     <w:uiPriority w:val="99"/>
     <w:rsid w:val="00AA1D8D"/>
     <w:rPr>
@@ -12052,7 +12815,7 @@
       <w:szCs w:val="16"/>
     </w:rPr>
   </w:style>
-  <w:style w:type="paragraph" w:styleId="List">
+  <w:style w:type="paragraph" w:styleId="Lista">
     <w:name w:val="List"/>
     <w:basedOn w:val="Normal"/>
     <w:uiPriority w:val="99"/>
@@ -12063,7 +12826,7 @@
       <w:contextualSpacing/>
     </w:pPr>
   </w:style>
-  <w:style w:type="paragraph" w:styleId="List2">
+  <w:style w:type="paragraph" w:styleId="Lista2">
     <w:name w:val="List 2"/>
     <w:basedOn w:val="Normal"/>
     <w:uiPriority w:val="99"/>
@@ -12074,7 +12837,7 @@
       <w:contextualSpacing/>
     </w:pPr>
   </w:style>
-  <w:style w:type="paragraph" w:styleId="List3">
+  <w:style w:type="paragraph" w:styleId="Lista3">
     <w:name w:val="List 3"/>
     <w:basedOn w:val="Normal"/>
     <w:uiPriority w:val="99"/>
@@ -12085,7 +12848,7 @@
       <w:contextualSpacing/>
     </w:pPr>
   </w:style>
-  <w:style w:type="paragraph" w:styleId="ListBullet">
+  <w:style w:type="paragraph" w:styleId="Commarcadores">
     <w:name w:val="List Bullet"/>
     <w:basedOn w:val="Normal"/>
     <w:uiPriority w:val="99"/>
@@ -12098,7 +12861,7 @@
       <w:contextualSpacing/>
     </w:pPr>
   </w:style>
-  <w:style w:type="paragraph" w:styleId="ListBullet2">
+  <w:style w:type="paragraph" w:styleId="Commarcadores2">
     <w:name w:val="List Bullet 2"/>
     <w:basedOn w:val="Normal"/>
     <w:uiPriority w:val="99"/>
@@ -12111,7 +12874,7 @@
       <w:contextualSpacing/>
     </w:pPr>
   </w:style>
-  <w:style w:type="paragraph" w:styleId="ListBullet3">
+  <w:style w:type="paragraph" w:styleId="Commarcadores3">
     <w:name w:val="List Bullet 3"/>
     <w:basedOn w:val="Normal"/>
     <w:uiPriority w:val="99"/>
@@ -12124,7 +12887,7 @@
       <w:contextualSpacing/>
     </w:pPr>
   </w:style>
-  <w:style w:type="paragraph" w:styleId="ListNumber">
+  <w:style w:type="paragraph" w:styleId="Numerada">
     <w:name w:val="List Number"/>
     <w:basedOn w:val="Normal"/>
     <w:uiPriority w:val="99"/>
@@ -12137,7 +12900,7 @@
       <w:contextualSpacing/>
     </w:pPr>
   </w:style>
-  <w:style w:type="paragraph" w:styleId="ListNumber2">
+  <w:style w:type="paragraph" w:styleId="Numerada2">
     <w:name w:val="List Number 2"/>
     <w:basedOn w:val="Normal"/>
     <w:uiPriority w:val="99"/>
@@ -12150,7 +12913,7 @@
       <w:contextualSpacing/>
     </w:pPr>
   </w:style>
-  <w:style w:type="paragraph" w:styleId="ListNumber3">
+  <w:style w:type="paragraph" w:styleId="Numerada3">
     <w:name w:val="List Number 3"/>
     <w:basedOn w:val="Normal"/>
     <w:uiPriority w:val="99"/>
@@ -12163,7 +12926,7 @@
       <w:contextualSpacing/>
     </w:pPr>
   </w:style>
-  <w:style w:type="paragraph" w:styleId="ListContinue">
+  <w:style w:type="paragraph" w:styleId="Listadecontinuao">
     <w:name w:val="List Continue"/>
     <w:basedOn w:val="Normal"/>
     <w:uiPriority w:val="99"/>
@@ -12175,7 +12938,7 @@
       <w:contextualSpacing/>
     </w:pPr>
   </w:style>
-  <w:style w:type="paragraph" w:styleId="ListContinue2">
+  <w:style w:type="paragraph" w:styleId="Listadecontinuao2">
     <w:name w:val="List Continue 2"/>
     <w:basedOn w:val="Normal"/>
     <w:uiPriority w:val="99"/>
@@ -12187,7 +12950,7 @@
       <w:contextualSpacing/>
     </w:pPr>
   </w:style>
-  <w:style w:type="paragraph" w:styleId="ListContinue3">
+  <w:style w:type="paragraph" w:styleId="Listadecontinuao3">
     <w:name w:val="List Continue 3"/>
     <w:basedOn w:val="Normal"/>
     <w:uiPriority w:val="99"/>
@@ -12199,9 +12962,9 @@
       <w:contextualSpacing/>
     </w:pPr>
   </w:style>
-  <w:style w:type="paragraph" w:styleId="MacroText">
+  <w:style w:type="paragraph" w:styleId="Textodemacro">
     <w:name w:val="macro"/>
-    <w:link w:val="MacroTextChar"/>
+    <w:link w:val="TextodemacroChar"/>
     <w:uiPriority w:val="99"/>
     <w:unhideWhenUsed/>
     <w:rsid w:val="0029639D"/>
@@ -12222,10 +12985,10 @@
       <w:szCs w:val="20"/>
     </w:rPr>
   </w:style>
-  <w:style w:type="character" w:customStyle="1" w:styleId="MacroTextChar">
-    <w:name w:val="Macro Text Char"/>
-    <w:basedOn w:val="DefaultParagraphFont"/>
-    <w:link w:val="MacroText"/>
+  <w:style w:type="character" w:customStyle="1" w:styleId="TextodemacroChar">
+    <w:name w:val="Texto de macro Char"/>
+    <w:basedOn w:val="Fontepargpadro"/>
+    <w:link w:val="Textodemacro"/>
     <w:uiPriority w:val="99"/>
     <w:rsid w:val="0029639D"/>
     <w:rPr>
@@ -12234,11 +12997,11 @@
       <w:szCs w:val="20"/>
     </w:rPr>
   </w:style>
-  <w:style w:type="paragraph" w:styleId="Quote">
+  <w:style w:type="paragraph" w:styleId="Citao">
     <w:name w:val="Quote"/>
     <w:basedOn w:val="Normal"/>
     <w:next w:val="Normal"/>
-    <w:link w:val="QuoteChar"/>
+    <w:link w:val="CitaoChar"/>
     <w:uiPriority w:val="29"/>
     <w:qFormat/>
     <w:rsid w:val="00FC693F"/>
@@ -12248,10 +13011,10 @@
       <w:color w:val="000000" w:themeColor="text1"/>
     </w:rPr>
   </w:style>
-  <w:style w:type="character" w:customStyle="1" w:styleId="QuoteChar">
-    <w:name w:val="Quote Char"/>
-    <w:basedOn w:val="DefaultParagraphFont"/>
-    <w:link w:val="Quote"/>
+  <w:style w:type="character" w:customStyle="1" w:styleId="CitaoChar">
+    <w:name w:val="Citação Char"/>
+    <w:basedOn w:val="Fontepargpadro"/>
+    <w:link w:val="Citao"/>
     <w:uiPriority w:val="29"/>
     <w:rsid w:val="00FC693F"/>
     <w:rPr>
@@ -12260,10 +13023,10 @@
       <w:color w:val="000000" w:themeColor="text1"/>
     </w:rPr>
   </w:style>
-  <w:style w:type="character" w:customStyle="1" w:styleId="Heading4Char">
-    <w:name w:val="Heading 4 Char"/>
-    <w:basedOn w:val="DefaultParagraphFont"/>
-    <w:link w:val="Heading4"/>
+  <w:style w:type="character" w:customStyle="1" w:styleId="Ttulo4Char">
+    <w:name w:val="Título 4 Char"/>
+    <w:basedOn w:val="Fontepargpadro"/>
+    <w:link w:val="Ttulo4"/>
     <w:uiPriority w:val="9"/>
     <w:semiHidden/>
     <w:rsid w:val="00FC693F"/>
@@ -12276,10 +13039,10 @@
       <w:color w:val="4F81BD" w:themeColor="accent1"/>
     </w:rPr>
   </w:style>
-  <w:style w:type="character" w:customStyle="1" w:styleId="Heading5Char">
-    <w:name w:val="Heading 5 Char"/>
-    <w:basedOn w:val="DefaultParagraphFont"/>
-    <w:link w:val="Heading5"/>
+  <w:style w:type="character" w:customStyle="1" w:styleId="Ttulo5Char">
+    <w:name w:val="Título 5 Char"/>
+    <w:basedOn w:val="Fontepargpadro"/>
+    <w:link w:val="Ttulo5"/>
     <w:uiPriority w:val="9"/>
     <w:semiHidden/>
     <w:rsid w:val="00FC693F"/>
@@ -12288,10 +13051,10 @@
       <w:color w:val="243F60" w:themeColor="accent1" w:themeShade="7F"/>
     </w:rPr>
   </w:style>
-  <w:style w:type="character" w:customStyle="1" w:styleId="Heading6Char">
-    <w:name w:val="Heading 6 Char"/>
-    <w:basedOn w:val="DefaultParagraphFont"/>
-    <w:link w:val="Heading6"/>
+  <w:style w:type="character" w:customStyle="1" w:styleId="Ttulo6Char">
+    <w:name w:val="Título 6 Char"/>
+    <w:basedOn w:val="Fontepargpadro"/>
+    <w:link w:val="Ttulo6"/>
     <w:uiPriority w:val="9"/>
     <w:semiHidden/>
     <w:rsid w:val="00FC693F"/>
@@ -12302,10 +13065,10 @@
       <w:color w:val="243F60" w:themeColor="accent1" w:themeShade="7F"/>
     </w:rPr>
   </w:style>
-  <w:style w:type="character" w:customStyle="1" w:styleId="Heading7Char">
-    <w:name w:val="Heading 7 Char"/>
-    <w:basedOn w:val="DefaultParagraphFont"/>
-    <w:link w:val="Heading7"/>
+  <w:style w:type="character" w:customStyle="1" w:styleId="Ttulo7Char">
+    <w:name w:val="Título 7 Char"/>
+    <w:basedOn w:val="Fontepargpadro"/>
+    <w:link w:val="Ttulo7"/>
     <w:uiPriority w:val="9"/>
     <w:semiHidden/>
     <w:rsid w:val="00FC693F"/>
@@ -12316,10 +13079,10 @@
       <w:color w:val="404040" w:themeColor="text1" w:themeTint="BF"/>
     </w:rPr>
   </w:style>
-  <w:style w:type="character" w:customStyle="1" w:styleId="Heading8Char">
-    <w:name w:val="Heading 8 Char"/>
-    <w:basedOn w:val="DefaultParagraphFont"/>
-    <w:link w:val="Heading8"/>
+  <w:style w:type="character" w:customStyle="1" w:styleId="Ttulo8Char">
+    <w:name w:val="Título 8 Char"/>
+    <w:basedOn w:val="Fontepargpadro"/>
+    <w:link w:val="Ttulo8"/>
     <w:uiPriority w:val="9"/>
     <w:semiHidden/>
     <w:rsid w:val="00FC693F"/>
@@ -12330,10 +13093,10 @@
       <w:szCs w:val="20"/>
     </w:rPr>
   </w:style>
-  <w:style w:type="character" w:customStyle="1" w:styleId="Heading9Char">
-    <w:name w:val="Heading 9 Char"/>
-    <w:basedOn w:val="DefaultParagraphFont"/>
-    <w:link w:val="Heading9"/>
+  <w:style w:type="character" w:customStyle="1" w:styleId="Ttulo9Char">
+    <w:name w:val="Título 9 Char"/>
+    <w:basedOn w:val="Fontepargpadro"/>
+    <w:link w:val="Ttulo9"/>
     <w:uiPriority w:val="9"/>
     <w:semiHidden/>
     <w:rsid w:val="00FC693F"/>
@@ -12346,7 +13109,7 @@
       <w:szCs w:val="20"/>
     </w:rPr>
   </w:style>
-  <w:style w:type="paragraph" w:styleId="Caption">
+  <w:style w:type="paragraph" w:styleId="Legenda">
     <w:name w:val="caption"/>
     <w:basedOn w:val="Normal"/>
     <w:next w:val="Normal"/>
@@ -12366,9 +13129,9 @@
       <w:szCs w:val="18"/>
     </w:rPr>
   </w:style>
-  <w:style w:type="character" w:styleId="Strong">
+  <w:style w:type="character" w:styleId="Forte">
     <w:name w:val="Strong"/>
-    <w:basedOn w:val="DefaultParagraphFont"/>
+    <w:basedOn w:val="Fontepargpadro"/>
     <w:uiPriority w:val="22"/>
     <w:qFormat/>
     <w:rsid w:val="00FC693F"/>
@@ -12377,9 +13140,9 @@
       <w:bCs/>
     </w:rPr>
   </w:style>
-  <w:style w:type="character" w:styleId="Emphasis">
+  <w:style w:type="character" w:styleId="nfase">
     <w:name w:val="Emphasis"/>
-    <w:basedOn w:val="DefaultParagraphFont"/>
+    <w:basedOn w:val="Fontepargpadro"/>
     <w:uiPriority w:val="20"/>
     <w:qFormat/>
     <w:rsid w:val="00FC693F"/>
@@ -12388,11 +13151,11 @@
       <w:iCs/>
     </w:rPr>
   </w:style>
-  <w:style w:type="paragraph" w:styleId="IntenseQuote">
+  <w:style w:type="paragraph" w:styleId="CitaoIntensa">
     <w:name w:val="Intense Quote"/>
     <w:basedOn w:val="Normal"/>
     <w:next w:val="Normal"/>
-    <w:link w:val="IntenseQuoteChar"/>
+    <w:link w:val="CitaoIntensaChar"/>
     <w:uiPriority w:val="30"/>
     <w:qFormat/>
     <w:rsid w:val="00FC693F"/>
@@ -12411,10 +13174,10 @@
       <w:color w:val="4F81BD" w:themeColor="accent1"/>
     </w:rPr>
   </w:style>
-  <w:style w:type="character" w:customStyle="1" w:styleId="IntenseQuoteChar">
-    <w:name w:val="Intense Quote Char"/>
-    <w:basedOn w:val="DefaultParagraphFont"/>
-    <w:link w:val="IntenseQuote"/>
+  <w:style w:type="character" w:customStyle="1" w:styleId="CitaoIntensaChar">
+    <w:name w:val="Citação Intensa Char"/>
+    <w:basedOn w:val="Fontepargpadro"/>
+    <w:link w:val="CitaoIntensa"/>
     <w:uiPriority w:val="30"/>
     <w:rsid w:val="00FC693F"/>
     <w:rPr>
@@ -12425,9 +13188,9 @@
       <w:color w:val="4F81BD" w:themeColor="accent1"/>
     </w:rPr>
   </w:style>
-  <w:style w:type="character" w:styleId="SubtleEmphasis">
+  <w:style w:type="character" w:styleId="nfaseSutil">
     <w:name w:val="Subtle Emphasis"/>
-    <w:basedOn w:val="DefaultParagraphFont"/>
+    <w:basedOn w:val="Fontepargpadro"/>
     <w:uiPriority w:val="19"/>
     <w:qFormat/>
     <w:rsid w:val="00FC693F"/>
@@ -12437,9 +13200,9 @@
       <w:color w:val="808080" w:themeColor="text1" w:themeTint="7F"/>
     </w:rPr>
   </w:style>
-  <w:style w:type="character" w:styleId="IntenseEmphasis">
+  <w:style w:type="character" w:styleId="nfaseIntensa">
     <w:name w:val="Intense Emphasis"/>
-    <w:basedOn w:val="DefaultParagraphFont"/>
+    <w:basedOn w:val="Fontepargpadro"/>
     <w:uiPriority w:val="21"/>
     <w:qFormat/>
     <w:rsid w:val="00FC693F"/>
@@ -12451,9 +13214,9 @@
       <w:color w:val="4F81BD" w:themeColor="accent1"/>
     </w:rPr>
   </w:style>
-  <w:style w:type="character" w:styleId="SubtleReference">
+  <w:style w:type="character" w:styleId="RefernciaSutil">
     <w:name w:val="Subtle Reference"/>
-    <w:basedOn w:val="DefaultParagraphFont"/>
+    <w:basedOn w:val="Fontepargpadro"/>
     <w:uiPriority w:val="31"/>
     <w:qFormat/>
     <w:rsid w:val="00FC693F"/>
@@ -12463,9 +13226,9 @@
       <w:u w:val="single"/>
     </w:rPr>
   </w:style>
-  <w:style w:type="character" w:styleId="IntenseReference">
+  <w:style w:type="character" w:styleId="RefernciaIntensa">
     <w:name w:val="Intense Reference"/>
-    <w:basedOn w:val="DefaultParagraphFont"/>
+    <w:basedOn w:val="Fontepargpadro"/>
     <w:uiPriority w:val="32"/>
     <w:qFormat/>
     <w:rsid w:val="00FC693F"/>
@@ -12478,9 +13241,9 @@
       <w:u w:val="single"/>
     </w:rPr>
   </w:style>
-  <w:style w:type="character" w:styleId="BookTitle">
+  <w:style w:type="character" w:styleId="TtulodoLivro">
     <w:name w:val="Book Title"/>
-    <w:basedOn w:val="DefaultParagraphFont"/>
+    <w:basedOn w:val="Fontepargpadro"/>
     <w:uiPriority w:val="33"/>
     <w:qFormat/>
     <w:rsid w:val="00FC693F"/>
@@ -12491,9 +13254,9 @@
       <w:spacing w:val="5"/>
     </w:rPr>
   </w:style>
-  <w:style w:type="paragraph" w:styleId="TOCHeading">
+  <w:style w:type="paragraph" w:styleId="CabealhodoSumrio">
     <w:name w:val="TOC Heading"/>
-    <w:basedOn w:val="Heading1"/>
+    <w:basedOn w:val="Ttulo1"/>
     <w:next w:val="Normal"/>
     <w:uiPriority w:val="39"/>
     <w:semiHidden/>
@@ -12504,9 +13267,9 @@
       <w:outlineLvl w:val="9"/>
     </w:pPr>
   </w:style>
-  <w:style w:type="table" w:styleId="TableGrid">
+  <w:style w:type="table" w:styleId="Tabelacomgrade">
     <w:name w:val="Table Grid"/>
-    <w:basedOn w:val="TableNormal"/>
+    <w:basedOn w:val="Tabelanormal"/>
     <w:uiPriority w:val="59"/>
     <w:rsid w:val="00FC693F"/>
     <w:pPr>
@@ -12523,9 +13286,9 @@
       </w:tblBorders>
     </w:tblPr>
   </w:style>
-  <w:style w:type="table" w:styleId="LightShading">
+  <w:style w:type="table" w:styleId="SombreamentoClaro">
     <w:name w:val="Light Shading"/>
-    <w:basedOn w:val="TableNormal"/>
+    <w:basedOn w:val="Tabelanormal"/>
     <w:uiPriority w:val="60"/>
     <w:rsid w:val="00FC693F"/>
     <w:pPr>
@@ -12619,9 +13382,9 @@
       </w:tcPr>
     </w:tblStylePr>
   </w:style>
-  <w:style w:type="table" w:styleId="LightShading-Accent1">
+  <w:style w:type="table" w:styleId="SombreamentoClaro-nfase1">
     <w:name w:val="Light Shading Accent 1"/>
-    <w:basedOn w:val="TableNormal"/>
+    <w:basedOn w:val="Tabelanormal"/>
     <w:uiPriority w:val="60"/>
     <w:rsid w:val="00FC693F"/>
     <w:pPr>
@@ -12715,9 +13478,9 @@
       </w:tcPr>
     </w:tblStylePr>
   </w:style>
-  <w:style w:type="table" w:styleId="LightShading-Accent2">
+  <w:style w:type="table" w:styleId="SombreamentoClaro-nfase2">
     <w:name w:val="Light Shading Accent 2"/>
-    <w:basedOn w:val="TableNormal"/>
+    <w:basedOn w:val="Tabelanormal"/>
     <w:uiPriority w:val="60"/>
     <w:rsid w:val="00FC693F"/>
     <w:pPr>
@@ -12811,9 +13574,9 @@
       </w:tcPr>
     </w:tblStylePr>
   </w:style>
-  <w:style w:type="table" w:styleId="LightShading-Accent3">
+  <w:style w:type="table" w:styleId="SombreamentoClaro-nfase3">
     <w:name w:val="Light Shading Accent 3"/>
-    <w:basedOn w:val="TableNormal"/>
+    <w:basedOn w:val="Tabelanormal"/>
     <w:uiPriority w:val="60"/>
     <w:rsid w:val="00FC693F"/>
     <w:pPr>
@@ -12907,9 +13670,9 @@
       </w:tcPr>
     </w:tblStylePr>
   </w:style>
-  <w:style w:type="table" w:styleId="LightShading-Accent4">
+  <w:style w:type="table" w:styleId="SombreamentoClaro-nfase4">
     <w:name w:val="Light Shading Accent 4"/>
-    <w:basedOn w:val="TableNormal"/>
+    <w:basedOn w:val="Tabelanormal"/>
     <w:uiPriority w:val="60"/>
     <w:rsid w:val="00FC693F"/>
     <w:pPr>
@@ -13003,9 +13766,9 @@
       </w:tcPr>
     </w:tblStylePr>
   </w:style>
-  <w:style w:type="table" w:styleId="LightShading-Accent5">
+  <w:style w:type="table" w:styleId="SombreamentoClaro-nfase5">
     <w:name w:val="Light Shading Accent 5"/>
-    <w:basedOn w:val="TableNormal"/>
+    <w:basedOn w:val="Tabelanormal"/>
     <w:uiPriority w:val="60"/>
     <w:rsid w:val="00FC693F"/>
     <w:pPr>
@@ -13099,9 +13862,9 @@
       </w:tcPr>
     </w:tblStylePr>
   </w:style>
-  <w:style w:type="table" w:styleId="LightShading-Accent6">
+  <w:style w:type="table" w:styleId="SombreamentoClaro-nfase6">
     <w:name w:val="Light Shading Accent 6"/>
-    <w:basedOn w:val="TableNormal"/>
+    <w:basedOn w:val="Tabelanormal"/>
     <w:uiPriority w:val="60"/>
     <w:rsid w:val="00FC693F"/>
     <w:pPr>
@@ -13195,9 +13958,9 @@
       </w:tcPr>
     </w:tblStylePr>
   </w:style>
-  <w:style w:type="table" w:styleId="LightList">
+  <w:style w:type="table" w:styleId="ListaClara">
     <w:name w:val="Light List"/>
-    <w:basedOn w:val="TableNormal"/>
+    <w:basedOn w:val="Tabelanormal"/>
     <w:uiPriority w:val="61"/>
     <w:rsid w:val="00FC693F"/>
     <w:pPr>
@@ -13280,9 +14043,9 @@
       </w:tcPr>
     </w:tblStylePr>
   </w:style>
-  <w:style w:type="table" w:styleId="LightList-Accent1">
+  <w:style w:type="table" w:styleId="ListaClara-nfase1">
     <w:name w:val="Light List Accent 1"/>
-    <w:basedOn w:val="TableNormal"/>
+    <w:basedOn w:val="Tabelanormal"/>
     <w:uiPriority w:val="61"/>
     <w:rsid w:val="00FC693F"/>
     <w:pPr>
@@ -13365,9 +14128,9 @@
       </w:tcPr>
     </w:tblStylePr>
   </w:style>
-  <w:style w:type="table" w:styleId="LightList-Accent2">
+  <w:style w:type="table" w:styleId="ListaClara-nfase2">
     <w:name w:val="Light List Accent 2"/>
-    <w:basedOn w:val="TableNormal"/>
+    <w:basedOn w:val="Tabelanormal"/>
     <w:uiPriority w:val="61"/>
     <w:rsid w:val="00CB0664"/>
     <w:pPr>
@@ -13450,9 +14213,9 @@
       </w:tcPr>
     </w:tblStylePr>
   </w:style>
-  <w:style w:type="table" w:styleId="LightList-Accent3">
+  <w:style w:type="table" w:styleId="ListaClara-nfase3">
     <w:name w:val="Light List Accent 3"/>
-    <w:basedOn w:val="TableNormal"/>
+    <w:basedOn w:val="Tabelanormal"/>
     <w:uiPriority w:val="61"/>
     <w:rsid w:val="00CB0664"/>
     <w:pPr>
@@ -13535,9 +14298,9 @@
       </w:tcPr>
     </w:tblStylePr>
   </w:style>
-  <w:style w:type="table" w:styleId="LightList-Accent4">
+  <w:style w:type="table" w:styleId="ListaClara-nfase4">
     <w:name w:val="Light List Accent 4"/>
-    <w:basedOn w:val="TableNormal"/>
+    <w:basedOn w:val="Tabelanormal"/>
     <w:uiPriority w:val="61"/>
     <w:rsid w:val="00CB0664"/>
     <w:pPr>
@@ -13620,9 +14383,9 @@
       </w:tcPr>
     </w:tblStylePr>
   </w:style>
-  <w:style w:type="table" w:styleId="LightList-Accent5">
+  <w:style w:type="table" w:styleId="ListaClara-nfase5">
     <w:name w:val="Light List Accent 5"/>
-    <w:basedOn w:val="TableNormal"/>
+    <w:basedOn w:val="Tabelanormal"/>
     <w:uiPriority w:val="61"/>
     <w:rsid w:val="00CB0664"/>
     <w:pPr>
@@ -13705,9 +14468,9 @@
       </w:tcPr>
     </w:tblStylePr>
   </w:style>
-  <w:style w:type="table" w:styleId="LightList-Accent6">
+  <w:style w:type="table" w:styleId="ListaClara-nfase6">
     <w:name w:val="Light List Accent 6"/>
-    <w:basedOn w:val="TableNormal"/>
+    <w:basedOn w:val="Tabelanormal"/>
     <w:uiPriority w:val="61"/>
     <w:rsid w:val="00CB0664"/>
     <w:pPr>
@@ -13790,9 +14553,9 @@
       </w:tcPr>
     </w:tblStylePr>
   </w:style>
-  <w:style w:type="table" w:styleId="LightGrid">
+  <w:style w:type="table" w:styleId="GradeClara">
     <w:name w:val="Light Grid"/>
-    <w:basedOn w:val="TableNormal"/>
+    <w:basedOn w:val="Tabelanormal"/>
     <w:uiPriority w:val="62"/>
     <w:rsid w:val="00CB0664"/>
     <w:pPr>
@@ -13913,9 +14676,9 @@
       </w:tcPr>
     </w:tblStylePr>
   </w:style>
-  <w:style w:type="table" w:styleId="LightGrid-Accent1">
+  <w:style w:type="table" w:styleId="GradeClara-nfase1">
     <w:name w:val="Light Grid Accent 1"/>
-    <w:basedOn w:val="TableNormal"/>
+    <w:basedOn w:val="Tabelanormal"/>
     <w:uiPriority w:val="62"/>
     <w:rsid w:val="00CB0664"/>
     <w:pPr>
@@ -14036,9 +14799,9 @@
       </w:tcPr>
     </w:tblStylePr>
   </w:style>
-  <w:style w:type="table" w:styleId="LightGrid-Accent2">
+  <w:style w:type="table" w:styleId="GradeClara-nfase2">
     <w:name w:val="Light Grid Accent 2"/>
-    <w:basedOn w:val="TableNormal"/>
+    <w:basedOn w:val="Tabelanormal"/>
     <w:uiPriority w:val="62"/>
     <w:rsid w:val="00CB0664"/>
     <w:pPr>
@@ -14159,9 +14922,9 @@
       </w:tcPr>
     </w:tblStylePr>
   </w:style>
-  <w:style w:type="table" w:styleId="LightGrid-Accent3">
+  <w:style w:type="table" w:styleId="GradeClara-nfase3">
     <w:name w:val="Light Grid Accent 3"/>
-    <w:basedOn w:val="TableNormal"/>
+    <w:basedOn w:val="Tabelanormal"/>
     <w:uiPriority w:val="62"/>
     <w:rsid w:val="00CB0664"/>
     <w:pPr>
@@ -14282,9 +15045,9 @@
       </w:tcPr>
     </w:tblStylePr>
   </w:style>
-  <w:style w:type="table" w:styleId="LightGrid-Accent4">
+  <w:style w:type="table" w:styleId="GradeClara-nfase4">
     <w:name w:val="Light Grid Accent 4"/>
-    <w:basedOn w:val="TableNormal"/>
+    <w:basedOn w:val="Tabelanormal"/>
     <w:uiPriority w:val="62"/>
     <w:rsid w:val="00CB0664"/>
     <w:pPr>
@@ -14405,9 +15168,9 @@
       </w:tcPr>
     </w:tblStylePr>
   </w:style>
-  <w:style w:type="table" w:styleId="LightGrid-Accent5">
+  <w:style w:type="table" w:styleId="GradeClara-nfase5">
     <w:name w:val="Light Grid Accent 5"/>
-    <w:basedOn w:val="TableNormal"/>
+    <w:basedOn w:val="Tabelanormal"/>
     <w:uiPriority w:val="62"/>
     <w:rsid w:val="00CB0664"/>
     <w:pPr>
@@ -14528,9 +15291,9 @@
       </w:tcPr>
     </w:tblStylePr>
   </w:style>
-  <w:style w:type="table" w:styleId="LightGrid-Accent6">
+  <w:style w:type="table" w:styleId="GradeClara-nfase6">
     <w:name w:val="Light Grid Accent 6"/>
-    <w:basedOn w:val="TableNormal"/>
+    <w:basedOn w:val="Tabelanormal"/>
     <w:uiPriority w:val="62"/>
     <w:rsid w:val="00CB0664"/>
     <w:pPr>
@@ -14651,9 +15414,9 @@
       </w:tcPr>
     </w:tblStylePr>
   </w:style>
-  <w:style w:type="table" w:styleId="MediumShading1">
+  <w:style w:type="table" w:styleId="SombreamentoMdio1">
     <w:name w:val="Medium Shading 1"/>
-    <w:basedOn w:val="TableNormal"/>
+    <w:basedOn w:val="Tabelanormal"/>
     <w:uiPriority w:val="63"/>
     <w:rsid w:val="00CB0664"/>
     <w:pPr>
@@ -14750,9 +15513,9 @@
       </w:tcPr>
     </w:tblStylePr>
   </w:style>
-  <w:style w:type="table" w:styleId="MediumShading1-Accent1">
+  <w:style w:type="table" w:styleId="SombreamentoMdio1-nfase1">
     <w:name w:val="Medium Shading 1 Accent 1"/>
-    <w:basedOn w:val="TableNormal"/>
+    <w:basedOn w:val="Tabelanormal"/>
     <w:uiPriority w:val="63"/>
     <w:rsid w:val="00CB0664"/>
     <w:pPr>
@@ -14849,9 +15612,9 @@
       </w:tcPr>
     </w:tblStylePr>
   </w:style>
-  <w:style w:type="table" w:styleId="MediumShading1-Accent2">
+  <w:style w:type="table" w:styleId="SombreamentoMdio1-nfase2">
     <w:name w:val="Medium Shading 1 Accent 2"/>
-    <w:basedOn w:val="TableNormal"/>
+    <w:basedOn w:val="Tabelanormal"/>
     <w:uiPriority w:val="63"/>
     <w:rsid w:val="00CB0664"/>
     <w:pPr>
@@ -14948,9 +15711,9 @@
       </w:tcPr>
     </w:tblStylePr>
   </w:style>
-  <w:style w:type="table" w:styleId="MediumShading1-Accent3">
+  <w:style w:type="table" w:styleId="SombreamentoMdio1-nfase3">
     <w:name w:val="Medium Shading 1 Accent 3"/>
-    <w:basedOn w:val="TableNormal"/>
+    <w:basedOn w:val="Tabelanormal"/>
     <w:uiPriority w:val="63"/>
     <w:rsid w:val="00CB0664"/>
     <w:pPr>
@@ -15047,9 +15810,9 @@
       </w:tcPr>
     </w:tblStylePr>
   </w:style>
-  <w:style w:type="table" w:styleId="MediumShading1-Accent4">
+  <w:style w:type="table" w:styleId="SombreamentoMdio1-nfase4">
     <w:name w:val="Medium Shading 1 Accent 4"/>
-    <w:basedOn w:val="TableNormal"/>
+    <w:basedOn w:val="Tabelanormal"/>
     <w:uiPriority w:val="63"/>
     <w:rsid w:val="00CB0664"/>
     <w:pPr>
@@ -15146,9 +15909,9 @@
       </w:tcPr>
     </w:tblStylePr>
   </w:style>
-  <w:style w:type="table" w:styleId="MediumShading1-Accent5">
+  <w:style w:type="table" w:styleId="SombreamentoMdio1-nfase5">
     <w:name w:val="Medium Shading 1 Accent 5"/>
-    <w:basedOn w:val="TableNormal"/>
+    <w:basedOn w:val="Tabelanormal"/>
     <w:uiPriority w:val="63"/>
     <w:rsid w:val="00CB0664"/>
     <w:pPr>
@@ -15245,9 +16008,9 @@
       </w:tcPr>
     </w:tblStylePr>
   </w:style>
-  <w:style w:type="table" w:styleId="MediumShading1-Accent6">
+  <w:style w:type="table" w:styleId="SombreamentoMdio1-nfase6">
     <w:name w:val="Medium Shading 1 Accent 6"/>
-    <w:basedOn w:val="TableNormal"/>
+    <w:basedOn w:val="Tabelanormal"/>
     <w:uiPriority w:val="63"/>
     <w:rsid w:val="00CB0664"/>
     <w:pPr>
@@ -15344,9 +16107,9 @@
       </w:tcPr>
     </w:tblStylePr>
   </w:style>
-  <w:style w:type="table" w:styleId="MediumShading2">
+  <w:style w:type="table" w:styleId="SombreamentoMdio2">
     <w:name w:val="Medium Shading 2"/>
-    <w:basedOn w:val="TableNormal"/>
+    <w:basedOn w:val="Tabelanormal"/>
     <w:uiPriority w:val="64"/>
     <w:rsid w:val="00CB0664"/>
     <w:pPr>
@@ -15486,9 +16249,9 @@
       </w:tcPr>
     </w:tblStylePr>
   </w:style>
-  <w:style w:type="table" w:styleId="MediumShading2-Accent1">
+  <w:style w:type="table" w:styleId="SombreamentoMdio2-nfase1">
     <w:name w:val="Medium Shading 2 Accent 1"/>
-    <w:basedOn w:val="TableNormal"/>
+    <w:basedOn w:val="Tabelanormal"/>
     <w:uiPriority w:val="64"/>
     <w:rsid w:val="00CB0664"/>
     <w:pPr>
@@ -15628,9 +16391,9 @@
       </w:tcPr>
     </w:tblStylePr>
   </w:style>
-  <w:style w:type="table" w:styleId="MediumShading2-Accent2">
+  <w:style w:type="table" w:styleId="SombreamentoMdio2-nfase2">
     <w:name w:val="Medium Shading 2 Accent 2"/>
-    <w:basedOn w:val="TableNormal"/>
+    <w:basedOn w:val="Tabelanormal"/>
     <w:uiPriority w:val="64"/>
     <w:rsid w:val="00CB0664"/>
     <w:pPr>
@@ -15770,9 +16533,9 @@
       </w:tcPr>
     </w:tblStylePr>
   </w:style>
-  <w:style w:type="table" w:styleId="MediumShading2-Accent3">
+  <w:style w:type="table" w:styleId="SombreamentoMdio2-nfase3">
     <w:name w:val="Medium Shading 2 Accent 3"/>
-    <w:basedOn w:val="TableNormal"/>
+    <w:basedOn w:val="Tabelanormal"/>
     <w:uiPriority w:val="64"/>
     <w:rsid w:val="00CB0664"/>
     <w:pPr>
@@ -15912,9 +16675,9 @@
       </w:tcPr>
     </w:tblStylePr>
   </w:style>
-  <w:style w:type="table" w:styleId="MediumShading2-Accent4">
+  <w:style w:type="table" w:styleId="SombreamentoMdio2-nfase4">
     <w:name w:val="Medium Shading 2 Accent 4"/>
-    <w:basedOn w:val="TableNormal"/>
+    <w:basedOn w:val="Tabelanormal"/>
     <w:uiPriority w:val="64"/>
     <w:rsid w:val="00CB0664"/>
     <w:pPr>
@@ -16054,9 +16817,9 @@
       </w:tcPr>
     </w:tblStylePr>
   </w:style>
-  <w:style w:type="table" w:styleId="MediumShading2-Accent5">
+  <w:style w:type="table" w:styleId="SombreamentoMdio2-nfase5">
     <w:name w:val="Medium Shading 2 Accent 5"/>
-    <w:basedOn w:val="TableNormal"/>
+    <w:basedOn w:val="Tabelanormal"/>
     <w:uiPriority w:val="64"/>
     <w:rsid w:val="00CB0664"/>
     <w:pPr>
@@ -16196,9 +16959,9 @@
       </w:tcPr>
     </w:tblStylePr>
   </w:style>
-  <w:style w:type="table" w:styleId="MediumShading2-Accent6">
+  <w:style w:type="table" w:styleId="SombreamentoMdio2-nfase6">
     <w:name w:val="Medium Shading 2 Accent 6"/>
-    <w:basedOn w:val="TableNormal"/>
+    <w:basedOn w:val="Tabelanormal"/>
     <w:uiPriority w:val="64"/>
     <w:rsid w:val="00CB0664"/>
     <w:pPr>
@@ -16338,9 +17101,9 @@
       </w:tcPr>
     </w:tblStylePr>
   </w:style>
-  <w:style w:type="table" w:styleId="MediumList1">
+  <w:style w:type="table" w:styleId="ListaMdia1">
     <w:name w:val="Medium List 1"/>
-    <w:basedOn w:val="TableNormal"/>
+    <w:basedOn w:val="Tabelanormal"/>
     <w:uiPriority w:val="65"/>
     <w:rsid w:val="00CB0664"/>
     <w:pPr>
@@ -16415,9 +17178,9 @@
       </w:tcPr>
     </w:tblStylePr>
   </w:style>
-  <w:style w:type="table" w:styleId="MediumList1-Accent1">
+  <w:style w:type="table" w:styleId="ListaMdia1-nfase1">
     <w:name w:val="Medium List 1 Accent 1"/>
-    <w:basedOn w:val="TableNormal"/>
+    <w:basedOn w:val="Tabelanormal"/>
     <w:uiPriority w:val="65"/>
     <w:rsid w:val="00CB0664"/>
     <w:pPr>
@@ -16492,9 +17255,9 @@
       </w:tcPr>
     </w:tblStylePr>
   </w:style>
-  <w:style w:type="table" w:styleId="MediumList1-Accent2">
+  <w:style w:type="table" w:styleId="ListaMdia1-nfase2">
     <w:name w:val="Medium List 1 Accent 2"/>
-    <w:basedOn w:val="TableNormal"/>
+    <w:basedOn w:val="Tabelanormal"/>
     <w:uiPriority w:val="65"/>
     <w:rsid w:val="00CB0664"/>
     <w:pPr>
@@ -16569,9 +17332,9 @@
       </w:tcPr>
     </w:tblStylePr>
   </w:style>
-  <w:style w:type="table" w:styleId="MediumList1-Accent3">
+  <w:style w:type="table" w:styleId="ListaMdia1-nfase3">
     <w:name w:val="Medium List 1 Accent 3"/>
-    <w:basedOn w:val="TableNormal"/>
+    <w:basedOn w:val="Tabelanormal"/>
     <w:uiPriority w:val="65"/>
     <w:rsid w:val="00CB0664"/>
     <w:pPr>
@@ -16646,9 +17409,9 @@
       </w:tcPr>
     </w:tblStylePr>
   </w:style>
-  <w:style w:type="table" w:styleId="MediumList1-Accent4">
+  <w:style w:type="table" w:styleId="ListaMdia1-nfase4">
     <w:name w:val="Medium List 1 Accent 4"/>
-    <w:basedOn w:val="TableNormal"/>
+    <w:basedOn w:val="Tabelanormal"/>
     <w:uiPriority w:val="65"/>
     <w:rsid w:val="00CB0664"/>
     <w:pPr>
@@ -16723,9 +17486,9 @@
       </w:tcPr>
     </w:tblStylePr>
   </w:style>
-  <w:style w:type="table" w:styleId="MediumList1-Accent5">
+  <w:style w:type="table" w:styleId="ListaMdia1-nfase5">
     <w:name w:val="Medium List 1 Accent 5"/>
-    <w:basedOn w:val="TableNormal"/>
+    <w:basedOn w:val="Tabelanormal"/>
     <w:uiPriority w:val="65"/>
     <w:rsid w:val="00CB0664"/>
     <w:pPr>
@@ -16800,9 +17563,9 @@
       </w:tcPr>
     </w:tblStylePr>
   </w:style>
-  <w:style w:type="table" w:styleId="MediumList1-Accent6">
+  <w:style w:type="table" w:styleId="ListaMdia1-nfase6">
     <w:name w:val="Medium List 1 Accent 6"/>
-    <w:basedOn w:val="TableNormal"/>
+    <w:basedOn w:val="Tabelanormal"/>
     <w:uiPriority w:val="65"/>
     <w:rsid w:val="00CB0664"/>
     <w:pPr>
@@ -16877,9 +17640,9 @@
       </w:tcPr>
     </w:tblStylePr>
   </w:style>
-  <w:style w:type="table" w:styleId="MediumList2">
+  <w:style w:type="table" w:styleId="ListaMdia2">
     <w:name w:val="Medium List 2"/>
-    <w:basedOn w:val="TableNormal"/>
+    <w:basedOn w:val="Tabelanormal"/>
     <w:uiPriority w:val="66"/>
     <w:rsid w:val="00CB0664"/>
     <w:pPr>
@@ -16998,9 +17761,9 @@
       </w:tcPr>
     </w:tblStylePr>
   </w:style>
-  <w:style w:type="table" w:styleId="MediumList2-Accent1">
+  <w:style w:type="table" w:styleId="ListaMdia2-nfase1">
     <w:name w:val="Medium List 2 Accent 1"/>
-    <w:basedOn w:val="TableNormal"/>
+    <w:basedOn w:val="Tabelanormal"/>
     <w:uiPriority w:val="66"/>
     <w:rsid w:val="00CB0664"/>
     <w:pPr>
@@ -17119,9 +17882,9 @@
       </w:tcPr>
     </w:tblStylePr>
   </w:style>
-  <w:style w:type="table" w:styleId="MediumList2-Accent2">
+  <w:style w:type="table" w:styleId="ListaMdia2-nfase2">
     <w:name w:val="Medium List 2 Accent 2"/>
-    <w:basedOn w:val="TableNormal"/>
+    <w:basedOn w:val="Tabelanormal"/>
     <w:uiPriority w:val="66"/>
     <w:rsid w:val="00CB0664"/>
     <w:pPr>
@@ -17240,9 +18003,9 @@
       </w:tcPr>
     </w:tblStylePr>
   </w:style>
-  <w:style w:type="table" w:styleId="MediumList2-Accent3">
+  <w:style w:type="table" w:styleId="ListaMdia2-nfase3">
     <w:name w:val="Medium List 2 Accent 3"/>
-    <w:basedOn w:val="TableNormal"/>
+    <w:basedOn w:val="Tabelanormal"/>
     <w:uiPriority w:val="66"/>
     <w:rsid w:val="00CB0664"/>
     <w:pPr>
@@ -17361,9 +18124,9 @@
       </w:tcPr>
     </w:tblStylePr>
   </w:style>
-  <w:style w:type="table" w:styleId="MediumList2-Accent4">
+  <w:style w:type="table" w:styleId="ListaMdia2-nfase4">
     <w:name w:val="Medium List 2 Accent 4"/>
-    <w:basedOn w:val="TableNormal"/>
+    <w:basedOn w:val="Tabelanormal"/>
     <w:uiPriority w:val="66"/>
     <w:rsid w:val="00CB0664"/>
     <w:pPr>
@@ -17482,9 +18245,9 @@
       </w:tcPr>
     </w:tblStylePr>
   </w:style>
-  <w:style w:type="table" w:styleId="MediumList2-Accent5">
+  <w:style w:type="table" w:styleId="ListaMdia2-nfase5">
     <w:name w:val="Medium List 2 Accent 5"/>
-    <w:basedOn w:val="TableNormal"/>
+    <w:basedOn w:val="Tabelanormal"/>
     <w:uiPriority w:val="66"/>
     <w:rsid w:val="00CB0664"/>
     <w:pPr>
@@ -17603,9 +18366,9 @@
       </w:tcPr>
     </w:tblStylePr>
   </w:style>
-  <w:style w:type="table" w:styleId="MediumList2-Accent6">
+  <w:style w:type="table" w:styleId="ListaMdia2-nfase6">
     <w:name w:val="Medium List 2 Accent 6"/>
-    <w:basedOn w:val="TableNormal"/>
+    <w:basedOn w:val="Tabelanormal"/>
     <w:uiPriority w:val="66"/>
     <w:rsid w:val="00CB0664"/>
     <w:pPr>
@@ -17724,9 +18487,9 @@
       </w:tcPr>
     </w:tblStylePr>
   </w:style>
-  <w:style w:type="table" w:styleId="MediumGrid1">
+  <w:style w:type="table" w:styleId="GradeMdia1">
     <w:name w:val="Medium Grid 1"/>
-    <w:basedOn w:val="TableNormal"/>
+    <w:basedOn w:val="Tabelanormal"/>
     <w:uiPriority w:val="67"/>
     <w:rsid w:val="00CB0664"/>
     <w:pPr>
@@ -17790,9 +18553,9 @@
       </w:tcPr>
     </w:tblStylePr>
   </w:style>
-  <w:style w:type="table" w:styleId="MediumGrid1-Accent1">
+  <w:style w:type="table" w:styleId="GradeMdia1-nfase1">
     <w:name w:val="Medium Grid 1 Accent 1"/>
-    <w:basedOn w:val="TableNormal"/>
+    <w:basedOn w:val="Tabelanormal"/>
     <w:uiPriority w:val="67"/>
     <w:rsid w:val="00CB0664"/>
     <w:pPr>
@@ -17856,9 +18619,9 @@
       </w:tcPr>
     </w:tblStylePr>
   </w:style>
-  <w:style w:type="table" w:styleId="MediumGrid1-Accent2">
+  <w:style w:type="table" w:styleId="GradeMdia1-nfase2">
     <w:name w:val="Medium Grid 1 Accent 2"/>
-    <w:basedOn w:val="TableNormal"/>
+    <w:basedOn w:val="Tabelanormal"/>
     <w:uiPriority w:val="67"/>
     <w:rsid w:val="00CB0664"/>
     <w:pPr>
@@ -17922,9 +18685,9 @@
       </w:tcPr>
     </w:tblStylePr>
   </w:style>
-  <w:style w:type="table" w:styleId="MediumGrid1-Accent3">
+  <w:style w:type="table" w:styleId="GradeMdia1-nfase3">
     <w:name w:val="Medium Grid 1 Accent 3"/>
-    <w:basedOn w:val="TableNormal"/>
+    <w:basedOn w:val="Tabelanormal"/>
     <w:uiPriority w:val="67"/>
     <w:rsid w:val="00CB0664"/>
     <w:pPr>
@@ -17988,9 +18751,9 @@
       </w:tcPr>
     </w:tblStylePr>
   </w:style>
-  <w:style w:type="table" w:styleId="MediumGrid1-Accent4">
+  <w:style w:type="table" w:styleId="GradeMdia1-nfase4">
     <w:name w:val="Medium Grid 1 Accent 4"/>
-    <w:basedOn w:val="TableNormal"/>
+    <w:basedOn w:val="Tabelanormal"/>
     <w:uiPriority w:val="67"/>
     <w:rsid w:val="00CB0664"/>
     <w:pPr>
@@ -18054,9 +18817,9 @@
       </w:tcPr>
     </w:tblStylePr>
   </w:style>
-  <w:style w:type="table" w:styleId="MediumGrid1-Accent5">
+  <w:style w:type="table" w:styleId="GradeMdia1-nfase5">
     <w:name w:val="Medium Grid 1 Accent 5"/>
-    <w:basedOn w:val="TableNormal"/>
+    <w:basedOn w:val="Tabelanormal"/>
     <w:uiPriority w:val="67"/>
     <w:rsid w:val="00CB0664"/>
     <w:pPr>
@@ -18120,9 +18883,9 @@
       </w:tcPr>
     </w:tblStylePr>
   </w:style>
-  <w:style w:type="table" w:styleId="MediumGrid1-Accent6">
+  <w:style w:type="table" w:styleId="GradeMdia1-nfase6">
     <w:name w:val="Medium Grid 1 Accent 6"/>
-    <w:basedOn w:val="TableNormal"/>
+    <w:basedOn w:val="Tabelanormal"/>
     <w:uiPriority w:val="67"/>
     <w:rsid w:val="00CB0664"/>
     <w:pPr>
@@ -18186,9 +18949,9 @@
       </w:tcPr>
     </w:tblStylePr>
   </w:style>
-  <w:style w:type="table" w:styleId="MediumGrid2">
+  <w:style w:type="table" w:styleId="GradeMdia2">
     <w:name w:val="Medium Grid 2"/>
-    <w:basedOn w:val="TableNormal"/>
+    <w:basedOn w:val="Tabelanormal"/>
     <w:uiPriority w:val="68"/>
     <w:rsid w:val="00CB0664"/>
     <w:pPr>
@@ -18304,9 +19067,9 @@
       </w:tcPr>
     </w:tblStylePr>
   </w:style>
-  <w:style w:type="table" w:styleId="MediumGrid2-Accent1">
+  <w:style w:type="table" w:styleId="GradeMdia2-nfase1">
     <w:name w:val="Medium Grid 2 Accent 1"/>
-    <w:basedOn w:val="TableNormal"/>
+    <w:basedOn w:val="Tabelanormal"/>
     <w:uiPriority w:val="68"/>
     <w:rsid w:val="00CB0664"/>
     <w:pPr>
@@ -18422,9 +19185,9 @@
       </w:tcPr>
     </w:tblStylePr>
   </w:style>
-  <w:style w:type="table" w:styleId="MediumGrid2-Accent2">
+  <w:style w:type="table" w:styleId="GradeMdia2-nfase2">
     <w:name w:val="Medium Grid 2 Accent 2"/>
-    <w:basedOn w:val="TableNormal"/>
+    <w:basedOn w:val="Tabelanormal"/>
     <w:uiPriority w:val="68"/>
     <w:rsid w:val="00CB0664"/>
     <w:pPr>
@@ -18540,9 +19303,9 @@
       </w:tcPr>
     </w:tblStylePr>
   </w:style>
-  <w:style w:type="table" w:styleId="MediumGrid2-Accent3">
+  <w:style w:type="table" w:styleId="GradeMdia2-nfase3">
     <w:name w:val="Medium Grid 2 Accent 3"/>
-    <w:basedOn w:val="TableNormal"/>
+    <w:basedOn w:val="Tabelanormal"/>
     <w:uiPriority w:val="68"/>
     <w:rsid w:val="00CB0664"/>
     <w:pPr>
@@ -18658,9 +19421,9 @@
       </w:tcPr>
     </w:tblStylePr>
   </w:style>
-  <w:style w:type="table" w:styleId="MediumGrid2-Accent4">
+  <w:style w:type="table" w:styleId="GradeMdia2-nfase4">
     <w:name w:val="Medium Grid 2 Accent 4"/>
-    <w:basedOn w:val="TableNormal"/>
+    <w:basedOn w:val="Tabelanormal"/>
     <w:uiPriority w:val="68"/>
     <w:rsid w:val="00CB0664"/>
     <w:pPr>
@@ -18776,9 +19539,9 @@
       </w:tcPr>
     </w:tblStylePr>
   </w:style>
-  <w:style w:type="table" w:styleId="MediumGrid2-Accent5">
+  <w:style w:type="table" w:styleId="GradeMdia2-nfase5">
     <w:name w:val="Medium Grid 2 Accent 5"/>
-    <w:basedOn w:val="TableNormal"/>
+    <w:basedOn w:val="Tabelanormal"/>
     <w:uiPriority w:val="68"/>
     <w:rsid w:val="00CB0664"/>
     <w:pPr>
@@ -18894,9 +19657,9 @@
       </w:tcPr>
     </w:tblStylePr>
   </w:style>
-  <w:style w:type="table" w:styleId="MediumGrid2-Accent6">
+  <w:style w:type="table" w:styleId="GradeMdia2-nfase6">
     <w:name w:val="Medium Grid 2 Accent 6"/>
-    <w:basedOn w:val="TableNormal"/>
+    <w:basedOn w:val="Tabelanormal"/>
     <w:uiPriority w:val="68"/>
     <w:rsid w:val="00CB0664"/>
     <w:pPr>
@@ -19012,9 +19775,9 @@
       </w:tcPr>
     </w:tblStylePr>
   </w:style>
-  <w:style w:type="table" w:styleId="MediumGrid3">
+  <w:style w:type="table" w:styleId="GradeMdia3">
     <w:name w:val="Medium Grid 3"/>
-    <w:basedOn w:val="TableNormal"/>
+    <w:basedOn w:val="Tabelanormal"/>
     <w:uiPriority w:val="69"/>
     <w:rsid w:val="00CB0664"/>
     <w:pPr>
@@ -19146,9 +19909,9 @@
       </w:tcPr>
     </w:tblStylePr>
   </w:style>
-  <w:style w:type="table" w:styleId="MediumGrid3-Accent1">
+  <w:style w:type="table" w:styleId="GradeMdia3-nfase1">
     <w:name w:val="Medium Grid 3 Accent 1"/>
-    <w:basedOn w:val="TableNormal"/>
+    <w:basedOn w:val="Tabelanormal"/>
     <w:uiPriority w:val="69"/>
     <w:rsid w:val="00CB0664"/>
     <w:pPr>
@@ -19280,9 +20043,9 @@
       </w:tcPr>
     </w:tblStylePr>
   </w:style>
-  <w:style w:type="table" w:styleId="MediumGrid3-Accent2">
+  <w:style w:type="table" w:styleId="GradeMdia3-nfase2">
     <w:name w:val="Medium Grid 3 Accent 2"/>
-    <w:basedOn w:val="TableNormal"/>
+    <w:basedOn w:val="Tabelanormal"/>
     <w:uiPriority w:val="69"/>
     <w:rsid w:val="00CB0664"/>
     <w:pPr>
@@ -19414,9 +20177,9 @@
       </w:tcPr>
     </w:tblStylePr>
   </w:style>
-  <w:style w:type="table" w:styleId="MediumGrid3-Accent3">
+  <w:style w:type="table" w:styleId="GradeMdia3-nfase3">
     <w:name w:val="Medium Grid 3 Accent 3"/>
-    <w:basedOn w:val="TableNormal"/>
+    <w:basedOn w:val="Tabelanormal"/>
     <w:uiPriority w:val="69"/>
     <w:rsid w:val="00CB0664"/>
     <w:pPr>
@@ -19548,9 +20311,9 @@
       </w:tcPr>
     </w:tblStylePr>
   </w:style>
-  <w:style w:type="table" w:styleId="MediumGrid3-Accent4">
+  <w:style w:type="table" w:styleId="GradeMdia3-nfase4">
     <w:name w:val="Medium Grid 3 Accent 4"/>
-    <w:basedOn w:val="TableNormal"/>
+    <w:basedOn w:val="Tabelanormal"/>
     <w:uiPriority w:val="69"/>
     <w:rsid w:val="00CB0664"/>
     <w:pPr>
@@ -19682,9 +20445,9 @@
       </w:tcPr>
     </w:tblStylePr>
   </w:style>
-  <w:style w:type="table" w:styleId="MediumGrid3-Accent5">
+  <w:style w:type="table" w:styleId="GradeMdia3-nfase5">
     <w:name w:val="Medium Grid 3 Accent 5"/>
-    <w:basedOn w:val="TableNormal"/>
+    <w:basedOn w:val="Tabelanormal"/>
     <w:uiPriority w:val="69"/>
     <w:rsid w:val="00CB0664"/>
     <w:pPr>
@@ -19816,9 +20579,9 @@
       </w:tcPr>
     </w:tblStylePr>
   </w:style>
-  <w:style w:type="table" w:styleId="MediumGrid3-Accent6">
+  <w:style w:type="table" w:styleId="GradeMdia3-nfase6">
     <w:name w:val="Medium Grid 3 Accent 6"/>
-    <w:basedOn w:val="TableNormal"/>
+    <w:basedOn w:val="Tabelanormal"/>
     <w:uiPriority w:val="69"/>
     <w:rsid w:val="00CB0664"/>
     <w:pPr>
@@ -19950,9 +20713,9 @@
       </w:tcPr>
     </w:tblStylePr>
   </w:style>
-  <w:style w:type="table" w:styleId="DarkList">
+  <w:style w:type="table" w:styleId="ListaEscura">
     <w:name w:val="Dark List"/>
-    <w:basedOn w:val="TableNormal"/>
+    <w:basedOn w:val="Tabelanormal"/>
     <w:uiPriority w:val="70"/>
     <w:rsid w:val="00CB0664"/>
     <w:pPr>
@@ -20057,9 +20820,9 @@
       </w:tcPr>
     </w:tblStylePr>
   </w:style>
-  <w:style w:type="table" w:styleId="DarkList-Accent1">
+  <w:style w:type="table" w:styleId="ListaEscura-nfase1">
     <w:name w:val="Dark List Accent 1"/>
-    <w:basedOn w:val="TableNormal"/>
+    <w:basedOn w:val="Tabelanormal"/>
     <w:uiPriority w:val="70"/>
     <w:rsid w:val="00CB0664"/>
     <w:pPr>
@@ -20164,9 +20927,9 @@
       </w:tcPr>
     </w:tblStylePr>
   </w:style>
-  <w:style w:type="table" w:styleId="DarkList-Accent2">
+  <w:style w:type="table" w:styleId="ListaEscura-nfase2">
     <w:name w:val="Dark List Accent 2"/>
-    <w:basedOn w:val="TableNormal"/>
+    <w:basedOn w:val="Tabelanormal"/>
     <w:uiPriority w:val="70"/>
     <w:rsid w:val="00CB0664"/>
     <w:pPr>
@@ -20271,9 +21034,9 @@
       </w:tcPr>
     </w:tblStylePr>
   </w:style>
-  <w:style w:type="table" w:styleId="DarkList-Accent3">
+  <w:style w:type="table" w:styleId="ListaEscura-nfase3">
     <w:name w:val="Dark List Accent 3"/>
-    <w:basedOn w:val="TableNormal"/>
+    <w:basedOn w:val="Tabelanormal"/>
     <w:uiPriority w:val="70"/>
     <w:rsid w:val="00CB0664"/>
     <w:pPr>
@@ -20378,9 +21141,9 @@
       </w:tcPr>
     </w:tblStylePr>
   </w:style>
-  <w:style w:type="table" w:styleId="DarkList-Accent4">
+  <w:style w:type="table" w:styleId="ListaEscura-nfase4">
     <w:name w:val="Dark List Accent 4"/>
-    <w:basedOn w:val="TableNormal"/>
+    <w:basedOn w:val="Tabelanormal"/>
     <w:uiPriority w:val="70"/>
     <w:rsid w:val="00CB0664"/>
     <w:pPr>
@@ -20485,9 +21248,9 @@
       </w:tcPr>
     </w:tblStylePr>
   </w:style>
-  <w:style w:type="table" w:styleId="DarkList-Accent5">
+  <w:style w:type="table" w:styleId="ListaEscura-nfase5">
     <w:name w:val="Dark List Accent 5"/>
-    <w:basedOn w:val="TableNormal"/>
+    <w:basedOn w:val="Tabelanormal"/>
     <w:uiPriority w:val="70"/>
     <w:rsid w:val="00CB0664"/>
     <w:pPr>
@@ -20592,9 +21355,9 @@
       </w:tcPr>
     </w:tblStylePr>
   </w:style>
-  <w:style w:type="table" w:styleId="DarkList-Accent6">
+  <w:style w:type="table" w:styleId="ListaEscura-nfase6">
     <w:name w:val="Dark List Accent 6"/>
-    <w:basedOn w:val="TableNormal"/>
+    <w:basedOn w:val="Tabelanormal"/>
     <w:uiPriority w:val="70"/>
     <w:rsid w:val="00CB0664"/>
     <w:pPr>
@@ -20699,9 +21462,9 @@
       </w:tcPr>
     </w:tblStylePr>
   </w:style>
-  <w:style w:type="table" w:styleId="ColorfulShading">
+  <w:style w:type="table" w:styleId="SombreamentoColorido">
     <w:name w:val="Colorful Shading"/>
-    <w:basedOn w:val="TableNormal"/>
+    <w:basedOn w:val="Tabelanormal"/>
     <w:uiPriority w:val="71"/>
     <w:rsid w:val="00CB0664"/>
     <w:pPr>
@@ -20814,9 +21577,9 @@
       </w:rPr>
     </w:tblStylePr>
   </w:style>
-  <w:style w:type="table" w:styleId="ColorfulShading-Accent1">
+  <w:style w:type="table" w:styleId="SombreamentoEscuro-nfase1">
     <w:name w:val="Colorful Shading Accent 1"/>
-    <w:basedOn w:val="TableNormal"/>
+    <w:basedOn w:val="Tabelanormal"/>
     <w:uiPriority w:val="71"/>
     <w:rsid w:val="00CB0664"/>
     <w:pPr>
@@ -20929,9 +21692,9 @@
       </w:rPr>
     </w:tblStylePr>
   </w:style>
-  <w:style w:type="table" w:styleId="ColorfulShading-Accent2">
+  <w:style w:type="table" w:styleId="SombreamentoColorido-nfase2">
     <w:name w:val="Colorful Shading Accent 2"/>
-    <w:basedOn w:val="TableNormal"/>
+    <w:basedOn w:val="Tabelanormal"/>
     <w:uiPriority w:val="71"/>
     <w:rsid w:val="00CB0664"/>
     <w:pPr>
@@ -21044,9 +21807,9 @@
       </w:rPr>
     </w:tblStylePr>
   </w:style>
-  <w:style w:type="table" w:styleId="ColorfulShading-Accent3">
+  <w:style w:type="table" w:styleId="SombreamentoColorido-nfase3">
     <w:name w:val="Colorful Shading Accent 3"/>
-    <w:basedOn w:val="TableNormal"/>
+    <w:basedOn w:val="Tabelanormal"/>
     <w:uiPriority w:val="71"/>
     <w:rsid w:val="00CB0664"/>
     <w:pPr>
@@ -21149,9 +21912,9 @@
       </w:tcPr>
     </w:tblStylePr>
   </w:style>
-  <w:style w:type="table" w:styleId="ColorfulShading-Accent4">
+  <w:style w:type="table" w:styleId="SombreamentoColorido-nfase4">
     <w:name w:val="Colorful Shading Accent 4"/>
-    <w:basedOn w:val="TableNormal"/>
+    <w:basedOn w:val="Tabelanormal"/>
     <w:uiPriority w:val="71"/>
     <w:rsid w:val="00CB0664"/>
     <w:pPr>
@@ -21264,9 +22027,9 @@
       </w:rPr>
     </w:tblStylePr>
   </w:style>
-  <w:style w:type="table" w:styleId="ColorfulShading-Accent5">
+  <w:style w:type="table" w:styleId="SombreamentoColorido-nfase5">
     <w:name w:val="Colorful Shading Accent 5"/>
-    <w:basedOn w:val="TableNormal"/>
+    <w:basedOn w:val="Tabelanormal"/>
     <w:uiPriority w:val="71"/>
     <w:rsid w:val="00CB0664"/>
     <w:pPr>
@@ -21379,9 +22142,9 @@
       </w:rPr>
     </w:tblStylePr>
   </w:style>
-  <w:style w:type="table" w:styleId="ColorfulShading-Accent6">
+  <w:style w:type="table" w:styleId="SombreamentoColorido-nfase6">
     <w:name w:val="Colorful Shading Accent 6"/>
-    <w:basedOn w:val="TableNormal"/>
+    <w:basedOn w:val="Tabelanormal"/>
     <w:uiPriority w:val="71"/>
     <w:rsid w:val="00CB0664"/>
     <w:pPr>
@@ -21494,9 +22257,9 @@
       </w:rPr>
     </w:tblStylePr>
   </w:style>
-  <w:style w:type="table" w:styleId="ColorfulList">
+  <w:style w:type="table" w:styleId="ListaColorida">
     <w:name w:val="Colorful List"/>
-    <w:basedOn w:val="TableNormal"/>
+    <w:basedOn w:val="Tabelanormal"/>
     <w:uiPriority w:val="72"/>
     <w:rsid w:val="00CB0664"/>
     <w:pPr>
@@ -21573,9 +22336,9 @@
       </w:tcPr>
     </w:tblStylePr>
   </w:style>
-  <w:style w:type="table" w:styleId="ColorfulList-Accent1">
+  <w:style w:type="table" w:styleId="ListaColorida-nfase1">
     <w:name w:val="Colorful List Accent 1"/>
-    <w:basedOn w:val="TableNormal"/>
+    <w:basedOn w:val="Tabelanormal"/>
     <w:uiPriority w:val="72"/>
     <w:rsid w:val="00CB0664"/>
     <w:pPr>
@@ -21652,9 +22415,9 @@
       </w:tcPr>
     </w:tblStylePr>
   </w:style>
-  <w:style w:type="table" w:styleId="ColorfulList-Accent2">
+  <w:style w:type="table" w:styleId="ListaColorida-nfase2">
     <w:name w:val="Colorful List Accent 2"/>
-    <w:basedOn w:val="TableNormal"/>
+    <w:basedOn w:val="Tabelanormal"/>
     <w:uiPriority w:val="72"/>
     <w:rsid w:val="00CB0664"/>
     <w:pPr>
@@ -21731,9 +22494,9 @@
       </w:tcPr>
     </w:tblStylePr>
   </w:style>
-  <w:style w:type="table" w:styleId="ColorfulList-Accent3">
+  <w:style w:type="table" w:styleId="ListaColorida-nfase3">
     <w:name w:val="Colorful List Accent 3"/>
-    <w:basedOn w:val="TableNormal"/>
+    <w:basedOn w:val="Tabelanormal"/>
     <w:uiPriority w:val="72"/>
     <w:rsid w:val="00CB0664"/>
     <w:pPr>
@@ -21810,9 +22573,9 @@
       </w:tcPr>
     </w:tblStylePr>
   </w:style>
-  <w:style w:type="table" w:styleId="ColorfulList-Accent4">
+  <w:style w:type="table" w:styleId="ListaColorida-nfase4">
     <w:name w:val="Colorful List Accent 4"/>
-    <w:basedOn w:val="TableNormal"/>
+    <w:basedOn w:val="Tabelanormal"/>
     <w:uiPriority w:val="72"/>
     <w:rsid w:val="00CB0664"/>
     <w:pPr>
@@ -21889,9 +22652,9 @@
       </w:tcPr>
     </w:tblStylePr>
   </w:style>
-  <w:style w:type="table" w:styleId="ColorfulList-Accent5">
+  <w:style w:type="table" w:styleId="ListaColorida-nfase5">
     <w:name w:val="Colorful List Accent 5"/>
-    <w:basedOn w:val="TableNormal"/>
+    <w:basedOn w:val="Tabelanormal"/>
     <w:uiPriority w:val="72"/>
     <w:rsid w:val="00CB0664"/>
     <w:pPr>
@@ -21968,9 +22731,9 @@
       </w:tcPr>
     </w:tblStylePr>
   </w:style>
-  <w:style w:type="table" w:styleId="ColorfulList-Accent6">
+  <w:style w:type="table" w:styleId="ListaColorida-nfase6">
     <w:name w:val="Colorful List Accent 6"/>
-    <w:basedOn w:val="TableNormal"/>
+    <w:basedOn w:val="Tabelanormal"/>
     <w:uiPriority w:val="72"/>
     <w:rsid w:val="00CB0664"/>
     <w:pPr>
@@ -22047,9 +22810,9 @@
       </w:tcPr>
     </w:tblStylePr>
   </w:style>
-  <w:style w:type="table" w:styleId="ColorfulGrid">
+  <w:style w:type="table" w:styleId="GradeColorida">
     <w:name w:val="Colorful Grid"/>
-    <w:basedOn w:val="TableNormal"/>
+    <w:basedOn w:val="Tabelanormal"/>
     <w:uiPriority w:val="73"/>
     <w:rsid w:val="00CB0664"/>
     <w:pPr>
@@ -22120,9 +22883,9 @@
       </w:tcPr>
     </w:tblStylePr>
   </w:style>
-  <w:style w:type="table" w:styleId="ColorfulGrid-Accent1">
+  <w:style w:type="table" w:styleId="GradeColorida-nfase1">
     <w:name w:val="Colorful Grid Accent 1"/>
-    <w:basedOn w:val="TableNormal"/>
+    <w:basedOn w:val="Tabelanormal"/>
     <w:uiPriority w:val="73"/>
     <w:rsid w:val="00CB0664"/>
     <w:pPr>
@@ -22193,9 +22956,9 @@
       </w:tcPr>
     </w:tblStylePr>
   </w:style>
-  <w:style w:type="table" w:styleId="ColorfulGrid-Accent2">
+  <w:style w:type="table" w:styleId="GradeColorida-nfase2">
     <w:name w:val="Colorful Grid Accent 2"/>
-    <w:basedOn w:val="TableNormal"/>
+    <w:basedOn w:val="Tabelanormal"/>
     <w:uiPriority w:val="73"/>
     <w:rsid w:val="00CB0664"/>
     <w:pPr>
@@ -22266,9 +23029,9 @@
       </w:tcPr>
     </w:tblStylePr>
   </w:style>
-  <w:style w:type="table" w:styleId="ColorfulGrid-Accent3">
+  <w:style w:type="table" w:styleId="GradeColorida-nfase3">
     <w:name w:val="Colorful Grid Accent 3"/>
-    <w:basedOn w:val="TableNormal"/>
+    <w:basedOn w:val="Tabelanormal"/>
     <w:uiPriority w:val="73"/>
     <w:rsid w:val="00CB0664"/>
     <w:pPr>
@@ -22339,9 +23102,9 @@
       </w:tcPr>
     </w:tblStylePr>
   </w:style>
-  <w:style w:type="table" w:styleId="ColorfulGrid-Accent4">
+  <w:style w:type="table" w:styleId="GradeColorida-nfase4">
     <w:name w:val="Colorful Grid Accent 4"/>
-    <w:basedOn w:val="TableNormal"/>
+    <w:basedOn w:val="Tabelanormal"/>
     <w:uiPriority w:val="73"/>
     <w:rsid w:val="00CB0664"/>
     <w:pPr>
@@ -22412,9 +23175,9 @@
       </w:tcPr>
     </w:tblStylePr>
   </w:style>
-  <w:style w:type="table" w:styleId="ColorfulGrid-Accent5">
+  <w:style w:type="table" w:styleId="GradeColorida-nfase5">
     <w:name w:val="Colorful Grid Accent 5"/>
-    <w:basedOn w:val="TableNormal"/>
+    <w:basedOn w:val="Tabelanormal"/>
     <w:uiPriority w:val="73"/>
     <w:rsid w:val="00CB0664"/>
     <w:pPr>
@@ -22485,9 +23248,9 @@
       </w:tcPr>
     </w:tblStylePr>
   </w:style>
-  <w:style w:type="table" w:styleId="ColorfulGrid-Accent6">
+  <w:style w:type="table" w:styleId="GradeColorida-nfase6">
     <w:name w:val="Colorful Grid Accent 6"/>
-    <w:basedOn w:val="TableNormal"/>
+    <w:basedOn w:val="Tabelanormal"/>
     <w:uiPriority w:val="73"/>
     <w:rsid w:val="00CB0664"/>
     <w:pPr>
@@ -22575,10 +23338,10 @@
       <w:lang w:val="pt-BR" w:eastAsia="pt-BR"/>
     </w:rPr>
   </w:style>
-  <w:style w:type="paragraph" w:styleId="HTMLPreformatted">
+  <w:style w:type="paragraph" w:styleId="Pr-formataoHTML">
     <w:name w:val="HTML Preformatted"/>
     <w:basedOn w:val="Normal"/>
-    <w:link w:val="HTMLPreformattedChar"/>
+    <w:link w:val="Pr-formataoHTMLChar"/>
     <w:uiPriority w:val="99"/>
     <w:semiHidden/>
     <w:unhideWhenUsed/>
@@ -22611,10 +23374,10 @@
       <w:lang w:val="pt-BR" w:eastAsia="pt-BR"/>
     </w:rPr>
   </w:style>
-  <w:style w:type="character" w:customStyle="1" w:styleId="HTMLPreformattedChar">
-    <w:name w:val="HTML Preformatted Char"/>
-    <w:basedOn w:val="DefaultParagraphFont"/>
-    <w:link w:val="HTMLPreformatted"/>
+  <w:style w:type="character" w:customStyle="1" w:styleId="Pr-formataoHTMLChar">
+    <w:name w:val="Pré-formatação HTML Char"/>
+    <w:basedOn w:val="Fontepargpadro"/>
+    <w:link w:val="Pr-formataoHTML"/>
     <w:uiPriority w:val="99"/>
     <w:semiHidden/>
     <w:rsid w:val="00685E3D"/>
@@ -22627,27 +23390,27 @@
   </w:style>
   <w:style w:type="character" w:customStyle="1" w:styleId="e">
     <w:name w:val="ͼe"/>
-    <w:basedOn w:val="DefaultParagraphFont"/>
+    <w:basedOn w:val="Fontepargpadro"/>
     <w:rsid w:val="00685E3D"/>
   </w:style>
   <w:style w:type="character" w:customStyle="1" w:styleId="8">
     <w:name w:val="ͼ8"/>
-    <w:basedOn w:val="DefaultParagraphFont"/>
+    <w:basedOn w:val="Fontepargpadro"/>
     <w:rsid w:val="00685E3D"/>
   </w:style>
   <w:style w:type="character" w:customStyle="1" w:styleId="b">
     <w:name w:val="ͼb"/>
-    <w:basedOn w:val="DefaultParagraphFont"/>
+    <w:basedOn w:val="Fontepargpadro"/>
     <w:rsid w:val="00685E3D"/>
   </w:style>
   <w:style w:type="character" w:customStyle="1" w:styleId="c">
     <w:name w:val="ͼc"/>
-    <w:basedOn w:val="DefaultParagraphFont"/>
+    <w:basedOn w:val="Fontepargpadro"/>
     <w:rsid w:val="00685E3D"/>
   </w:style>
-  <w:style w:type="character" w:styleId="HTMLCode">
+  <w:style w:type="character" w:styleId="CdigoHTML">
     <w:name w:val="HTML Code"/>
-    <w:basedOn w:val="DefaultParagraphFont"/>
+    <w:basedOn w:val="Fontepargpadro"/>
     <w:uiPriority w:val="99"/>
     <w:semiHidden/>
     <w:unhideWhenUsed/>

--- a/Inglês/Março 26/Aula 16/Trabalho 3.docx
+++ b/Inglês/Março 26/Aula 16/Trabalho 3.docx
@@ -131,72 +131,9 @@
             <w14:round/>
           </w14:textOutline>
         </w:rPr>
-        <w:t>IT administrators work with both hardware and software. Their responsibilities include: maintaining the company's networks, servers, computers, and software; optimizing infrastructure to increase productivity; and assisting the company with cybersecurity methods. Two common functions of an IT administrator are: working with databases, supervising them, and ensuring the security and integrity of company data. Another function is: working with networks, managing the local network and the company's network system, ensuring system security against cyberattacks.</w:t>
-      </w:r>
-    </w:p>
-    <w:p>
-      <w:pPr>
-        <w:pStyle w:val="Commarcadores"/>
-        <w:numPr>
-          <w:ilvl w:val="0"/>
-          <w:numId w:val="0"/>
-        </w:numPr>
-        <w:rPr>
-          <w:rFonts w:ascii="Arial" w:hAnsi="Arial" w:cs="Arial"/>
-          <w:sz w:val="24"/>
-          <w:szCs w:val="24"/>
-        </w:rPr>
-      </w:pPr>
-    </w:p>
-    <w:p>
-      <w:pPr>
-        <w:pStyle w:val="Commarcadores"/>
-        <w:rPr>
-          <w:rFonts w:ascii="Arial" w:hAnsi="Arial" w:cs="Arial"/>
-          <w:sz w:val="24"/>
-          <w:szCs w:val="24"/>
-        </w:rPr>
-      </w:pPr>
-      <w:r>
-        <w:rPr>
-          <w:rFonts w:ascii="Arial" w:hAnsi="Arial" w:cs="Arial"/>
-          <w:sz w:val="24"/>
-          <w:szCs w:val="24"/>
-        </w:rPr>
-        <w:t>S</w:t>
-      </w:r>
-      <w:r>
-        <w:rPr>
-          <w:rFonts w:ascii="Arial" w:hAnsi="Arial" w:cs="Arial"/>
-          <w:sz w:val="24"/>
-          <w:szCs w:val="24"/>
-        </w:rPr>
-        <w:t>earch and define terms such as spreadsheet, database, system administrator, server, peripheral.</w:t>
-      </w:r>
-    </w:p>
-    <w:p>
-      <w:pPr>
-        <w:pStyle w:val="Commarcadores"/>
-        <w:numPr>
-          <w:ilvl w:val="0"/>
-          <w:numId w:val="0"/>
-        </w:numPr>
-        <w:ind w:left="360"/>
-        <w:rPr>
-          <w:rFonts w:ascii="Arial" w:hAnsi="Arial" w:cs="Arial"/>
-          <w:sz w:val="24"/>
-          <w:szCs w:val="24"/>
-        </w:rPr>
-      </w:pPr>
-    </w:p>
-    <w:p>
-      <w:pPr>
-        <w:pStyle w:val="Commarcadores"/>
-        <w:numPr>
-          <w:ilvl w:val="0"/>
-          <w:numId w:val="0"/>
-        </w:numPr>
-        <w:ind w:left="360" w:hanging="360"/>
+        <w:t xml:space="preserve">IT administrators work with both hardware and software. Their responsibilities include: maintaining the company's networks, servers, computers, and software; optimizing infrastructure to increase productivity; and </w:t>
+      </w:r>
+      <w:r>
         <w:rPr>
           <w:rFonts w:ascii="Arial" w:hAnsi="Arial" w:cs="Arial"/>
           <w:color w:val="4F81BD" w:themeColor="accent1"/>
@@ -213,12 +150,11 @@
             <w14:round/>
           </w14:textOutline>
         </w:rPr>
-      </w:pPr>
-      <w:r>
-        <w:rPr>
-          <w:rFonts w:ascii="Arial" w:hAnsi="Arial" w:cs="Arial"/>
-          <w:b/>
-          <w:bCs/>
+        <w:t>helping</w:t>
+      </w:r>
+      <w:r>
+        <w:rPr>
+          <w:rFonts w:ascii="Arial" w:hAnsi="Arial" w:cs="Arial"/>
           <w:color w:val="4F81BD" w:themeColor="accent1"/>
           <w:sz w:val="24"/>
           <w:szCs w:val="24"/>
@@ -233,7 +169,7 @@
             <w14:round/>
           </w14:textOutline>
         </w:rPr>
-        <w:t>Spreadsheet</w:t>
+        <w:t xml:space="preserve"> the company with cybersecurity methods. Two common functions of an IT administrator are: working with databases, </w:t>
       </w:r>
       <w:r>
         <w:rPr>
@@ -252,16 +188,9 @@
             <w14:round/>
           </w14:textOutline>
         </w:rPr>
-        <w:t xml:space="preserve"> - A spreadsheet is a computer application for organizing and storing data arranged in rows and columns. The application can use this data to perform complex calculations and create charts. Common applications: Excel, Google Sheets, and Apple Numbers. </w:t>
-      </w:r>
-    </w:p>
-    <w:p>
-      <w:pPr>
-        <w:pStyle w:val="Commarcadores"/>
-        <w:numPr>
-          <w:ilvl w:val="0"/>
-          <w:numId w:val="0"/>
-        </w:numPr>
+        <w:t xml:space="preserve">ensuring </w:t>
+      </w:r>
+      <w:r>
         <w:rPr>
           <w:rFonts w:ascii="Arial" w:hAnsi="Arial" w:cs="Arial"/>
           <w:color w:val="4F81BD" w:themeColor="accent1"/>
@@ -278,7 +207,8 @@
             <w14:round/>
           </w14:textOutline>
         </w:rPr>
-      </w:pPr>
+        <w:t>the security and integrity of company data. Another function is: working with networks, managing the local network and the company's network system, ensuring system security against cyberattacks.</w:t>
+      </w:r>
     </w:p>
     <w:p>
       <w:pPr>
@@ -287,6 +217,62 @@
           <w:ilvl w:val="0"/>
           <w:numId w:val="0"/>
         </w:numPr>
+        <w:rPr>
+          <w:rFonts w:ascii="Arial" w:hAnsi="Arial" w:cs="Arial"/>
+          <w:sz w:val="24"/>
+          <w:szCs w:val="24"/>
+        </w:rPr>
+      </w:pPr>
+    </w:p>
+    <w:p>
+      <w:pPr>
+        <w:pStyle w:val="Commarcadores"/>
+        <w:rPr>
+          <w:rFonts w:ascii="Arial" w:hAnsi="Arial" w:cs="Arial"/>
+          <w:sz w:val="24"/>
+          <w:szCs w:val="24"/>
+        </w:rPr>
+      </w:pPr>
+      <w:r>
+        <w:rPr>
+          <w:rFonts w:ascii="Arial" w:hAnsi="Arial" w:cs="Arial"/>
+          <w:sz w:val="24"/>
+          <w:szCs w:val="24"/>
+        </w:rPr>
+        <w:t>S</w:t>
+      </w:r>
+      <w:r>
+        <w:rPr>
+          <w:rFonts w:ascii="Arial" w:hAnsi="Arial" w:cs="Arial"/>
+          <w:sz w:val="24"/>
+          <w:szCs w:val="24"/>
+        </w:rPr>
+        <w:t>earch and define terms such as spreadsheet, database, system administrator, server, peripheral.</w:t>
+      </w:r>
+    </w:p>
+    <w:p>
+      <w:pPr>
+        <w:pStyle w:val="Commarcadores"/>
+        <w:numPr>
+          <w:ilvl w:val="0"/>
+          <w:numId w:val="0"/>
+        </w:numPr>
+        <w:ind w:left="360"/>
+        <w:rPr>
+          <w:rFonts w:ascii="Arial" w:hAnsi="Arial" w:cs="Arial"/>
+          <w:sz w:val="24"/>
+          <w:szCs w:val="24"/>
+        </w:rPr>
+      </w:pPr>
+    </w:p>
+    <w:p>
+      <w:pPr>
+        <w:pStyle w:val="Commarcadores"/>
+        <w:numPr>
+          <w:ilvl w:val="0"/>
+          <w:numId w:val="0"/>
+        </w:numPr>
+        <w:ind w:left="360" w:hanging="360"/>
         <w:rPr>
           <w:rFonts w:ascii="Arial" w:hAnsi="Arial" w:cs="Arial"/>
           <w:color w:val="4F81BD" w:themeColor="accent1"/>
@@ -323,7 +309,7 @@
             <w14:round/>
           </w14:textOutline>
         </w:rPr>
-        <w:t>Database</w:t>
+        <w:t>Spreadsheet</w:t>
       </w:r>
       <w:r>
         <w:rPr>
@@ -342,7 +328,7 @@
             <w14:round/>
           </w14:textOutline>
         </w:rPr>
-        <w:t xml:space="preserve"> - A database is a collection of data organized and saved on a computer. This data can be easily modified with specialized software, and you can store virtually anything, including images and videos, with easy access from the computer. </w:t>
+        <w:t xml:space="preserve"> - A spreadsheet is a computer application for organizing and storing data arranged in rows and columns. The application can use this data to perform complex calculations and create charts. Common applications: Excel, Google Sheets, and Apple Numbers. </w:t>
       </w:r>
     </w:p>
     <w:p>
@@ -413,7 +399,7 @@
             <w14:round/>
           </w14:textOutline>
         </w:rPr>
-        <w:t>System Administrator</w:t>
+        <w:t>Database</w:t>
       </w:r>
       <w:r>
         <w:rPr>
@@ -432,7 +418,7 @@
             <w14:round/>
           </w14:textOutline>
         </w:rPr>
-        <w:t xml:space="preserve"> - A system administrator is a professional responsible for a company's IT infrastructure, ensuring the security, stability, and performance of IT. They may upgrade the hardware of the company's PCs, resolve network problems such as slowness, or use a Python script to automate routine company tasks. </w:t>
+        <w:t xml:space="preserve"> - A database is a collection of data organized and saved on a computer. This data can be easily modified with specialized software, and you can store virtually anything, including images and videos, with easy access from the computer. </w:t>
       </w:r>
     </w:p>
     <w:p>
@@ -442,7 +428,6 @@
           <w:ilvl w:val="0"/>
           <w:numId w:val="0"/>
         </w:numPr>
-        <w:ind w:left="360"/>
         <w:rPr>
           <w:rFonts w:ascii="Arial" w:hAnsi="Arial" w:cs="Arial"/>
           <w:color w:val="4F81BD" w:themeColor="accent1"/>
@@ -504,8 +489,7 @@
             <w14:round/>
           </w14:textOutline>
         </w:rPr>
-        <w:lastRenderedPageBreak/>
-        <w:t>Server</w:t>
+        <w:t>System Administrator</w:t>
       </w:r>
       <w:r>
         <w:rPr>
@@ -524,7 +508,7 @@
             <w14:round/>
           </w14:textOutline>
         </w:rPr>
-        <w:t xml:space="preserve"> - A server is a computer that can store and provide data, services, programs, and other resources to other computers or devices, called "clients." Servers use the internet to send data to clients. An example of this is when you chat with ChatGPT. ChatGPT is AI software that runs on a computer within a database, far from your home. Your messages are sent to it over the internet, and the replies are sent to you over the internet. </w:t>
+        <w:t xml:space="preserve"> - A system administrator is a professional responsible for a company's IT infrastructure, ensuring the security, stability, and performance of IT. They may upgrade the hardware of the company's PCs, resolve network problems such as slowness, or use a Python script to automate routine company tasks. </w:t>
       </w:r>
     </w:p>
     <w:p>
@@ -596,7 +580,7 @@
             <w14:round/>
           </w14:textOutline>
         </w:rPr>
-        <w:t>Peripheral</w:t>
+        <w:t>Server</w:t>
       </w:r>
       <w:r>
         <w:rPr>
@@ -615,16 +599,9 @@
             <w14:round/>
           </w14:textOutline>
         </w:rPr>
-        <w:t xml:space="preserve"> - A peripheral is a device that connects to a computer or mobile phone and adds functionality to the device. An example of this is a keyboard that converts the code of the pressed key into binary code and sends it to the computer via electrical signals, and the computer converts this binary code into a character.</w:t>
-      </w:r>
-    </w:p>
-    <w:p>
-      <w:pPr>
-        <w:pStyle w:val="Commarcadores"/>
-        <w:numPr>
-          <w:ilvl w:val="0"/>
-          <w:numId w:val="0"/>
-        </w:numPr>
+        <w:t xml:space="preserve"> - A server is a computer that can store and provide data, services, programs, and other resources to other computers or devices, called "clients." </w:t>
+      </w:r>
+      <w:r>
         <w:rPr>
           <w:rFonts w:ascii="Arial" w:hAnsi="Arial" w:cs="Arial"/>
           <w:color w:val="4F81BD" w:themeColor="accent1"/>
@@ -641,24 +618,8 @@
             <w14:round/>
           </w14:textOutline>
         </w:rPr>
-      </w:pPr>
-    </w:p>
-    <w:p>
-      <w:pPr>
-        <w:pStyle w:val="Commarcadores"/>
-        <w:rPr>
-          <w:rFonts w:ascii="Arial" w:hAnsi="Arial" w:cs="Arial"/>
-          <w:sz w:val="24"/>
-          <w:szCs w:val="24"/>
-        </w:rPr>
-      </w:pPr>
-      <w:r>
-        <w:rPr>
-          <w:rFonts w:ascii="Arial" w:hAnsi="Arial" w:cs="Arial"/>
-          <w:sz w:val="24"/>
-          <w:szCs w:val="24"/>
-        </w:rPr>
-        <w:t>Create a collaborative glossary using Google Docs or another shared tool.</w:t>
+        <w:lastRenderedPageBreak/>
+        <w:t xml:space="preserve">Servers use the internet to send data to clients. An example of this is when you chat with ChatGPT. ChatGPT is AI software that runs on a computer within a database, far from your home. Your messages are sent to it over the internet, and the replies are sent to you over the internet. </w:t>
       </w:r>
     </w:p>
     <w:p>
@@ -668,42 +629,7 @@
           <w:ilvl w:val="0"/>
           <w:numId w:val="0"/>
         </w:numPr>
-        <w:rPr>
-          <w:rFonts w:ascii="Arial" w:hAnsi="Arial" w:cs="Arial"/>
-          <w:sz w:val="24"/>
-          <w:szCs w:val="24"/>
-        </w:rPr>
-      </w:pPr>
-      <w:r>
-        <w:rPr>
-          <w:rFonts w:ascii="Arial" w:hAnsi="Arial" w:cs="Arial"/>
-          <w:sz w:val="24"/>
-          <w:szCs w:val="24"/>
-        </w:rPr>
-        <w:t>Glossary</w:t>
-      </w:r>
-    </w:p>
-    <w:p>
-      <w:pPr>
-        <w:pStyle w:val="Commarcadores"/>
-        <w:numPr>
-          <w:ilvl w:val="0"/>
-          <w:numId w:val="0"/>
-        </w:numPr>
-        <w:rPr>
-          <w:rFonts w:ascii="Arial" w:hAnsi="Arial" w:cs="Arial"/>
-          <w:sz w:val="24"/>
-          <w:szCs w:val="24"/>
-        </w:rPr>
-      </w:pPr>
-    </w:p>
-    <w:p>
-      <w:pPr>
-        <w:pStyle w:val="Commarcadores"/>
-        <w:numPr>
-          <w:ilvl w:val="0"/>
-          <w:numId w:val="0"/>
-        </w:numPr>
+        <w:ind w:left="360"/>
         <w:rPr>
           <w:rFonts w:ascii="Arial" w:hAnsi="Arial" w:cs="Arial"/>
           <w:color w:val="4F81BD" w:themeColor="accent1"/>
@@ -721,7 +647,14 @@
           </w14:textOutline>
         </w:rPr>
       </w:pPr>
-      <w:r>
+    </w:p>
+    <w:p>
+      <w:pPr>
+        <w:pStyle w:val="Commarcadores"/>
+        <w:numPr>
+          <w:ilvl w:val="0"/>
+          <w:numId w:val="0"/>
+        </w:numPr>
         <w:rPr>
           <w:rFonts w:ascii="Arial" w:hAnsi="Arial" w:cs="Arial"/>
           <w:color w:val="4F81BD" w:themeColor="accent1"/>
@@ -738,8 +671,7 @@
             <w14:round/>
           </w14:textOutline>
         </w:rPr>
-        <w:t xml:space="preserve">- </w:t>
-      </w:r>
+      </w:pPr>
       <w:r>
         <w:rPr>
           <w:rFonts w:ascii="Arial" w:hAnsi="Arial" w:cs="Arial"/>
@@ -759,7 +691,7 @@
             <w14:round/>
           </w14:textOutline>
         </w:rPr>
-        <w:t>Encryption:</w:t>
+        <w:t>Peripheral</w:t>
       </w:r>
       <w:r>
         <w:rPr>
@@ -778,7 +710,7 @@
             <w14:round/>
           </w14:textOutline>
         </w:rPr>
-        <w:t xml:space="preserve">  manipulation of data to prevent accurate interpretation by all but those for whom the data is intended.</w:t>
+        <w:t xml:space="preserve"> - A peripheral is a device that connects to a computer or mobile phone and adds functionality to the device. An example of this is a keyboard that converts the code of the pressed key into binary code and sends it to the computer via electrical signals, and the computer converts this binary code into a character.</w:t>
       </w:r>
     </w:p>
     <w:p>
@@ -805,7 +737,68 @@
           </w14:textOutline>
         </w:rPr>
       </w:pPr>
-      <w:r>
+    </w:p>
+    <w:p>
+      <w:pPr>
+        <w:pStyle w:val="Commarcadores"/>
+        <w:rPr>
+          <w:rFonts w:ascii="Arial" w:hAnsi="Arial" w:cs="Arial"/>
+          <w:sz w:val="24"/>
+          <w:szCs w:val="24"/>
+        </w:rPr>
+      </w:pPr>
+      <w:r>
+        <w:rPr>
+          <w:rFonts w:ascii="Arial" w:hAnsi="Arial" w:cs="Arial"/>
+          <w:sz w:val="24"/>
+          <w:szCs w:val="24"/>
+        </w:rPr>
+        <w:t>Create a collaborative glossary using Google Docs or another shared tool.</w:t>
+      </w:r>
+    </w:p>
+    <w:p>
+      <w:pPr>
+        <w:pStyle w:val="Commarcadores"/>
+        <w:numPr>
+          <w:ilvl w:val="0"/>
+          <w:numId w:val="0"/>
+        </w:numPr>
+        <w:rPr>
+          <w:rFonts w:ascii="Arial" w:hAnsi="Arial" w:cs="Arial"/>
+          <w:sz w:val="24"/>
+          <w:szCs w:val="24"/>
+        </w:rPr>
+      </w:pPr>
+      <w:r>
+        <w:rPr>
+          <w:rFonts w:ascii="Arial" w:hAnsi="Arial" w:cs="Arial"/>
+          <w:sz w:val="24"/>
+          <w:szCs w:val="24"/>
+        </w:rPr>
+        <w:t>Glossary</w:t>
+      </w:r>
+    </w:p>
+    <w:p>
+      <w:pPr>
+        <w:pStyle w:val="Commarcadores"/>
+        <w:numPr>
+          <w:ilvl w:val="0"/>
+          <w:numId w:val="0"/>
+        </w:numPr>
+        <w:rPr>
+          <w:rFonts w:ascii="Arial" w:hAnsi="Arial" w:cs="Arial"/>
+          <w:sz w:val="24"/>
+          <w:szCs w:val="24"/>
+        </w:rPr>
+      </w:pPr>
+    </w:p>
+    <w:p>
+      <w:pPr>
+        <w:pStyle w:val="Commarcadores"/>
+        <w:numPr>
+          <w:ilvl w:val="0"/>
+          <w:numId w:val="0"/>
+        </w:numPr>
         <w:rPr>
           <w:rFonts w:ascii="Arial" w:hAnsi="Arial" w:cs="Arial"/>
           <w:color w:val="4F81BD" w:themeColor="accent1"/>
@@ -822,13 +815,10 @@
             <w14:round/>
           </w14:textOutline>
         </w:rPr>
-        <w:t xml:space="preserve">- </w:t>
-      </w:r>
-      <w:r>
-        <w:rPr>
-          <w:rFonts w:ascii="Arial" w:hAnsi="Arial" w:cs="Arial"/>
-          <w:b/>
-          <w:bCs/>
+      </w:pPr>
+      <w:r>
+        <w:rPr>
+          <w:rFonts w:ascii="Arial" w:hAnsi="Arial" w:cs="Arial"/>
           <w:color w:val="4F81BD" w:themeColor="accent1"/>
           <w:sz w:val="24"/>
           <w:szCs w:val="24"/>
@@ -843,11 +833,13 @@
             <w14:round/>
           </w14:textOutline>
         </w:rPr>
-        <w:t>Flash drive:</w:t>
-      </w:r>
-      <w:r>
-        <w:rPr>
-          <w:rFonts w:ascii="Arial" w:hAnsi="Arial" w:cs="Arial"/>
+        <w:t xml:space="preserve">- </w:t>
+      </w:r>
+      <w:r>
+        <w:rPr>
+          <w:rFonts w:ascii="Arial" w:hAnsi="Arial" w:cs="Arial"/>
+          <w:b/>
+          <w:bCs/>
           <w:color w:val="4F81BD" w:themeColor="accent1"/>
           <w:sz w:val="24"/>
           <w:szCs w:val="24"/>
@@ -862,16 +854,9 @@
             <w14:round/>
           </w14:textOutline>
         </w:rPr>
-        <w:t xml:space="preserve"> a portable memory that stores data even when turned off.</w:t>
-      </w:r>
-    </w:p>
-    <w:p>
-      <w:pPr>
-        <w:pStyle w:val="Commarcadores"/>
-        <w:numPr>
-          <w:ilvl w:val="0"/>
-          <w:numId w:val="0"/>
-        </w:numPr>
+        <w:t>Case-sensitive:</w:t>
+      </w:r>
+      <w:r>
         <w:rPr>
           <w:rFonts w:ascii="Arial" w:hAnsi="Arial" w:cs="Arial"/>
           <w:color w:val="4F81BD" w:themeColor="accent1"/>
@@ -888,8 +873,16 @@
             <w14:round/>
           </w14:textOutline>
         </w:rPr>
-      </w:pPr>
-      <w:r>
+        <w:t xml:space="preserve"> Generally, applies to a data input field; a case-sensitive restriction means lower-case letters are not equivalent to the same letters in upper-case. Example: "data" is not recognized as being the same word as "Data" or "DATA".</w:t>
+      </w:r>
+    </w:p>
+    <w:p>
+      <w:pPr>
+        <w:pStyle w:val="Commarcadores"/>
+        <w:numPr>
+          <w:ilvl w:val="0"/>
+          <w:numId w:val="0"/>
+        </w:numPr>
         <w:rPr>
           <w:rFonts w:ascii="Arial" w:hAnsi="Arial" w:cs="Arial"/>
           <w:color w:val="4F81BD" w:themeColor="accent1"/>
@@ -906,13 +899,10 @@
             <w14:round/>
           </w14:textOutline>
         </w:rPr>
-        <w:t xml:space="preserve">- </w:t>
-      </w:r>
-      <w:r>
-        <w:rPr>
-          <w:rFonts w:ascii="Arial" w:hAnsi="Arial" w:cs="Arial"/>
-          <w:b/>
-          <w:bCs/>
+      </w:pPr>
+      <w:r>
+        <w:rPr>
+          <w:rFonts w:ascii="Arial" w:hAnsi="Arial" w:cs="Arial"/>
           <w:color w:val="4F81BD" w:themeColor="accent1"/>
           <w:sz w:val="24"/>
           <w:szCs w:val="24"/>
@@ -927,11 +917,13 @@
             <w14:round/>
           </w14:textOutline>
         </w:rPr>
-        <w:t>Header:</w:t>
-      </w:r>
-      <w:r>
-        <w:rPr>
-          <w:rFonts w:ascii="Arial" w:hAnsi="Arial" w:cs="Arial"/>
+        <w:t xml:space="preserve">- </w:t>
+      </w:r>
+      <w:r>
+        <w:rPr>
+          <w:rFonts w:ascii="Arial" w:hAnsi="Arial" w:cs="Arial"/>
+          <w:b/>
+          <w:bCs/>
           <w:color w:val="4F81BD" w:themeColor="accent1"/>
           <w:sz w:val="24"/>
           <w:szCs w:val="24"/>
@@ -946,16 +938,9 @@
             <w14:round/>
           </w14:textOutline>
         </w:rPr>
-        <w:t xml:space="preserve"> the top portion of a website. Usually contains the site logo and navigation menu.</w:t>
-      </w:r>
-    </w:p>
-    <w:p>
-      <w:pPr>
-        <w:pStyle w:val="Commarcadores"/>
-        <w:numPr>
-          <w:ilvl w:val="0"/>
-          <w:numId w:val="0"/>
-        </w:numPr>
+        <w:t>GUI: Graphical user interface;</w:t>
+      </w:r>
+      <w:r>
         <w:rPr>
           <w:rFonts w:ascii="Arial" w:hAnsi="Arial" w:cs="Arial"/>
           <w:color w:val="4F81BD" w:themeColor="accent1"/>
@@ -972,8 +957,16 @@
             <w14:round/>
           </w14:textOutline>
         </w:rPr>
-      </w:pPr>
-      <w:r>
+        <w:t xml:space="preserve"> a mouse-based system that contains icons, drop-down menus, and windows where you point and click to indicate what you want to do. All new Windows and Macintosh computers currently being sold utilize this technology.</w:t>
+      </w:r>
+    </w:p>
+    <w:p>
+      <w:pPr>
+        <w:pStyle w:val="Commarcadores"/>
+        <w:numPr>
+          <w:ilvl w:val="0"/>
+          <w:numId w:val="0"/>
+        </w:numPr>
         <w:rPr>
           <w:rFonts w:ascii="Arial" w:hAnsi="Arial" w:cs="Arial"/>
           <w:color w:val="4F81BD" w:themeColor="accent1"/>
@@ -990,13 +983,10 @@
             <w14:round/>
           </w14:textOutline>
         </w:rPr>
-        <w:t xml:space="preserve">- </w:t>
-      </w:r>
-      <w:r>
-        <w:rPr>
-          <w:rFonts w:ascii="Arial" w:hAnsi="Arial" w:cs="Arial"/>
-          <w:b/>
-          <w:bCs/>
+      </w:pPr>
+      <w:r>
+        <w:rPr>
+          <w:rFonts w:ascii="Arial" w:hAnsi="Arial" w:cs="Arial"/>
           <w:color w:val="4F81BD" w:themeColor="accent1"/>
           <w:sz w:val="24"/>
           <w:szCs w:val="24"/>
@@ -1011,11 +1001,13 @@
             <w14:round/>
           </w14:textOutline>
         </w:rPr>
-        <w:t>Body:</w:t>
-      </w:r>
-      <w:r>
-        <w:rPr>
-          <w:rFonts w:ascii="Arial" w:hAnsi="Arial" w:cs="Arial"/>
+        <w:t xml:space="preserve">- </w:t>
+      </w:r>
+      <w:r>
+        <w:rPr>
+          <w:rFonts w:ascii="Arial" w:hAnsi="Arial" w:cs="Arial"/>
+          <w:b/>
+          <w:bCs/>
           <w:color w:val="4F81BD" w:themeColor="accent1"/>
           <w:sz w:val="24"/>
           <w:szCs w:val="24"/>
@@ -1030,16 +1022,9 @@
             <w14:round/>
           </w14:textOutline>
         </w:rPr>
-        <w:t xml:space="preserve"> the portion of a website that contains the main content.</w:t>
-      </w:r>
-    </w:p>
-    <w:p>
-      <w:pPr>
-        <w:pStyle w:val="Commarcadores"/>
-        <w:numPr>
-          <w:ilvl w:val="0"/>
-          <w:numId w:val="0"/>
-        </w:numPr>
+        <w:t>IDE</w:t>
+      </w:r>
+      <w:r>
         <w:rPr>
           <w:rFonts w:ascii="Arial" w:hAnsi="Arial" w:cs="Arial"/>
           <w:color w:val="4F81BD" w:themeColor="accent1"/>
@@ -1056,10 +1041,13 @@
             <w14:round/>
           </w14:textOutline>
         </w:rPr>
-      </w:pPr>
-      <w:r>
-        <w:rPr>
-          <w:rFonts w:ascii="Arial" w:hAnsi="Arial" w:cs="Arial"/>
+        <w:t xml:space="preserve"> </w:t>
+      </w:r>
+      <w:r>
+        <w:rPr>
+          <w:rFonts w:ascii="Arial" w:hAnsi="Arial" w:cs="Arial"/>
+          <w:b/>
+          <w:bCs/>
           <w:color w:val="4F81BD" w:themeColor="accent1"/>
           <w:sz w:val="24"/>
           <w:szCs w:val="24"/>
@@ -1074,13 +1062,11 @@
             <w14:round/>
           </w14:textOutline>
         </w:rPr>
-        <w:t xml:space="preserve">- </w:t>
-      </w:r>
-      <w:r>
-        <w:rPr>
-          <w:rFonts w:ascii="Arial" w:hAnsi="Arial" w:cs="Arial"/>
-          <w:b/>
-          <w:bCs/>
+        <w:t>(Integrated Development Environment):</w:t>
+      </w:r>
+      <w:r>
+        <w:rPr>
+          <w:rFonts w:ascii="Arial" w:hAnsi="Arial" w:cs="Arial"/>
           <w:color w:val="4F81BD" w:themeColor="accent1"/>
           <w:sz w:val="24"/>
           <w:szCs w:val="24"/>
@@ -1095,9 +1081,16 @@
             <w14:round/>
           </w14:textOutline>
         </w:rPr>
-        <w:t>Footer:</w:t>
-      </w:r>
-      <w:r>
+        <w:t xml:space="preserve"> An application that facilitates software developers with writing code.</w:t>
+      </w:r>
+    </w:p>
+    <w:p>
+      <w:pPr>
+        <w:pStyle w:val="Commarcadores"/>
+        <w:numPr>
+          <w:ilvl w:val="0"/>
+          <w:numId w:val="0"/>
+        </w:numPr>
         <w:rPr>
           <w:rFonts w:ascii="Arial" w:hAnsi="Arial" w:cs="Arial"/>
           <w:color w:val="4F81BD" w:themeColor="accent1"/>
@@ -1114,16 +1107,8 @@
             <w14:round/>
           </w14:textOutline>
         </w:rPr>
-        <w:t xml:space="preserve"> the bottom portion of a website. Usually contain contact information.</w:t>
-      </w:r>
-    </w:p>
-    <w:p>
-      <w:pPr>
-        <w:pStyle w:val="Commarcadores"/>
-        <w:numPr>
-          <w:ilvl w:val="0"/>
-          <w:numId w:val="0"/>
-        </w:numPr>
+      </w:pPr>
+      <w:r>
         <w:rPr>
           <w:rFonts w:ascii="Arial" w:hAnsi="Arial" w:cs="Arial"/>
           <w:color w:val="4F81BD" w:themeColor="accent1"/>
@@ -1140,10 +1125,13 @@
             <w14:round/>
           </w14:textOutline>
         </w:rPr>
-      </w:pPr>
-      <w:r>
-        <w:rPr>
-          <w:rFonts w:ascii="Arial" w:hAnsi="Arial" w:cs="Arial"/>
+        <w:t xml:space="preserve">- </w:t>
+      </w:r>
+      <w:r>
+        <w:rPr>
+          <w:rFonts w:ascii="Arial" w:hAnsi="Arial" w:cs="Arial"/>
+          <w:b/>
+          <w:bCs/>
           <w:color w:val="4F81BD" w:themeColor="accent1"/>
           <w:sz w:val="24"/>
           <w:szCs w:val="24"/>
@@ -1158,13 +1146,11 @@
             <w14:round/>
           </w14:textOutline>
         </w:rPr>
-        <w:t xml:space="preserve">- </w:t>
-      </w:r>
-      <w:r>
-        <w:rPr>
-          <w:rFonts w:ascii="Arial" w:hAnsi="Arial" w:cs="Arial"/>
-          <w:b/>
-          <w:bCs/>
+        <w:t>Web Hosting</w:t>
+      </w:r>
+      <w:r>
+        <w:rPr>
+          <w:rFonts w:ascii="Arial" w:hAnsi="Arial" w:cs="Arial"/>
           <w:color w:val="4F81BD" w:themeColor="accent1"/>
           <w:sz w:val="24"/>
           <w:szCs w:val="24"/>
@@ -1179,9 +1165,16 @@
             <w14:round/>
           </w14:textOutline>
         </w:rPr>
-        <w:t>Margin:</w:t>
-      </w:r>
-      <w:r>
+        <w:t xml:space="preserve"> - is a service that makes websites accessible on the internet by storing website files (HTML, CSS, images, videos) on specialized computers called servers</w:t>
+      </w:r>
+    </w:p>
+    <w:p>
+      <w:pPr>
+        <w:pStyle w:val="Commarcadores"/>
+        <w:numPr>
+          <w:ilvl w:val="0"/>
+          <w:numId w:val="0"/>
+        </w:numPr>
         <w:rPr>
           <w:rFonts w:ascii="Arial" w:hAnsi="Arial" w:cs="Arial"/>
           <w:color w:val="4F81BD" w:themeColor="accent1"/>
@@ -1198,16 +1191,8 @@
             <w14:round/>
           </w14:textOutline>
         </w:rPr>
-        <w:t xml:space="preserve"> the space between the border and the next element of a website</w:t>
-      </w:r>
-    </w:p>
-    <w:p>
-      <w:pPr>
-        <w:pStyle w:val="Commarcadores"/>
-        <w:numPr>
-          <w:ilvl w:val="0"/>
-          <w:numId w:val="0"/>
-        </w:numPr>
+      </w:pPr>
+      <w:r>
         <w:rPr>
           <w:rFonts w:ascii="Arial" w:hAnsi="Arial" w:cs="Arial"/>
           <w:color w:val="4F81BD" w:themeColor="accent1"/>
@@ -1224,10 +1209,13 @@
             <w14:round/>
           </w14:textOutline>
         </w:rPr>
-      </w:pPr>
-      <w:r>
-        <w:rPr>
-          <w:rFonts w:ascii="Arial" w:hAnsi="Arial" w:cs="Arial"/>
+        <w:t xml:space="preserve">- </w:t>
+      </w:r>
+      <w:r>
+        <w:rPr>
+          <w:rFonts w:ascii="Arial" w:hAnsi="Arial" w:cs="Arial"/>
+          <w:b/>
+          <w:bCs/>
           <w:color w:val="4F81BD" w:themeColor="accent1"/>
           <w:sz w:val="24"/>
           <w:szCs w:val="24"/>
@@ -1242,13 +1230,11 @@
             <w14:round/>
           </w14:textOutline>
         </w:rPr>
-        <w:t xml:space="preserve">- </w:t>
-      </w:r>
-      <w:r>
-        <w:rPr>
-          <w:rFonts w:ascii="Arial" w:hAnsi="Arial" w:cs="Arial"/>
-          <w:b/>
-          <w:bCs/>
+        <w:t>Fork</w:t>
+      </w:r>
+      <w:r>
+        <w:rPr>
+          <w:rFonts w:ascii="Arial" w:hAnsi="Arial" w:cs="Arial"/>
           <w:color w:val="4F81BD" w:themeColor="accent1"/>
           <w:sz w:val="24"/>
           <w:szCs w:val="24"/>
@@ -1263,11 +1249,74 @@
             <w14:round/>
           </w14:textOutline>
         </w:rPr>
-        <w:t>Padding:</w:t>
-      </w:r>
-      <w:r>
-        <w:rPr>
-          <w:rFonts w:ascii="Arial" w:hAnsi="Arial" w:cs="Arial"/>
+        <w:t>: A fork is a copy of an existing software project at some point to add someone's own modifications to the project.</w:t>
+      </w:r>
+    </w:p>
+    <w:p>
+      <w:pPr>
+        <w:pStyle w:val="Commarcadores"/>
+        <w:numPr>
+          <w:ilvl w:val="0"/>
+          <w:numId w:val="0"/>
+        </w:numPr>
+        <w:ind w:left="360"/>
+        <w:rPr>
+          <w:rFonts w:ascii="Arial" w:hAnsi="Arial" w:cs="Arial"/>
+          <w:sz w:val="24"/>
+          <w:szCs w:val="24"/>
+        </w:rPr>
+      </w:pPr>
+    </w:p>
+    <w:p>
+      <w:pPr>
+        <w:pStyle w:val="Commarcadores"/>
+        <w:rPr>
+          <w:rFonts w:ascii="Arial" w:hAnsi="Arial" w:cs="Arial"/>
+          <w:sz w:val="24"/>
+          <w:szCs w:val="24"/>
+        </w:rPr>
+      </w:pPr>
+      <w:r>
+        <w:rPr>
+          <w:rFonts w:ascii="Arial" w:hAnsi="Arial" w:cs="Arial"/>
+          <w:sz w:val="24"/>
+          <w:szCs w:val="24"/>
+        </w:rPr>
+        <w:t>E</w:t>
+      </w:r>
+      <w:r>
+        <w:rPr>
+          <w:rFonts w:ascii="Arial" w:hAnsi="Arial" w:cs="Arial"/>
+          <w:sz w:val="24"/>
+          <w:szCs w:val="24"/>
+        </w:rPr>
+        <w:t>xplains 5 vocabulary terms with examples.</w:t>
+      </w:r>
+    </w:p>
+    <w:p>
+      <w:pPr>
+        <w:pStyle w:val="Commarcadores"/>
+        <w:numPr>
+          <w:ilvl w:val="0"/>
+          <w:numId w:val="0"/>
+        </w:numPr>
+        <w:rPr>
+          <w:rFonts w:ascii="Arial" w:hAnsi="Arial" w:cs="Arial"/>
+          <w:sz w:val="24"/>
+          <w:szCs w:val="24"/>
+        </w:rPr>
+      </w:pPr>
+    </w:p>
+    <w:p>
+      <w:pPr>
+        <w:pStyle w:val="Commarcadores"/>
+        <w:numPr>
+          <w:ilvl w:val="0"/>
+          <w:numId w:val="32"/>
+        </w:numPr>
+        <w:rPr>
+          <w:rFonts w:ascii="Arial" w:hAnsi="Arial" w:cs="Arial"/>
+          <w:bCs/>
           <w:color w:val="4F81BD" w:themeColor="accent1"/>
           <w:sz w:val="24"/>
           <w:szCs w:val="24"/>
@@ -1282,18 +1331,12 @@
             <w14:round/>
           </w14:textOutline>
         </w:rPr>
-        <w:t xml:space="preserve"> the inner space between the content and the border.</w:t>
-      </w:r>
-    </w:p>
-    <w:p>
-      <w:pPr>
-        <w:pStyle w:val="Commarcadores"/>
-        <w:numPr>
-          <w:ilvl w:val="0"/>
-          <w:numId w:val="0"/>
-        </w:numPr>
-        <w:rPr>
-          <w:rFonts w:ascii="Arial" w:hAnsi="Arial" w:cs="Arial"/>
+      </w:pPr>
+      <w:r>
+        <w:rPr>
+          <w:rFonts w:ascii="Arial" w:hAnsi="Arial" w:cs="Arial"/>
+          <w:b/>
+          <w:bCs/>
           <w:color w:val="4F81BD" w:themeColor="accent1"/>
           <w:sz w:val="24"/>
           <w:szCs w:val="24"/>
@@ -1308,10 +1351,12 @@
             <w14:round/>
           </w14:textOutline>
         </w:rPr>
-      </w:pPr>
-      <w:r>
-        <w:rPr>
-          <w:rFonts w:ascii="Arial" w:hAnsi="Arial" w:cs="Arial"/>
+        <w:t>Encryption</w:t>
+      </w:r>
+      <w:r>
+        <w:rPr>
+          <w:rFonts w:ascii="Arial" w:hAnsi="Arial" w:cs="Arial"/>
+          <w:b/>
           <w:color w:val="4F81BD" w:themeColor="accent1"/>
           <w:sz w:val="24"/>
           <w:szCs w:val="24"/>
@@ -1326,12 +1371,11 @@
             <w14:round/>
           </w14:textOutline>
         </w:rPr>
-        <w:t xml:space="preserve">- </w:t>
-      </w:r>
-      <w:r>
-        <w:rPr>
-          <w:rFonts w:ascii="Arial" w:hAnsi="Arial" w:cs="Arial"/>
-          <w:b/>
+        <w:br/>
+      </w:r>
+      <w:r>
+        <w:rPr>
+          <w:rFonts w:ascii="Arial" w:hAnsi="Arial" w:cs="Arial"/>
           <w:bCs/>
           <w:color w:val="4F81BD" w:themeColor="accent1"/>
           <w:sz w:val="24"/>
@@ -1347,11 +1391,12 @@
             <w14:round/>
           </w14:textOutline>
         </w:rPr>
-        <w:t>Selectors:</w:t>
-      </w:r>
-      <w:r>
-        <w:rPr>
-          <w:rFonts w:ascii="Arial" w:hAnsi="Arial" w:cs="Arial"/>
+        <w:t>Encryption is a way to protect information by transforming it into a secret code so only authorized people can read it.</w:t>
+      </w:r>
+      <w:r>
+        <w:rPr>
+          <w:rFonts w:ascii="Arial" w:hAnsi="Arial" w:cs="Arial"/>
+          <w:bCs/>
           <w:color w:val="4F81BD" w:themeColor="accent1"/>
           <w:sz w:val="24"/>
           <w:szCs w:val="24"/>
@@ -1366,18 +1411,14 @@
             <w14:round/>
           </w14:textOutline>
         </w:rPr>
-        <w:t xml:space="preserve"> parts of the HTML that can be individually selected to add a CSS style.</w:t>
-      </w:r>
-    </w:p>
-    <w:p>
-      <w:pPr>
-        <w:pStyle w:val="Commarcadores"/>
-        <w:numPr>
-          <w:ilvl w:val="0"/>
-          <w:numId w:val="0"/>
-        </w:numPr>
-        <w:rPr>
-          <w:rFonts w:ascii="Arial" w:hAnsi="Arial" w:cs="Arial"/>
+        <w:br/>
+      </w:r>
+      <w:r>
+        <w:rPr>
+          <w:rFonts w:ascii="Arial" w:hAnsi="Arial" w:cs="Arial"/>
+          <w:bCs/>
+          <w:i/>
+          <w:iCs/>
           <w:color w:val="4F81BD" w:themeColor="accent1"/>
           <w:sz w:val="24"/>
           <w:szCs w:val="24"/>
@@ -1392,10 +1433,12 @@
             <w14:round/>
           </w14:textOutline>
         </w:rPr>
-      </w:pPr>
-      <w:r>
-        <w:rPr>
-          <w:rFonts w:ascii="Arial" w:hAnsi="Arial" w:cs="Arial"/>
+        <w:t>Example:</w:t>
+      </w:r>
+      <w:r>
+        <w:rPr>
+          <w:rFonts w:ascii="Arial" w:hAnsi="Arial" w:cs="Arial"/>
+          <w:bCs/>
           <w:color w:val="4F81BD" w:themeColor="accent1"/>
           <w:sz w:val="24"/>
           <w:szCs w:val="24"/>
@@ -1410,13 +1453,20 @@
             <w14:round/>
           </w14:textOutline>
         </w:rPr>
-        <w:t xml:space="preserve">- </w:t>
-      </w:r>
-      <w:r>
+        <w:t xml:space="preserve"> When you enter your password on a website, encryption keeps it safe from hackers.</w:t>
+      </w:r>
+    </w:p>
+    <w:p>
+      <w:pPr>
+        <w:pStyle w:val="Commarcadores"/>
+        <w:numPr>
+          <w:ilvl w:val="0"/>
+          <w:numId w:val="0"/>
+        </w:numPr>
+        <w:ind w:left="360"/>
         <w:rPr>
           <w:rFonts w:ascii="Arial" w:hAnsi="Arial" w:cs="Arial"/>
           <w:b/>
-          <w:bCs/>
           <w:color w:val="4F81BD" w:themeColor="accent1"/>
           <w:sz w:val="24"/>
           <w:szCs w:val="24"/>
@@ -1431,11 +1481,18 @@
             <w14:round/>
           </w14:textOutline>
         </w:rPr>
-        <w:t>Case-sensitive:</w:t>
-      </w:r>
-      <w:r>
-        <w:rPr>
-          <w:rFonts w:ascii="Arial" w:hAnsi="Arial" w:cs="Arial"/>
+      </w:pPr>
+    </w:p>
+    <w:p>
+      <w:pPr>
+        <w:pStyle w:val="Commarcadores"/>
+        <w:numPr>
+          <w:ilvl w:val="0"/>
+          <w:numId w:val="32"/>
+        </w:numPr>
+        <w:rPr>
+          <w:rFonts w:ascii="Arial" w:hAnsi="Arial" w:cs="Arial"/>
+          <w:b/>
           <w:color w:val="4F81BD" w:themeColor="accent1"/>
           <w:sz w:val="24"/>
           <w:szCs w:val="24"/>
@@ -1450,18 +1507,12 @@
             <w14:round/>
           </w14:textOutline>
         </w:rPr>
-        <w:t xml:space="preserve"> Generally, applies to a data input field; a case-sensitive restriction means lower-case letters are not equivalent to the same letters in upper-case. Example: "data" is not recognized as being the same word as "Data" or "DATA".</w:t>
-      </w:r>
-    </w:p>
-    <w:p>
-      <w:pPr>
-        <w:pStyle w:val="Commarcadores"/>
-        <w:numPr>
-          <w:ilvl w:val="0"/>
-          <w:numId w:val="0"/>
-        </w:numPr>
-        <w:rPr>
-          <w:rFonts w:ascii="Arial" w:hAnsi="Arial" w:cs="Arial"/>
+      </w:pPr>
+      <w:r>
+        <w:rPr>
+          <w:rFonts w:ascii="Arial" w:hAnsi="Arial" w:cs="Arial"/>
+          <w:b/>
+          <w:bCs/>
           <w:color w:val="4F81BD" w:themeColor="accent1"/>
           <w:sz w:val="24"/>
           <w:szCs w:val="24"/>
@@ -1476,10 +1527,12 @@
             <w14:round/>
           </w14:textOutline>
         </w:rPr>
-      </w:pPr>
-      <w:r>
-        <w:rPr>
-          <w:rFonts w:ascii="Arial" w:hAnsi="Arial" w:cs="Arial"/>
+        <w:t>Flash drive</w:t>
+      </w:r>
+      <w:r>
+        <w:rPr>
+          <w:rFonts w:ascii="Arial" w:hAnsi="Arial" w:cs="Arial"/>
+          <w:b/>
           <w:color w:val="4F81BD" w:themeColor="accent1"/>
           <w:sz w:val="24"/>
           <w:szCs w:val="24"/>
@@ -1494,12 +1547,11 @@
             <w14:round/>
           </w14:textOutline>
         </w:rPr>
-        <w:t xml:space="preserve">- </w:t>
-      </w:r>
-      <w:r>
-        <w:rPr>
-          <w:rFonts w:ascii="Arial" w:hAnsi="Arial" w:cs="Arial"/>
-          <w:b/>
+        <w:br/>
+      </w:r>
+      <w:r>
+        <w:rPr>
+          <w:rFonts w:ascii="Arial" w:hAnsi="Arial" w:cs="Arial"/>
           <w:bCs/>
           <w:color w:val="4F81BD" w:themeColor="accent1"/>
           <w:sz w:val="24"/>
@@ -1515,11 +1567,12 @@
             <w14:round/>
           </w14:textOutline>
         </w:rPr>
-        <w:t>GUI: Graphical user interface;</w:t>
-      </w:r>
-      <w:r>
-        <w:rPr>
-          <w:rFonts w:ascii="Arial" w:hAnsi="Arial" w:cs="Arial"/>
+        <w:t>A flash drive is a small portable device used to store and transfer files between computers.</w:t>
+      </w:r>
+      <w:r>
+        <w:rPr>
+          <w:rFonts w:ascii="Arial" w:hAnsi="Arial" w:cs="Arial"/>
+          <w:bCs/>
           <w:color w:val="4F81BD" w:themeColor="accent1"/>
           <w:sz w:val="24"/>
           <w:szCs w:val="24"/>
@@ -1534,18 +1587,14 @@
             <w14:round/>
           </w14:textOutline>
         </w:rPr>
-        <w:t xml:space="preserve"> a mouse-based system that contains icons, drop-down menus, and windows where you point and click to indicate what you want to do. All new Windows and Macintosh computers currently being sold utilize this technology.</w:t>
-      </w:r>
-    </w:p>
-    <w:p>
-      <w:pPr>
-        <w:pStyle w:val="Commarcadores"/>
-        <w:numPr>
-          <w:ilvl w:val="0"/>
-          <w:numId w:val="0"/>
-        </w:numPr>
-        <w:rPr>
-          <w:rFonts w:ascii="Arial" w:hAnsi="Arial" w:cs="Arial"/>
+        <w:br/>
+      </w:r>
+      <w:r>
+        <w:rPr>
+          <w:rFonts w:ascii="Arial" w:hAnsi="Arial" w:cs="Arial"/>
+          <w:bCs/>
+          <w:i/>
+          <w:iCs/>
           <w:color w:val="4F81BD" w:themeColor="accent1"/>
           <w:sz w:val="24"/>
           <w:szCs w:val="24"/>
@@ -1560,10 +1609,12 @@
             <w14:round/>
           </w14:textOutline>
         </w:rPr>
-      </w:pPr>
-      <w:r>
-        <w:rPr>
-          <w:rFonts w:ascii="Arial" w:hAnsi="Arial" w:cs="Arial"/>
+        <w:t>Example:</w:t>
+      </w:r>
+      <w:r>
+        <w:rPr>
+          <w:rFonts w:ascii="Arial" w:hAnsi="Arial" w:cs="Arial"/>
+          <w:bCs/>
           <w:color w:val="4F81BD" w:themeColor="accent1"/>
           <w:sz w:val="24"/>
           <w:szCs w:val="24"/>
@@ -1578,14 +1629,20 @@
             <w14:round/>
           </w14:textOutline>
         </w:rPr>
-        <w:lastRenderedPageBreak/>
-        <w:t xml:space="preserve">- </w:t>
-      </w:r>
-      <w:r>
+        <w:t xml:space="preserve"> You can save a school project on a flash drive and open it on another computer.</w:t>
+      </w:r>
+    </w:p>
+    <w:p>
+      <w:pPr>
+        <w:pStyle w:val="Commarcadores"/>
+        <w:numPr>
+          <w:ilvl w:val="0"/>
+          <w:numId w:val="0"/>
+        </w:numPr>
+        <w:ind w:left="360"/>
         <w:rPr>
           <w:rFonts w:ascii="Arial" w:hAnsi="Arial" w:cs="Arial"/>
           <w:b/>
-          <w:bCs/>
           <w:color w:val="4F81BD" w:themeColor="accent1"/>
           <w:sz w:val="24"/>
           <w:szCs w:val="24"/>
@@ -1600,11 +1657,18 @@
             <w14:round/>
           </w14:textOutline>
         </w:rPr>
-        <w:t>IDE</w:t>
-      </w:r>
-      <w:r>
-        <w:rPr>
-          <w:rFonts w:ascii="Arial" w:hAnsi="Arial" w:cs="Arial"/>
+      </w:pPr>
+    </w:p>
+    <w:p>
+      <w:pPr>
+        <w:pStyle w:val="Commarcadores"/>
+        <w:numPr>
+          <w:ilvl w:val="0"/>
+          <w:numId w:val="32"/>
+        </w:numPr>
+        <w:rPr>
+          <w:rFonts w:ascii="Arial" w:hAnsi="Arial" w:cs="Arial"/>
+          <w:b/>
           <w:color w:val="4F81BD" w:themeColor="accent1"/>
           <w:sz w:val="24"/>
           <w:szCs w:val="24"/>
@@ -1619,8 +1683,7 @@
             <w14:round/>
           </w14:textOutline>
         </w:rPr>
-        <w:t xml:space="preserve"> </w:t>
-      </w:r>
+      </w:pPr>
       <w:r>
         <w:rPr>
           <w:rFonts w:ascii="Arial" w:hAnsi="Arial" w:cs="Arial"/>
@@ -1640,11 +1703,12 @@
             <w14:round/>
           </w14:textOutline>
         </w:rPr>
-        <w:t>(Integrated Development Environment):</w:t>
-      </w:r>
-      <w:r>
-        <w:rPr>
-          <w:rFonts w:ascii="Arial" w:hAnsi="Arial" w:cs="Arial"/>
+        <w:t>Header</w:t>
+      </w:r>
+      <w:r>
+        <w:rPr>
+          <w:rFonts w:ascii="Arial" w:hAnsi="Arial" w:cs="Arial"/>
+          <w:b/>
           <w:color w:val="4F81BD" w:themeColor="accent1"/>
           <w:sz w:val="24"/>
           <w:szCs w:val="24"/>
@@ -1659,18 +1723,12 @@
             <w14:round/>
           </w14:textOutline>
         </w:rPr>
-        <w:t xml:space="preserve"> An application that facilitates software developers with writing code.</w:t>
-      </w:r>
-    </w:p>
-    <w:p>
-      <w:pPr>
-        <w:pStyle w:val="Commarcadores"/>
-        <w:numPr>
-          <w:ilvl w:val="0"/>
-          <w:numId w:val="0"/>
-        </w:numPr>
-        <w:rPr>
-          <w:rFonts w:ascii="Arial" w:hAnsi="Arial" w:cs="Arial"/>
+        <w:br/>
+      </w:r>
+      <w:r>
+        <w:rPr>
+          <w:rFonts w:ascii="Arial" w:hAnsi="Arial" w:cs="Arial"/>
+          <w:bCs/>
           <w:color w:val="4F81BD" w:themeColor="accent1"/>
           <w:sz w:val="24"/>
           <w:szCs w:val="24"/>
@@ -1685,10 +1743,12 @@
             <w14:round/>
           </w14:textOutline>
         </w:rPr>
-      </w:pPr>
-      <w:r>
-        <w:rPr>
-          <w:rFonts w:ascii="Arial" w:hAnsi="Arial" w:cs="Arial"/>
+        <w:t>The header is the top section of a website that usually contains the logo and navigation menu.</w:t>
+      </w:r>
+      <w:r>
+        <w:rPr>
+          <w:rFonts w:ascii="Arial" w:hAnsi="Arial" w:cs="Arial"/>
+          <w:bCs/>
           <w:color w:val="4F81BD" w:themeColor="accent1"/>
           <w:sz w:val="24"/>
           <w:szCs w:val="24"/>
@@ -1703,13 +1763,14 @@
             <w14:round/>
           </w14:textOutline>
         </w:rPr>
-        <w:t xml:space="preserve">- </w:t>
-      </w:r>
-      <w:r>
-        <w:rPr>
-          <w:rFonts w:ascii="Arial" w:hAnsi="Arial" w:cs="Arial"/>
-          <w:b/>
+        <w:br/>
+      </w:r>
+      <w:r>
+        <w:rPr>
+          <w:rFonts w:ascii="Arial" w:hAnsi="Arial" w:cs="Arial"/>
           <w:bCs/>
+          <w:i/>
+          <w:iCs/>
           <w:color w:val="4F81BD" w:themeColor="accent1"/>
           <w:sz w:val="24"/>
           <w:szCs w:val="24"/>
@@ -1724,11 +1785,12 @@
             <w14:round/>
           </w14:textOutline>
         </w:rPr>
-        <w:t>WebSocket’s</w:t>
-      </w:r>
-      <w:r>
-        <w:rPr>
-          <w:rFonts w:ascii="Arial" w:hAnsi="Arial" w:cs="Arial"/>
+        <w:t>Example:</w:t>
+      </w:r>
+      <w:r>
+        <w:rPr>
+          <w:rFonts w:ascii="Arial" w:hAnsi="Arial" w:cs="Arial"/>
+          <w:bCs/>
           <w:color w:val="4F81BD" w:themeColor="accent1"/>
           <w:sz w:val="24"/>
           <w:szCs w:val="24"/>
@@ -1743,7 +1805,7 @@
             <w14:round/>
           </w14:textOutline>
         </w:rPr>
-        <w:t>: WebSocket is a protocol that allows for a persistent internet connection between server and client so they can exchange data at any time.</w:t>
+        <w:t xml:space="preserve"> On most websites, the header includes buttons like “Home”, “About”, and “Contact”.</w:t>
       </w:r>
     </w:p>
     <w:p>
@@ -1753,8 +1815,10 @@
           <w:ilvl w:val="0"/>
           <w:numId w:val="0"/>
         </w:numPr>
-        <w:rPr>
-          <w:rFonts w:ascii="Arial" w:hAnsi="Arial" w:cs="Arial"/>
+        <w:ind w:left="360"/>
+        <w:rPr>
+          <w:rFonts w:ascii="Arial" w:hAnsi="Arial" w:cs="Arial"/>
+          <w:b/>
           <w:color w:val="4F81BD" w:themeColor="accent1"/>
           <w:sz w:val="24"/>
           <w:szCs w:val="24"/>
@@ -1770,9 +1834,17 @@
           </w14:textOutline>
         </w:rPr>
       </w:pPr>
-      <w:r>
-        <w:rPr>
-          <w:rFonts w:ascii="Arial" w:hAnsi="Arial" w:cs="Arial"/>
+    </w:p>
+    <w:p>
+      <w:pPr>
+        <w:pStyle w:val="Commarcadores"/>
+        <w:numPr>
+          <w:ilvl w:val="0"/>
+          <w:numId w:val="32"/>
+        </w:numPr>
+        <w:rPr>
+          <w:rFonts w:ascii="Arial" w:hAnsi="Arial" w:cs="Arial"/>
+          <w:b/>
           <w:color w:val="4F81BD" w:themeColor="accent1"/>
           <w:sz w:val="24"/>
           <w:szCs w:val="24"/>
@@ -1787,8 +1859,7 @@
             <w14:round/>
           </w14:textOutline>
         </w:rPr>
-        <w:t xml:space="preserve">- </w:t>
-      </w:r>
+      </w:pPr>
       <w:r>
         <w:rPr>
           <w:rFonts w:ascii="Arial" w:hAnsi="Arial" w:cs="Arial"/>
@@ -1808,11 +1879,12 @@
             <w14:round/>
           </w14:textOutline>
         </w:rPr>
-        <w:t>Web Hosting</w:t>
-      </w:r>
-      <w:r>
-        <w:rPr>
-          <w:rFonts w:ascii="Arial" w:hAnsi="Arial" w:cs="Arial"/>
+        <w:t>Padding</w:t>
+      </w:r>
+      <w:r>
+        <w:rPr>
+          <w:rFonts w:ascii="Arial" w:hAnsi="Arial" w:cs="Arial"/>
+          <w:b/>
           <w:color w:val="4F81BD" w:themeColor="accent1"/>
           <w:sz w:val="24"/>
           <w:szCs w:val="24"/>
@@ -1827,18 +1899,12 @@
             <w14:round/>
           </w14:textOutline>
         </w:rPr>
-        <w:t xml:space="preserve"> - is a service that makes websites accessible on the internet by storing website files (HTML, CSS, images, videos) on specialized computers called servers</w:t>
-      </w:r>
-    </w:p>
-    <w:p>
-      <w:pPr>
-        <w:pStyle w:val="Commarcadores"/>
-        <w:numPr>
-          <w:ilvl w:val="0"/>
-          <w:numId w:val="0"/>
-        </w:numPr>
-        <w:rPr>
-          <w:rFonts w:ascii="Arial" w:hAnsi="Arial" w:cs="Arial"/>
+        <w:br/>
+      </w:r>
+      <w:r>
+        <w:rPr>
+          <w:rFonts w:ascii="Arial" w:hAnsi="Arial" w:cs="Arial"/>
+          <w:bCs/>
           <w:color w:val="4F81BD" w:themeColor="accent1"/>
           <w:sz w:val="24"/>
           <w:szCs w:val="24"/>
@@ -1853,10 +1919,12 @@
             <w14:round/>
           </w14:textOutline>
         </w:rPr>
-      </w:pPr>
-      <w:r>
-        <w:rPr>
-          <w:rFonts w:ascii="Arial" w:hAnsi="Arial" w:cs="Arial"/>
+        <w:t>Padding is the space inside an element, between the content and its border.</w:t>
+      </w:r>
+      <w:r>
+        <w:rPr>
+          <w:rFonts w:ascii="Arial" w:hAnsi="Arial" w:cs="Arial"/>
+          <w:bCs/>
           <w:color w:val="4F81BD" w:themeColor="accent1"/>
           <w:sz w:val="24"/>
           <w:szCs w:val="24"/>
@@ -1871,13 +1939,14 @@
             <w14:round/>
           </w14:textOutline>
         </w:rPr>
-        <w:t xml:space="preserve">- </w:t>
-      </w:r>
-      <w:r>
-        <w:rPr>
-          <w:rFonts w:ascii="Arial" w:hAnsi="Arial" w:cs="Arial"/>
-          <w:b/>
+        <w:br/>
+      </w:r>
+      <w:r>
+        <w:rPr>
+          <w:rFonts w:ascii="Arial" w:hAnsi="Arial" w:cs="Arial"/>
           <w:bCs/>
+          <w:i/>
+          <w:iCs/>
           <w:color w:val="4F81BD" w:themeColor="accent1"/>
           <w:sz w:val="24"/>
           <w:szCs w:val="24"/>
@@ -1892,11 +1961,12 @@
             <w14:round/>
           </w14:textOutline>
         </w:rPr>
-        <w:t>Fork</w:t>
-      </w:r>
-      <w:r>
-        <w:rPr>
-          <w:rFonts w:ascii="Arial" w:hAnsi="Arial" w:cs="Arial"/>
+        <w:t>Example:</w:t>
+      </w:r>
+      <w:r>
+        <w:rPr>
+          <w:rFonts w:ascii="Arial" w:hAnsi="Arial" w:cs="Arial"/>
+          <w:bCs/>
           <w:color w:val="4F81BD" w:themeColor="accent1"/>
           <w:sz w:val="24"/>
           <w:szCs w:val="24"/>
@@ -1911,7 +1981,7 @@
             <w14:round/>
           </w14:textOutline>
         </w:rPr>
-        <w:t>: A fork is a copy of an existing software project at some point to add someone's own modifications to the project.</w:t>
+        <w:t xml:space="preserve"> Adding padding to a button makes the text inside it not touch the edges.</w:t>
       </w:r>
     </w:p>
     <w:p>
@@ -1924,57 +1994,7 @@
         <w:ind w:left="360"/>
         <w:rPr>
           <w:rFonts w:ascii="Arial" w:hAnsi="Arial" w:cs="Arial"/>
-          <w:sz w:val="24"/>
-          <w:szCs w:val="24"/>
-        </w:rPr>
-      </w:pPr>
-    </w:p>
-    <w:p>
-      <w:pPr>
-        <w:pStyle w:val="Commarcadores"/>
-        <w:rPr>
-          <w:rFonts w:ascii="Arial" w:hAnsi="Arial" w:cs="Arial"/>
-          <w:sz w:val="24"/>
-          <w:szCs w:val="24"/>
-        </w:rPr>
-      </w:pPr>
-      <w:r>
-        <w:rPr>
-          <w:rFonts w:ascii="Arial" w:hAnsi="Arial" w:cs="Arial"/>
-          <w:sz w:val="24"/>
-          <w:szCs w:val="24"/>
-        </w:rPr>
-        <w:t>E</w:t>
-      </w:r>
-      <w:r>
-        <w:rPr>
-          <w:rFonts w:ascii="Arial" w:hAnsi="Arial" w:cs="Arial"/>
-          <w:sz w:val="24"/>
-          <w:szCs w:val="24"/>
-        </w:rPr>
-        <w:t>xplains 5 vocabulary terms with examples.</w:t>
-      </w:r>
-    </w:p>
-    <w:p>
-      <w:pPr>
-        <w:pStyle w:val="Commarcadores"/>
-        <w:numPr>
-          <w:ilvl w:val="0"/>
-          <w:numId w:val="0"/>
-        </w:numPr>
-        <w:rPr>
-          <w:rFonts w:ascii="Arial" w:hAnsi="Arial" w:cs="Arial"/>
-          <w:sz w:val="24"/>
-          <w:szCs w:val="24"/>
-        </w:rPr>
-      </w:pPr>
-    </w:p>
-    <w:p>
-      <w:pPr>
-        <w:pStyle w:val="Commarcadores"/>
-        <w:rPr>
-          <w:rFonts w:ascii="Arial" w:hAnsi="Arial" w:cs="Arial"/>
-          <w:bCs/>
+          <w:b/>
           <w:color w:val="4F81BD" w:themeColor="accent1"/>
           <w:sz w:val="24"/>
           <w:szCs w:val="24"/>
@@ -1990,11 +2010,17 @@
           </w14:textOutline>
         </w:rPr>
       </w:pPr>
-      <w:r>
+    </w:p>
+    <w:p>
+      <w:pPr>
+        <w:pStyle w:val="Commarcadores"/>
+        <w:numPr>
+          <w:ilvl w:val="0"/>
+          <w:numId w:val="32"/>
+        </w:numPr>
         <w:rPr>
           <w:rFonts w:ascii="Arial" w:hAnsi="Arial" w:cs="Arial"/>
           <w:b/>
-          <w:bCs/>
           <w:color w:val="4F81BD" w:themeColor="accent1"/>
           <w:sz w:val="24"/>
           <w:szCs w:val="24"/>
@@ -2009,12 +2035,12 @@
             <w14:round/>
           </w14:textOutline>
         </w:rPr>
-        <w:t>1. Encryption</w:t>
-      </w:r>
+      </w:pPr>
       <w:r>
         <w:rPr>
           <w:rFonts w:ascii="Arial" w:hAnsi="Arial" w:cs="Arial"/>
           <w:b/>
+          <w:bCs/>
           <w:color w:val="4F81BD" w:themeColor="accent1"/>
           <w:sz w:val="24"/>
           <w:szCs w:val="24"/>
@@ -2029,12 +2055,12 @@
             <w14:round/>
           </w14:textOutline>
         </w:rPr>
-        <w:br/>
-      </w:r>
-      <w:r>
-        <w:rPr>
-          <w:rFonts w:ascii="Arial" w:hAnsi="Arial" w:cs="Arial"/>
-          <w:bCs/>
+        <w:t>WebSocket</w:t>
+      </w:r>
+      <w:r>
+        <w:rPr>
+          <w:rFonts w:ascii="Arial" w:hAnsi="Arial" w:cs="Arial"/>
+          <w:b/>
           <w:color w:val="4F81BD" w:themeColor="accent1"/>
           <w:sz w:val="24"/>
           <w:szCs w:val="24"/>
@@ -2049,7 +2075,7 @@
             <w14:round/>
           </w14:textOutline>
         </w:rPr>
-        <w:t>Encryption is a way to protect information by transforming it into a secret code so only authorized people can read it.</w:t>
+        <w:br/>
       </w:r>
       <w:r>
         <w:rPr>
@@ -2069,14 +2095,12 @@
             <w14:round/>
           </w14:textOutline>
         </w:rPr>
-        <w:br/>
+        <w:t>WebSocket is a technology that allows real-time communication between a client and a server.</w:t>
       </w:r>
       <w:r>
         <w:rPr>
           <w:rFonts w:ascii="Arial" w:hAnsi="Arial" w:cs="Arial"/>
           <w:bCs/>
-          <w:i/>
-          <w:iCs/>
           <w:color w:val="4F81BD" w:themeColor="accent1"/>
           <w:sz w:val="24"/>
           <w:szCs w:val="24"/>
@@ -2091,12 +2115,14 @@
             <w14:round/>
           </w14:textOutline>
         </w:rPr>
-        <w:t>Example:</w:t>
+        <w:br/>
       </w:r>
       <w:r>
         <w:rPr>
           <w:rFonts w:ascii="Arial" w:hAnsi="Arial" w:cs="Arial"/>
           <w:bCs/>
+          <w:i/>
+          <w:iCs/>
           <w:color w:val="4F81BD" w:themeColor="accent1"/>
           <w:sz w:val="24"/>
           <w:szCs w:val="24"/>
@@ -2111,15 +2137,12 @@
             <w14:round/>
           </w14:textOutline>
         </w:rPr>
-        <w:t xml:space="preserve"> When you enter your password on a website, encryption keeps it safe from hackers.</w:t>
-      </w:r>
-    </w:p>
-    <w:p>
-      <w:pPr>
-        <w:pStyle w:val="Commarcadores"/>
-        <w:rPr>
-          <w:rFonts w:ascii="Arial" w:hAnsi="Arial" w:cs="Arial"/>
-          <w:b/>
+        <w:t>Example:</w:t>
+      </w:r>
+      <w:r>
+        <w:rPr>
+          <w:rFonts w:ascii="Arial" w:hAnsi="Arial" w:cs="Arial"/>
+          <w:bCs/>
           <w:color w:val="4F81BD" w:themeColor="accent1"/>
           <w:sz w:val="24"/>
           <w:szCs w:val="24"/>
@@ -2134,11 +2157,64 @@
             <w14:round/>
           </w14:textOutline>
         </w:rPr>
-      </w:pPr>
-      <w:r>
-        <w:rPr>
-          <w:rFonts w:ascii="Arial" w:hAnsi="Arial" w:cs="Arial"/>
-          <w:b/>
+        <w:t xml:space="preserve"> Chat apps use WebSocket so messages appear instantly without refreshing the page.</w:t>
+      </w:r>
+    </w:p>
+    <w:p>
+      <w:pPr>
+        <w:pStyle w:val="Commarcadores"/>
+        <w:numPr>
+          <w:ilvl w:val="0"/>
+          <w:numId w:val="0"/>
+        </w:numPr>
+        <w:rPr>
+          <w:rFonts w:ascii="Arial" w:hAnsi="Arial" w:cs="Arial"/>
+          <w:sz w:val="24"/>
+          <w:szCs w:val="24"/>
+        </w:rPr>
+      </w:pPr>
+    </w:p>
+    <w:p>
+      <w:pPr>
+        <w:pStyle w:val="Commarcadores"/>
+        <w:rPr>
+          <w:rFonts w:ascii="Arial" w:hAnsi="Arial" w:cs="Arial"/>
+          <w:sz w:val="24"/>
+          <w:szCs w:val="24"/>
+        </w:rPr>
+      </w:pPr>
+      <w:r>
+        <w:rPr>
+          <w:rFonts w:ascii="Arial" w:hAnsi="Arial" w:cs="Arial"/>
+          <w:sz w:val="24"/>
+          <w:szCs w:val="24"/>
+        </w:rPr>
+        <w:t>Research 3 real companies that use spreadsheets for administration.</w:t>
+      </w:r>
+    </w:p>
+    <w:p>
+      <w:pPr>
+        <w:pStyle w:val="Commarcadores"/>
+        <w:numPr>
+          <w:ilvl w:val="0"/>
+          <w:numId w:val="0"/>
+        </w:numPr>
+        <w:rPr>
+          <w:rFonts w:ascii="Arial" w:hAnsi="Arial" w:cs="Arial"/>
+          <w:sz w:val="24"/>
+          <w:szCs w:val="24"/>
+        </w:rPr>
+      </w:pPr>
+    </w:p>
+    <w:p>
+      <w:pPr>
+        <w:pStyle w:val="Commarcadores"/>
+        <w:numPr>
+          <w:ilvl w:val="0"/>
+          <w:numId w:val="0"/>
+        </w:numPr>
+        <w:rPr>
+          <w:rFonts w:ascii="Arial" w:hAnsi="Arial" w:cs="Arial"/>
           <w:color w:val="4F81BD" w:themeColor="accent1"/>
           <w:sz w:val="24"/>
           <w:szCs w:val="24"/>
@@ -2153,17 +2229,12 @@
             <w14:round/>
           </w14:textOutline>
         </w:rPr>
-        <w:pict w14:anchorId="388A089D">
-          <v:rect id="_x0000_i1025" style="width:0;height:1.5pt" o:hralign="center" o:hrstd="t" o:hr="t" fillcolor="#a0a0a0" stroked="f"/>
-        </w:pict>
-      </w:r>
-    </w:p>
-    <w:p>
-      <w:pPr>
-        <w:pStyle w:val="Commarcadores"/>
+      </w:pPr>
+      <w:r>
         <w:rPr>
           <w:rFonts w:ascii="Arial" w:hAnsi="Arial" w:cs="Arial"/>
           <w:b/>
+          <w:bCs/>
           <w:color w:val="4F81BD" w:themeColor="accent1"/>
           <w:sz w:val="24"/>
           <w:szCs w:val="24"/>
@@ -2178,12 +2249,11 @@
             <w14:round/>
           </w14:textOutline>
         </w:rPr>
-      </w:pPr>
-      <w:r>
-        <w:rPr>
-          <w:rFonts w:ascii="Arial" w:hAnsi="Arial" w:cs="Arial"/>
-          <w:b/>
-          <w:bCs/>
+        <w:t>Amazon</w:t>
+      </w:r>
+      <w:r>
+        <w:rPr>
+          <w:rFonts w:ascii="Arial" w:hAnsi="Arial" w:cs="Arial"/>
           <w:color w:val="4F81BD" w:themeColor="accent1"/>
           <w:sz w:val="24"/>
           <w:szCs w:val="24"/>
@@ -2198,12 +2268,19 @@
             <w14:round/>
           </w14:textOutline>
         </w:rPr>
-        <w:t>2. Flash drive</w:t>
-      </w:r>
-      <w:r>
-        <w:rPr>
-          <w:rFonts w:ascii="Arial" w:hAnsi="Arial" w:cs="Arial"/>
-          <w:b/>
+        <w:t xml:space="preserve"> - Business Analyst II - 5+ years of Excel experience</w:t>
+      </w:r>
+    </w:p>
+    <w:p>
+      <w:pPr>
+        <w:pStyle w:val="Commarcadores"/>
+        <w:numPr>
+          <w:ilvl w:val="0"/>
+          <w:numId w:val="0"/>
+        </w:numPr>
+        <w:ind w:left="360"/>
+        <w:rPr>
+          <w:rFonts w:ascii="Arial" w:hAnsi="Arial" w:cs="Arial"/>
           <w:color w:val="4F81BD" w:themeColor="accent1"/>
           <w:sz w:val="24"/>
           <w:szCs w:val="24"/>
@@ -2218,12 +2295,18 @@
             <w14:round/>
           </w14:textOutline>
         </w:rPr>
-        <w:br/>
-      </w:r>
-      <w:r>
-        <w:rPr>
-          <w:rFonts w:ascii="Arial" w:hAnsi="Arial" w:cs="Arial"/>
-          <w:bCs/>
+      </w:pPr>
+    </w:p>
+    <w:p>
+      <w:pPr>
+        <w:pStyle w:val="Commarcadores"/>
+        <w:numPr>
+          <w:ilvl w:val="0"/>
+          <w:numId w:val="0"/>
+        </w:numPr>
+        <w:ind w:left="360" w:hanging="360"/>
+        <w:rPr>
+          <w:rFonts w:ascii="Arial" w:hAnsi="Arial" w:cs="Arial"/>
           <w:color w:val="4F81BD" w:themeColor="accent1"/>
           <w:sz w:val="24"/>
           <w:szCs w:val="24"/>
@@ -2238,11 +2321,11 @@
             <w14:round/>
           </w14:textOutline>
         </w:rPr>
-        <w:t>A flash drive is a small portable device used to store and transfer files between computers.</w:t>
-      </w:r>
-      <w:r>
-        <w:rPr>
-          <w:rFonts w:ascii="Arial" w:hAnsi="Arial" w:cs="Arial"/>
+      </w:pPr>
+      <w:r>
+        <w:rPr>
+          <w:rFonts w:ascii="Arial" w:hAnsi="Arial" w:cs="Arial"/>
+          <w:b/>
           <w:bCs/>
           <w:color w:val="4F81BD" w:themeColor="accent1"/>
           <w:sz w:val="24"/>
@@ -2258,14 +2341,11 @@
             <w14:round/>
           </w14:textOutline>
         </w:rPr>
-        <w:br/>
-      </w:r>
-      <w:r>
-        <w:rPr>
-          <w:rFonts w:ascii="Arial" w:hAnsi="Arial" w:cs="Arial"/>
-          <w:bCs/>
-          <w:i/>
-          <w:iCs/>
+        <w:t>Meta</w:t>
+      </w:r>
+      <w:r>
+        <w:rPr>
+          <w:rFonts w:ascii="Arial" w:hAnsi="Arial" w:cs="Arial"/>
           <w:color w:val="4F81BD" w:themeColor="accent1"/>
           <w:sz w:val="24"/>
           <w:szCs w:val="24"/>
@@ -2280,12 +2360,18 @@
             <w14:round/>
           </w14:textOutline>
         </w:rPr>
-        <w:t>Example:</w:t>
-      </w:r>
-      <w:r>
-        <w:rPr>
-          <w:rFonts w:ascii="Arial" w:hAnsi="Arial" w:cs="Arial"/>
-          <w:bCs/>
+        <w:t xml:space="preserve"> - Construction Manager - Data Center Design, Engineering and Construction - Proficient working knowledge of MS Word, Excel, and PowerPoint</w:t>
+      </w:r>
+    </w:p>
+    <w:p>
+      <w:pPr>
+        <w:pStyle w:val="Commarcadores"/>
+        <w:numPr>
+          <w:ilvl w:val="0"/>
+          <w:numId w:val="0"/>
+        </w:numPr>
+        <w:rPr>
+          <w:rFonts w:ascii="Arial" w:hAnsi="Arial" w:cs="Arial"/>
           <w:color w:val="4F81BD" w:themeColor="accent1"/>
           <w:sz w:val="24"/>
           <w:szCs w:val="24"/>
@@ -2300,15 +2386,18 @@
             <w14:round/>
           </w14:textOutline>
         </w:rPr>
-        <w:t xml:space="preserve"> You can save a school project on a flash drive and open it on another computer.</w:t>
-      </w:r>
+      </w:pPr>
     </w:p>
     <w:p>
       <w:pPr>
         <w:pStyle w:val="Commarcadores"/>
-        <w:rPr>
-          <w:rFonts w:ascii="Arial" w:hAnsi="Arial" w:cs="Arial"/>
-          <w:b/>
+        <w:numPr>
+          <w:ilvl w:val="0"/>
+          <w:numId w:val="0"/>
+        </w:numPr>
+        <w:ind w:left="360" w:hanging="360"/>
+        <w:rPr>
+          <w:rFonts w:ascii="Arial" w:hAnsi="Arial" w:cs="Arial"/>
           <w:color w:val="4F81BD" w:themeColor="accent1"/>
           <w:sz w:val="24"/>
           <w:szCs w:val="24"/>
@@ -2328,6 +2417,7 @@
         <w:rPr>
           <w:rFonts w:ascii="Arial" w:hAnsi="Arial" w:cs="Arial"/>
           <w:b/>
+          <w:bCs/>
           <w:color w:val="4F81BD" w:themeColor="accent1"/>
           <w:sz w:val="24"/>
           <w:szCs w:val="24"/>
@@ -2342,17 +2432,11 @@
             <w14:round/>
           </w14:textOutline>
         </w:rPr>
-        <w:pict w14:anchorId="22793BFD">
-          <v:rect id="_x0000_i1026" style="width:0;height:1.5pt" o:hralign="center" o:hrstd="t" o:hr="t" fillcolor="#a0a0a0" stroked="f"/>
-        </w:pict>
-      </w:r>
-    </w:p>
-    <w:p>
-      <w:pPr>
-        <w:pStyle w:val="Commarcadores"/>
-        <w:rPr>
-          <w:rFonts w:ascii="Arial" w:hAnsi="Arial" w:cs="Arial"/>
-          <w:b/>
+        <w:t>Walmart</w:t>
+      </w:r>
+      <w:r>
+        <w:rPr>
+          <w:rFonts w:ascii="Arial" w:hAnsi="Arial" w:cs="Arial"/>
           <w:color w:val="4F81BD" w:themeColor="accent1"/>
           <w:sz w:val="24"/>
           <w:szCs w:val="24"/>
@@ -2367,12 +2451,88 @@
             <w14:round/>
           </w14:textOutline>
         </w:rPr>
-      </w:pPr>
-      <w:r>
-        <w:rPr>
-          <w:rFonts w:ascii="Arial" w:hAnsi="Arial" w:cs="Arial"/>
-          <w:b/>
-          <w:bCs/>
+        <w:t xml:space="preserve"> - (USA) Senior, Data Analyst - Proficient in SQL, RedShift, Oracle, Tableau, Excel, and PowerPoint.</w:t>
+      </w:r>
+    </w:p>
+    <w:p>
+      <w:pPr>
+        <w:pStyle w:val="Ttulo1"/>
+        <w:rPr>
+          <w:rFonts w:ascii="Arial" w:hAnsi="Arial" w:cs="Arial"/>
+          <w:color w:val="auto"/>
+          <w:sz w:val="24"/>
+          <w:szCs w:val="24"/>
+        </w:rPr>
+      </w:pPr>
+      <w:r>
+        <w:rPr>
+          <w:rFonts w:ascii="Arial" w:hAnsi="Arial" w:cs="Arial"/>
+          <w:color w:val="auto"/>
+          <w:sz w:val="24"/>
+          <w:szCs w:val="24"/>
+        </w:rPr>
+        <w:lastRenderedPageBreak/>
+        <w:t>2 – Spreadsheets and Basic Formulas</w:t>
+      </w:r>
+    </w:p>
+    <w:p>
+      <w:pPr>
+        <w:pStyle w:val="Commarcadores"/>
+        <w:rPr>
+          <w:rFonts w:ascii="Arial" w:hAnsi="Arial" w:cs="Arial"/>
+          <w:sz w:val="24"/>
+          <w:szCs w:val="24"/>
+        </w:rPr>
+      </w:pPr>
+      <w:r>
+        <w:rPr>
+          <w:rFonts w:ascii="Arial" w:hAnsi="Arial" w:cs="Arial"/>
+          <w:sz w:val="24"/>
+          <w:szCs w:val="24"/>
+        </w:rPr>
+        <w:t>Research</w:t>
+      </w:r>
+      <w:r>
+        <w:rPr>
+          <w:rFonts w:ascii="Arial" w:hAnsi="Arial" w:cs="Arial"/>
+          <w:sz w:val="24"/>
+          <w:szCs w:val="24"/>
+        </w:rPr>
+        <w:t xml:space="preserve">: </w:t>
+      </w:r>
+      <w:r>
+        <w:rPr>
+          <w:rFonts w:ascii="Arial" w:hAnsi="Arial" w:cs="Arial"/>
+          <w:sz w:val="24"/>
+          <w:szCs w:val="24"/>
+        </w:rPr>
+        <w:t>What is a spreadsheet and why do IT teams use it?</w:t>
+      </w:r>
+    </w:p>
+    <w:p>
+      <w:pPr>
+        <w:pStyle w:val="Commarcadores"/>
+        <w:numPr>
+          <w:ilvl w:val="0"/>
+          <w:numId w:val="0"/>
+        </w:numPr>
+        <w:ind w:left="360"/>
+        <w:rPr>
+          <w:rFonts w:ascii="Arial" w:hAnsi="Arial" w:cs="Arial"/>
+          <w:sz w:val="24"/>
+          <w:szCs w:val="24"/>
+        </w:rPr>
+      </w:pPr>
+    </w:p>
+    <w:p>
+      <w:pPr>
+        <w:pStyle w:val="Commarcadores"/>
+        <w:numPr>
+          <w:ilvl w:val="0"/>
+          <w:numId w:val="0"/>
+        </w:numPr>
+        <w:rPr>
+          <w:rFonts w:ascii="Arial" w:hAnsi="Arial" w:cs="Arial"/>
           <w:color w:val="4F81BD" w:themeColor="accent1"/>
           <w:sz w:val="24"/>
           <w:szCs w:val="24"/>
@@ -2387,12 +2547,11 @@
             <w14:round/>
           </w14:textOutline>
         </w:rPr>
-        <w:t>3. Header</w:t>
-      </w:r>
-      <w:r>
-        <w:rPr>
-          <w:rFonts w:ascii="Arial" w:hAnsi="Arial" w:cs="Arial"/>
-          <w:b/>
+      </w:pPr>
+      <w:r>
+        <w:rPr>
+          <w:rFonts w:ascii="Arial" w:hAnsi="Arial" w:cs="Arial"/>
+          <w:bCs/>
           <w:color w:val="4F81BD" w:themeColor="accent1"/>
           <w:sz w:val="24"/>
           <w:szCs w:val="24"/>
@@ -2407,12 +2566,11 @@
             <w14:round/>
           </w14:textOutline>
         </w:rPr>
-        <w:br/>
-      </w:r>
-      <w:r>
-        <w:rPr>
-          <w:rFonts w:ascii="Arial" w:hAnsi="Arial" w:cs="Arial"/>
-          <w:bCs/>
+        <w:t>Spreadsheet</w:t>
+      </w:r>
+      <w:r>
+        <w:rPr>
+          <w:rFonts w:ascii="Arial" w:hAnsi="Arial" w:cs="Arial"/>
           <w:color w:val="4F81BD" w:themeColor="accent1"/>
           <w:sz w:val="24"/>
           <w:szCs w:val="24"/>
@@ -2427,12 +2585,18 @@
             <w14:round/>
           </w14:textOutline>
         </w:rPr>
-        <w:t>The header is the top section of a website that usually contains the logo and navigation menu.</w:t>
-      </w:r>
-      <w:r>
-        <w:rPr>
-          <w:rFonts w:ascii="Arial" w:hAnsi="Arial" w:cs="Arial"/>
-          <w:bCs/>
+        <w:t xml:space="preserve"> - A spreadsheet is a computer application for organizing and storing data arranged in rows and columns. The application can use this data to perform complex calculations and create charts. Common applications: Excel, Google Sheets, and Apple Numbers. </w:t>
+      </w:r>
+    </w:p>
+    <w:p>
+      <w:pPr>
+        <w:pStyle w:val="Commarcadores"/>
+        <w:numPr>
+          <w:ilvl w:val="0"/>
+          <w:numId w:val="0"/>
+        </w:numPr>
+        <w:rPr>
+          <w:rFonts w:ascii="Arial" w:hAnsi="Arial" w:cs="Arial"/>
           <w:color w:val="4F81BD" w:themeColor="accent1"/>
           <w:sz w:val="24"/>
           <w:szCs w:val="24"/>
@@ -2447,14 +2611,10 @@
             <w14:round/>
           </w14:textOutline>
         </w:rPr>
-        <w:br/>
-      </w:r>
-      <w:r>
-        <w:rPr>
-          <w:rFonts w:ascii="Arial" w:hAnsi="Arial" w:cs="Arial"/>
-          <w:bCs/>
-          <w:i/>
-          <w:iCs/>
+      </w:pPr>
+      <w:r>
+        <w:rPr>
+          <w:rFonts w:ascii="Arial" w:hAnsi="Arial" w:cs="Arial"/>
           <w:color w:val="4F81BD" w:themeColor="accent1"/>
           <w:sz w:val="24"/>
           <w:szCs w:val="24"/>
@@ -2469,12 +2629,18 @@
             <w14:round/>
           </w14:textOutline>
         </w:rPr>
-        <w:t>Example:</w:t>
-      </w:r>
-      <w:r>
-        <w:rPr>
-          <w:rFonts w:ascii="Arial" w:hAnsi="Arial" w:cs="Arial"/>
-          <w:bCs/>
+        <w:t>Excel is essential in most businesses because it's a very easy way to read data. People without technical knowledge can understand Excel. Therefore, it's important for a developer to learn how to create a data file for Excel using code, as this makes it easier for both individuals and businesses to read, understand, and manipulate data.</w:t>
+      </w:r>
+    </w:p>
+    <w:p>
+      <w:pPr>
+        <w:pStyle w:val="Commarcadores"/>
+        <w:numPr>
+          <w:ilvl w:val="0"/>
+          <w:numId w:val="0"/>
+        </w:numPr>
+        <w:rPr>
+          <w:rFonts w:ascii="Arial" w:hAnsi="Arial" w:cs="Arial"/>
           <w:color w:val="4F81BD" w:themeColor="accent1"/>
           <w:sz w:val="24"/>
           <w:szCs w:val="24"/>
@@ -2489,15 +2655,50 @@
             <w14:round/>
           </w14:textOutline>
         </w:rPr>
-        <w:t xml:space="preserve"> On most websites, the header includes buttons like “Home”, “About”, and “Contact”.</w:t>
-      </w:r>
+      </w:pPr>
     </w:p>
     <w:p>
       <w:pPr>
         <w:pStyle w:val="Commarcadores"/>
         <w:rPr>
           <w:rFonts w:ascii="Arial" w:hAnsi="Arial" w:cs="Arial"/>
-          <w:b/>
+          <w:sz w:val="24"/>
+          <w:szCs w:val="24"/>
+        </w:rPr>
+      </w:pPr>
+      <w:r>
+        <w:rPr>
+          <w:rFonts w:ascii="Arial" w:hAnsi="Arial" w:cs="Arial"/>
+          <w:sz w:val="24"/>
+          <w:szCs w:val="24"/>
+        </w:rPr>
+        <w:t>Vocabulary: cell, row, column, formula, function, SUM, AVERAGE.</w:t>
+      </w:r>
+    </w:p>
+    <w:p>
+      <w:pPr>
+        <w:pStyle w:val="Commarcadores"/>
+        <w:numPr>
+          <w:ilvl w:val="0"/>
+          <w:numId w:val="0"/>
+        </w:numPr>
+        <w:ind w:left="360"/>
+        <w:rPr>
+          <w:rFonts w:ascii="Arial" w:hAnsi="Arial" w:cs="Arial"/>
+          <w:sz w:val="24"/>
+          <w:szCs w:val="24"/>
+        </w:rPr>
+      </w:pPr>
+    </w:p>
+    <w:p>
+      <w:pPr>
+        <w:pStyle w:val="Commarcadores"/>
+        <w:numPr>
+          <w:ilvl w:val="0"/>
+          <w:numId w:val="32"/>
+        </w:numPr>
+        <w:rPr>
+          <w:rFonts w:ascii="Arial" w:hAnsi="Arial" w:cs="Arial"/>
           <w:color w:val="4F81BD" w:themeColor="accent1"/>
           <w:sz w:val="24"/>
           <w:szCs w:val="24"/>
@@ -2517,6 +2718,7 @@
         <w:rPr>
           <w:rFonts w:ascii="Arial" w:hAnsi="Arial" w:cs="Arial"/>
           <w:b/>
+          <w:bCs/>
           <w:color w:val="4F81BD" w:themeColor="accent1"/>
           <w:sz w:val="24"/>
           <w:szCs w:val="24"/>
@@ -2531,17 +2733,13 @@
             <w14:round/>
           </w14:textOutline>
         </w:rPr>
-        <w:pict w14:anchorId="1FFF214B">
-          <v:rect id="_x0000_i1027" style="width:0;height:1.5pt" o:hralign="center" o:hrstd="t" o:hr="t" fillcolor="#a0a0a0" stroked="f"/>
-        </w:pict>
-      </w:r>
-    </w:p>
-    <w:p>
-      <w:pPr>
-        <w:pStyle w:val="Commarcadores"/>
+        <w:t xml:space="preserve"> Cell</w:t>
+      </w:r>
+      <w:r>
         <w:rPr>
           <w:rFonts w:ascii="Arial" w:hAnsi="Arial" w:cs="Arial"/>
           <w:b/>
+          <w:bCs/>
           <w:color w:val="4F81BD" w:themeColor="accent1"/>
           <w:sz w:val="24"/>
           <w:szCs w:val="24"/>
@@ -2556,12 +2754,11 @@
             <w14:round/>
           </w14:textOutline>
         </w:rPr>
-      </w:pPr>
-      <w:r>
-        <w:rPr>
-          <w:rFonts w:ascii="Arial" w:hAnsi="Arial" w:cs="Arial"/>
-          <w:b/>
-          <w:bCs/>
+        <w:t xml:space="preserve"> – Célula</w:t>
+      </w:r>
+      <w:r>
+        <w:rPr>
+          <w:rFonts w:ascii="Arial" w:hAnsi="Arial" w:cs="Arial"/>
           <w:color w:val="4F81BD" w:themeColor="accent1"/>
           <w:sz w:val="24"/>
           <w:szCs w:val="24"/>
@@ -2576,12 +2773,12 @@
             <w14:round/>
           </w14:textOutline>
         </w:rPr>
-        <w:t>4. Padding</w:t>
-      </w:r>
-      <w:r>
-        <w:rPr>
-          <w:rFonts w:ascii="Arial" w:hAnsi="Arial" w:cs="Arial"/>
-          <w:b/>
+        <w:br/>
+        <w:t>A cell is a single box in a spreadsheet where you can enter data.</w:t>
+      </w:r>
+      <w:r>
+        <w:rPr>
+          <w:rFonts w:ascii="Arial" w:hAnsi="Arial" w:cs="Arial"/>
           <w:color w:val="4F81BD" w:themeColor="accent1"/>
           <w:sz w:val="24"/>
           <w:szCs w:val="24"/>
@@ -2601,7 +2798,8 @@
       <w:r>
         <w:rPr>
           <w:rFonts w:ascii="Arial" w:hAnsi="Arial" w:cs="Arial"/>
-          <w:bCs/>
+          <w:i/>
+          <w:iCs/>
           <w:color w:val="4F81BD" w:themeColor="accent1"/>
           <w:sz w:val="24"/>
           <w:szCs w:val="24"/>
@@ -2616,12 +2814,11 @@
             <w14:round/>
           </w14:textOutline>
         </w:rPr>
-        <w:t>Padding is the space inside an element, between the content and its border.</w:t>
-      </w:r>
-      <w:r>
-        <w:rPr>
-          <w:rFonts w:ascii="Arial" w:hAnsi="Arial" w:cs="Arial"/>
-          <w:bCs/>
+        <w:t>Example:</w:t>
+      </w:r>
+      <w:r>
+        <w:rPr>
+          <w:rFonts w:ascii="Arial" w:hAnsi="Arial" w:cs="Arial"/>
           <w:color w:val="4F81BD" w:themeColor="accent1"/>
           <w:sz w:val="24"/>
           <w:szCs w:val="24"/>
@@ -2636,14 +2833,19 @@
             <w14:round/>
           </w14:textOutline>
         </w:rPr>
-        <w:br/>
-      </w:r>
-      <w:r>
-        <w:rPr>
-          <w:rFonts w:ascii="Arial" w:hAnsi="Arial" w:cs="Arial"/>
-          <w:bCs/>
-          <w:i/>
-          <w:iCs/>
+        <w:t xml:space="preserve"> Cell A1 can contain a number like 10 or a word like “Name”.</w:t>
+      </w:r>
+    </w:p>
+    <w:p>
+      <w:pPr>
+        <w:pStyle w:val="Commarcadores"/>
+        <w:numPr>
+          <w:ilvl w:val="0"/>
+          <w:numId w:val="0"/>
+        </w:numPr>
+        <w:ind w:left="360"/>
+        <w:rPr>
+          <w:rFonts w:ascii="Arial" w:hAnsi="Arial" w:cs="Arial"/>
           <w:color w:val="4F81BD" w:themeColor="accent1"/>
           <w:sz w:val="24"/>
           <w:szCs w:val="24"/>
@@ -2658,12 +2860,17 @@
             <w14:round/>
           </w14:textOutline>
         </w:rPr>
-        <w:t>Example:</w:t>
-      </w:r>
-      <w:r>
-        <w:rPr>
-          <w:rFonts w:ascii="Arial" w:hAnsi="Arial" w:cs="Arial"/>
-          <w:bCs/>
+      </w:pPr>
+    </w:p>
+    <w:p>
+      <w:pPr>
+        <w:pStyle w:val="Commarcadores"/>
+        <w:numPr>
+          <w:ilvl w:val="0"/>
+          <w:numId w:val="32"/>
+        </w:numPr>
+        <w:rPr>
+          <w:rFonts w:ascii="Arial" w:hAnsi="Arial" w:cs="Arial"/>
           <w:color w:val="4F81BD" w:themeColor="accent1"/>
           <w:sz w:val="24"/>
           <w:szCs w:val="24"/>
@@ -2678,15 +2885,12 @@
             <w14:round/>
           </w14:textOutline>
         </w:rPr>
-        <w:t xml:space="preserve"> Adding padding to a button makes the text inside it not touch the edges.</w:t>
-      </w:r>
-    </w:p>
-    <w:p>
-      <w:pPr>
-        <w:pStyle w:val="Commarcadores"/>
+      </w:pPr>
+      <w:r>
         <w:rPr>
           <w:rFonts w:ascii="Arial" w:hAnsi="Arial" w:cs="Arial"/>
           <w:b/>
+          <w:bCs/>
           <w:color w:val="4F81BD" w:themeColor="accent1"/>
           <w:sz w:val="24"/>
           <w:szCs w:val="24"/>
@@ -2701,11 +2905,13 @@
             <w14:round/>
           </w14:textOutline>
         </w:rPr>
-      </w:pPr>
+        <w:t xml:space="preserve"> Row</w:t>
+      </w:r>
       <w:r>
         <w:rPr>
           <w:rFonts w:ascii="Arial" w:hAnsi="Arial" w:cs="Arial"/>
           <w:b/>
+          <w:bCs/>
           <w:color w:val="4F81BD" w:themeColor="accent1"/>
           <w:sz w:val="24"/>
           <w:szCs w:val="24"/>
@@ -2720,17 +2926,11 @@
             <w14:round/>
           </w14:textOutline>
         </w:rPr>
-        <w:pict w14:anchorId="19ACFF8F">
-          <v:rect id="_x0000_i1028" style="width:0;height:1.5pt" o:hralign="center" o:hrstd="t" o:hr="t" fillcolor="#a0a0a0" stroked="f"/>
-        </w:pict>
-      </w:r>
-    </w:p>
-    <w:p>
-      <w:pPr>
-        <w:pStyle w:val="Commarcadores"/>
-        <w:rPr>
-          <w:rFonts w:ascii="Arial" w:hAnsi="Arial" w:cs="Arial"/>
-          <w:b/>
+        <w:t xml:space="preserve"> – linha, linhas</w:t>
+      </w:r>
+      <w:r>
+        <w:rPr>
+          <w:rFonts w:ascii="Arial" w:hAnsi="Arial" w:cs="Arial"/>
           <w:color w:val="4F81BD" w:themeColor="accent1"/>
           <w:sz w:val="24"/>
           <w:szCs w:val="24"/>
@@ -2745,12 +2945,12 @@
             <w14:round/>
           </w14:textOutline>
         </w:rPr>
-      </w:pPr>
-      <w:r>
-        <w:rPr>
-          <w:rFonts w:ascii="Arial" w:hAnsi="Arial" w:cs="Arial"/>
-          <w:b/>
-          <w:bCs/>
+        <w:br/>
+        <w:t>A row is a horizontal line of cells in a spreadsheet.</w:t>
+      </w:r>
+      <w:r>
+        <w:rPr>
+          <w:rFonts w:ascii="Arial" w:hAnsi="Arial" w:cs="Arial"/>
           <w:color w:val="4F81BD" w:themeColor="accent1"/>
           <w:sz w:val="24"/>
           <w:szCs w:val="24"/>
@@ -2765,13 +2965,13 @@
             <w14:round/>
           </w14:textOutline>
         </w:rPr>
-        <w:lastRenderedPageBreak/>
-        <w:t>5. WebSocket</w:t>
-      </w:r>
-      <w:r>
-        <w:rPr>
-          <w:rFonts w:ascii="Arial" w:hAnsi="Arial" w:cs="Arial"/>
-          <w:b/>
+        <w:br/>
+      </w:r>
+      <w:r>
+        <w:rPr>
+          <w:rFonts w:ascii="Arial" w:hAnsi="Arial" w:cs="Arial"/>
+          <w:i/>
+          <w:iCs/>
           <w:color w:val="4F81BD" w:themeColor="accent1"/>
           <w:sz w:val="24"/>
           <w:szCs w:val="24"/>
@@ -2786,12 +2986,11 @@
             <w14:round/>
           </w14:textOutline>
         </w:rPr>
-        <w:br/>
-      </w:r>
-      <w:r>
-        <w:rPr>
-          <w:rFonts w:ascii="Arial" w:hAnsi="Arial" w:cs="Arial"/>
-          <w:bCs/>
+        <w:t>Example:</w:t>
+      </w:r>
+      <w:r>
+        <w:rPr>
+          <w:rFonts w:ascii="Arial" w:hAnsi="Arial" w:cs="Arial"/>
           <w:color w:val="4F81BD" w:themeColor="accent1"/>
           <w:sz w:val="24"/>
           <w:szCs w:val="24"/>
@@ -2806,12 +3005,19 @@
             <w14:round/>
           </w14:textOutline>
         </w:rPr>
-        <w:t>WebSocket is a technology that allows real-time communication between a client and a server.</w:t>
-      </w:r>
-      <w:r>
-        <w:rPr>
-          <w:rFonts w:ascii="Arial" w:hAnsi="Arial" w:cs="Arial"/>
-          <w:bCs/>
+        <w:t xml:space="preserve"> Row 1 usually contains titles like Name, Age, and Grade.</w:t>
+      </w:r>
+    </w:p>
+    <w:p>
+      <w:pPr>
+        <w:pStyle w:val="Commarcadores"/>
+        <w:numPr>
+          <w:ilvl w:val="0"/>
+          <w:numId w:val="0"/>
+        </w:numPr>
+        <w:ind w:left="360"/>
+        <w:rPr>
+          <w:rFonts w:ascii="Arial" w:hAnsi="Arial" w:cs="Arial"/>
           <w:color w:val="4F81BD" w:themeColor="accent1"/>
           <w:sz w:val="24"/>
           <w:szCs w:val="24"/>
@@ -2826,14 +3032,17 @@
             <w14:round/>
           </w14:textOutline>
         </w:rPr>
-        <w:br/>
-      </w:r>
-      <w:r>
-        <w:rPr>
-          <w:rFonts w:ascii="Arial" w:hAnsi="Arial" w:cs="Arial"/>
-          <w:bCs/>
-          <w:i/>
-          <w:iCs/>
+      </w:pPr>
+    </w:p>
+    <w:p>
+      <w:pPr>
+        <w:pStyle w:val="Commarcadores"/>
+        <w:numPr>
+          <w:ilvl w:val="0"/>
+          <w:numId w:val="32"/>
+        </w:numPr>
+        <w:rPr>
+          <w:rFonts w:ascii="Arial" w:hAnsi="Arial" w:cs="Arial"/>
           <w:color w:val="4F81BD" w:themeColor="accent1"/>
           <w:sz w:val="24"/>
           <w:szCs w:val="24"/>
@@ -2848,11 +3057,11 @@
             <w14:round/>
           </w14:textOutline>
         </w:rPr>
-        <w:t>Example:</w:t>
-      </w:r>
-      <w:r>
-        <w:rPr>
-          <w:rFonts w:ascii="Arial" w:hAnsi="Arial" w:cs="Arial"/>
+      </w:pPr>
+      <w:r>
+        <w:rPr>
+          <w:rFonts w:ascii="Arial" w:hAnsi="Arial" w:cs="Arial"/>
+          <w:b/>
           <w:bCs/>
           <w:color w:val="4F81BD" w:themeColor="accent1"/>
           <w:sz w:val="24"/>
@@ -2868,64 +3077,13 @@
             <w14:round/>
           </w14:textOutline>
         </w:rPr>
-        <w:t xml:space="preserve"> Chat apps use WebSocket so messages appear instantly without refreshing the page.</w:t>
-      </w:r>
-    </w:p>
-    <w:p>
-      <w:pPr>
-        <w:pStyle w:val="Commarcadores"/>
-        <w:numPr>
-          <w:ilvl w:val="0"/>
-          <w:numId w:val="0"/>
-        </w:numPr>
-        <w:rPr>
-          <w:rFonts w:ascii="Arial" w:hAnsi="Arial" w:cs="Arial"/>
-          <w:sz w:val="24"/>
-          <w:szCs w:val="24"/>
-        </w:rPr>
-      </w:pPr>
-    </w:p>
-    <w:p>
-      <w:pPr>
-        <w:pStyle w:val="Commarcadores"/>
-        <w:rPr>
-          <w:rFonts w:ascii="Arial" w:hAnsi="Arial" w:cs="Arial"/>
-          <w:sz w:val="24"/>
-          <w:szCs w:val="24"/>
-        </w:rPr>
-      </w:pPr>
-      <w:r>
-        <w:rPr>
-          <w:rFonts w:ascii="Arial" w:hAnsi="Arial" w:cs="Arial"/>
-          <w:sz w:val="24"/>
-          <w:szCs w:val="24"/>
-        </w:rPr>
-        <w:t>Research 3 real companies that use spreadsheets for administration.</w:t>
-      </w:r>
-    </w:p>
-    <w:p>
-      <w:pPr>
-        <w:pStyle w:val="Commarcadores"/>
-        <w:numPr>
-          <w:ilvl w:val="0"/>
-          <w:numId w:val="0"/>
-        </w:numPr>
-        <w:rPr>
-          <w:rFonts w:ascii="Arial" w:hAnsi="Arial" w:cs="Arial"/>
-          <w:sz w:val="24"/>
-          <w:szCs w:val="24"/>
-        </w:rPr>
-      </w:pPr>
-    </w:p>
-    <w:p>
-      <w:pPr>
-        <w:pStyle w:val="Commarcadores"/>
-        <w:numPr>
-          <w:ilvl w:val="0"/>
-          <w:numId w:val="0"/>
-        </w:numPr>
-        <w:rPr>
-          <w:rFonts w:ascii="Arial" w:hAnsi="Arial" w:cs="Arial"/>
+        <w:t>Column</w:t>
+      </w:r>
+      <w:r>
+        <w:rPr>
+          <w:rFonts w:ascii="Arial" w:hAnsi="Arial" w:cs="Arial"/>
+          <w:b/>
+          <w:bCs/>
           <w:color w:val="4F81BD" w:themeColor="accent1"/>
           <w:sz w:val="24"/>
           <w:szCs w:val="24"/>
@@ -2940,12 +3098,11 @@
             <w14:round/>
           </w14:textOutline>
         </w:rPr>
-      </w:pPr>
-      <w:r>
-        <w:rPr>
-          <w:rFonts w:ascii="Arial" w:hAnsi="Arial" w:cs="Arial"/>
-          <w:b/>
-          <w:bCs/>
+        <w:t xml:space="preserve"> - coluna</w:t>
+      </w:r>
+      <w:r>
+        <w:rPr>
+          <w:rFonts w:ascii="Arial" w:hAnsi="Arial" w:cs="Arial"/>
           <w:color w:val="4F81BD" w:themeColor="accent1"/>
           <w:sz w:val="24"/>
           <w:szCs w:val="24"/>
@@ -2960,7 +3117,8 @@
             <w14:round/>
           </w14:textOutline>
         </w:rPr>
-        <w:t>Amazon</w:t>
+        <w:br/>
+        <w:t>A column is a vertical line of cells in a spreadsheet.</w:t>
       </w:r>
       <w:r>
         <w:rPr>
@@ -2979,19 +3137,13 @@
             <w14:round/>
           </w14:textOutline>
         </w:rPr>
-        <w:t xml:space="preserve"> - Business Analyst II - 5+ years of Excel experience</w:t>
-      </w:r>
-    </w:p>
-    <w:p>
-      <w:pPr>
-        <w:pStyle w:val="Commarcadores"/>
-        <w:numPr>
-          <w:ilvl w:val="0"/>
-          <w:numId w:val="0"/>
-        </w:numPr>
-        <w:ind w:left="360"/>
-        <w:rPr>
-          <w:rFonts w:ascii="Arial" w:hAnsi="Arial" w:cs="Arial"/>
+        <w:br/>
+      </w:r>
+      <w:r>
+        <w:rPr>
+          <w:rFonts w:ascii="Arial" w:hAnsi="Arial" w:cs="Arial"/>
+          <w:i/>
+          <w:iCs/>
           <w:color w:val="4F81BD" w:themeColor="accent1"/>
           <w:sz w:val="24"/>
           <w:szCs w:val="24"/>
@@ -3006,16 +3158,9 @@
             <w14:round/>
           </w14:textOutline>
         </w:rPr>
-      </w:pPr>
-    </w:p>
-    <w:p>
-      <w:pPr>
-        <w:pStyle w:val="Commarcadores"/>
-        <w:numPr>
-          <w:ilvl w:val="0"/>
-          <w:numId w:val="0"/>
-        </w:numPr>
-        <w:ind w:left="360" w:hanging="360"/>
+        <w:t>Example:</w:t>
+      </w:r>
+      <w:r>
         <w:rPr>
           <w:rFonts w:ascii="Arial" w:hAnsi="Arial" w:cs="Arial"/>
           <w:color w:val="4F81BD" w:themeColor="accent1"/>
@@ -3032,12 +3177,19 @@
             <w14:round/>
           </w14:textOutline>
         </w:rPr>
-      </w:pPr>
-      <w:r>
-        <w:rPr>
-          <w:rFonts w:ascii="Arial" w:hAnsi="Arial" w:cs="Arial"/>
-          <w:b/>
-          <w:bCs/>
+        <w:t xml:space="preserve"> Column A can contain all the names of students.</w:t>
+      </w:r>
+    </w:p>
+    <w:p>
+      <w:pPr>
+        <w:pStyle w:val="Commarcadores"/>
+        <w:numPr>
+          <w:ilvl w:val="0"/>
+          <w:numId w:val="0"/>
+        </w:numPr>
+        <w:ind w:left="360"/>
+        <w:rPr>
+          <w:rFonts w:ascii="Arial" w:hAnsi="Arial" w:cs="Arial"/>
           <w:color w:val="4F81BD" w:themeColor="accent1"/>
           <w:sz w:val="24"/>
           <w:szCs w:val="24"/>
@@ -3052,9 +3204,15 @@
             <w14:round/>
           </w14:textOutline>
         </w:rPr>
-        <w:t>Meta</w:t>
-      </w:r>
-      <w:r>
+      </w:pPr>
+    </w:p>
+    <w:p>
+      <w:pPr>
+        <w:pStyle w:val="Commarcadores"/>
+        <w:numPr>
+          <w:ilvl w:val="0"/>
+          <w:numId w:val="32"/>
+        </w:numPr>
         <w:rPr>
           <w:rFonts w:ascii="Arial" w:hAnsi="Arial" w:cs="Arial"/>
           <w:color w:val="4F81BD" w:themeColor="accent1"/>
@@ -3071,18 +3229,12 @@
             <w14:round/>
           </w14:textOutline>
         </w:rPr>
-        <w:t xml:space="preserve"> - Construction Manager - Data Center Design, Engineering and Construction - Proficient working knowledge of MS Word, Excel, and PowerPoint</w:t>
-      </w:r>
-    </w:p>
-    <w:p>
-      <w:pPr>
-        <w:pStyle w:val="Commarcadores"/>
-        <w:numPr>
-          <w:ilvl w:val="0"/>
-          <w:numId w:val="0"/>
-        </w:numPr>
-        <w:rPr>
-          <w:rFonts w:ascii="Arial" w:hAnsi="Arial" w:cs="Arial"/>
+      </w:pPr>
+      <w:r>
+        <w:rPr>
+          <w:rFonts w:ascii="Arial" w:hAnsi="Arial" w:cs="Arial"/>
+          <w:b/>
+          <w:bCs/>
           <w:color w:val="4F81BD" w:themeColor="accent1"/>
           <w:sz w:val="24"/>
           <w:szCs w:val="24"/>
@@ -3097,18 +3249,13 @@
             <w14:round/>
           </w14:textOutline>
         </w:rPr>
-      </w:pPr>
-    </w:p>
-    <w:p>
-      <w:pPr>
-        <w:pStyle w:val="Commarcadores"/>
-        <w:numPr>
-          <w:ilvl w:val="0"/>
-          <w:numId w:val="0"/>
-        </w:numPr>
-        <w:ind w:left="360" w:hanging="360"/>
-        <w:rPr>
-          <w:rFonts w:ascii="Arial" w:hAnsi="Arial" w:cs="Arial"/>
+        <w:t>Formula</w:t>
+      </w:r>
+      <w:r>
+        <w:rPr>
+          <w:rFonts w:ascii="Arial" w:hAnsi="Arial" w:cs="Arial"/>
+          <w:b/>
+          <w:bCs/>
           <w:color w:val="4F81BD" w:themeColor="accent1"/>
           <w:sz w:val="24"/>
           <w:szCs w:val="24"/>
@@ -3123,12 +3270,11 @@
             <w14:round/>
           </w14:textOutline>
         </w:rPr>
-      </w:pPr>
-      <w:r>
-        <w:rPr>
-          <w:rFonts w:ascii="Arial" w:hAnsi="Arial" w:cs="Arial"/>
-          <w:b/>
-          <w:bCs/>
+        <w:t xml:space="preserve"> – Fórmula</w:t>
+      </w:r>
+      <w:r>
+        <w:rPr>
+          <w:rFonts w:ascii="Arial" w:hAnsi="Arial" w:cs="Arial"/>
           <w:color w:val="4F81BD" w:themeColor="accent1"/>
           <w:sz w:val="24"/>
           <w:szCs w:val="24"/>
@@ -3143,7 +3289,8 @@
             <w14:round/>
           </w14:textOutline>
         </w:rPr>
-        <w:t>Walmart</w:t>
+        <w:br/>
+        <w:t>A formula is an expression used to calculate values in a spreadsheet.</w:t>
       </w:r>
       <w:r>
         <w:rPr>
@@ -3162,87 +3309,13 @@
             <w14:round/>
           </w14:textOutline>
         </w:rPr>
-        <w:t xml:space="preserve"> - (USA) Senior, Data Analyst - Proficient in SQL, RedShift, Oracle, Tableau, Excel, and PowerPoint.</w:t>
-      </w:r>
-    </w:p>
-    <w:p>
-      <w:pPr>
-        <w:pStyle w:val="Ttulo1"/>
-        <w:rPr>
-          <w:rFonts w:ascii="Arial" w:hAnsi="Arial" w:cs="Arial"/>
-          <w:color w:val="auto"/>
-          <w:sz w:val="24"/>
-          <w:szCs w:val="24"/>
-        </w:rPr>
-      </w:pPr>
-      <w:r>
-        <w:rPr>
-          <w:rFonts w:ascii="Arial" w:hAnsi="Arial" w:cs="Arial"/>
-          <w:color w:val="auto"/>
-          <w:sz w:val="24"/>
-          <w:szCs w:val="24"/>
-        </w:rPr>
-        <w:t>2 – Spreadsheets and Basic Formulas</w:t>
-      </w:r>
-    </w:p>
-    <w:p>
-      <w:pPr>
-        <w:pStyle w:val="Commarcadores"/>
-        <w:rPr>
-          <w:rFonts w:ascii="Arial" w:hAnsi="Arial" w:cs="Arial"/>
-          <w:sz w:val="24"/>
-          <w:szCs w:val="24"/>
-        </w:rPr>
-      </w:pPr>
-      <w:r>
-        <w:rPr>
-          <w:rFonts w:ascii="Arial" w:hAnsi="Arial" w:cs="Arial"/>
-          <w:sz w:val="24"/>
-          <w:szCs w:val="24"/>
-        </w:rPr>
-        <w:t>Research</w:t>
-      </w:r>
-      <w:r>
-        <w:rPr>
-          <w:rFonts w:ascii="Arial" w:hAnsi="Arial" w:cs="Arial"/>
-          <w:sz w:val="24"/>
-          <w:szCs w:val="24"/>
-        </w:rPr>
-        <w:t xml:space="preserve">: </w:t>
-      </w:r>
-      <w:r>
-        <w:rPr>
-          <w:rFonts w:ascii="Arial" w:hAnsi="Arial" w:cs="Arial"/>
-          <w:sz w:val="24"/>
-          <w:szCs w:val="24"/>
-        </w:rPr>
-        <w:t>What is a spreadsheet and why do IT teams use it?</w:t>
-      </w:r>
-    </w:p>
-    <w:p>
-      <w:pPr>
-        <w:pStyle w:val="Commarcadores"/>
-        <w:numPr>
-          <w:ilvl w:val="0"/>
-          <w:numId w:val="0"/>
-        </w:numPr>
-        <w:ind w:left="360"/>
-        <w:rPr>
-          <w:rFonts w:ascii="Arial" w:hAnsi="Arial" w:cs="Arial"/>
-          <w:sz w:val="24"/>
-          <w:szCs w:val="24"/>
-        </w:rPr>
-      </w:pPr>
-    </w:p>
-    <w:p>
-      <w:pPr>
-        <w:pStyle w:val="Commarcadores"/>
-        <w:numPr>
-          <w:ilvl w:val="0"/>
-          <w:numId w:val="0"/>
-        </w:numPr>
-        <w:rPr>
-          <w:rFonts w:ascii="Arial" w:hAnsi="Arial" w:cs="Arial"/>
+        <w:br/>
+      </w:r>
+      <w:r>
+        <w:rPr>
+          <w:rFonts w:ascii="Arial" w:hAnsi="Arial" w:cs="Arial"/>
+          <w:i/>
+          <w:iCs/>
           <w:color w:val="4F81BD" w:themeColor="accent1"/>
           <w:sz w:val="24"/>
           <w:szCs w:val="24"/>
@@ -3257,11 +3330,11 @@
             <w14:round/>
           </w14:textOutline>
         </w:rPr>
-      </w:pPr>
-      <w:r>
-        <w:rPr>
-          <w:rFonts w:ascii="Arial" w:hAnsi="Arial" w:cs="Arial"/>
-          <w:bCs/>
+        <w:t>Example:</w:t>
+      </w:r>
+      <w:r>
+        <w:rPr>
+          <w:rFonts w:ascii="Arial" w:hAnsi="Arial" w:cs="Arial"/>
           <w:color w:val="4F81BD" w:themeColor="accent1"/>
           <w:sz w:val="24"/>
           <w:szCs w:val="24"/>
@@ -3276,9 +3349,17 @@
             <w14:round/>
           </w14:textOutline>
         </w:rPr>
-        <w:t>Spreadsheet</w:t>
-      </w:r>
-      <w:r>
+        <w:t xml:space="preserve"> =A1 + A2 adds the values of two cells.</w:t>
+      </w:r>
+    </w:p>
+    <w:p>
+      <w:pPr>
+        <w:pStyle w:val="Commarcadores"/>
+        <w:numPr>
+          <w:ilvl w:val="0"/>
+          <w:numId w:val="0"/>
+        </w:numPr>
+        <w:ind w:left="360"/>
         <w:rPr>
           <w:rFonts w:ascii="Arial" w:hAnsi="Arial" w:cs="Arial"/>
           <w:color w:val="4F81BD" w:themeColor="accent1"/>
@@ -3295,15 +3376,14 @@
             <w14:round/>
           </w14:textOutline>
         </w:rPr>
-        <w:t xml:space="preserve"> - A spreadsheet is a computer application for organizing and storing data arranged in rows and columns. The application can use this data to perform complex calculations and create charts. Common applications: Excel, Google Sheets, and Apple Numbers. </w:t>
-      </w:r>
+      </w:pPr>
     </w:p>
     <w:p>
       <w:pPr>
         <w:pStyle w:val="Commarcadores"/>
         <w:numPr>
           <w:ilvl w:val="0"/>
-          <w:numId w:val="0"/>
+          <w:numId w:val="32"/>
         </w:numPr>
         <w:rPr>
           <w:rFonts w:ascii="Arial" w:hAnsi="Arial" w:cs="Arial"/>
@@ -3325,6 +3405,8 @@
       <w:r>
         <w:rPr>
           <w:rFonts w:ascii="Arial" w:hAnsi="Arial" w:cs="Arial"/>
+          <w:b/>
+          <w:bCs/>
           <w:color w:val="4F81BD" w:themeColor="accent1"/>
           <w:sz w:val="24"/>
           <w:szCs w:val="24"/>
@@ -3339,47 +3421,13 @@
             <w14:round/>
           </w14:textOutline>
         </w:rPr>
-        <w:t>Excel is essential in most businesses because it's a very easy way to read data. People without technical knowledge can understand Excel. Therefore, it's important for a developer to learn how to create a data file for Excel using code, as this makes it easier for both individuals and businesses to read, understand, and manipulate data.</w:t>
-      </w:r>
-    </w:p>
-    <w:p>
-      <w:pPr>
-        <w:pStyle w:val="Commarcadores"/>
-        <w:rPr>
-          <w:rFonts w:ascii="Arial" w:hAnsi="Arial" w:cs="Arial"/>
-          <w:sz w:val="24"/>
-          <w:szCs w:val="24"/>
-        </w:rPr>
-      </w:pPr>
-      <w:r>
-        <w:rPr>
-          <w:rFonts w:ascii="Arial" w:hAnsi="Arial" w:cs="Arial"/>
-          <w:sz w:val="24"/>
-          <w:szCs w:val="24"/>
-        </w:rPr>
-        <w:t>Vocabulary: cell, row, column, formula, function, SUM, AVERAGE.</w:t>
-      </w:r>
-    </w:p>
-    <w:p>
-      <w:pPr>
-        <w:pStyle w:val="Commarcadores"/>
-        <w:numPr>
-          <w:ilvl w:val="0"/>
-          <w:numId w:val="0"/>
-        </w:numPr>
-        <w:ind w:left="360"/>
-        <w:rPr>
-          <w:rFonts w:ascii="Arial" w:hAnsi="Arial" w:cs="Arial"/>
-          <w:sz w:val="24"/>
-          <w:szCs w:val="24"/>
-        </w:rPr>
-      </w:pPr>
-    </w:p>
-    <w:p>
-      <w:pPr>
-        <w:pStyle w:val="Commarcadores"/>
-        <w:rPr>
-          <w:rFonts w:ascii="Arial" w:hAnsi="Arial" w:cs="Arial"/>
+        <w:t>Function</w:t>
+      </w:r>
+      <w:r>
+        <w:rPr>
+          <w:rFonts w:ascii="Arial" w:hAnsi="Arial" w:cs="Arial"/>
+          <w:b/>
+          <w:bCs/>
           <w:color w:val="4F81BD" w:themeColor="accent1"/>
           <w:sz w:val="24"/>
           <w:szCs w:val="24"/>
@@ -3394,12 +3442,11 @@
             <w14:round/>
           </w14:textOutline>
         </w:rPr>
-      </w:pPr>
-      <w:r>
-        <w:rPr>
-          <w:rFonts w:ascii="Arial" w:hAnsi="Arial" w:cs="Arial"/>
-          <w:b/>
-          <w:bCs/>
+        <w:t xml:space="preserve"> - Função</w:t>
+      </w:r>
+      <w:r>
+        <w:rPr>
+          <w:rFonts w:ascii="Arial" w:hAnsi="Arial" w:cs="Arial"/>
           <w:color w:val="4F81BD" w:themeColor="accent1"/>
           <w:sz w:val="24"/>
           <w:szCs w:val="24"/>
@@ -3414,13 +3461,12 @@
             <w14:round/>
           </w14:textOutline>
         </w:rPr>
-        <w:t>1. Cell</w:t>
-      </w:r>
-      <w:r>
-        <w:rPr>
-          <w:rFonts w:ascii="Arial" w:hAnsi="Arial" w:cs="Arial"/>
-          <w:b/>
-          <w:bCs/>
+        <w:br/>
+        <w:t>A function is a predefined formula that performs a specific calculation.</w:t>
+      </w:r>
+      <w:r>
+        <w:rPr>
+          <w:rFonts w:ascii="Arial" w:hAnsi="Arial" w:cs="Arial"/>
           <w:color w:val="4F81BD" w:themeColor="accent1"/>
           <w:sz w:val="24"/>
           <w:szCs w:val="24"/>
@@ -3435,11 +3481,13 @@
             <w14:round/>
           </w14:textOutline>
         </w:rPr>
-        <w:t xml:space="preserve"> – Célula</w:t>
-      </w:r>
-      <w:r>
-        <w:rPr>
-          <w:rFonts w:ascii="Arial" w:hAnsi="Arial" w:cs="Arial"/>
+        <w:br/>
+      </w:r>
+      <w:r>
+        <w:rPr>
+          <w:rFonts w:ascii="Arial" w:hAnsi="Arial" w:cs="Arial"/>
+          <w:i/>
+          <w:iCs/>
           <w:color w:val="4F81BD" w:themeColor="accent1"/>
           <w:sz w:val="24"/>
           <w:szCs w:val="24"/>
@@ -3454,8 +3502,7 @@
             <w14:round/>
           </w14:textOutline>
         </w:rPr>
-        <w:br/>
-        <w:t>A cell is a single box in a spreadsheet where you can enter data.</w:t>
+        <w:t>Example:</w:t>
       </w:r>
       <w:r>
         <w:rPr>
@@ -3474,13 +3521,19 @@
             <w14:round/>
           </w14:textOutline>
         </w:rPr>
-        <w:br/>
-      </w:r>
-      <w:r>
-        <w:rPr>
-          <w:rFonts w:ascii="Arial" w:hAnsi="Arial" w:cs="Arial"/>
-          <w:i/>
-          <w:iCs/>
+        <w:t xml:space="preserve"> SUM is a function used to add numbers automatically.</w:t>
+      </w:r>
+    </w:p>
+    <w:p>
+      <w:pPr>
+        <w:pStyle w:val="Commarcadores"/>
+        <w:numPr>
+          <w:ilvl w:val="0"/>
+          <w:numId w:val="0"/>
+        </w:numPr>
+        <w:ind w:left="360"/>
+        <w:rPr>
+          <w:rFonts w:ascii="Arial" w:hAnsi="Arial" w:cs="Arial"/>
           <w:color w:val="4F81BD" w:themeColor="accent1"/>
           <w:sz w:val="24"/>
           <w:szCs w:val="24"/>
@@ -3495,9 +3548,15 @@
             <w14:round/>
           </w14:textOutline>
         </w:rPr>
-        <w:t>Example:</w:t>
-      </w:r>
-      <w:r>
+      </w:pPr>
+    </w:p>
+    <w:p>
+      <w:pPr>
+        <w:pStyle w:val="Commarcadores"/>
+        <w:numPr>
+          <w:ilvl w:val="0"/>
+          <w:numId w:val="32"/>
+        </w:numPr>
         <w:rPr>
           <w:rFonts w:ascii="Arial" w:hAnsi="Arial" w:cs="Arial"/>
           <w:color w:val="4F81BD" w:themeColor="accent1"/>
@@ -3514,14 +3573,12 @@
             <w14:round/>
           </w14:textOutline>
         </w:rPr>
-        <w:t xml:space="preserve"> Cell A1 can contain a number like 10 or a word like “Name”.</w:t>
-      </w:r>
-    </w:p>
-    <w:p>
-      <w:pPr>
-        <w:pStyle w:val="Commarcadores"/>
-        <w:rPr>
-          <w:rFonts w:ascii="Arial" w:hAnsi="Arial" w:cs="Arial"/>
+      </w:pPr>
+      <w:r>
+        <w:rPr>
+          <w:rFonts w:ascii="Arial" w:hAnsi="Arial" w:cs="Arial"/>
+          <w:b/>
+          <w:bCs/>
           <w:color w:val="4F81BD" w:themeColor="accent1"/>
           <w:sz w:val="24"/>
           <w:szCs w:val="24"/>
@@ -3536,10 +3593,14 @@
             <w14:round/>
           </w14:textOutline>
         </w:rPr>
-      </w:pPr>
-      <w:r>
-        <w:rPr>
-          <w:rFonts w:ascii="Arial" w:hAnsi="Arial" w:cs="Arial"/>
+        <w:lastRenderedPageBreak/>
+        <w:t>SUM</w:t>
+      </w:r>
+      <w:r>
+        <w:rPr>
+          <w:rFonts w:ascii="Arial" w:hAnsi="Arial" w:cs="Arial"/>
+          <w:b/>
+          <w:bCs/>
           <w:color w:val="4F81BD" w:themeColor="accent1"/>
           <w:sz w:val="24"/>
           <w:szCs w:val="24"/>
@@ -3554,14 +3615,9 @@
             <w14:round/>
           </w14:textOutline>
         </w:rPr>
-        <w:pict w14:anchorId="1E4853CF">
-          <v:rect id="_x0000_i1029" style="width:0;height:1.5pt" o:hralign="center" o:hrstd="t" o:hr="t" fillcolor="#a0a0a0" stroked="f"/>
-        </w:pict>
-      </w:r>
-    </w:p>
-    <w:p>
-      <w:pPr>
-        <w:pStyle w:val="Commarcadores"/>
+        <w:t xml:space="preserve"> – addition – calculate the total</w:t>
+      </w:r>
+      <w:r>
         <w:rPr>
           <w:rFonts w:ascii="Arial" w:hAnsi="Arial" w:cs="Arial"/>
           <w:color w:val="4F81BD" w:themeColor="accent1"/>
@@ -3578,12 +3634,12 @@
             <w14:round/>
           </w14:textOutline>
         </w:rPr>
-      </w:pPr>
-      <w:r>
-        <w:rPr>
-          <w:rFonts w:ascii="Arial" w:hAnsi="Arial" w:cs="Arial"/>
-          <w:b/>
-          <w:bCs/>
+        <w:br/>
+        <w:t>SUM is a function that adds a group of numbers.</w:t>
+      </w:r>
+      <w:r>
+        <w:rPr>
+          <w:rFonts w:ascii="Arial" w:hAnsi="Arial" w:cs="Arial"/>
           <w:color w:val="4F81BD" w:themeColor="accent1"/>
           <w:sz w:val="24"/>
           <w:szCs w:val="24"/>
@@ -3598,14 +3654,13 @@
             <w14:round/>
           </w14:textOutline>
         </w:rPr>
-        <w:lastRenderedPageBreak/>
-        <w:t>2. Row</w:t>
-      </w:r>
-      <w:r>
-        <w:rPr>
-          <w:rFonts w:ascii="Arial" w:hAnsi="Arial" w:cs="Arial"/>
-          <w:b/>
-          <w:bCs/>
+        <w:br/>
+      </w:r>
+      <w:r>
+        <w:rPr>
+          <w:rFonts w:ascii="Arial" w:hAnsi="Arial" w:cs="Arial"/>
+          <w:i/>
+          <w:iCs/>
           <w:color w:val="4F81BD" w:themeColor="accent1"/>
           <w:sz w:val="24"/>
           <w:szCs w:val="24"/>
@@ -3620,7 +3675,7 @@
             <w14:round/>
           </w14:textOutline>
         </w:rPr>
-        <w:t xml:space="preserve"> – linha, linhas</w:t>
+        <w:t>Example:</w:t>
       </w:r>
       <w:r>
         <w:rPr>
@@ -3639,10 +3694,17 @@
             <w14:round/>
           </w14:textOutline>
         </w:rPr>
-        <w:br/>
-        <w:t>A row is a horizontal line of cells in a spreadsheet.</w:t>
-      </w:r>
-      <w:r>
+        <w:t xml:space="preserve"> =SUM(A1:A5) adds all values from cell A1 to A5.</w:t>
+      </w:r>
+    </w:p>
+    <w:p>
+      <w:pPr>
+        <w:pStyle w:val="Commarcadores"/>
+        <w:numPr>
+          <w:ilvl w:val="0"/>
+          <w:numId w:val="0"/>
+        </w:numPr>
+        <w:ind w:left="360"/>
         <w:rPr>
           <w:rFonts w:ascii="Arial" w:hAnsi="Arial" w:cs="Arial"/>
           <w:color w:val="4F81BD" w:themeColor="accent1"/>
@@ -3659,13 +3721,17 @@
             <w14:round/>
           </w14:textOutline>
         </w:rPr>
-        <w:br/>
-      </w:r>
-      <w:r>
-        <w:rPr>
-          <w:rFonts w:ascii="Arial" w:hAnsi="Arial" w:cs="Arial"/>
-          <w:i/>
-          <w:iCs/>
+      </w:pPr>
+    </w:p>
+    <w:p>
+      <w:pPr>
+        <w:pStyle w:val="Commarcadores"/>
+        <w:numPr>
+          <w:ilvl w:val="0"/>
+          <w:numId w:val="32"/>
+        </w:numPr>
+        <w:rPr>
+          <w:rFonts w:ascii="Arial" w:hAnsi="Arial" w:cs="Arial"/>
           <w:color w:val="4F81BD" w:themeColor="accent1"/>
           <w:sz w:val="24"/>
           <w:szCs w:val="24"/>
@@ -3680,11 +3746,12 @@
             <w14:round/>
           </w14:textOutline>
         </w:rPr>
-        <w:t>Example:</w:t>
-      </w:r>
-      <w:r>
-        <w:rPr>
-          <w:rFonts w:ascii="Arial" w:hAnsi="Arial" w:cs="Arial"/>
+      </w:pPr>
+      <w:r>
+        <w:rPr>
+          <w:rFonts w:ascii="Arial" w:hAnsi="Arial" w:cs="Arial"/>
+          <w:b/>
+          <w:bCs/>
           <w:color w:val="4F81BD" w:themeColor="accent1"/>
           <w:sz w:val="24"/>
           <w:szCs w:val="24"/>
@@ -3699,827 +3766,7 @@
             <w14:round/>
           </w14:textOutline>
         </w:rPr>
-        <w:t xml:space="preserve"> Row 1 usually contains titles like Name, Age, and Grade.</w:t>
-      </w:r>
-    </w:p>
-    <w:p>
-      <w:pPr>
-        <w:pStyle w:val="Commarcadores"/>
-        <w:rPr>
-          <w:rFonts w:ascii="Arial" w:hAnsi="Arial" w:cs="Arial"/>
-          <w:color w:val="4F81BD" w:themeColor="accent1"/>
-          <w:sz w:val="24"/>
-          <w:szCs w:val="24"/>
-          <w14:shadow w14:blurRad="38100" w14:dist="25400" w14:dir="5400000" w14:sx="100000" w14:sy="100000" w14:kx="0" w14:ky="0" w14:algn="ctr">
-            <w14:srgbClr w14:val="6E747A">
-              <w14:alpha w14:val="57000"/>
-            </w14:srgbClr>
-          </w14:shadow>
-          <w14:textOutline w14:w="0" w14:cap="flat" w14:cmpd="sng" w14:algn="ctr">
-            <w14:noFill/>
-            <w14:prstDash w14:val="solid"/>
-            <w14:round/>
-          </w14:textOutline>
-        </w:rPr>
-      </w:pPr>
-      <w:r>
-        <w:rPr>
-          <w:rFonts w:ascii="Arial" w:hAnsi="Arial" w:cs="Arial"/>
-          <w:color w:val="4F81BD" w:themeColor="accent1"/>
-          <w:sz w:val="24"/>
-          <w:szCs w:val="24"/>
-          <w14:shadow w14:blurRad="38100" w14:dist="25400" w14:dir="5400000" w14:sx="100000" w14:sy="100000" w14:kx="0" w14:ky="0" w14:algn="ctr">
-            <w14:srgbClr w14:val="6E747A">
-              <w14:alpha w14:val="57000"/>
-            </w14:srgbClr>
-          </w14:shadow>
-          <w14:textOutline w14:w="0" w14:cap="flat" w14:cmpd="sng" w14:algn="ctr">
-            <w14:noFill/>
-            <w14:prstDash w14:val="solid"/>
-            <w14:round/>
-          </w14:textOutline>
-        </w:rPr>
-        <w:pict w14:anchorId="57C3E3CB">
-          <v:rect id="_x0000_i1030" style="width:0;height:1.5pt" o:hralign="center" o:hrstd="t" o:hr="t" fillcolor="#a0a0a0" stroked="f"/>
-        </w:pict>
-      </w:r>
-    </w:p>
-    <w:p>
-      <w:pPr>
-        <w:pStyle w:val="Commarcadores"/>
-        <w:rPr>
-          <w:rFonts w:ascii="Arial" w:hAnsi="Arial" w:cs="Arial"/>
-          <w:color w:val="4F81BD" w:themeColor="accent1"/>
-          <w:sz w:val="24"/>
-          <w:szCs w:val="24"/>
-          <w14:shadow w14:blurRad="38100" w14:dist="25400" w14:dir="5400000" w14:sx="100000" w14:sy="100000" w14:kx="0" w14:ky="0" w14:algn="ctr">
-            <w14:srgbClr w14:val="6E747A">
-              <w14:alpha w14:val="57000"/>
-            </w14:srgbClr>
-          </w14:shadow>
-          <w14:textOutline w14:w="0" w14:cap="flat" w14:cmpd="sng" w14:algn="ctr">
-            <w14:noFill/>
-            <w14:prstDash w14:val="solid"/>
-            <w14:round/>
-          </w14:textOutline>
-        </w:rPr>
-      </w:pPr>
-      <w:r>
-        <w:rPr>
-          <w:rFonts w:ascii="Arial" w:hAnsi="Arial" w:cs="Arial"/>
-          <w:b/>
-          <w:bCs/>
-          <w:color w:val="4F81BD" w:themeColor="accent1"/>
-          <w:sz w:val="24"/>
-          <w:szCs w:val="24"/>
-          <w14:shadow w14:blurRad="38100" w14:dist="25400" w14:dir="5400000" w14:sx="100000" w14:sy="100000" w14:kx="0" w14:ky="0" w14:algn="ctr">
-            <w14:srgbClr w14:val="6E747A">
-              <w14:alpha w14:val="57000"/>
-            </w14:srgbClr>
-          </w14:shadow>
-          <w14:textOutline w14:w="0" w14:cap="flat" w14:cmpd="sng" w14:algn="ctr">
-            <w14:noFill/>
-            <w14:prstDash w14:val="solid"/>
-            <w14:round/>
-          </w14:textOutline>
-        </w:rPr>
-        <w:t>3. Column</w:t>
-      </w:r>
-      <w:r>
-        <w:rPr>
-          <w:rFonts w:ascii="Arial" w:hAnsi="Arial" w:cs="Arial"/>
-          <w:b/>
-          <w:bCs/>
-          <w:color w:val="4F81BD" w:themeColor="accent1"/>
-          <w:sz w:val="24"/>
-          <w:szCs w:val="24"/>
-          <w14:shadow w14:blurRad="38100" w14:dist="25400" w14:dir="5400000" w14:sx="100000" w14:sy="100000" w14:kx="0" w14:ky="0" w14:algn="ctr">
-            <w14:srgbClr w14:val="6E747A">
-              <w14:alpha w14:val="57000"/>
-            </w14:srgbClr>
-          </w14:shadow>
-          <w14:textOutline w14:w="0" w14:cap="flat" w14:cmpd="sng" w14:algn="ctr">
-            <w14:noFill/>
-            <w14:prstDash w14:val="solid"/>
-            <w14:round/>
-          </w14:textOutline>
-        </w:rPr>
-        <w:t xml:space="preserve"> - coluna</w:t>
-      </w:r>
-      <w:r>
-        <w:rPr>
-          <w:rFonts w:ascii="Arial" w:hAnsi="Arial" w:cs="Arial"/>
-          <w:color w:val="4F81BD" w:themeColor="accent1"/>
-          <w:sz w:val="24"/>
-          <w:szCs w:val="24"/>
-          <w14:shadow w14:blurRad="38100" w14:dist="25400" w14:dir="5400000" w14:sx="100000" w14:sy="100000" w14:kx="0" w14:ky="0" w14:algn="ctr">
-            <w14:srgbClr w14:val="6E747A">
-              <w14:alpha w14:val="57000"/>
-            </w14:srgbClr>
-          </w14:shadow>
-          <w14:textOutline w14:w="0" w14:cap="flat" w14:cmpd="sng" w14:algn="ctr">
-            <w14:noFill/>
-            <w14:prstDash w14:val="solid"/>
-            <w14:round/>
-          </w14:textOutline>
-        </w:rPr>
-        <w:br/>
-        <w:t>A column is a vertical line of cells in a spreadsheet.</w:t>
-      </w:r>
-      <w:r>
-        <w:rPr>
-          <w:rFonts w:ascii="Arial" w:hAnsi="Arial" w:cs="Arial"/>
-          <w:color w:val="4F81BD" w:themeColor="accent1"/>
-          <w:sz w:val="24"/>
-          <w:szCs w:val="24"/>
-          <w14:shadow w14:blurRad="38100" w14:dist="25400" w14:dir="5400000" w14:sx="100000" w14:sy="100000" w14:kx="0" w14:ky="0" w14:algn="ctr">
-            <w14:srgbClr w14:val="6E747A">
-              <w14:alpha w14:val="57000"/>
-            </w14:srgbClr>
-          </w14:shadow>
-          <w14:textOutline w14:w="0" w14:cap="flat" w14:cmpd="sng" w14:algn="ctr">
-            <w14:noFill/>
-            <w14:prstDash w14:val="solid"/>
-            <w14:round/>
-          </w14:textOutline>
-        </w:rPr>
-        <w:br/>
-      </w:r>
-      <w:r>
-        <w:rPr>
-          <w:rFonts w:ascii="Arial" w:hAnsi="Arial" w:cs="Arial"/>
-          <w:i/>
-          <w:iCs/>
-          <w:color w:val="4F81BD" w:themeColor="accent1"/>
-          <w:sz w:val="24"/>
-          <w:szCs w:val="24"/>
-          <w14:shadow w14:blurRad="38100" w14:dist="25400" w14:dir="5400000" w14:sx="100000" w14:sy="100000" w14:kx="0" w14:ky="0" w14:algn="ctr">
-            <w14:srgbClr w14:val="6E747A">
-              <w14:alpha w14:val="57000"/>
-            </w14:srgbClr>
-          </w14:shadow>
-          <w14:textOutline w14:w="0" w14:cap="flat" w14:cmpd="sng" w14:algn="ctr">
-            <w14:noFill/>
-            <w14:prstDash w14:val="solid"/>
-            <w14:round/>
-          </w14:textOutline>
-        </w:rPr>
-        <w:t>Example:</w:t>
-      </w:r>
-      <w:r>
-        <w:rPr>
-          <w:rFonts w:ascii="Arial" w:hAnsi="Arial" w:cs="Arial"/>
-          <w:color w:val="4F81BD" w:themeColor="accent1"/>
-          <w:sz w:val="24"/>
-          <w:szCs w:val="24"/>
-          <w14:shadow w14:blurRad="38100" w14:dist="25400" w14:dir="5400000" w14:sx="100000" w14:sy="100000" w14:kx="0" w14:ky="0" w14:algn="ctr">
-            <w14:srgbClr w14:val="6E747A">
-              <w14:alpha w14:val="57000"/>
-            </w14:srgbClr>
-          </w14:shadow>
-          <w14:textOutline w14:w="0" w14:cap="flat" w14:cmpd="sng" w14:algn="ctr">
-            <w14:noFill/>
-            <w14:prstDash w14:val="solid"/>
-            <w14:round/>
-          </w14:textOutline>
-        </w:rPr>
-        <w:t xml:space="preserve"> Column A can contain all the names of students.</w:t>
-      </w:r>
-    </w:p>
-    <w:p>
-      <w:pPr>
-        <w:pStyle w:val="Commarcadores"/>
-        <w:rPr>
-          <w:rFonts w:ascii="Arial" w:hAnsi="Arial" w:cs="Arial"/>
-          <w:color w:val="4F81BD" w:themeColor="accent1"/>
-          <w:sz w:val="24"/>
-          <w:szCs w:val="24"/>
-          <w14:shadow w14:blurRad="38100" w14:dist="25400" w14:dir="5400000" w14:sx="100000" w14:sy="100000" w14:kx="0" w14:ky="0" w14:algn="ctr">
-            <w14:srgbClr w14:val="6E747A">
-              <w14:alpha w14:val="57000"/>
-            </w14:srgbClr>
-          </w14:shadow>
-          <w14:textOutline w14:w="0" w14:cap="flat" w14:cmpd="sng" w14:algn="ctr">
-            <w14:noFill/>
-            <w14:prstDash w14:val="solid"/>
-            <w14:round/>
-          </w14:textOutline>
-        </w:rPr>
-      </w:pPr>
-      <w:r>
-        <w:rPr>
-          <w:rFonts w:ascii="Arial" w:hAnsi="Arial" w:cs="Arial"/>
-          <w:color w:val="4F81BD" w:themeColor="accent1"/>
-          <w:sz w:val="24"/>
-          <w:szCs w:val="24"/>
-          <w14:shadow w14:blurRad="38100" w14:dist="25400" w14:dir="5400000" w14:sx="100000" w14:sy="100000" w14:kx="0" w14:ky="0" w14:algn="ctr">
-            <w14:srgbClr w14:val="6E747A">
-              <w14:alpha w14:val="57000"/>
-            </w14:srgbClr>
-          </w14:shadow>
-          <w14:textOutline w14:w="0" w14:cap="flat" w14:cmpd="sng" w14:algn="ctr">
-            <w14:noFill/>
-            <w14:prstDash w14:val="solid"/>
-            <w14:round/>
-          </w14:textOutline>
-        </w:rPr>
-        <w:pict w14:anchorId="1106DA69">
-          <v:rect id="_x0000_i1031" style="width:0;height:1.5pt" o:hralign="center" o:hrstd="t" o:hr="t" fillcolor="#a0a0a0" stroked="f"/>
-        </w:pict>
-      </w:r>
-    </w:p>
-    <w:p>
-      <w:pPr>
-        <w:pStyle w:val="Commarcadores"/>
-        <w:rPr>
-          <w:rFonts w:ascii="Arial" w:hAnsi="Arial" w:cs="Arial"/>
-          <w:color w:val="4F81BD" w:themeColor="accent1"/>
-          <w:sz w:val="24"/>
-          <w:szCs w:val="24"/>
-          <w14:shadow w14:blurRad="38100" w14:dist="25400" w14:dir="5400000" w14:sx="100000" w14:sy="100000" w14:kx="0" w14:ky="0" w14:algn="ctr">
-            <w14:srgbClr w14:val="6E747A">
-              <w14:alpha w14:val="57000"/>
-            </w14:srgbClr>
-          </w14:shadow>
-          <w14:textOutline w14:w="0" w14:cap="flat" w14:cmpd="sng" w14:algn="ctr">
-            <w14:noFill/>
-            <w14:prstDash w14:val="solid"/>
-            <w14:round/>
-          </w14:textOutline>
-        </w:rPr>
-      </w:pPr>
-      <w:r>
-        <w:rPr>
-          <w:rFonts w:ascii="Arial" w:hAnsi="Arial" w:cs="Arial"/>
-          <w:b/>
-          <w:bCs/>
-          <w:color w:val="4F81BD" w:themeColor="accent1"/>
-          <w:sz w:val="24"/>
-          <w:szCs w:val="24"/>
-          <w14:shadow w14:blurRad="38100" w14:dist="25400" w14:dir="5400000" w14:sx="100000" w14:sy="100000" w14:kx="0" w14:ky="0" w14:algn="ctr">
-            <w14:srgbClr w14:val="6E747A">
-              <w14:alpha w14:val="57000"/>
-            </w14:srgbClr>
-          </w14:shadow>
-          <w14:textOutline w14:w="0" w14:cap="flat" w14:cmpd="sng" w14:algn="ctr">
-            <w14:noFill/>
-            <w14:prstDash w14:val="solid"/>
-            <w14:round/>
-          </w14:textOutline>
-        </w:rPr>
-        <w:t>4. Formula</w:t>
-      </w:r>
-      <w:r>
-        <w:rPr>
-          <w:rFonts w:ascii="Arial" w:hAnsi="Arial" w:cs="Arial"/>
-          <w:b/>
-          <w:bCs/>
-          <w:color w:val="4F81BD" w:themeColor="accent1"/>
-          <w:sz w:val="24"/>
-          <w:szCs w:val="24"/>
-          <w14:shadow w14:blurRad="38100" w14:dist="25400" w14:dir="5400000" w14:sx="100000" w14:sy="100000" w14:kx="0" w14:ky="0" w14:algn="ctr">
-            <w14:srgbClr w14:val="6E747A">
-              <w14:alpha w14:val="57000"/>
-            </w14:srgbClr>
-          </w14:shadow>
-          <w14:textOutline w14:w="0" w14:cap="flat" w14:cmpd="sng" w14:algn="ctr">
-            <w14:noFill/>
-            <w14:prstDash w14:val="solid"/>
-            <w14:round/>
-          </w14:textOutline>
-        </w:rPr>
-        <w:t xml:space="preserve"> – Fórmula</w:t>
-      </w:r>
-      <w:r>
-        <w:rPr>
-          <w:rFonts w:ascii="Arial" w:hAnsi="Arial" w:cs="Arial"/>
-          <w:color w:val="4F81BD" w:themeColor="accent1"/>
-          <w:sz w:val="24"/>
-          <w:szCs w:val="24"/>
-          <w14:shadow w14:blurRad="38100" w14:dist="25400" w14:dir="5400000" w14:sx="100000" w14:sy="100000" w14:kx="0" w14:ky="0" w14:algn="ctr">
-            <w14:srgbClr w14:val="6E747A">
-              <w14:alpha w14:val="57000"/>
-            </w14:srgbClr>
-          </w14:shadow>
-          <w14:textOutline w14:w="0" w14:cap="flat" w14:cmpd="sng" w14:algn="ctr">
-            <w14:noFill/>
-            <w14:prstDash w14:val="solid"/>
-            <w14:round/>
-          </w14:textOutline>
-        </w:rPr>
-        <w:br/>
-        <w:t>A formula is an expression used to calculate values in a spreadsheet.</w:t>
-      </w:r>
-      <w:r>
-        <w:rPr>
-          <w:rFonts w:ascii="Arial" w:hAnsi="Arial" w:cs="Arial"/>
-          <w:color w:val="4F81BD" w:themeColor="accent1"/>
-          <w:sz w:val="24"/>
-          <w:szCs w:val="24"/>
-          <w14:shadow w14:blurRad="38100" w14:dist="25400" w14:dir="5400000" w14:sx="100000" w14:sy="100000" w14:kx="0" w14:ky="0" w14:algn="ctr">
-            <w14:srgbClr w14:val="6E747A">
-              <w14:alpha w14:val="57000"/>
-            </w14:srgbClr>
-          </w14:shadow>
-          <w14:textOutline w14:w="0" w14:cap="flat" w14:cmpd="sng" w14:algn="ctr">
-            <w14:noFill/>
-            <w14:prstDash w14:val="solid"/>
-            <w14:round/>
-          </w14:textOutline>
-        </w:rPr>
-        <w:br/>
-      </w:r>
-      <w:r>
-        <w:rPr>
-          <w:rFonts w:ascii="Arial" w:hAnsi="Arial" w:cs="Arial"/>
-          <w:i/>
-          <w:iCs/>
-          <w:color w:val="4F81BD" w:themeColor="accent1"/>
-          <w:sz w:val="24"/>
-          <w:szCs w:val="24"/>
-          <w14:shadow w14:blurRad="38100" w14:dist="25400" w14:dir="5400000" w14:sx="100000" w14:sy="100000" w14:kx="0" w14:ky="0" w14:algn="ctr">
-            <w14:srgbClr w14:val="6E747A">
-              <w14:alpha w14:val="57000"/>
-            </w14:srgbClr>
-          </w14:shadow>
-          <w14:textOutline w14:w="0" w14:cap="flat" w14:cmpd="sng" w14:algn="ctr">
-            <w14:noFill/>
-            <w14:prstDash w14:val="solid"/>
-            <w14:round/>
-          </w14:textOutline>
-        </w:rPr>
-        <w:t>Example:</w:t>
-      </w:r>
-      <w:r>
-        <w:rPr>
-          <w:rFonts w:ascii="Arial" w:hAnsi="Arial" w:cs="Arial"/>
-          <w:color w:val="4F81BD" w:themeColor="accent1"/>
-          <w:sz w:val="24"/>
-          <w:szCs w:val="24"/>
-          <w14:shadow w14:blurRad="38100" w14:dist="25400" w14:dir="5400000" w14:sx="100000" w14:sy="100000" w14:kx="0" w14:ky="0" w14:algn="ctr">
-            <w14:srgbClr w14:val="6E747A">
-              <w14:alpha w14:val="57000"/>
-            </w14:srgbClr>
-          </w14:shadow>
-          <w14:textOutline w14:w="0" w14:cap="flat" w14:cmpd="sng" w14:algn="ctr">
-            <w14:noFill/>
-            <w14:prstDash w14:val="solid"/>
-            <w14:round/>
-          </w14:textOutline>
-        </w:rPr>
-        <w:t xml:space="preserve"> =A1 + A2 adds the values of two cells.</w:t>
-      </w:r>
-    </w:p>
-    <w:p>
-      <w:pPr>
-        <w:pStyle w:val="Commarcadores"/>
-        <w:rPr>
-          <w:rFonts w:ascii="Arial" w:hAnsi="Arial" w:cs="Arial"/>
-          <w:color w:val="4F81BD" w:themeColor="accent1"/>
-          <w:sz w:val="24"/>
-          <w:szCs w:val="24"/>
-          <w14:shadow w14:blurRad="38100" w14:dist="25400" w14:dir="5400000" w14:sx="100000" w14:sy="100000" w14:kx="0" w14:ky="0" w14:algn="ctr">
-            <w14:srgbClr w14:val="6E747A">
-              <w14:alpha w14:val="57000"/>
-            </w14:srgbClr>
-          </w14:shadow>
-          <w14:textOutline w14:w="0" w14:cap="flat" w14:cmpd="sng" w14:algn="ctr">
-            <w14:noFill/>
-            <w14:prstDash w14:val="solid"/>
-            <w14:round/>
-          </w14:textOutline>
-        </w:rPr>
-      </w:pPr>
-      <w:r>
-        <w:rPr>
-          <w:rFonts w:ascii="Arial" w:hAnsi="Arial" w:cs="Arial"/>
-          <w:color w:val="4F81BD" w:themeColor="accent1"/>
-          <w:sz w:val="24"/>
-          <w:szCs w:val="24"/>
-          <w14:shadow w14:blurRad="38100" w14:dist="25400" w14:dir="5400000" w14:sx="100000" w14:sy="100000" w14:kx="0" w14:ky="0" w14:algn="ctr">
-            <w14:srgbClr w14:val="6E747A">
-              <w14:alpha w14:val="57000"/>
-            </w14:srgbClr>
-          </w14:shadow>
-          <w14:textOutline w14:w="0" w14:cap="flat" w14:cmpd="sng" w14:algn="ctr">
-            <w14:noFill/>
-            <w14:prstDash w14:val="solid"/>
-            <w14:round/>
-          </w14:textOutline>
-        </w:rPr>
-        <w:pict w14:anchorId="4EF5A4B1">
-          <v:rect id="_x0000_i1032" style="width:0;height:1.5pt" o:hralign="center" o:hrstd="t" o:hr="t" fillcolor="#a0a0a0" stroked="f"/>
-        </w:pict>
-      </w:r>
-    </w:p>
-    <w:p>
-      <w:pPr>
-        <w:pStyle w:val="Commarcadores"/>
-        <w:rPr>
-          <w:rFonts w:ascii="Arial" w:hAnsi="Arial" w:cs="Arial"/>
-          <w:color w:val="4F81BD" w:themeColor="accent1"/>
-          <w:sz w:val="24"/>
-          <w:szCs w:val="24"/>
-          <w14:shadow w14:blurRad="38100" w14:dist="25400" w14:dir="5400000" w14:sx="100000" w14:sy="100000" w14:kx="0" w14:ky="0" w14:algn="ctr">
-            <w14:srgbClr w14:val="6E747A">
-              <w14:alpha w14:val="57000"/>
-            </w14:srgbClr>
-          </w14:shadow>
-          <w14:textOutline w14:w="0" w14:cap="flat" w14:cmpd="sng" w14:algn="ctr">
-            <w14:noFill/>
-            <w14:prstDash w14:val="solid"/>
-            <w14:round/>
-          </w14:textOutline>
-        </w:rPr>
-      </w:pPr>
-      <w:r>
-        <w:rPr>
-          <w:rFonts w:ascii="Arial" w:hAnsi="Arial" w:cs="Arial"/>
-          <w:b/>
-          <w:bCs/>
-          <w:color w:val="4F81BD" w:themeColor="accent1"/>
-          <w:sz w:val="24"/>
-          <w:szCs w:val="24"/>
-          <w14:shadow w14:blurRad="38100" w14:dist="25400" w14:dir="5400000" w14:sx="100000" w14:sy="100000" w14:kx="0" w14:ky="0" w14:algn="ctr">
-            <w14:srgbClr w14:val="6E747A">
-              <w14:alpha w14:val="57000"/>
-            </w14:srgbClr>
-          </w14:shadow>
-          <w14:textOutline w14:w="0" w14:cap="flat" w14:cmpd="sng" w14:algn="ctr">
-            <w14:noFill/>
-            <w14:prstDash w14:val="solid"/>
-            <w14:round/>
-          </w14:textOutline>
-        </w:rPr>
-        <w:t>5. Function</w:t>
-      </w:r>
-      <w:r>
-        <w:rPr>
-          <w:rFonts w:ascii="Arial" w:hAnsi="Arial" w:cs="Arial"/>
-          <w:b/>
-          <w:bCs/>
-          <w:color w:val="4F81BD" w:themeColor="accent1"/>
-          <w:sz w:val="24"/>
-          <w:szCs w:val="24"/>
-          <w14:shadow w14:blurRad="38100" w14:dist="25400" w14:dir="5400000" w14:sx="100000" w14:sy="100000" w14:kx="0" w14:ky="0" w14:algn="ctr">
-            <w14:srgbClr w14:val="6E747A">
-              <w14:alpha w14:val="57000"/>
-            </w14:srgbClr>
-          </w14:shadow>
-          <w14:textOutline w14:w="0" w14:cap="flat" w14:cmpd="sng" w14:algn="ctr">
-            <w14:noFill/>
-            <w14:prstDash w14:val="solid"/>
-            <w14:round/>
-          </w14:textOutline>
-        </w:rPr>
-        <w:t xml:space="preserve"> - Função</w:t>
-      </w:r>
-      <w:r>
-        <w:rPr>
-          <w:rFonts w:ascii="Arial" w:hAnsi="Arial" w:cs="Arial"/>
-          <w:color w:val="4F81BD" w:themeColor="accent1"/>
-          <w:sz w:val="24"/>
-          <w:szCs w:val="24"/>
-          <w14:shadow w14:blurRad="38100" w14:dist="25400" w14:dir="5400000" w14:sx="100000" w14:sy="100000" w14:kx="0" w14:ky="0" w14:algn="ctr">
-            <w14:srgbClr w14:val="6E747A">
-              <w14:alpha w14:val="57000"/>
-            </w14:srgbClr>
-          </w14:shadow>
-          <w14:textOutline w14:w="0" w14:cap="flat" w14:cmpd="sng" w14:algn="ctr">
-            <w14:noFill/>
-            <w14:prstDash w14:val="solid"/>
-            <w14:round/>
-          </w14:textOutline>
-        </w:rPr>
-        <w:br/>
-        <w:t>A function is a predefined formula that performs a specific calculation.</w:t>
-      </w:r>
-      <w:r>
-        <w:rPr>
-          <w:rFonts w:ascii="Arial" w:hAnsi="Arial" w:cs="Arial"/>
-          <w:color w:val="4F81BD" w:themeColor="accent1"/>
-          <w:sz w:val="24"/>
-          <w:szCs w:val="24"/>
-          <w14:shadow w14:blurRad="38100" w14:dist="25400" w14:dir="5400000" w14:sx="100000" w14:sy="100000" w14:kx="0" w14:ky="0" w14:algn="ctr">
-            <w14:srgbClr w14:val="6E747A">
-              <w14:alpha w14:val="57000"/>
-            </w14:srgbClr>
-          </w14:shadow>
-          <w14:textOutline w14:w="0" w14:cap="flat" w14:cmpd="sng" w14:algn="ctr">
-            <w14:noFill/>
-            <w14:prstDash w14:val="solid"/>
-            <w14:round/>
-          </w14:textOutline>
-        </w:rPr>
-        <w:br/>
-      </w:r>
-      <w:r>
-        <w:rPr>
-          <w:rFonts w:ascii="Arial" w:hAnsi="Arial" w:cs="Arial"/>
-          <w:i/>
-          <w:iCs/>
-          <w:color w:val="4F81BD" w:themeColor="accent1"/>
-          <w:sz w:val="24"/>
-          <w:szCs w:val="24"/>
-          <w14:shadow w14:blurRad="38100" w14:dist="25400" w14:dir="5400000" w14:sx="100000" w14:sy="100000" w14:kx="0" w14:ky="0" w14:algn="ctr">
-            <w14:srgbClr w14:val="6E747A">
-              <w14:alpha w14:val="57000"/>
-            </w14:srgbClr>
-          </w14:shadow>
-          <w14:textOutline w14:w="0" w14:cap="flat" w14:cmpd="sng" w14:algn="ctr">
-            <w14:noFill/>
-            <w14:prstDash w14:val="solid"/>
-            <w14:round/>
-          </w14:textOutline>
-        </w:rPr>
-        <w:t>Example:</w:t>
-      </w:r>
-      <w:r>
-        <w:rPr>
-          <w:rFonts w:ascii="Arial" w:hAnsi="Arial" w:cs="Arial"/>
-          <w:color w:val="4F81BD" w:themeColor="accent1"/>
-          <w:sz w:val="24"/>
-          <w:szCs w:val="24"/>
-          <w14:shadow w14:blurRad="38100" w14:dist="25400" w14:dir="5400000" w14:sx="100000" w14:sy="100000" w14:kx="0" w14:ky="0" w14:algn="ctr">
-            <w14:srgbClr w14:val="6E747A">
-              <w14:alpha w14:val="57000"/>
-            </w14:srgbClr>
-          </w14:shadow>
-          <w14:textOutline w14:w="0" w14:cap="flat" w14:cmpd="sng" w14:algn="ctr">
-            <w14:noFill/>
-            <w14:prstDash w14:val="solid"/>
-            <w14:round/>
-          </w14:textOutline>
-        </w:rPr>
-        <w:t xml:space="preserve"> SUM is a function used to add numbers automatically.</w:t>
-      </w:r>
-    </w:p>
-    <w:p>
-      <w:pPr>
-        <w:pStyle w:val="Commarcadores"/>
-        <w:rPr>
-          <w:rFonts w:ascii="Arial" w:hAnsi="Arial" w:cs="Arial"/>
-          <w:color w:val="4F81BD" w:themeColor="accent1"/>
-          <w:sz w:val="24"/>
-          <w:szCs w:val="24"/>
-          <w14:shadow w14:blurRad="38100" w14:dist="25400" w14:dir="5400000" w14:sx="100000" w14:sy="100000" w14:kx="0" w14:ky="0" w14:algn="ctr">
-            <w14:srgbClr w14:val="6E747A">
-              <w14:alpha w14:val="57000"/>
-            </w14:srgbClr>
-          </w14:shadow>
-          <w14:textOutline w14:w="0" w14:cap="flat" w14:cmpd="sng" w14:algn="ctr">
-            <w14:noFill/>
-            <w14:prstDash w14:val="solid"/>
-            <w14:round/>
-          </w14:textOutline>
-        </w:rPr>
-      </w:pPr>
-      <w:r>
-        <w:rPr>
-          <w:rFonts w:ascii="Arial" w:hAnsi="Arial" w:cs="Arial"/>
-          <w:color w:val="4F81BD" w:themeColor="accent1"/>
-          <w:sz w:val="24"/>
-          <w:szCs w:val="24"/>
-          <w14:shadow w14:blurRad="38100" w14:dist="25400" w14:dir="5400000" w14:sx="100000" w14:sy="100000" w14:kx="0" w14:ky="0" w14:algn="ctr">
-            <w14:srgbClr w14:val="6E747A">
-              <w14:alpha w14:val="57000"/>
-            </w14:srgbClr>
-          </w14:shadow>
-          <w14:textOutline w14:w="0" w14:cap="flat" w14:cmpd="sng" w14:algn="ctr">
-            <w14:noFill/>
-            <w14:prstDash w14:val="solid"/>
-            <w14:round/>
-          </w14:textOutline>
-        </w:rPr>
-        <w:pict w14:anchorId="40BBFD22">
-          <v:rect id="_x0000_i1033" style="width:0;height:1.5pt" o:hralign="center" o:hrstd="t" o:hr="t" fillcolor="#a0a0a0" stroked="f"/>
-        </w:pict>
-      </w:r>
-    </w:p>
-    <w:p>
-      <w:pPr>
-        <w:pStyle w:val="Commarcadores"/>
-        <w:rPr>
-          <w:rFonts w:ascii="Arial" w:hAnsi="Arial" w:cs="Arial"/>
-          <w:color w:val="4F81BD" w:themeColor="accent1"/>
-          <w:sz w:val="24"/>
-          <w:szCs w:val="24"/>
-          <w14:shadow w14:blurRad="38100" w14:dist="25400" w14:dir="5400000" w14:sx="100000" w14:sy="100000" w14:kx="0" w14:ky="0" w14:algn="ctr">
-            <w14:srgbClr w14:val="6E747A">
-              <w14:alpha w14:val="57000"/>
-            </w14:srgbClr>
-          </w14:shadow>
-          <w14:textOutline w14:w="0" w14:cap="flat" w14:cmpd="sng" w14:algn="ctr">
-            <w14:noFill/>
-            <w14:prstDash w14:val="solid"/>
-            <w14:round/>
-          </w14:textOutline>
-        </w:rPr>
-      </w:pPr>
-      <w:r>
-        <w:rPr>
-          <w:rFonts w:ascii="Arial" w:hAnsi="Arial" w:cs="Arial"/>
-          <w:b/>
-          <w:bCs/>
-          <w:color w:val="4F81BD" w:themeColor="accent1"/>
-          <w:sz w:val="24"/>
-          <w:szCs w:val="24"/>
-          <w14:shadow w14:blurRad="38100" w14:dist="25400" w14:dir="5400000" w14:sx="100000" w14:sy="100000" w14:kx="0" w14:ky="0" w14:algn="ctr">
-            <w14:srgbClr w14:val="6E747A">
-              <w14:alpha w14:val="57000"/>
-            </w14:srgbClr>
-          </w14:shadow>
-          <w14:textOutline w14:w="0" w14:cap="flat" w14:cmpd="sng" w14:algn="ctr">
-            <w14:noFill/>
-            <w14:prstDash w14:val="solid"/>
-            <w14:round/>
-          </w14:textOutline>
-        </w:rPr>
-        <w:t>6. SUM</w:t>
-      </w:r>
-      <w:r>
-        <w:rPr>
-          <w:rFonts w:ascii="Arial" w:hAnsi="Arial" w:cs="Arial"/>
-          <w:b/>
-          <w:bCs/>
-          <w:color w:val="4F81BD" w:themeColor="accent1"/>
-          <w:sz w:val="24"/>
-          <w:szCs w:val="24"/>
-          <w14:shadow w14:blurRad="38100" w14:dist="25400" w14:dir="5400000" w14:sx="100000" w14:sy="100000" w14:kx="0" w14:ky="0" w14:algn="ctr">
-            <w14:srgbClr w14:val="6E747A">
-              <w14:alpha w14:val="57000"/>
-            </w14:srgbClr>
-          </w14:shadow>
-          <w14:textOutline w14:w="0" w14:cap="flat" w14:cmpd="sng" w14:algn="ctr">
-            <w14:noFill/>
-            <w14:prstDash w14:val="solid"/>
-            <w14:round/>
-          </w14:textOutline>
-        </w:rPr>
-        <w:t xml:space="preserve"> – addition – calculate the total</w:t>
-      </w:r>
-      <w:r>
-        <w:rPr>
-          <w:rFonts w:ascii="Arial" w:hAnsi="Arial" w:cs="Arial"/>
-          <w:color w:val="4F81BD" w:themeColor="accent1"/>
-          <w:sz w:val="24"/>
-          <w:szCs w:val="24"/>
-          <w14:shadow w14:blurRad="38100" w14:dist="25400" w14:dir="5400000" w14:sx="100000" w14:sy="100000" w14:kx="0" w14:ky="0" w14:algn="ctr">
-            <w14:srgbClr w14:val="6E747A">
-              <w14:alpha w14:val="57000"/>
-            </w14:srgbClr>
-          </w14:shadow>
-          <w14:textOutline w14:w="0" w14:cap="flat" w14:cmpd="sng" w14:algn="ctr">
-            <w14:noFill/>
-            <w14:prstDash w14:val="solid"/>
-            <w14:round/>
-          </w14:textOutline>
-        </w:rPr>
-        <w:br/>
-        <w:t>SUM is a function that adds a group of numbers.</w:t>
-      </w:r>
-      <w:r>
-        <w:rPr>
-          <w:rFonts w:ascii="Arial" w:hAnsi="Arial" w:cs="Arial"/>
-          <w:color w:val="4F81BD" w:themeColor="accent1"/>
-          <w:sz w:val="24"/>
-          <w:szCs w:val="24"/>
-          <w14:shadow w14:blurRad="38100" w14:dist="25400" w14:dir="5400000" w14:sx="100000" w14:sy="100000" w14:kx="0" w14:ky="0" w14:algn="ctr">
-            <w14:srgbClr w14:val="6E747A">
-              <w14:alpha w14:val="57000"/>
-            </w14:srgbClr>
-          </w14:shadow>
-          <w14:textOutline w14:w="0" w14:cap="flat" w14:cmpd="sng" w14:algn="ctr">
-            <w14:noFill/>
-            <w14:prstDash w14:val="solid"/>
-            <w14:round/>
-          </w14:textOutline>
-        </w:rPr>
-        <w:br/>
-      </w:r>
-      <w:r>
-        <w:rPr>
-          <w:rFonts w:ascii="Arial" w:hAnsi="Arial" w:cs="Arial"/>
-          <w:i/>
-          <w:iCs/>
-          <w:color w:val="4F81BD" w:themeColor="accent1"/>
-          <w:sz w:val="24"/>
-          <w:szCs w:val="24"/>
-          <w14:shadow w14:blurRad="38100" w14:dist="25400" w14:dir="5400000" w14:sx="100000" w14:sy="100000" w14:kx="0" w14:ky="0" w14:algn="ctr">
-            <w14:srgbClr w14:val="6E747A">
-              <w14:alpha w14:val="57000"/>
-            </w14:srgbClr>
-          </w14:shadow>
-          <w14:textOutline w14:w="0" w14:cap="flat" w14:cmpd="sng" w14:algn="ctr">
-            <w14:noFill/>
-            <w14:prstDash w14:val="solid"/>
-            <w14:round/>
-          </w14:textOutline>
-        </w:rPr>
-        <w:t>Example:</w:t>
-      </w:r>
-      <w:r>
-        <w:rPr>
-          <w:rFonts w:ascii="Arial" w:hAnsi="Arial" w:cs="Arial"/>
-          <w:color w:val="4F81BD" w:themeColor="accent1"/>
-          <w:sz w:val="24"/>
-          <w:szCs w:val="24"/>
-          <w14:shadow w14:blurRad="38100" w14:dist="25400" w14:dir="5400000" w14:sx="100000" w14:sy="100000" w14:kx="0" w14:ky="0" w14:algn="ctr">
-            <w14:srgbClr w14:val="6E747A">
-              <w14:alpha w14:val="57000"/>
-            </w14:srgbClr>
-          </w14:shadow>
-          <w14:textOutline w14:w="0" w14:cap="flat" w14:cmpd="sng" w14:algn="ctr">
-            <w14:noFill/>
-            <w14:prstDash w14:val="solid"/>
-            <w14:round/>
-          </w14:textOutline>
-        </w:rPr>
-        <w:t xml:space="preserve"> =SUM(A1:A5) adds all values from cell A1 to A5.</w:t>
-      </w:r>
-    </w:p>
-    <w:p>
-      <w:pPr>
-        <w:pStyle w:val="Commarcadores"/>
-        <w:rPr>
-          <w:rFonts w:ascii="Arial" w:hAnsi="Arial" w:cs="Arial"/>
-          <w:color w:val="4F81BD" w:themeColor="accent1"/>
-          <w:sz w:val="24"/>
-          <w:szCs w:val="24"/>
-          <w14:shadow w14:blurRad="38100" w14:dist="25400" w14:dir="5400000" w14:sx="100000" w14:sy="100000" w14:kx="0" w14:ky="0" w14:algn="ctr">
-            <w14:srgbClr w14:val="6E747A">
-              <w14:alpha w14:val="57000"/>
-            </w14:srgbClr>
-          </w14:shadow>
-          <w14:textOutline w14:w="0" w14:cap="flat" w14:cmpd="sng" w14:algn="ctr">
-            <w14:noFill/>
-            <w14:prstDash w14:val="solid"/>
-            <w14:round/>
-          </w14:textOutline>
-        </w:rPr>
-      </w:pPr>
-      <w:r>
-        <w:rPr>
-          <w:rFonts w:ascii="Arial" w:hAnsi="Arial" w:cs="Arial"/>
-          <w:color w:val="4F81BD" w:themeColor="accent1"/>
-          <w:sz w:val="24"/>
-          <w:szCs w:val="24"/>
-          <w14:shadow w14:blurRad="38100" w14:dist="25400" w14:dir="5400000" w14:sx="100000" w14:sy="100000" w14:kx="0" w14:ky="0" w14:algn="ctr">
-            <w14:srgbClr w14:val="6E747A">
-              <w14:alpha w14:val="57000"/>
-            </w14:srgbClr>
-          </w14:shadow>
-          <w14:textOutline w14:w="0" w14:cap="flat" w14:cmpd="sng" w14:algn="ctr">
-            <w14:noFill/>
-            <w14:prstDash w14:val="solid"/>
-            <w14:round/>
-          </w14:textOutline>
-        </w:rPr>
-        <w:pict w14:anchorId="06EACB3C">
-          <v:rect id="_x0000_i1034" style="width:0;height:1.5pt" o:hralign="center" o:hrstd="t" o:hr="t" fillcolor="#a0a0a0" stroked="f"/>
-        </w:pict>
-      </w:r>
-    </w:p>
-    <w:p>
-      <w:pPr>
-        <w:pStyle w:val="Commarcadores"/>
-        <w:rPr>
-          <w:rFonts w:ascii="Arial" w:hAnsi="Arial" w:cs="Arial"/>
-          <w:color w:val="4F81BD" w:themeColor="accent1"/>
-          <w:sz w:val="24"/>
-          <w:szCs w:val="24"/>
-          <w14:shadow w14:blurRad="38100" w14:dist="25400" w14:dir="5400000" w14:sx="100000" w14:sy="100000" w14:kx="0" w14:ky="0" w14:algn="ctr">
-            <w14:srgbClr w14:val="6E747A">
-              <w14:alpha w14:val="57000"/>
-            </w14:srgbClr>
-          </w14:shadow>
-          <w14:textOutline w14:w="0" w14:cap="flat" w14:cmpd="sng" w14:algn="ctr">
-            <w14:noFill/>
-            <w14:prstDash w14:val="solid"/>
-            <w14:round/>
-          </w14:textOutline>
-        </w:rPr>
-      </w:pPr>
-      <w:r>
-        <w:rPr>
-          <w:rFonts w:ascii="Arial" w:hAnsi="Arial" w:cs="Arial"/>
-          <w:b/>
-          <w:bCs/>
-          <w:color w:val="4F81BD" w:themeColor="accent1"/>
-          <w:sz w:val="24"/>
-          <w:szCs w:val="24"/>
-          <w14:shadow w14:blurRad="38100" w14:dist="25400" w14:dir="5400000" w14:sx="100000" w14:sy="100000" w14:kx="0" w14:ky="0" w14:algn="ctr">
-            <w14:srgbClr w14:val="6E747A">
-              <w14:alpha w14:val="57000"/>
-            </w14:srgbClr>
-          </w14:shadow>
-          <w14:textOutline w14:w="0" w14:cap="flat" w14:cmpd="sng" w14:algn="ctr">
-            <w14:noFill/>
-            <w14:prstDash w14:val="solid"/>
-            <w14:round/>
-          </w14:textOutline>
-        </w:rPr>
-        <w:t>7. AVERAGE</w:t>
+        <w:t>AVERAGE</w:t>
       </w:r>
       <w:r>
         <w:rPr>
@@ -6074,236 +5321,159 @@
     </w:p>
     <w:p>
       <w:pPr>
-        <w:pStyle w:val="Commarcadores"/>
-        <w:ind w:left="0"/>
-      </w:pPr>
-      <w:r>
-        <w:rPr>
-          <w:rFonts w:ascii="Arial" w:hAnsi="Arial" w:cs="Arial"/>
-          <w:color w:val="4F81BD"/>
-          <w:sz w:val="24"/>
-          <w:szCs w:val="24"/>
-        </w:rPr>
-        <w:lastRenderedPageBreak/>
-        <w:t xml:space="preserve">Presentation (script): “Hello everyone. This is </w:t>
-      </w:r>
-      <w:r>
-        <w:rPr>
-          <w:rFonts w:ascii="Arial" w:hAnsi="Arial" w:cs="Arial"/>
-          <w:color w:val="4F81BD"/>
-          <w:sz w:val="24"/>
-          <w:szCs w:val="24"/>
-        </w:rPr>
-        <w:t>my</w:t>
-      </w:r>
-      <w:r>
-        <w:rPr>
-          <w:rFonts w:ascii="Arial" w:hAnsi="Arial" w:cs="Arial"/>
-          <w:color w:val="4F81BD"/>
-          <w:sz w:val="24"/>
-          <w:szCs w:val="24"/>
-        </w:rPr>
-        <w:t xml:space="preserve"> spreadsheet. </w:t>
-      </w:r>
-      <w:r>
-        <w:rPr>
-          <w:rFonts w:ascii="Arial" w:hAnsi="Arial" w:cs="Arial"/>
-          <w:color w:val="4F81BD"/>
-          <w:sz w:val="24"/>
-          <w:szCs w:val="24"/>
-        </w:rPr>
-        <w:t>I</w:t>
-      </w:r>
-      <w:r>
-        <w:rPr>
-          <w:rFonts w:ascii="Arial" w:hAnsi="Arial" w:cs="Arial"/>
-          <w:color w:val="4F81BD"/>
-          <w:sz w:val="24"/>
-          <w:szCs w:val="24"/>
-        </w:rPr>
-        <w:t xml:space="preserve"> use</w:t>
-      </w:r>
-      <w:r>
-        <w:rPr>
-          <w:rFonts w:ascii="Arial" w:hAnsi="Arial" w:cs="Arial"/>
-          <w:color w:val="4F81BD"/>
-          <w:sz w:val="24"/>
-          <w:szCs w:val="24"/>
-        </w:rPr>
-        <w:t>d</w:t>
-      </w:r>
-      <w:r>
-        <w:rPr>
-          <w:rFonts w:ascii="Arial" w:hAnsi="Arial" w:cs="Arial"/>
-          <w:color w:val="4F81BD"/>
-          <w:sz w:val="24"/>
-          <w:szCs w:val="24"/>
-        </w:rPr>
-        <w:t xml:space="preserve"> rows and columns to </w:t>
-      </w:r>
-      <w:r>
-        <w:rPr>
-          <w:rFonts w:ascii="Arial" w:hAnsi="Arial" w:cs="Arial"/>
-          <w:color w:val="4F81BD"/>
-          <w:sz w:val="24"/>
-          <w:szCs w:val="24"/>
-        </w:rPr>
-        <w:t>demonstrate some functions on excel</w:t>
-      </w:r>
-      <w:r>
-        <w:rPr>
-          <w:rFonts w:ascii="Arial" w:hAnsi="Arial" w:cs="Arial"/>
-          <w:color w:val="4F81BD"/>
-          <w:sz w:val="24"/>
-          <w:szCs w:val="24"/>
-        </w:rPr>
-        <w:t>. Here, we used formulas to calculate results automatically. For example, in this cell we add two numbers by using the formula =B1+C1. In this row we subtract using =B2-C2. We can also multiply with =B3*C3 and divide with =B4/C4. Finally, we used functions like SUM to calculate a total for several values at once, and AVERAGE to calculate the mean. The important point is that formulas update automatically when the numbers change, which helps IT teams avoid manual calculations and reduce mistakes.”</w:t>
+        <w:pStyle w:val="Ttulo1"/>
+        <w:numPr>
+          <w:ilvl w:val="0"/>
+          <w:numId w:val="33"/>
+        </w:numPr>
+        <w:rPr>
+          <w:rFonts w:ascii="Arial" w:hAnsi="Arial" w:cs="Arial"/>
+          <w:color w:val="auto"/>
+          <w:sz w:val="24"/>
+          <w:szCs w:val="24"/>
+        </w:rPr>
+      </w:pPr>
+      <w:r>
+        <w:rPr>
+          <w:rFonts w:ascii="Arial" w:hAnsi="Arial" w:cs="Arial"/>
+          <w:color w:val="auto"/>
+          <w:sz w:val="24"/>
+          <w:szCs w:val="24"/>
+        </w:rPr>
+        <w:t xml:space="preserve">- </w:t>
+      </w:r>
+      <w:r>
+        <w:rPr>
+          <w:rFonts w:ascii="Arial" w:hAnsi="Arial" w:cs="Arial"/>
+          <w:color w:val="auto"/>
+          <w:sz w:val="24"/>
+          <w:szCs w:val="24"/>
+        </w:rPr>
+        <w:t>Introduction to Databases</w:t>
       </w:r>
     </w:p>
     <w:p>
       <w:pPr>
-        <w:pStyle w:val="Ttulo1"/>
-        <w:rPr>
-          <w:rFonts w:ascii="Arial" w:hAnsi="Arial" w:cs="Arial"/>
-          <w:color w:val="auto"/>
-          <w:sz w:val="24"/>
-          <w:szCs w:val="24"/>
-        </w:rPr>
-      </w:pPr>
-      <w:r>
-        <w:rPr>
-          <w:rFonts w:ascii="Arial" w:hAnsi="Arial" w:cs="Arial"/>
-          <w:color w:val="auto"/>
-          <w:sz w:val="24"/>
-          <w:szCs w:val="24"/>
-        </w:rPr>
-        <w:t>3</w:t>
-      </w:r>
-      <w:r>
-        <w:rPr>
-          <w:rFonts w:ascii="Arial" w:hAnsi="Arial" w:cs="Arial"/>
-          <w:color w:val="auto"/>
-          <w:sz w:val="24"/>
-          <w:szCs w:val="24"/>
-        </w:rPr>
-        <w:t xml:space="preserve"> - </w:t>
-      </w:r>
-      <w:r>
-        <w:rPr>
-          <w:rFonts w:ascii="Arial" w:hAnsi="Arial" w:cs="Arial"/>
-          <w:color w:val="auto"/>
-          <w:sz w:val="24"/>
-          <w:szCs w:val="24"/>
-        </w:rPr>
-        <w:t>Introduction to Databases</w:t>
+        <w:pStyle w:val="Commarcadores"/>
+        <w:rPr>
+          <w:rFonts w:ascii="Arial" w:hAnsi="Arial" w:cs="Arial"/>
+          <w:sz w:val="24"/>
+          <w:szCs w:val="24"/>
+        </w:rPr>
+      </w:pPr>
+      <w:r>
+        <w:rPr>
+          <w:rFonts w:ascii="Arial" w:hAnsi="Arial" w:cs="Arial"/>
+          <w:sz w:val="24"/>
+          <w:szCs w:val="24"/>
+        </w:rPr>
+        <w:t>What is a database?</w:t>
       </w:r>
     </w:p>
     <w:p>
       <w:pPr>
         <w:pStyle w:val="Commarcadores"/>
-        <w:rPr>
-          <w:rFonts w:ascii="Arial" w:hAnsi="Arial" w:cs="Arial"/>
-          <w:sz w:val="24"/>
-          <w:szCs w:val="24"/>
-        </w:rPr>
-      </w:pPr>
-      <w:r>
-        <w:rPr>
-          <w:rFonts w:ascii="Arial" w:hAnsi="Arial" w:cs="Arial"/>
-          <w:sz w:val="24"/>
-          <w:szCs w:val="24"/>
-        </w:rPr>
-        <w:t>What is a database?</w:t>
+        <w:numPr>
+          <w:ilvl w:val="0"/>
+          <w:numId w:val="0"/>
+        </w:numPr>
+        <w:ind w:left="360"/>
+        <w:rPr>
+          <w:rFonts w:ascii="Arial" w:hAnsi="Arial" w:cs="Arial"/>
+          <w:sz w:val="24"/>
+          <w:szCs w:val="24"/>
+        </w:rPr>
+      </w:pPr>
+      <w:r>
+        <w:rPr>
+          <w:rFonts w:ascii="Arial" w:hAnsi="Arial" w:cs="Arial"/>
+          <w:color w:val="4F81BD"/>
+          <w:sz w:val="24"/>
+          <w:szCs w:val="24"/>
+        </w:rPr>
+        <w:t>A database is an organized collection of information stored electronically</w:t>
+      </w:r>
+      <w:r>
+        <w:rPr>
+          <w:rFonts w:ascii="Arial" w:hAnsi="Arial" w:cs="Arial"/>
+          <w:color w:val="4F81BD"/>
+          <w:sz w:val="24"/>
+          <w:szCs w:val="24"/>
+        </w:rPr>
+        <w:t>, mostly on a computer,</w:t>
+      </w:r>
+      <w:r>
+        <w:rPr>
+          <w:rFonts w:ascii="Arial" w:hAnsi="Arial" w:cs="Arial"/>
+          <w:color w:val="4F81BD"/>
+          <w:sz w:val="24"/>
+          <w:szCs w:val="24"/>
+        </w:rPr>
+        <w:t xml:space="preserve"> so it can be saved, updated, searched, and protected. Instead of keeping data scattered across many files</w:t>
+      </w:r>
+      <w:r>
+        <w:rPr>
+          <w:rFonts w:ascii="Arial" w:hAnsi="Arial" w:cs="Arial"/>
+          <w:color w:val="4F81BD"/>
+          <w:sz w:val="24"/>
+          <w:szCs w:val="24"/>
+        </w:rPr>
+        <w:t xml:space="preserve"> or </w:t>
+      </w:r>
+      <w:r>
+        <w:rPr>
+          <w:rFonts w:ascii="Arial" w:hAnsi="Arial" w:cs="Arial"/>
+          <w:color w:val="4F81BD"/>
+          <w:sz w:val="24"/>
+          <w:szCs w:val="24"/>
+        </w:rPr>
+        <w:t>physical</w:t>
+      </w:r>
+      <w:r>
+        <w:rPr>
+          <w:rFonts w:ascii="Arial" w:hAnsi="Arial" w:cs="Arial"/>
+          <w:color w:val="4F81BD"/>
+          <w:sz w:val="24"/>
+          <w:szCs w:val="24"/>
+        </w:rPr>
+        <w:t xml:space="preserve"> paper</w:t>
+      </w:r>
+      <w:r>
+        <w:rPr>
+          <w:rFonts w:ascii="Arial" w:hAnsi="Arial" w:cs="Arial"/>
+          <w:color w:val="4F81BD"/>
+          <w:sz w:val="24"/>
+          <w:szCs w:val="24"/>
+        </w:rPr>
+        <w:t>, a database stores it in a structured way</w:t>
+      </w:r>
+      <w:r>
+        <w:rPr>
+          <w:rFonts w:ascii="Arial" w:hAnsi="Arial" w:cs="Arial"/>
+          <w:color w:val="4F81BD"/>
+          <w:sz w:val="24"/>
+          <w:szCs w:val="24"/>
+        </w:rPr>
+        <w:t xml:space="preserve"> digitally</w:t>
+      </w:r>
+      <w:r>
+        <w:rPr>
+          <w:rFonts w:ascii="Arial" w:hAnsi="Arial" w:cs="Arial"/>
+          <w:color w:val="4F81BD"/>
+          <w:sz w:val="24"/>
+          <w:szCs w:val="24"/>
+        </w:rPr>
+        <w:t>, which helps applications retrieve the right information quickly and consistently.</w:t>
       </w:r>
     </w:p>
     <w:p>
       <w:pPr>
         <w:pStyle w:val="Commarcadores"/>
-        <w:ind w:left="0"/>
-      </w:pPr>
-      <w:r>
-        <w:rPr>
-          <w:rFonts w:ascii="Arial" w:hAnsi="Arial" w:cs="Arial"/>
-          <w:color w:val="4F81BD"/>
-          <w:sz w:val="24"/>
-          <w:szCs w:val="24"/>
-        </w:rPr>
-        <w:t>A database is an organized collection of information stored electronically</w:t>
-      </w:r>
-      <w:r>
-        <w:rPr>
-          <w:rFonts w:ascii="Arial" w:hAnsi="Arial" w:cs="Arial"/>
-          <w:color w:val="4F81BD"/>
-          <w:sz w:val="24"/>
-          <w:szCs w:val="24"/>
-        </w:rPr>
-        <w:t>, mostly on a computer,</w:t>
-      </w:r>
-      <w:r>
-        <w:rPr>
-          <w:rFonts w:ascii="Arial" w:hAnsi="Arial" w:cs="Arial"/>
-          <w:color w:val="4F81BD"/>
-          <w:sz w:val="24"/>
-          <w:szCs w:val="24"/>
-        </w:rPr>
-        <w:t xml:space="preserve"> so it can be saved, updated, searched, and protected. Instead of keeping data scattered across many files</w:t>
-      </w:r>
-      <w:r>
-        <w:rPr>
-          <w:rFonts w:ascii="Arial" w:hAnsi="Arial" w:cs="Arial"/>
-          <w:color w:val="4F81BD"/>
-          <w:sz w:val="24"/>
-          <w:szCs w:val="24"/>
-        </w:rPr>
-        <w:t xml:space="preserve"> or </w:t>
-      </w:r>
-      <w:proofErr w:type="spellStart"/>
-      <w:r>
-        <w:rPr>
-          <w:rFonts w:ascii="Arial" w:hAnsi="Arial" w:cs="Arial"/>
-          <w:color w:val="4F81BD"/>
-          <w:sz w:val="24"/>
-          <w:szCs w:val="24"/>
-        </w:rPr>
-        <w:t>phiscyal</w:t>
-      </w:r>
-      <w:proofErr w:type="spellEnd"/>
-      <w:r>
-        <w:rPr>
-          <w:rFonts w:ascii="Arial" w:hAnsi="Arial" w:cs="Arial"/>
-          <w:color w:val="4F81BD"/>
-          <w:sz w:val="24"/>
-          <w:szCs w:val="24"/>
-        </w:rPr>
-        <w:t xml:space="preserve"> paper</w:t>
-      </w:r>
-      <w:r>
-        <w:rPr>
-          <w:rFonts w:ascii="Arial" w:hAnsi="Arial" w:cs="Arial"/>
-          <w:color w:val="4F81BD"/>
-          <w:sz w:val="24"/>
-          <w:szCs w:val="24"/>
-        </w:rPr>
-        <w:t>, a database stores it in a structured way</w:t>
-      </w:r>
-      <w:r>
-        <w:rPr>
-          <w:rFonts w:ascii="Arial" w:hAnsi="Arial" w:cs="Arial"/>
-          <w:color w:val="4F81BD"/>
-          <w:sz w:val="24"/>
-          <w:szCs w:val="24"/>
-        </w:rPr>
-        <w:t xml:space="preserve"> digitally</w:t>
-      </w:r>
-      <w:r>
-        <w:rPr>
-          <w:rFonts w:ascii="Arial" w:hAnsi="Arial" w:cs="Arial"/>
-          <w:color w:val="4F81BD"/>
-          <w:sz w:val="24"/>
-          <w:szCs w:val="24"/>
-        </w:rPr>
-        <w:t>, which helps applications retrieve the right information quickly and consistently.</w:t>
-      </w:r>
+        <w:numPr>
+          <w:ilvl w:val="0"/>
+          <w:numId w:val="0"/>
+        </w:numPr>
+      </w:pPr>
     </w:p>
     <w:p>
       <w:pPr>
@@ -6326,6 +5496,25 @@
     <w:p>
       <w:pPr>
         <w:pStyle w:val="Commarcadores"/>
+        <w:numPr>
+          <w:ilvl w:val="0"/>
+          <w:numId w:val="0"/>
+        </w:numPr>
+        <w:ind w:left="360"/>
+        <w:rPr>
+          <w:rFonts w:ascii="Arial" w:hAnsi="Arial" w:cs="Arial"/>
+          <w:sz w:val="24"/>
+          <w:szCs w:val="24"/>
+        </w:rPr>
+      </w:pPr>
+    </w:p>
+    <w:p>
+      <w:pPr>
+        <w:pStyle w:val="Commarcadores"/>
+        <w:numPr>
+          <w:ilvl w:val="0"/>
+          <w:numId w:val="0"/>
+        </w:numPr>
         <w:rPr>
           <w:rFonts w:ascii="Arial" w:hAnsi="Arial" w:cs="Arial"/>
           <w:sz w:val="24"/>
@@ -6370,13 +5559,11 @@
             <w14:round/>
           </w14:textOutline>
         </w:rPr>
-        <w:t xml:space="preserve"> - </w:t>
-      </w:r>
-      <w:proofErr w:type="spellStart"/>
-      <w:r>
-        <w:rPr>
-          <w:rFonts w:ascii="Arial" w:hAnsi="Arial" w:cs="Arial"/>
-          <w:bCs/>
+        <w:t xml:space="preserve"> - tabela</w:t>
+      </w:r>
+      <w:r>
+        <w:rPr>
+          <w:rFonts w:ascii="Arial" w:hAnsi="Arial" w:cs="Arial"/>
           <w:color w:val="4F81BD" w:themeColor="accent1"/>
           <w:sz w:val="24"/>
           <w:szCs w:val="24"/>
@@ -6391,9 +5578,8 @@
             <w14:round/>
           </w14:textOutline>
         </w:rPr>
-        <w:t>tabela</w:t>
-      </w:r>
-      <w:proofErr w:type="spellEnd"/>
+        <w:t>: a structured set of data in a database, usually like a spreadsheet with rows and columns.</w:t>
+      </w:r>
       <w:r>
         <w:rPr>
           <w:rFonts w:ascii="Arial" w:hAnsi="Arial" w:cs="Arial"/>
@@ -6411,11 +5597,13 @@
             <w14:round/>
           </w14:textOutline>
         </w:rPr>
-        <w:t>: a structured set of data in a database, usually like a spreadsheet with rows and columns.</w:t>
-      </w:r>
-      <w:r>
-        <w:rPr>
-          <w:rFonts w:ascii="Arial" w:hAnsi="Arial" w:cs="Arial"/>
+        <w:br/>
+      </w:r>
+      <w:r>
+        <w:rPr>
+          <w:rFonts w:ascii="Arial" w:hAnsi="Arial" w:cs="Arial"/>
+          <w:i/>
+          <w:iCs/>
           <w:color w:val="4F81BD" w:themeColor="accent1"/>
           <w:sz w:val="24"/>
           <w:szCs w:val="24"/>
@@ -6430,13 +5618,11 @@
             <w14:round/>
           </w14:textOutline>
         </w:rPr>
-        <w:br/>
-      </w:r>
-      <w:r>
-        <w:rPr>
-          <w:rFonts w:ascii="Arial" w:hAnsi="Arial" w:cs="Arial"/>
-          <w:i/>
-          <w:iCs/>
+        <w:t>Example:</w:t>
+      </w:r>
+      <w:r>
+        <w:rPr>
+          <w:rFonts w:ascii="Arial" w:hAnsi="Arial" w:cs="Arial"/>
           <w:color w:val="4F81BD" w:themeColor="accent1"/>
           <w:sz w:val="24"/>
           <w:szCs w:val="24"/>
@@ -6451,11 +5637,208 @@
             <w14:round/>
           </w14:textOutline>
         </w:rPr>
+        <w:t xml:space="preserve"> A “Users” table.</w:t>
+      </w:r>
+    </w:p>
+    <w:p>
+      <w:pPr>
+        <w:pStyle w:val="Commarcadores"/>
+        <w:numPr>
+          <w:ilvl w:val="0"/>
+          <w:numId w:val="0"/>
+        </w:numPr>
+        <w:ind w:left="360" w:hanging="360"/>
+        <w:rPr>
+          <w:rFonts w:ascii="Arial" w:hAnsi="Arial" w:cs="Arial"/>
+          <w:sz w:val="24"/>
+          <w:szCs w:val="24"/>
+        </w:rPr>
+      </w:pPr>
+      <w:r>
+        <w:rPr>
+          <w:rFonts w:ascii="Arial" w:eastAsia="Times New Roman" w:hAnsi="Arial" w:cs="Arial"/>
+          <w:b/>
+          <w:bCs/>
+          <w:color w:val="4F81BD"/>
+          <w:sz w:val="24"/>
+          <w:szCs w:val="24"/>
+        </w:rPr>
+        <w:t>Record (</w:t>
+      </w:r>
+      <w:r>
+        <w:rPr>
+          <w:rFonts w:ascii="Arial" w:eastAsia="Times New Roman" w:hAnsi="Arial" w:cs="Arial"/>
+          <w:b/>
+          <w:bCs/>
+          <w:color w:val="4F81BD"/>
+          <w:sz w:val="24"/>
+          <w:szCs w:val="24"/>
+        </w:rPr>
+        <w:t>complete</w:t>
+      </w:r>
+      <w:r>
+        <w:rPr>
+          <w:rFonts w:ascii="Arial" w:eastAsia="Times New Roman" w:hAnsi="Arial" w:cs="Arial"/>
+          <w:b/>
+          <w:bCs/>
+          <w:color w:val="4F81BD"/>
+          <w:sz w:val="24"/>
+          <w:szCs w:val="24"/>
+        </w:rPr>
+        <w:t xml:space="preserve"> horizontal </w:t>
+      </w:r>
+      <w:r>
+        <w:rPr>
+          <w:rFonts w:ascii="Arial" w:eastAsia="Times New Roman" w:hAnsi="Arial" w:cs="Arial"/>
+          <w:b/>
+          <w:bCs/>
+          <w:color w:val="4F81BD"/>
+          <w:sz w:val="24"/>
+          <w:szCs w:val="24"/>
+        </w:rPr>
+        <w:t>row</w:t>
+      </w:r>
+      <w:r>
+        <w:rPr>
+          <w:rFonts w:ascii="Arial" w:eastAsia="Times New Roman" w:hAnsi="Arial" w:cs="Arial"/>
+          <w:b/>
+          <w:bCs/>
+          <w:color w:val="4F81BD"/>
+          <w:sz w:val="24"/>
+          <w:szCs w:val="24"/>
+        </w:rPr>
+        <w:t>): horizontal row of data.</w:t>
+      </w:r>
+      <w:r>
+        <w:rPr>
+          <w:rFonts w:ascii="Arial" w:eastAsia="Times New Roman" w:hAnsi="Arial" w:cs="Arial"/>
+          <w:color w:val="4F81BD"/>
+          <w:sz w:val="24"/>
+          <w:szCs w:val="24"/>
+        </w:rPr>
+        <w:t xml:space="preserve"> one item inside a table, representing a single entity.</w:t>
+      </w:r>
+      <w:r>
+        <w:rPr>
+          <w:rFonts w:ascii="Arial" w:eastAsia="Times New Roman" w:hAnsi="Arial" w:cs="Arial"/>
+          <w:color w:val="4F81BD"/>
+          <w:sz w:val="24"/>
+          <w:szCs w:val="24"/>
+        </w:rPr>
+        <w:br/>
+      </w:r>
+      <w:r>
+        <w:rPr>
+          <w:rFonts w:ascii="Arial" w:eastAsia="Times New Roman" w:hAnsi="Arial" w:cs="Arial"/>
+          <w:i/>
+          <w:iCs/>
+          <w:color w:val="4F81BD"/>
+          <w:sz w:val="24"/>
+          <w:szCs w:val="24"/>
+        </w:rPr>
         <w:t>Example:</w:t>
       </w:r>
       <w:r>
         <w:rPr>
-          <w:rFonts w:ascii="Arial" w:hAnsi="Arial" w:cs="Arial"/>
+          <w:rFonts w:ascii="Arial" w:eastAsia="Times New Roman" w:hAnsi="Arial" w:cs="Arial"/>
+          <w:color w:val="4F81BD"/>
+          <w:sz w:val="24"/>
+          <w:szCs w:val="24"/>
+        </w:rPr>
+        <w:t xml:space="preserve"> One user account in the “Users” table.</w:t>
+      </w:r>
+    </w:p>
+    <w:p>
+      <w:pPr>
+        <w:pStyle w:val="Commarcadores"/>
+        <w:numPr>
+          <w:ilvl w:val="0"/>
+          <w:numId w:val="0"/>
+        </w:numPr>
+        <w:ind w:left="360" w:hanging="360"/>
+        <w:contextualSpacing w:val="0"/>
+        <w:rPr>
+          <w:rFonts w:ascii="Arial" w:eastAsia="Times New Roman" w:hAnsi="Arial" w:cs="Arial"/>
+          <w:color w:val="4F81BD"/>
+          <w:sz w:val="24"/>
+          <w:szCs w:val="24"/>
+        </w:rPr>
+      </w:pPr>
+      <w:r>
+        <w:rPr>
+          <w:rFonts w:ascii="Arial" w:eastAsia="Times New Roman" w:hAnsi="Arial" w:cs="Arial"/>
+          <w:b/>
+          <w:bCs/>
+          <w:color w:val="4F81BD"/>
+          <w:sz w:val="24"/>
+          <w:szCs w:val="24"/>
+        </w:rPr>
+        <w:lastRenderedPageBreak/>
+        <w:t>Field (</w:t>
+      </w:r>
+      <w:r>
+        <w:rPr>
+          <w:rFonts w:ascii="Arial" w:eastAsia="Times New Roman" w:hAnsi="Arial" w:cs="Arial"/>
+          <w:b/>
+          <w:bCs/>
+          <w:color w:val="4F81BD"/>
+          <w:sz w:val="24"/>
+          <w:szCs w:val="24"/>
+        </w:rPr>
+        <w:t xml:space="preserve">vertical - </w:t>
+      </w:r>
+      <w:r>
+        <w:rPr>
+          <w:rFonts w:ascii="Arial" w:eastAsia="Times New Roman" w:hAnsi="Arial" w:cs="Arial"/>
+          <w:b/>
+          <w:bCs/>
+          <w:color w:val="4F81BD"/>
+          <w:sz w:val="24"/>
+          <w:szCs w:val="24"/>
+        </w:rPr>
+        <w:t>column)</w:t>
+      </w:r>
+      <w:r>
+        <w:rPr>
+          <w:rFonts w:ascii="Arial" w:eastAsia="Times New Roman" w:hAnsi="Arial" w:cs="Arial"/>
+          <w:color w:val="4F81BD"/>
+          <w:sz w:val="24"/>
+          <w:szCs w:val="24"/>
+        </w:rPr>
+        <w:t>: a specific attribute stored for each record.</w:t>
+      </w:r>
+      <w:r>
+        <w:rPr>
+          <w:rFonts w:ascii="Arial" w:eastAsia="Times New Roman" w:hAnsi="Arial" w:cs="Arial"/>
+          <w:color w:val="4F81BD"/>
+          <w:sz w:val="24"/>
+          <w:szCs w:val="24"/>
+        </w:rPr>
+        <w:br/>
+      </w:r>
+      <w:r>
+        <w:rPr>
+          <w:rFonts w:ascii="Arial" w:eastAsia="Times New Roman" w:hAnsi="Arial" w:cs="Arial"/>
+          <w:i/>
+          <w:iCs/>
+          <w:color w:val="4F81BD"/>
+          <w:sz w:val="24"/>
+          <w:szCs w:val="24"/>
+        </w:rPr>
+        <w:t>Example:</w:t>
+      </w:r>
+      <w:r>
+        <w:rPr>
+          <w:rFonts w:ascii="Arial" w:eastAsia="Times New Roman" w:hAnsi="Arial" w:cs="Arial"/>
+          <w:color w:val="4F81BD"/>
+          <w:sz w:val="24"/>
+          <w:szCs w:val="24"/>
+        </w:rPr>
+        <w:t xml:space="preserve"> email, password_hash, created_</w:t>
+      </w:r>
+      <w:r>
+        <w:rPr>
+          <w:rFonts w:ascii="Arial" w:eastAsia="Times New Roman" w:hAnsi="Arial" w:cs="Arial"/>
           <w:color w:val="4F81BD" w:themeColor="accent1"/>
           <w:sz w:val="24"/>
           <w:szCs w:val="24"/>
@@ -6470,677 +5853,84 @@
             <w14:round/>
           </w14:textOutline>
         </w:rPr>
-        <w:t xml:space="preserve"> A “Users” table.</w:t>
-      </w:r>
-    </w:p>
-    <w:p>
-      <w:pPr>
-        <w:pStyle w:val="Commarcadores"/>
-        <w:numPr>
-          <w:ilvl w:val="0"/>
-          <w:numId w:val="22"/>
-        </w:numPr>
-        <w:ind w:left="1080"/>
-        <w:contextualSpacing w:val="0"/>
+        <w:t>at.</w:t>
+      </w:r>
+      <w:r>
         <w:rPr>
           <w:rFonts w:ascii="Arial" w:eastAsia="Times New Roman" w:hAnsi="Arial" w:cs="Arial"/>
-          <w:color w:val="4F81BD"/>
-          <w:sz w:val="24"/>
-          <w:szCs w:val="24"/>
-        </w:rPr>
-      </w:pPr>
-      <w:r>
-        <w:rPr>
-          <w:rFonts w:ascii="Arial" w:eastAsia="Times New Roman" w:hAnsi="Arial" w:cs="Arial"/>
-          <w:b/>
-          <w:bCs/>
-          <w:color w:val="4F81BD"/>
-          <w:sz w:val="24"/>
-          <w:szCs w:val="24"/>
-        </w:rPr>
-        <w:t>Record (</w:t>
-      </w:r>
-      <w:proofErr w:type="spellStart"/>
-      <w:r>
-        <w:rPr>
-          <w:rFonts w:ascii="Arial" w:eastAsia="Times New Roman" w:hAnsi="Arial" w:cs="Arial"/>
-          <w:b/>
-          <w:bCs/>
-          <w:color w:val="4F81BD"/>
-          <w:sz w:val="24"/>
-          <w:szCs w:val="24"/>
-        </w:rPr>
-        <w:t>compelte</w:t>
-      </w:r>
-      <w:proofErr w:type="spellEnd"/>
-      <w:r>
-        <w:rPr>
-          <w:rFonts w:ascii="Arial" w:eastAsia="Times New Roman" w:hAnsi="Arial" w:cs="Arial"/>
-          <w:b/>
-          <w:bCs/>
-          <w:color w:val="4F81BD"/>
-          <w:sz w:val="24"/>
-          <w:szCs w:val="24"/>
-        </w:rPr>
-        <w:t xml:space="preserve"> horizontal </w:t>
-      </w:r>
-      <w:r>
-        <w:rPr>
-          <w:rFonts w:ascii="Arial" w:eastAsia="Times New Roman" w:hAnsi="Arial" w:cs="Arial"/>
-          <w:b/>
-          <w:bCs/>
-          <w:color w:val="4F81BD"/>
-          <w:sz w:val="24"/>
-          <w:szCs w:val="24"/>
-        </w:rPr>
-        <w:t>row)</w:t>
-      </w:r>
-      <w:r>
-        <w:rPr>
-          <w:rFonts w:ascii="Arial" w:eastAsia="Times New Roman" w:hAnsi="Arial" w:cs="Arial"/>
-          <w:b/>
-          <w:bCs/>
-          <w:color w:val="4F81BD"/>
-          <w:sz w:val="24"/>
-          <w:szCs w:val="24"/>
-        </w:rPr>
-        <w:t xml:space="preserve"> c</w:t>
-      </w:r>
-      <w:r>
-        <w:rPr>
-          <w:rFonts w:ascii="Arial" w:hAnsi="Arial" w:cs="Arial"/>
-          <w:color w:val="EEF0FF"/>
-          <w:shd w:val="clear" w:color="auto" w:fill="1F1F1F"/>
-        </w:rPr>
-        <w:t>omplete horizontal row of related data within a database or structured table</w:t>
-      </w:r>
-      <w:r>
-        <w:rPr>
-          <w:rFonts w:ascii="Arial" w:eastAsia="Times New Roman" w:hAnsi="Arial" w:cs="Arial"/>
-          <w:color w:val="4F81BD"/>
-          <w:sz w:val="24"/>
-          <w:szCs w:val="24"/>
-        </w:rPr>
-        <w:t>: one item inside a table, representing a single entity.</w:t>
-      </w:r>
-      <w:r>
-        <w:rPr>
-          <w:rFonts w:ascii="Arial" w:eastAsia="Times New Roman" w:hAnsi="Arial" w:cs="Arial"/>
-          <w:color w:val="4F81BD"/>
-          <w:sz w:val="24"/>
-          <w:szCs w:val="24"/>
-        </w:rPr>
-        <w:br/>
-      </w:r>
-      <w:r>
-        <w:rPr>
-          <w:rFonts w:ascii="Arial" w:eastAsia="Times New Roman" w:hAnsi="Arial" w:cs="Arial"/>
-          <w:i/>
-          <w:iCs/>
-          <w:color w:val="4F81BD"/>
-          <w:sz w:val="24"/>
-          <w:szCs w:val="24"/>
-        </w:rPr>
-        <w:t>Example:</w:t>
-      </w:r>
-      <w:r>
-        <w:rPr>
-          <w:rFonts w:ascii="Arial" w:eastAsia="Times New Roman" w:hAnsi="Arial" w:cs="Arial"/>
-          <w:color w:val="4F81BD"/>
-          <w:sz w:val="24"/>
-          <w:szCs w:val="24"/>
-        </w:rPr>
-        <w:t xml:space="preserve"> One user account in the “Users” table.</w:t>
-      </w:r>
-    </w:p>
-    <w:p>
-      <w:pPr>
-        <w:pStyle w:val="Commarcadores"/>
-        <w:numPr>
-          <w:ilvl w:val="0"/>
-          <w:numId w:val="22"/>
-        </w:numPr>
-        <w:ind w:left="1080"/>
-        <w:contextualSpacing w:val="0"/>
-        <w:rPr>
-          <w:rFonts w:ascii="Arial" w:eastAsia="Times New Roman" w:hAnsi="Arial" w:cs="Arial"/>
-          <w:color w:val="4F81BD"/>
-          <w:sz w:val="24"/>
-          <w:szCs w:val="24"/>
-        </w:rPr>
-      </w:pPr>
-      <w:r>
-        <w:rPr>
-          <w:rFonts w:ascii="Arial" w:eastAsia="Times New Roman" w:hAnsi="Arial" w:cs="Arial"/>
-          <w:b/>
-          <w:bCs/>
-          <w:color w:val="4F81BD"/>
-          <w:sz w:val="24"/>
-          <w:szCs w:val="24"/>
-        </w:rPr>
-        <w:t>Field (</w:t>
-      </w:r>
-      <w:r>
-        <w:rPr>
-          <w:rFonts w:ascii="Arial" w:eastAsia="Times New Roman" w:hAnsi="Arial" w:cs="Arial"/>
-          <w:b/>
-          <w:bCs/>
-          <w:color w:val="4F81BD"/>
-          <w:sz w:val="24"/>
-          <w:szCs w:val="24"/>
-        </w:rPr>
-        <w:t xml:space="preserve">vertical - </w:t>
-      </w:r>
-      <w:r>
-        <w:rPr>
-          <w:rFonts w:ascii="Arial" w:eastAsia="Times New Roman" w:hAnsi="Arial" w:cs="Arial"/>
-          <w:b/>
-          <w:bCs/>
-          <w:color w:val="4F81BD"/>
-          <w:sz w:val="24"/>
-          <w:szCs w:val="24"/>
-        </w:rPr>
-        <w:t>column)</w:t>
-      </w:r>
-      <w:r>
-        <w:rPr>
-          <w:rFonts w:ascii="Arial" w:eastAsia="Times New Roman" w:hAnsi="Arial" w:cs="Arial"/>
-          <w:color w:val="4F81BD"/>
-          <w:sz w:val="24"/>
-          <w:szCs w:val="24"/>
-        </w:rPr>
-        <w:t>: a specific attribute stored for each record.</w:t>
-      </w:r>
-      <w:r>
-        <w:rPr>
-          <w:rFonts w:ascii="Arial" w:eastAsia="Times New Roman" w:hAnsi="Arial" w:cs="Arial"/>
-          <w:color w:val="4F81BD"/>
-          <w:sz w:val="24"/>
-          <w:szCs w:val="24"/>
-        </w:rPr>
-        <w:br/>
-      </w:r>
-      <w:r>
-        <w:rPr>
-          <w:rFonts w:ascii="Arial" w:eastAsia="Times New Roman" w:hAnsi="Arial" w:cs="Arial"/>
-          <w:i/>
-          <w:iCs/>
-          <w:color w:val="4F81BD"/>
-          <w:sz w:val="24"/>
-          <w:szCs w:val="24"/>
-        </w:rPr>
-        <w:t>Example:</w:t>
-      </w:r>
-      <w:r>
-        <w:rPr>
-          <w:rFonts w:ascii="Arial" w:eastAsia="Times New Roman" w:hAnsi="Arial" w:cs="Arial"/>
-          <w:color w:val="4F81BD"/>
-          <w:sz w:val="24"/>
-          <w:szCs w:val="24"/>
-        </w:rPr>
-        <w:t xml:space="preserve"> email, </w:t>
-      </w:r>
-      <w:proofErr w:type="spellStart"/>
-      <w:r>
-        <w:rPr>
-          <w:rFonts w:ascii="Arial" w:eastAsia="Times New Roman" w:hAnsi="Arial" w:cs="Arial"/>
-          <w:color w:val="4F81BD"/>
-          <w:sz w:val="24"/>
-          <w:szCs w:val="24"/>
-        </w:rPr>
-        <w:t>password_hash</w:t>
-      </w:r>
-      <w:proofErr w:type="spellEnd"/>
-      <w:r>
-        <w:rPr>
-          <w:rFonts w:ascii="Arial" w:eastAsia="Times New Roman" w:hAnsi="Arial" w:cs="Arial"/>
-          <w:color w:val="4F81BD"/>
-          <w:sz w:val="24"/>
-          <w:szCs w:val="24"/>
-        </w:rPr>
-        <w:t xml:space="preserve">, </w:t>
-      </w:r>
-      <w:proofErr w:type="spellStart"/>
-      <w:r>
-        <w:rPr>
-          <w:rFonts w:ascii="Arial" w:eastAsia="Times New Roman" w:hAnsi="Arial" w:cs="Arial"/>
-          <w:color w:val="4F81BD"/>
-          <w:sz w:val="24"/>
-          <w:szCs w:val="24"/>
-        </w:rPr>
-        <w:t>created_at</w:t>
-      </w:r>
-      <w:proofErr w:type="spellEnd"/>
-      <w:r>
-        <w:rPr>
-          <w:rFonts w:ascii="Arial" w:eastAsia="Times New Roman" w:hAnsi="Arial" w:cs="Arial"/>
-          <w:color w:val="4F81BD"/>
-          <w:sz w:val="24"/>
-          <w:szCs w:val="24"/>
-        </w:rPr>
-        <w:t>.</w:t>
-      </w:r>
-      <w:r>
-        <w:rPr>
-          <w:rFonts w:ascii="Arial" w:eastAsia="Times New Roman" w:hAnsi="Arial" w:cs="Arial"/>
-          <w:color w:val="4F81BD"/>
-          <w:sz w:val="24"/>
-          <w:szCs w:val="24"/>
+          <w:color w:val="4F81BD" w:themeColor="accent1"/>
+          <w:sz w:val="24"/>
+          <w:szCs w:val="24"/>
+          <w14:shadow w14:blurRad="38100" w14:dist="25400" w14:dir="5400000" w14:sx="100000" w14:sy="100000" w14:kx="0" w14:ky="0" w14:algn="ctr">
+            <w14:srgbClr w14:val="6E747A">
+              <w14:alpha w14:val="57000"/>
+            </w14:srgbClr>
+          </w14:shadow>
+          <w14:textOutline w14:w="0" w14:cap="flat" w14:cmpd="sng" w14:algn="ctr">
+            <w14:noFill/>
+            <w14:prstDash w14:val="solid"/>
+            <w14:round/>
+          </w14:textOutline>
         </w:rPr>
         <w:t xml:space="preserve"> </w:t>
       </w:r>
       <w:r>
         <w:rPr>
           <w:rFonts w:ascii="Arial" w:hAnsi="Arial" w:cs="Arial"/>
-          <w:color w:val="0A0A0A"/>
+          <w:color w:val="4F81BD" w:themeColor="accent1"/>
           <w:shd w:val="clear" w:color="auto" w:fill="FFFFFF"/>
-        </w:rPr>
-        <w:t> is </w:t>
-      </w:r>
-      <w:r>
-        <w:t xml:space="preserve">a specific category of information (an attribute) represented as a vertical column in a </w:t>
-      </w:r>
-      <w:proofErr w:type="gramStart"/>
-      <w:r>
-        <w:t>dataset</w:t>
-      </w:r>
-      <w:proofErr w:type="gramEnd"/>
-    </w:p>
-    <w:p>
-      <w:pPr>
-        <w:pStyle w:val="Commarcadores"/>
-        <w:numPr>
-          <w:ilvl w:val="0"/>
-          <w:numId w:val="22"/>
-        </w:numPr>
-        <w:ind w:left="1080"/>
-        <w:contextualSpacing w:val="0"/>
-        <w:rPr>
-          <w:rFonts w:ascii="Arial" w:eastAsia="Times New Roman" w:hAnsi="Arial" w:cs="Arial"/>
-          <w:color w:val="4F81BD"/>
-          <w:sz w:val="24"/>
-          <w:szCs w:val="24"/>
-        </w:rPr>
-      </w:pPr>
-      <w:r>
-        <w:rPr>
-          <w:rFonts w:ascii="Arial" w:eastAsia="Times New Roman" w:hAnsi="Arial" w:cs="Arial"/>
-          <w:b/>
-          <w:bCs/>
-          <w:color w:val="4F81BD"/>
-          <w:sz w:val="24"/>
-          <w:szCs w:val="24"/>
-        </w:rPr>
-        <w:t>Query</w:t>
-      </w:r>
-      <w:r>
-        <w:rPr>
-          <w:rFonts w:ascii="Arial" w:eastAsia="Times New Roman" w:hAnsi="Arial" w:cs="Arial"/>
-          <w:b/>
-          <w:bCs/>
-          <w:color w:val="4F81BD"/>
-          <w:sz w:val="24"/>
-          <w:szCs w:val="24"/>
-        </w:rPr>
-        <w:t xml:space="preserve"> (consulta)</w:t>
-      </w:r>
-      <w:r>
-        <w:rPr>
-          <w:rFonts w:ascii="Arial" w:eastAsia="Times New Roman" w:hAnsi="Arial" w:cs="Arial"/>
-          <w:color w:val="4F81BD"/>
-          <w:sz w:val="24"/>
-          <w:szCs w:val="24"/>
-        </w:rPr>
-        <w:t>: a request to read or change data in a database.</w:t>
-      </w:r>
-      <w:r>
-        <w:rPr>
-          <w:rFonts w:ascii="Arial" w:eastAsia="Times New Roman" w:hAnsi="Arial" w:cs="Arial"/>
-          <w:color w:val="4F81BD"/>
-          <w:sz w:val="24"/>
-          <w:szCs w:val="24"/>
-        </w:rPr>
-        <w:br/>
-      </w:r>
-      <w:r>
-        <w:rPr>
-          <w:rFonts w:ascii="Arial" w:eastAsia="Times New Roman" w:hAnsi="Arial" w:cs="Arial"/>
-          <w:i/>
-          <w:iCs/>
-          <w:color w:val="4F81BD"/>
-          <w:sz w:val="24"/>
-          <w:szCs w:val="24"/>
-        </w:rPr>
-        <w:t>Example:</w:t>
-      </w:r>
-      <w:r>
-        <w:rPr>
-          <w:rFonts w:ascii="Arial" w:eastAsia="Times New Roman" w:hAnsi="Arial" w:cs="Arial"/>
-          <w:color w:val="4F81BD"/>
-          <w:sz w:val="24"/>
-          <w:szCs w:val="24"/>
-        </w:rPr>
-        <w:t xml:space="preserve"> “Show all unread emails for this user.”</w:t>
-      </w:r>
-    </w:p>
-    <w:p>
-      <w:pPr>
-        <w:pStyle w:val="Commarcadores"/>
-        <w:numPr>
-          <w:ilvl w:val="0"/>
-          <w:numId w:val="22"/>
-        </w:numPr>
-        <w:ind w:left="1080"/>
-        <w:contextualSpacing w:val="0"/>
-        <w:rPr>
-          <w:rFonts w:ascii="Arial" w:eastAsia="Times New Roman" w:hAnsi="Arial" w:cs="Arial"/>
-          <w:color w:val="4F81BD"/>
-          <w:sz w:val="24"/>
-          <w:szCs w:val="24"/>
-        </w:rPr>
-      </w:pPr>
-      <w:r>
-        <w:rPr>
-          <w:rFonts w:ascii="Arial" w:eastAsia="Times New Roman" w:hAnsi="Arial" w:cs="Arial"/>
-          <w:b/>
-          <w:bCs/>
-          <w:color w:val="4F81BD"/>
-          <w:sz w:val="24"/>
-          <w:szCs w:val="24"/>
-        </w:rPr>
-        <w:t>Data storage</w:t>
-      </w:r>
-      <w:r>
-        <w:rPr>
-          <w:rFonts w:ascii="Arial" w:eastAsia="Times New Roman" w:hAnsi="Arial" w:cs="Arial"/>
-          <w:color w:val="4F81BD"/>
-          <w:sz w:val="24"/>
-          <w:szCs w:val="24"/>
-        </w:rPr>
-        <w:t>: the way data is saved so it persists over time (on disks/SSDs, cloud storage, etc.).</w:t>
-      </w:r>
-      <w:r>
-        <w:rPr>
-          <w:rFonts w:ascii="Arial" w:eastAsia="Times New Roman" w:hAnsi="Arial" w:cs="Arial"/>
-          <w:color w:val="4F81BD"/>
-          <w:sz w:val="24"/>
-          <w:szCs w:val="24"/>
-        </w:rPr>
-        <w:t xml:space="preserve"> </w:t>
-      </w:r>
-      <w:r>
-        <w:rPr>
-          <w:rStyle w:val="nfase"/>
-          <w:rFonts w:ascii="Arial" w:hAnsi="Arial" w:cs="Arial"/>
-          <w:b/>
-          <w:bCs/>
-          <w:i w:val="0"/>
-          <w:iCs w:val="0"/>
-          <w:color w:val="767676"/>
-          <w:sz w:val="21"/>
-          <w:szCs w:val="21"/>
+          <w14:shadow w14:blurRad="38100" w14:dist="25400" w14:dir="5400000" w14:sx="100000" w14:sy="100000" w14:kx="0" w14:ky="0" w14:algn="ctr">
+            <w14:srgbClr w14:val="6E747A">
+              <w14:alpha w14:val="57000"/>
+            </w14:srgbClr>
+          </w14:shadow>
+          <w14:textOutline w14:w="0" w14:cap="flat" w14:cmpd="sng" w14:algn="ctr">
+            <w14:noFill/>
+            <w14:prstDash w14:val="solid"/>
+            <w14:round/>
+          </w14:textOutline>
+        </w:rPr>
+        <w:t> </w:t>
+      </w:r>
+      <w:r>
+        <w:rPr>
+          <w:rFonts w:ascii="Arial" w:hAnsi="Arial" w:cs="Arial"/>
+          <w:color w:val="4F81BD" w:themeColor="accent1"/>
+          <w:sz w:val="24"/>
+          <w:szCs w:val="24"/>
           <w:shd w:val="clear" w:color="auto" w:fill="FFFFFF"/>
-        </w:rPr>
-        <w:t>magnetic, optical or mechanical media that records and preserves digital information</w:t>
-      </w:r>
-      <w:r>
-        <w:rPr>
-          <w:rFonts w:ascii="Arial" w:eastAsia="Times New Roman" w:hAnsi="Arial" w:cs="Arial"/>
-          <w:color w:val="4F81BD"/>
-          <w:sz w:val="24"/>
-          <w:szCs w:val="24"/>
-        </w:rPr>
-        <w:br/>
-      </w:r>
-      <w:r>
-        <w:rPr>
-          <w:rFonts w:ascii="Arial" w:eastAsia="Times New Roman" w:hAnsi="Arial" w:cs="Arial"/>
-          <w:i/>
-          <w:iCs/>
-          <w:color w:val="4F81BD"/>
-          <w:sz w:val="24"/>
-          <w:szCs w:val="24"/>
-        </w:rPr>
-        <w:t>Example:</w:t>
-      </w:r>
-      <w:r>
-        <w:rPr>
-          <w:rFonts w:ascii="Arial" w:eastAsia="Times New Roman" w:hAnsi="Arial" w:cs="Arial"/>
-          <w:color w:val="4F81BD"/>
-          <w:sz w:val="24"/>
-          <w:szCs w:val="24"/>
-        </w:rPr>
-        <w:t xml:space="preserve"> The database files are stored on a server’s SSD and backed up daily.</w:t>
-      </w:r>
-    </w:p>
-    <w:p>
-      <w:pPr>
-        <w:pStyle w:val="Commarcadores"/>
-        <w:rPr>
-          <w:rFonts w:ascii="Arial" w:hAnsi="Arial" w:cs="Arial"/>
-          <w:sz w:val="24"/>
-          <w:szCs w:val="24"/>
-        </w:rPr>
-      </w:pPr>
-      <w:r>
-        <w:rPr>
-          <w:rFonts w:ascii="Arial" w:hAnsi="Arial" w:cs="Arial"/>
-          <w:sz w:val="24"/>
-          <w:szCs w:val="24"/>
-        </w:rPr>
-        <w:t xml:space="preserve">Research: </w:t>
-      </w:r>
-      <w:r>
-        <w:rPr>
-          <w:rFonts w:ascii="Arial" w:hAnsi="Arial" w:cs="Arial"/>
-          <w:sz w:val="24"/>
-          <w:szCs w:val="24"/>
-        </w:rPr>
-        <w:t>Databases used by email systems, websites, and apps.</w:t>
-      </w:r>
-    </w:p>
-    <w:p>
-      <w:pPr>
-        <w:pStyle w:val="Commarcadores"/>
-        <w:ind w:left="0"/>
-      </w:pPr>
-      <w:r>
-        <w:rPr>
-          <w:rFonts w:ascii="Arial" w:hAnsi="Arial" w:cs="Arial"/>
-          <w:color w:val="4F81BD"/>
-          <w:sz w:val="24"/>
-          <w:szCs w:val="24"/>
-        </w:rPr>
-        <w:lastRenderedPageBreak/>
-        <w:t xml:space="preserve">Research answer: Email systems use databases to store message metadata (sender, recipient, subject, date, read/unread), folders/labels, contacts, and sometimes indexes for search; the actual message content and attachments may be stored in dedicated storage but referenced from the database. </w:t>
-      </w:r>
-      <w:r>
-        <w:rPr>
-          <w:rFonts w:ascii="Arial" w:hAnsi="Arial" w:cs="Arial"/>
-          <w:color w:val="4F81BD"/>
-          <w:sz w:val="24"/>
-          <w:szCs w:val="24"/>
-        </w:rPr>
-        <w:t xml:space="preserve"> </w:t>
-      </w:r>
-      <w:r>
-        <w:rPr>
-          <w:rFonts w:ascii="Arial" w:hAnsi="Arial" w:cs="Arial"/>
-          <w:color w:val="001D35"/>
-          <w:shd w:val="clear" w:color="auto" w:fill="FFFFFF"/>
-        </w:rPr>
-        <w:t>relational databases like MySQL, PostgreSQL, or MariaDB</w:t>
-      </w:r>
-    </w:p>
-    <w:p>
-      <w:pPr>
-        <w:pStyle w:val="Commarcadores"/>
-        <w:numPr>
-          <w:ilvl w:val="0"/>
-          <w:numId w:val="0"/>
-        </w:numPr>
-      </w:pPr>
-    </w:p>
-    <w:p>
-      <w:pPr>
-        <w:pStyle w:val="Commarcadores"/>
-        <w:ind w:left="0"/>
-      </w:pPr>
-      <w:r>
-        <w:rPr>
-          <w:rFonts w:ascii="Arial" w:hAnsi="Arial" w:cs="Arial"/>
-          <w:color w:val="4F81BD"/>
-          <w:sz w:val="24"/>
-          <w:szCs w:val="24"/>
-        </w:rPr>
-        <w:t>Websites use databases to store user accounts, login credentials (as password hashes), profiles, posts/comments, orders, and session or audit data.</w:t>
-      </w:r>
-      <w:r>
-        <w:rPr>
-          <w:rFonts w:ascii="Arial" w:hAnsi="Arial" w:cs="Arial"/>
-          <w:color w:val="4F81BD"/>
-          <w:sz w:val="24"/>
-          <w:szCs w:val="24"/>
-        </w:rPr>
-        <w:t xml:space="preserve"> r</w:t>
-      </w:r>
-      <w:r>
-        <w:rPr>
-          <w:rFonts w:ascii="Arial" w:hAnsi="Arial" w:cs="Arial"/>
-          <w:color w:val="001D35"/>
-          <w:shd w:val="clear" w:color="auto" w:fill="FFFFFF"/>
-        </w:rPr>
-        <w:t>elational databases (SQL) like </w:t>
-      </w:r>
-      <w:r>
-        <w:rPr>
-          <w:rStyle w:val="Forte"/>
-          <w:rFonts w:ascii="Arial" w:hAnsi="Arial" w:cs="Arial"/>
-          <w:color w:val="001D35"/>
-          <w:shd w:val="clear" w:color="auto" w:fill="FFFFFF"/>
-        </w:rPr>
-        <w:t>MySQL</w:t>
-      </w:r>
-      <w:r>
-        <w:rPr>
-          <w:rFonts w:ascii="Arial" w:hAnsi="Arial" w:cs="Arial"/>
-          <w:color w:val="001D35"/>
-          <w:shd w:val="clear" w:color="auto" w:fill="FFFFFF"/>
-        </w:rPr>
-        <w:t> and </w:t>
-      </w:r>
-      <w:proofErr w:type="spellStart"/>
-      <w:r>
-        <w:rPr>
-          <w:rStyle w:val="Forte"/>
-          <w:rFonts w:ascii="Arial" w:hAnsi="Arial" w:cs="Arial"/>
-          <w:color w:val="001D35"/>
-          <w:shd w:val="clear" w:color="auto" w:fill="FFFFFF"/>
-        </w:rPr>
-        <w:t>PostgreSQ</w:t>
-      </w:r>
-      <w:proofErr w:type="spellEnd"/>
-      <w:r>
-        <w:rPr>
-          <w:rFonts w:ascii="Arial" w:hAnsi="Arial" w:cs="Arial"/>
-          <w:color w:val="4F81BD"/>
-          <w:sz w:val="24"/>
-          <w:szCs w:val="24"/>
-        </w:rPr>
-        <w:t xml:space="preserve"> </w:t>
-      </w:r>
-    </w:p>
-    <w:p>
-      <w:pPr>
-        <w:pStyle w:val="Commarcadores"/>
-        <w:numPr>
-          <w:ilvl w:val="0"/>
-          <w:numId w:val="0"/>
-        </w:numPr>
-      </w:pPr>
-    </w:p>
-    <w:p>
-      <w:pPr>
-        <w:pStyle w:val="Commarcadores"/>
-        <w:ind w:left="0"/>
-      </w:pPr>
-      <w:r>
-        <w:rPr>
-          <w:rFonts w:ascii="Arial" w:hAnsi="Arial" w:cs="Arial"/>
-          <w:color w:val="4F81BD"/>
-          <w:sz w:val="24"/>
-          <w:szCs w:val="24"/>
-        </w:rPr>
-        <w:t xml:space="preserve">Mobile apps often use a local database (like SQLite) to store settings, cached content, and offline data, then sync that data to a cloud database so the same account works across </w:t>
-      </w:r>
-      <w:proofErr w:type="spellStart"/>
-      <w:proofErr w:type="gramStart"/>
-      <w:r>
-        <w:rPr>
-          <w:rFonts w:ascii="Arial" w:hAnsi="Arial" w:cs="Arial"/>
-          <w:color w:val="4F81BD"/>
-          <w:sz w:val="24"/>
-          <w:szCs w:val="24"/>
-        </w:rPr>
-        <w:t>devices.</w:t>
-      </w:r>
-      <w:r>
-        <w:rPr>
-          <w:rFonts w:ascii="Arial" w:hAnsi="Arial" w:cs="Arial"/>
-          <w:color w:val="4F81BD"/>
-          <w:sz w:val="24"/>
-          <w:szCs w:val="24"/>
-        </w:rPr>
-        <w:t>google</w:t>
-      </w:r>
-      <w:proofErr w:type="spellEnd"/>
-      <w:proofErr w:type="gramEnd"/>
-      <w:r>
-        <w:rPr>
-          <w:rFonts w:ascii="Arial" w:hAnsi="Arial" w:cs="Arial"/>
-          <w:color w:val="4F81BD"/>
-          <w:sz w:val="24"/>
-          <w:szCs w:val="24"/>
-        </w:rPr>
-        <w:t xml:space="preserve"> firebase cloud</w:t>
-      </w:r>
-    </w:p>
-    <w:p>
-      <w:pPr>
-        <w:pStyle w:val="Commarcadores"/>
-        <w:numPr>
-          <w:ilvl w:val="0"/>
-          <w:numId w:val="0"/>
-        </w:numPr>
-      </w:pPr>
-    </w:p>
-    <w:p>
-      <w:pPr>
-        <w:pStyle w:val="Commarcadores"/>
-        <w:rPr>
-          <w:rFonts w:ascii="Arial" w:hAnsi="Arial" w:cs="Arial"/>
-          <w:sz w:val="24"/>
-          <w:szCs w:val="24"/>
-        </w:rPr>
-      </w:pPr>
-      <w:r>
-        <w:rPr>
-          <w:rFonts w:ascii="Arial" w:hAnsi="Arial" w:cs="Arial"/>
-          <w:sz w:val="24"/>
-          <w:szCs w:val="24"/>
-        </w:rPr>
-        <w:t>Presentation: Explain how information is organized in databases.</w:t>
-      </w:r>
-    </w:p>
-    <w:p>
-      <w:pPr>
-        <w:pStyle w:val="PargrafodaLista"/>
-        <w:rPr>
-          <w:rFonts w:ascii="Arial" w:hAnsi="Arial" w:cs="Arial"/>
-          <w:sz w:val="24"/>
-          <w:szCs w:val="24"/>
-        </w:rPr>
-      </w:pPr>
+          <w14:shadow w14:blurRad="38100" w14:dist="25400" w14:dir="5400000" w14:sx="100000" w14:sy="100000" w14:kx="0" w14:ky="0" w14:algn="ctr">
+            <w14:srgbClr w14:val="6E747A">
+              <w14:alpha w14:val="57000"/>
+            </w14:srgbClr>
+          </w14:shadow>
+          <w14:textOutline w14:w="0" w14:cap="flat" w14:cmpd="sng" w14:algn="ctr">
+            <w14:noFill/>
+            <w14:prstDash w14:val="solid"/>
+            <w14:round/>
+          </w14:textOutline>
+        </w:rPr>
+        <w:t>is </w:t>
+      </w:r>
+      <w:r>
+        <w:rPr>
+          <w:rFonts w:ascii="Arial" w:hAnsi="Arial" w:cs="Arial"/>
+          <w:color w:val="4F81BD" w:themeColor="accent1"/>
+          <w:sz w:val="24"/>
+          <w:szCs w:val="24"/>
+          <w14:shadow w14:blurRad="38100" w14:dist="25400" w14:dir="5400000" w14:sx="100000" w14:sy="100000" w14:kx="0" w14:ky="0" w14:algn="ctr">
+            <w14:srgbClr w14:val="6E747A">
+              <w14:alpha w14:val="57000"/>
+            </w14:srgbClr>
+          </w14:shadow>
+          <w14:textOutline w14:w="0" w14:cap="flat" w14:cmpd="sng" w14:algn="ctr">
+            <w14:noFill/>
+            <w14:prstDash w14:val="solid"/>
+            <w14:round/>
+          </w14:textOutline>
+        </w:rPr>
+        <w:t>a specific category of information (an attribute) represented as a vertical column in a dataset</w:t>
+      </w:r>
     </w:p>
     <w:p>
       <w:pPr>
@@ -7150,6 +5940,543 @@
           <w:numId w:val="0"/>
         </w:numPr>
         <w:ind w:left="360" w:hanging="360"/>
+        <w:contextualSpacing w:val="0"/>
+        <w:rPr>
+          <w:rFonts w:ascii="Arial" w:eastAsia="Times New Roman" w:hAnsi="Arial" w:cs="Arial"/>
+          <w:color w:val="4F81BD"/>
+          <w:sz w:val="24"/>
+          <w:szCs w:val="24"/>
+        </w:rPr>
+      </w:pPr>
+      <w:r>
+        <w:rPr>
+          <w:rFonts w:ascii="Arial" w:eastAsia="Times New Roman" w:hAnsi="Arial" w:cs="Arial"/>
+          <w:b/>
+          <w:bCs/>
+          <w:color w:val="4F81BD"/>
+          <w:sz w:val="24"/>
+          <w:szCs w:val="24"/>
+        </w:rPr>
+        <w:t>Query</w:t>
+      </w:r>
+      <w:r>
+        <w:rPr>
+          <w:rFonts w:ascii="Arial" w:eastAsia="Times New Roman" w:hAnsi="Arial" w:cs="Arial"/>
+          <w:b/>
+          <w:bCs/>
+          <w:color w:val="4F81BD"/>
+          <w:sz w:val="24"/>
+          <w:szCs w:val="24"/>
+        </w:rPr>
+        <w:t xml:space="preserve"> (consulta)</w:t>
+      </w:r>
+      <w:r>
+        <w:rPr>
+          <w:rFonts w:ascii="Arial" w:eastAsia="Times New Roman" w:hAnsi="Arial" w:cs="Arial"/>
+          <w:color w:val="4F81BD"/>
+          <w:sz w:val="24"/>
+          <w:szCs w:val="24"/>
+        </w:rPr>
+        <w:t>: a request to read or change data in a database.</w:t>
+      </w:r>
+      <w:r>
+        <w:rPr>
+          <w:rFonts w:ascii="Arial" w:eastAsia="Times New Roman" w:hAnsi="Arial" w:cs="Arial"/>
+          <w:color w:val="4F81BD"/>
+          <w:sz w:val="24"/>
+          <w:szCs w:val="24"/>
+        </w:rPr>
+        <w:br/>
+      </w:r>
+      <w:r>
+        <w:rPr>
+          <w:rFonts w:ascii="Arial" w:eastAsia="Times New Roman" w:hAnsi="Arial" w:cs="Arial"/>
+          <w:i/>
+          <w:iCs/>
+          <w:color w:val="4F81BD"/>
+          <w:sz w:val="24"/>
+          <w:szCs w:val="24"/>
+        </w:rPr>
+        <w:t>Example:</w:t>
+      </w:r>
+      <w:r>
+        <w:rPr>
+          <w:rFonts w:ascii="Arial" w:eastAsia="Times New Roman" w:hAnsi="Arial" w:cs="Arial"/>
+          <w:color w:val="4F81BD"/>
+          <w:sz w:val="24"/>
+          <w:szCs w:val="24"/>
+        </w:rPr>
+        <w:t xml:space="preserve"> “Show all unread emails for this user.”</w:t>
+      </w:r>
+    </w:p>
+    <w:p>
+      <w:pPr>
+        <w:pStyle w:val="Commarcadores"/>
+        <w:numPr>
+          <w:ilvl w:val="0"/>
+          <w:numId w:val="0"/>
+        </w:numPr>
+        <w:ind w:left="360" w:hanging="360"/>
+        <w:contextualSpacing w:val="0"/>
+        <w:rPr>
+          <w:rFonts w:ascii="Arial" w:eastAsia="Times New Roman" w:hAnsi="Arial" w:cs="Arial"/>
+          <w:color w:val="4F81BD"/>
+          <w:sz w:val="24"/>
+          <w:szCs w:val="24"/>
+        </w:rPr>
+      </w:pPr>
+      <w:r>
+        <w:rPr>
+          <w:rFonts w:ascii="Arial" w:eastAsia="Times New Roman" w:hAnsi="Arial" w:cs="Arial"/>
+          <w:b/>
+          <w:bCs/>
+          <w:color w:val="4F81BD"/>
+          <w:sz w:val="24"/>
+          <w:szCs w:val="24"/>
+        </w:rPr>
+        <w:t>Data storage</w:t>
+      </w:r>
+      <w:r>
+        <w:rPr>
+          <w:rFonts w:ascii="Arial" w:eastAsia="Times New Roman" w:hAnsi="Arial" w:cs="Arial"/>
+          <w:color w:val="4F81BD"/>
+          <w:sz w:val="24"/>
+          <w:szCs w:val="24"/>
+        </w:rPr>
+        <w:t>: the way data is saved so it persists over time (on disks/SSDs, cloud storage, etc</w:t>
+      </w:r>
+      <w:r>
+        <w:rPr>
+          <w:rFonts w:ascii="Arial" w:eastAsia="Times New Roman" w:hAnsi="Arial" w:cs="Arial"/>
+          <w:color w:val="4F81BD" w:themeColor="accent1"/>
+          <w:sz w:val="24"/>
+          <w:szCs w:val="24"/>
+          <w14:shadow w14:blurRad="38100" w14:dist="25400" w14:dir="5400000" w14:sx="100000" w14:sy="100000" w14:kx="0" w14:ky="0" w14:algn="ctr">
+            <w14:srgbClr w14:val="6E747A">
+              <w14:alpha w14:val="57000"/>
+            </w14:srgbClr>
+          </w14:shadow>
+          <w14:textOutline w14:w="0" w14:cap="flat" w14:cmpd="sng" w14:algn="ctr">
+            <w14:noFill/>
+            <w14:prstDash w14:val="solid"/>
+            <w14:round/>
+          </w14:textOutline>
+        </w:rPr>
+        <w:t>.).</w:t>
+      </w:r>
+      <w:r>
+        <w:rPr>
+          <w:rFonts w:ascii="Arial" w:eastAsia="Times New Roman" w:hAnsi="Arial" w:cs="Arial"/>
+          <w:color w:val="4F81BD" w:themeColor="accent1"/>
+          <w:sz w:val="24"/>
+          <w:szCs w:val="24"/>
+          <w14:shadow w14:blurRad="38100" w14:dist="25400" w14:dir="5400000" w14:sx="100000" w14:sy="100000" w14:kx="0" w14:ky="0" w14:algn="ctr">
+            <w14:srgbClr w14:val="6E747A">
+              <w14:alpha w14:val="57000"/>
+            </w14:srgbClr>
+          </w14:shadow>
+          <w14:textOutline w14:w="0" w14:cap="flat" w14:cmpd="sng" w14:algn="ctr">
+            <w14:noFill/>
+            <w14:prstDash w14:val="solid"/>
+            <w14:round/>
+          </w14:textOutline>
+        </w:rPr>
+        <w:t xml:space="preserve"> </w:t>
+      </w:r>
+      <w:r>
+        <w:rPr>
+          <w:rFonts w:ascii="Arial" w:hAnsi="Arial" w:cs="Arial"/>
+          <w:color w:val="4F81BD" w:themeColor="accent1"/>
+          <w:sz w:val="24"/>
+          <w:szCs w:val="24"/>
+          <w14:shadow w14:blurRad="38100" w14:dist="25400" w14:dir="5400000" w14:sx="100000" w14:sy="100000" w14:kx="0" w14:ky="0" w14:algn="ctr">
+            <w14:srgbClr w14:val="6E747A">
+              <w14:alpha w14:val="57000"/>
+            </w14:srgbClr>
+          </w14:shadow>
+          <w14:textOutline w14:w="0" w14:cap="flat" w14:cmpd="sng" w14:algn="ctr">
+            <w14:noFill/>
+            <w14:prstDash w14:val="solid"/>
+            <w14:round/>
+          </w14:textOutline>
+        </w:rPr>
+        <w:t>magnetic, optical or mechanical media that records and preserves digital information</w:t>
+      </w:r>
+      <w:r>
+        <w:rPr>
+          <w:rFonts w:ascii="Arial" w:eastAsia="Times New Roman" w:hAnsi="Arial" w:cs="Arial"/>
+          <w:color w:val="4F81BD"/>
+          <w:sz w:val="24"/>
+          <w:szCs w:val="24"/>
+        </w:rPr>
+        <w:br/>
+      </w:r>
+      <w:r>
+        <w:rPr>
+          <w:rFonts w:ascii="Arial" w:eastAsia="Times New Roman" w:hAnsi="Arial" w:cs="Arial"/>
+          <w:i/>
+          <w:iCs/>
+          <w:color w:val="4F81BD"/>
+          <w:sz w:val="24"/>
+          <w:szCs w:val="24"/>
+        </w:rPr>
+        <w:t>Example:</w:t>
+      </w:r>
+      <w:r>
+        <w:rPr>
+          <w:rFonts w:ascii="Arial" w:eastAsia="Times New Roman" w:hAnsi="Arial" w:cs="Arial"/>
+          <w:color w:val="4F81BD"/>
+          <w:sz w:val="24"/>
+          <w:szCs w:val="24"/>
+        </w:rPr>
+        <w:t xml:space="preserve"> The database files are stored on a server’s SSD and backed up daily.</w:t>
+      </w:r>
+    </w:p>
+    <w:p>
+      <w:pPr>
+        <w:pStyle w:val="Commarcadores"/>
+        <w:numPr>
+          <w:ilvl w:val="0"/>
+          <w:numId w:val="0"/>
+        </w:numPr>
+        <w:ind w:left="360" w:hanging="360"/>
+        <w:contextualSpacing w:val="0"/>
+        <w:rPr>
+          <w:rFonts w:ascii="Arial" w:eastAsia="Times New Roman" w:hAnsi="Arial" w:cs="Arial"/>
+          <w:color w:val="4F81BD"/>
+          <w:sz w:val="24"/>
+          <w:szCs w:val="24"/>
+        </w:rPr>
+      </w:pPr>
+    </w:p>
+    <w:p>
+      <w:pPr>
+        <w:pStyle w:val="Commarcadores"/>
+        <w:rPr>
+          <w:rFonts w:ascii="Arial" w:hAnsi="Arial" w:cs="Arial"/>
+          <w:sz w:val="24"/>
+          <w:szCs w:val="24"/>
+        </w:rPr>
+      </w:pPr>
+      <w:r>
+        <w:rPr>
+          <w:rFonts w:ascii="Arial" w:hAnsi="Arial" w:cs="Arial"/>
+          <w:sz w:val="24"/>
+          <w:szCs w:val="24"/>
+        </w:rPr>
+        <w:t xml:space="preserve">Research: </w:t>
+      </w:r>
+      <w:r>
+        <w:rPr>
+          <w:rFonts w:ascii="Arial" w:hAnsi="Arial" w:cs="Arial"/>
+          <w:sz w:val="24"/>
+          <w:szCs w:val="24"/>
+        </w:rPr>
+        <w:t>Databases used by email systems, websites, and apps.</w:t>
+      </w:r>
+    </w:p>
+    <w:p>
+      <w:pPr>
+        <w:pStyle w:val="Commarcadores"/>
+        <w:numPr>
+          <w:ilvl w:val="0"/>
+          <w:numId w:val="0"/>
+        </w:numPr>
+        <w:rPr>
+          <w:rFonts w:ascii="Arial" w:hAnsi="Arial" w:cs="Arial"/>
+          <w:sz w:val="24"/>
+          <w:szCs w:val="24"/>
+        </w:rPr>
+      </w:pPr>
+    </w:p>
+    <w:p>
+      <w:pPr>
+        <w:pStyle w:val="Commarcadores"/>
+        <w:numPr>
+          <w:ilvl w:val="0"/>
+          <w:numId w:val="0"/>
+        </w:numPr>
+        <w:rPr>
+          <w:rFonts w:ascii="Arial" w:hAnsi="Arial" w:cs="Arial"/>
+          <w:sz w:val="24"/>
+          <w:szCs w:val="24"/>
+        </w:rPr>
+      </w:pPr>
+      <w:r>
+        <w:rPr>
+          <w:rFonts w:ascii="Arial" w:hAnsi="Arial" w:cs="Arial"/>
+          <w:color w:val="4F81BD"/>
+          <w:sz w:val="24"/>
+          <w:szCs w:val="24"/>
+        </w:rPr>
+        <w:t xml:space="preserve">Email systems use databases to store message metadata (sender, recipient, subject, date, read/unread), folders/labels, contacts, and sometimes indexes for search; the actual message content and attachments may be stored in dedicated storage but referenced from the database. </w:t>
+      </w:r>
+      <w:r>
+        <w:rPr>
+          <w:rFonts w:ascii="Arial" w:hAnsi="Arial" w:cs="Arial"/>
+          <w:color w:val="4F81BD" w:themeColor="accent1"/>
+          <w:sz w:val="24"/>
+          <w:szCs w:val="24"/>
+          <w14:shadow w14:blurRad="38100" w14:dist="25400" w14:dir="5400000" w14:sx="100000" w14:sy="100000" w14:kx="0" w14:ky="0" w14:algn="ctr">
+            <w14:srgbClr w14:val="6E747A">
+              <w14:alpha w14:val="57000"/>
+            </w14:srgbClr>
+          </w14:shadow>
+          <w14:textOutline w14:w="0" w14:cap="flat" w14:cmpd="sng" w14:algn="ctr">
+            <w14:noFill/>
+            <w14:prstDash w14:val="solid"/>
+            <w14:round/>
+          </w14:textOutline>
+        </w:rPr>
+        <w:t xml:space="preserve"> relational databases like MySQL, PostgreSQL, or MariaDB</w:t>
+      </w:r>
+    </w:p>
+    <w:p>
+      <w:pPr>
+        <w:pStyle w:val="Commarcadores"/>
+        <w:numPr>
+          <w:ilvl w:val="0"/>
+          <w:numId w:val="0"/>
+        </w:numPr>
+      </w:pPr>
+    </w:p>
+    <w:p>
+      <w:pPr>
+        <w:pStyle w:val="Commarcadores"/>
+        <w:numPr>
+          <w:ilvl w:val="0"/>
+          <w:numId w:val="0"/>
+        </w:numPr>
+      </w:pPr>
+      <w:r>
+        <w:rPr>
+          <w:rFonts w:ascii="Arial" w:hAnsi="Arial" w:cs="Arial"/>
+          <w:color w:val="4F81BD"/>
+          <w:sz w:val="24"/>
+          <w:szCs w:val="24"/>
+        </w:rPr>
+        <w:t>Websites use databases to store user accounts, login credentials (as password hashes), profiles, posts/comments, orders, and session or audit data.</w:t>
+      </w:r>
+      <w:r>
+        <w:rPr>
+          <w:rFonts w:ascii="Arial" w:hAnsi="Arial" w:cs="Arial"/>
+          <w:color w:val="4F81BD"/>
+          <w:sz w:val="24"/>
+          <w:szCs w:val="24"/>
+        </w:rPr>
+        <w:t xml:space="preserve"> </w:t>
+      </w:r>
+      <w:r>
+        <w:rPr>
+          <w:rFonts w:ascii="Arial" w:hAnsi="Arial" w:cs="Arial"/>
+          <w:color w:val="4F81BD" w:themeColor="accent1"/>
+          <w:sz w:val="24"/>
+          <w:szCs w:val="24"/>
+          <w14:shadow w14:blurRad="38100" w14:dist="25400" w14:dir="5400000" w14:sx="100000" w14:sy="100000" w14:kx="0" w14:ky="0" w14:algn="ctr">
+            <w14:srgbClr w14:val="6E747A">
+              <w14:alpha w14:val="57000"/>
+            </w14:srgbClr>
+          </w14:shadow>
+          <w14:textOutline w14:w="0" w14:cap="flat" w14:cmpd="sng" w14:algn="ctr">
+            <w14:noFill/>
+            <w14:prstDash w14:val="solid"/>
+            <w14:round/>
+          </w14:textOutline>
+        </w:rPr>
+        <w:t>r</w:t>
+      </w:r>
+      <w:r>
+        <w:rPr>
+          <w:rFonts w:ascii="Arial" w:hAnsi="Arial" w:cs="Arial"/>
+          <w:color w:val="4F81BD" w:themeColor="accent1"/>
+          <w:shd w:val="clear" w:color="auto" w:fill="FFFFFF"/>
+          <w14:shadow w14:blurRad="38100" w14:dist="25400" w14:dir="5400000" w14:sx="100000" w14:sy="100000" w14:kx="0" w14:ky="0" w14:algn="ctr">
+            <w14:srgbClr w14:val="6E747A">
+              <w14:alpha w14:val="57000"/>
+            </w14:srgbClr>
+          </w14:shadow>
+          <w14:textOutline w14:w="0" w14:cap="flat" w14:cmpd="sng" w14:algn="ctr">
+            <w14:noFill/>
+            <w14:prstDash w14:val="solid"/>
+            <w14:round/>
+          </w14:textOutline>
+        </w:rPr>
+        <w:t>elational databases (SQL) like </w:t>
+      </w:r>
+      <w:r>
+        <w:rPr>
+          <w:rStyle w:val="Forte"/>
+          <w:rFonts w:ascii="Arial" w:hAnsi="Arial" w:cs="Arial"/>
+          <w:b w:val="0"/>
+          <w:color w:val="4F81BD" w:themeColor="accent1"/>
+          <w:shd w:val="clear" w:color="auto" w:fill="FFFFFF"/>
+          <w14:shadow w14:blurRad="38100" w14:dist="25400" w14:dir="5400000" w14:sx="100000" w14:sy="100000" w14:kx="0" w14:ky="0" w14:algn="ctr">
+            <w14:srgbClr w14:val="6E747A">
+              <w14:alpha w14:val="57000"/>
+            </w14:srgbClr>
+          </w14:shadow>
+          <w14:textOutline w14:w="0" w14:cap="flat" w14:cmpd="sng" w14:algn="ctr">
+            <w14:noFill/>
+            <w14:prstDash w14:val="solid"/>
+            <w14:round/>
+          </w14:textOutline>
+        </w:rPr>
+        <w:t>MySQL</w:t>
+      </w:r>
+      <w:r>
+        <w:rPr>
+          <w:rFonts w:ascii="Arial" w:hAnsi="Arial" w:cs="Arial"/>
+          <w:color w:val="4F81BD" w:themeColor="accent1"/>
+          <w:shd w:val="clear" w:color="auto" w:fill="FFFFFF"/>
+          <w14:shadow w14:blurRad="38100" w14:dist="25400" w14:dir="5400000" w14:sx="100000" w14:sy="100000" w14:kx="0" w14:ky="0" w14:algn="ctr">
+            <w14:srgbClr w14:val="6E747A">
+              <w14:alpha w14:val="57000"/>
+            </w14:srgbClr>
+          </w14:shadow>
+          <w14:textOutline w14:w="0" w14:cap="flat" w14:cmpd="sng" w14:algn="ctr">
+            <w14:noFill/>
+            <w14:prstDash w14:val="solid"/>
+            <w14:round/>
+          </w14:textOutline>
+        </w:rPr>
+        <w:t> and </w:t>
+      </w:r>
+      <w:r>
+        <w:rPr>
+          <w:rStyle w:val="Forte"/>
+          <w:rFonts w:ascii="Arial" w:hAnsi="Arial" w:cs="Arial"/>
+          <w:b w:val="0"/>
+          <w:color w:val="4F81BD" w:themeColor="accent1"/>
+          <w:shd w:val="clear" w:color="auto" w:fill="FFFFFF"/>
+          <w14:shadow w14:blurRad="38100" w14:dist="25400" w14:dir="5400000" w14:sx="100000" w14:sy="100000" w14:kx="0" w14:ky="0" w14:algn="ctr">
+            <w14:srgbClr w14:val="6E747A">
+              <w14:alpha w14:val="57000"/>
+            </w14:srgbClr>
+          </w14:shadow>
+          <w14:textOutline w14:w="0" w14:cap="flat" w14:cmpd="sng" w14:algn="ctr">
+            <w14:noFill/>
+            <w14:prstDash w14:val="solid"/>
+            <w14:round/>
+          </w14:textOutline>
+        </w:rPr>
+        <w:t>PostgreSQ</w:t>
+      </w:r>
+      <w:r>
+        <w:rPr>
+          <w:rFonts w:ascii="Arial" w:hAnsi="Arial" w:cs="Arial"/>
+          <w:color w:val="4F81BD" w:themeColor="accent1"/>
+          <w:sz w:val="24"/>
+          <w:szCs w:val="24"/>
+          <w14:shadow w14:blurRad="38100" w14:dist="25400" w14:dir="5400000" w14:sx="100000" w14:sy="100000" w14:kx="0" w14:ky="0" w14:algn="ctr">
+            <w14:srgbClr w14:val="6E747A">
+              <w14:alpha w14:val="57000"/>
+            </w14:srgbClr>
+          </w14:shadow>
+          <w14:textOutline w14:w="0" w14:cap="flat" w14:cmpd="sng" w14:algn="ctr">
+            <w14:noFill/>
+            <w14:prstDash w14:val="solid"/>
+            <w14:round/>
+          </w14:textOutline>
+        </w:rPr>
+        <w:t xml:space="preserve"> </w:t>
+      </w:r>
+    </w:p>
+    <w:p>
+      <w:pPr>
+        <w:pStyle w:val="Commarcadores"/>
+        <w:numPr>
+          <w:ilvl w:val="0"/>
+          <w:numId w:val="0"/>
+        </w:numPr>
+      </w:pPr>
+    </w:p>
+    <w:p>
+      <w:pPr>
+        <w:pStyle w:val="Commarcadores"/>
+        <w:numPr>
+          <w:ilvl w:val="0"/>
+          <w:numId w:val="0"/>
+        </w:numPr>
+        <w:rPr>
+          <w:rFonts w:ascii="Arial" w:hAnsi="Arial" w:cs="Arial"/>
+          <w:color w:val="4F81BD"/>
+          <w:sz w:val="24"/>
+          <w:szCs w:val="24"/>
+        </w:rPr>
+      </w:pPr>
+      <w:r>
+        <w:rPr>
+          <w:rFonts w:ascii="Arial" w:hAnsi="Arial" w:cs="Arial"/>
+          <w:color w:val="4F81BD"/>
+          <w:sz w:val="24"/>
+          <w:szCs w:val="24"/>
+        </w:rPr>
+        <w:t>Mobile apps often use a local database (like SQLite) to store settings, cached content, and offline data, then sync that data to a cloud database so the same account works across devices.</w:t>
+      </w:r>
+      <w:r>
+        <w:rPr>
+          <w:rFonts w:ascii="Arial" w:hAnsi="Arial" w:cs="Arial"/>
+          <w:color w:val="4F81BD"/>
+          <w:sz w:val="24"/>
+          <w:szCs w:val="24"/>
+        </w:rPr>
+        <w:t xml:space="preserve"> </w:t>
+      </w:r>
+      <w:r>
+        <w:rPr>
+          <w:rFonts w:ascii="Arial" w:hAnsi="Arial" w:cs="Arial"/>
+          <w:color w:val="4F81BD"/>
+          <w:sz w:val="24"/>
+          <w:szCs w:val="24"/>
+        </w:rPr>
+        <w:t>google firebase cloud</w:t>
+      </w:r>
+    </w:p>
+    <w:p>
+      <w:pPr>
+        <w:pStyle w:val="Commarcadores"/>
+        <w:numPr>
+          <w:ilvl w:val="0"/>
+          <w:numId w:val="0"/>
+        </w:numPr>
+      </w:pPr>
+    </w:p>
+    <w:p>
+      <w:pPr>
+        <w:pStyle w:val="Commarcadores"/>
+        <w:rPr>
+          <w:rFonts w:ascii="Arial" w:hAnsi="Arial" w:cs="Arial"/>
+          <w:sz w:val="24"/>
+          <w:szCs w:val="24"/>
+        </w:rPr>
+      </w:pPr>
+      <w:r>
+        <w:rPr>
+          <w:rFonts w:ascii="Arial" w:hAnsi="Arial" w:cs="Arial"/>
+          <w:sz w:val="24"/>
+          <w:szCs w:val="24"/>
+        </w:rPr>
+        <w:t>Presentation: Explain how information is organized in databases.</w:t>
+      </w:r>
+    </w:p>
+    <w:p>
+      <w:pPr>
+        <w:pStyle w:val="PargrafodaLista"/>
+        <w:rPr>
+          <w:rFonts w:ascii="Arial" w:hAnsi="Arial" w:cs="Arial"/>
+          <w:sz w:val="24"/>
+          <w:szCs w:val="24"/>
+        </w:rPr>
+      </w:pPr>
+    </w:p>
+    <w:p>
+      <w:pPr>
+        <w:pStyle w:val="Commarcadores"/>
+        <w:numPr>
+          <w:ilvl w:val="0"/>
+          <w:numId w:val="0"/>
+        </w:numPr>
+        <w:ind w:left="360" w:hanging="360"/>
         <w:rPr>
           <w:rFonts w:ascii="Arial" w:hAnsi="Arial" w:cs="Arial"/>
           <w:sz w:val="24"/>
@@ -7160,6 +6487,7 @@
         <w:rPr>
           <w:noProof/>
         </w:rPr>
+        <w:lastRenderedPageBreak/>
         <w:drawing>
           <wp:inline distT="0" distB="0" distL="0" distR="0" wp14:anchorId="43D1CB8D" wp14:editId="4B046C6F">
             <wp:extent cx="5248275" cy="2324100"/>
@@ -7296,7 +6624,6 @@
         <w:rPr>
           <w:noProof/>
         </w:rPr>
-        <w:lastRenderedPageBreak/>
         <w:drawing>
           <wp:inline distT="0" distB="0" distL="0" distR="0" wp14:anchorId="2CDD1056" wp14:editId="0FA15BE8">
             <wp:extent cx="5486400" cy="2439035"/>
@@ -7364,41 +6691,6 @@
     </w:p>
     <w:p>
       <w:pPr>
-        <w:pStyle w:val="Commarcadores"/>
-        <w:ind w:left="0"/>
-      </w:pPr>
-      <w:r>
-        <w:rPr>
-          <w:rFonts w:ascii="Arial" w:hAnsi="Arial" w:cs="Arial"/>
-          <w:color w:val="4F81BD"/>
-          <w:sz w:val="24"/>
-          <w:szCs w:val="24"/>
-        </w:rPr>
-        <w:t xml:space="preserve">Presentation (script): “A database organizes information by using tables. Each table is like a spreadsheet: columns are fields that describe attributes, and rows are records that represent one item. For example, a ‘Users’ table can have fields like id, name, email, and password, and each row is one user. To find information, the system runs a query, such as ‘select all messages where </w:t>
-      </w:r>
-      <w:proofErr w:type="spellStart"/>
-      <w:r>
-        <w:rPr>
-          <w:rFonts w:ascii="Arial" w:hAnsi="Arial" w:cs="Arial"/>
-          <w:color w:val="4F81BD"/>
-          <w:sz w:val="24"/>
-          <w:szCs w:val="24"/>
-        </w:rPr>
-        <w:t>user_id</w:t>
-      </w:r>
-      <w:proofErr w:type="spellEnd"/>
-      <w:r>
-        <w:rPr>
-          <w:rFonts w:ascii="Arial" w:hAnsi="Arial" w:cs="Arial"/>
-          <w:color w:val="4F81BD"/>
-          <w:sz w:val="24"/>
-          <w:szCs w:val="24"/>
-        </w:rPr>
-        <w:t xml:space="preserve"> = X and status = unread’. Because the data is structured, databases can search and update information quickly, keep it consistent, and protect it using permissions and backups.”</w:t>
-      </w:r>
-    </w:p>
-    <w:p>
-      <w:pPr>
         <w:pStyle w:val="Ttulo1"/>
         <w:rPr>
           <w:rFonts w:ascii="Arial" w:hAnsi="Arial" w:cs="Arial"/>
@@ -7601,100 +6893,73 @@
     </w:p>
     <w:p>
       <w:pPr>
-        <w:pStyle w:val="Commarcadores"/>
-        <w:ind w:left="0"/>
-      </w:pPr>
-      <w:r>
-        <w:rPr>
-          <w:rFonts w:ascii="Arial" w:hAnsi="Arial" w:cs="Arial"/>
-          <w:color w:val="4F81BD"/>
-          <w:sz w:val="24"/>
-          <w:szCs w:val="24"/>
-        </w:rPr>
-        <w:t>Presentation (script): “</w:t>
-      </w:r>
-      <w:proofErr w:type="gramStart"/>
-      <w:r>
-        <w:rPr>
-          <w:rFonts w:ascii="Arial" w:hAnsi="Arial" w:cs="Arial"/>
-          <w:color w:val="4F81BD"/>
-          <w:sz w:val="24"/>
-          <w:szCs w:val="24"/>
-        </w:rPr>
-        <w:t>Websites</w:t>
-      </w:r>
-      <w:proofErr w:type="gramEnd"/>
-      <w:r>
-        <w:rPr>
-          <w:rFonts w:ascii="Arial" w:hAnsi="Arial" w:cs="Arial"/>
-          <w:color w:val="4F81BD"/>
-          <w:sz w:val="24"/>
-          <w:szCs w:val="24"/>
-        </w:rPr>
-        <w:t xml:space="preserve"> store user data by collecting information through forms, like a sign</w:t>
-      </w:r>
-      <w:r>
-        <w:rPr>
-          <w:rFonts w:ascii="Arial" w:hAnsi="Arial" w:cs="Arial"/>
-          <w:color w:val="4F81BD"/>
-          <w:sz w:val="24"/>
-          <w:szCs w:val="24"/>
-        </w:rPr>
-        <w:noBreakHyphen/>
-        <w:t>up page. When you click ‘Create account’, the website sends the data to the server, and the server stores it by creating a new record in a database table, for example in a ‘Users’ table. It stores fields such as name and email, and it stores the password safely by hashing it instead of saving the real password. Later, the website allows login by checking the account by running a query to find the user by email and then validating the password hash. Websites also store other user data, like preferences and orders, by saving new records in related tables and linking them using an ID.”</w:t>
+        <w:pStyle w:val="Ttulo1"/>
+        <w:rPr>
+          <w:rFonts w:ascii="Arial" w:hAnsi="Arial" w:cs="Arial"/>
+          <w:color w:val="auto"/>
+          <w:sz w:val="24"/>
+          <w:szCs w:val="24"/>
+        </w:rPr>
+      </w:pPr>
+      <w:r>
+        <w:rPr>
+          <w:rFonts w:ascii="Arial" w:hAnsi="Arial" w:cs="Arial"/>
+          <w:color w:val="auto"/>
+          <w:sz w:val="24"/>
+          <w:szCs w:val="24"/>
+        </w:rPr>
+        <w:t>5</w:t>
+      </w:r>
+      <w:r>
+        <w:rPr>
+          <w:rFonts w:ascii="Arial" w:hAnsi="Arial" w:cs="Arial"/>
+          <w:color w:val="auto"/>
+          <w:sz w:val="24"/>
+          <w:szCs w:val="24"/>
+        </w:rPr>
+        <w:t xml:space="preserve"> – System Administration Roles</w:t>
       </w:r>
     </w:p>
     <w:p>
       <w:pPr>
-        <w:pStyle w:val="Ttulo1"/>
-        <w:rPr>
-          <w:rFonts w:ascii="Arial" w:hAnsi="Arial" w:cs="Arial"/>
-          <w:color w:val="auto"/>
-          <w:sz w:val="24"/>
-          <w:szCs w:val="24"/>
-        </w:rPr>
-      </w:pPr>
-      <w:r>
-        <w:rPr>
-          <w:rFonts w:ascii="Arial" w:hAnsi="Arial" w:cs="Arial"/>
-          <w:color w:val="auto"/>
-          <w:sz w:val="24"/>
-          <w:szCs w:val="24"/>
-        </w:rPr>
-        <w:t>5</w:t>
-      </w:r>
-      <w:r>
-        <w:rPr>
-          <w:rFonts w:ascii="Arial" w:hAnsi="Arial" w:cs="Arial"/>
-          <w:color w:val="auto"/>
-          <w:sz w:val="24"/>
-          <w:szCs w:val="24"/>
-        </w:rPr>
-        <w:t xml:space="preserve"> – System Administration Roles</w:t>
+        <w:pStyle w:val="Commarcadores"/>
+        <w:rPr>
+          <w:rFonts w:ascii="Arial" w:hAnsi="Arial" w:cs="Arial"/>
+          <w:sz w:val="24"/>
+          <w:szCs w:val="24"/>
+        </w:rPr>
+      </w:pPr>
+      <w:r>
+        <w:rPr>
+          <w:rFonts w:ascii="Arial" w:hAnsi="Arial" w:cs="Arial"/>
+          <w:sz w:val="24"/>
+          <w:szCs w:val="24"/>
+        </w:rPr>
+        <w:t>Research: Responsibilities of a system administrator.</w:t>
       </w:r>
     </w:p>
     <w:p>
       <w:pPr>
         <w:pStyle w:val="Commarcadores"/>
-        <w:rPr>
-          <w:rFonts w:ascii="Arial" w:hAnsi="Arial" w:cs="Arial"/>
-          <w:sz w:val="24"/>
-          <w:szCs w:val="24"/>
-        </w:rPr>
-      </w:pPr>
-      <w:r>
-        <w:rPr>
-          <w:rFonts w:ascii="Arial" w:hAnsi="Arial" w:cs="Arial"/>
-          <w:sz w:val="24"/>
-          <w:szCs w:val="24"/>
-        </w:rPr>
-        <w:t>Research: Responsibilities of a system administrator.</w:t>
-      </w:r>
+        <w:numPr>
+          <w:ilvl w:val="0"/>
+          <w:numId w:val="0"/>
+        </w:numPr>
+        <w:ind w:left="360"/>
+        <w:rPr>
+          <w:rFonts w:ascii="Arial" w:hAnsi="Arial" w:cs="Arial"/>
+          <w:sz w:val="24"/>
+          <w:szCs w:val="24"/>
+        </w:rPr>
+      </w:pPr>
     </w:p>
     <w:p>
       <w:pPr>
         <w:pStyle w:val="Commarcadores"/>
-        <w:ind w:left="0"/>
+        <w:numPr>
+          <w:ilvl w:val="0"/>
+          <w:numId w:val="0"/>
+        </w:numPr>
       </w:pPr>
       <w:r>
         <w:rPr>
@@ -7709,25 +6974,52 @@
     <w:p>
       <w:pPr>
         <w:pStyle w:val="Commarcadores"/>
-        <w:rPr>
-          <w:rFonts w:ascii="Arial" w:hAnsi="Arial" w:cs="Arial"/>
-          <w:sz w:val="24"/>
-          <w:szCs w:val="24"/>
-        </w:rPr>
-      </w:pPr>
-      <w:r>
-        <w:rPr>
-          <w:rFonts w:ascii="Arial" w:hAnsi="Arial" w:cs="Arial"/>
-          <w:sz w:val="24"/>
-          <w:szCs w:val="24"/>
-        </w:rPr>
-        <w:t>Vocabulary: network monitoring, backups, security updates, troubleshooting.</w:t>
-      </w:r>
+        <w:numPr>
+          <w:ilvl w:val="0"/>
+          <w:numId w:val="0"/>
+        </w:numPr>
+      </w:pPr>
     </w:p>
     <w:p>
       <w:pPr>
         <w:pStyle w:val="Commarcadores"/>
-        <w:ind w:left="0"/>
+        <w:rPr>
+          <w:rFonts w:ascii="Arial" w:hAnsi="Arial" w:cs="Arial"/>
+          <w:sz w:val="24"/>
+          <w:szCs w:val="24"/>
+        </w:rPr>
+      </w:pPr>
+      <w:r>
+        <w:rPr>
+          <w:rFonts w:ascii="Arial" w:hAnsi="Arial" w:cs="Arial"/>
+          <w:sz w:val="24"/>
+          <w:szCs w:val="24"/>
+        </w:rPr>
+        <w:t>Vocabulary: network monitoring, backups, security updates, troubleshooting.</w:t>
+      </w:r>
+    </w:p>
+    <w:p>
+      <w:pPr>
+        <w:pStyle w:val="Commarcadores"/>
+        <w:numPr>
+          <w:ilvl w:val="0"/>
+          <w:numId w:val="0"/>
+        </w:numPr>
+        <w:ind w:left="360"/>
+        <w:rPr>
+          <w:rFonts w:ascii="Arial" w:hAnsi="Arial" w:cs="Arial"/>
+          <w:sz w:val="24"/>
+          <w:szCs w:val="24"/>
+        </w:rPr>
+      </w:pPr>
+    </w:p>
+    <w:p>
+      <w:pPr>
+        <w:pStyle w:val="Commarcadores"/>
+        <w:numPr>
+          <w:ilvl w:val="0"/>
+          <w:numId w:val="0"/>
+        </w:numPr>
       </w:pPr>
       <w:r>
         <w:rPr>
@@ -7767,17 +7059,7 @@
           <w:sz w:val="24"/>
           <w:szCs w:val="24"/>
         </w:rPr>
-        <w:t xml:space="preserve"> Getting an alert when </w:t>
-      </w:r>
-      <w:r>
-        <w:rPr>
-          <w:rFonts w:ascii="Arial" w:hAnsi="Arial" w:cs="Arial"/>
-          <w:color w:val="4F81BD"/>
-          <w:sz w:val="24"/>
-          <w:szCs w:val="24"/>
-        </w:rPr>
-        <w:lastRenderedPageBreak/>
-        <w:t>the internet link goes down.</w:t>
+        <w:t xml:space="preserve"> Getting an alert when the internet link goes down.</w:t>
       </w:r>
       <w:r>
         <w:rPr>
@@ -7895,6 +7177,7 @@
           <w:sz w:val="24"/>
           <w:szCs w:val="24"/>
         </w:rPr>
+        <w:lastRenderedPageBreak/>
         <w:t>Troubleshooting</w:t>
       </w:r>
       <w:r>
@@ -7930,20 +7213,11 @@
     <w:p>
       <w:pPr>
         <w:pStyle w:val="Commarcadores"/>
-        <w:rPr>
-          <w:rFonts w:ascii="Arial" w:hAnsi="Arial" w:cs="Arial"/>
-          <w:sz w:val="24"/>
-          <w:szCs w:val="24"/>
-        </w:rPr>
-      </w:pPr>
-      <w:r>
-        <w:rPr>
-          <w:rFonts w:ascii="Arial" w:hAnsi="Arial" w:cs="Arial"/>
-          <w:sz w:val="24"/>
-          <w:szCs w:val="24"/>
-        </w:rPr>
-        <w:t>Create a 'Day in the Life of a System Administrator' presentation.</w:t>
-      </w:r>
+        <w:numPr>
+          <w:ilvl w:val="0"/>
+          <w:numId w:val="0"/>
+        </w:numPr>
+      </w:pPr>
     </w:p>
     <w:p>
       <w:pPr>
@@ -7960,88 +7234,251 @@
           <w:sz w:val="24"/>
           <w:szCs w:val="24"/>
         </w:rPr>
-        <w:t>Presentation practice.</w:t>
+        <w:t>Create a 'Day in the Life of a System Administrator' presentation.</w:t>
       </w:r>
     </w:p>
     <w:p>
       <w:pPr>
-        <w:pStyle w:val="Ttulo1"/>
-        <w:rPr>
-          <w:rFonts w:ascii="Arial" w:hAnsi="Arial" w:cs="Arial"/>
-          <w:color w:val="auto"/>
-          <w:sz w:val="24"/>
-          <w:szCs w:val="24"/>
-        </w:rPr>
-      </w:pPr>
-      <w:r>
-        <w:rPr>
-          <w:rFonts w:ascii="Arial" w:hAnsi="Arial" w:cs="Arial"/>
-          <w:color w:val="auto"/>
-          <w:sz w:val="24"/>
-          <w:szCs w:val="24"/>
-        </w:rPr>
-        <w:t>6</w:t>
-      </w:r>
-      <w:r>
-        <w:rPr>
-          <w:rFonts w:ascii="Arial" w:hAnsi="Arial" w:cs="Arial"/>
-          <w:color w:val="auto"/>
-          <w:sz w:val="24"/>
-          <w:szCs w:val="24"/>
-        </w:rPr>
-        <w:t xml:space="preserve"> –</w:t>
-      </w:r>
-      <w:r>
-        <w:rPr>
-          <w:rFonts w:ascii="Arial" w:hAnsi="Arial" w:cs="Arial"/>
-          <w:color w:val="auto"/>
-          <w:sz w:val="24"/>
-          <w:szCs w:val="24"/>
-        </w:rPr>
-        <w:t xml:space="preserve"> </w:t>
-      </w:r>
-      <w:r>
-        <w:rPr>
-          <w:rFonts w:ascii="Arial" w:hAnsi="Arial" w:cs="Arial"/>
-          <w:color w:val="auto"/>
-          <w:sz w:val="24"/>
-          <w:szCs w:val="24"/>
-        </w:rPr>
-        <w:t>Hardware and Peripherals</w:t>
+        <w:pStyle w:val="Commarcadores"/>
+        <w:rPr>
+          <w:rFonts w:ascii="Arial" w:hAnsi="Arial" w:cs="Arial"/>
+          <w:sz w:val="24"/>
+          <w:szCs w:val="24"/>
+        </w:rPr>
+      </w:pPr>
+      <w:r>
+        <w:rPr>
+          <w:rFonts w:ascii="Arial" w:hAnsi="Arial" w:cs="Arial"/>
+          <w:sz w:val="24"/>
+          <w:szCs w:val="24"/>
+        </w:rPr>
+        <w:t>Presentation practice.</w:t>
       </w:r>
     </w:p>
     <w:p>
       <w:pPr>
-        <w:pStyle w:val="Commarcadores"/>
-        <w:rPr>
-          <w:rFonts w:ascii="Arial" w:hAnsi="Arial" w:cs="Arial"/>
-          <w:sz w:val="24"/>
-          <w:szCs w:val="24"/>
-        </w:rPr>
-      </w:pPr>
-      <w:r>
-        <w:rPr>
-          <w:rFonts w:ascii="Arial" w:hAnsi="Arial" w:cs="Arial"/>
-          <w:sz w:val="24"/>
-          <w:szCs w:val="24"/>
-        </w:rPr>
-        <w:t>Research task: Input, output, and storage peripherals.</w:t>
+        <w:pStyle w:val="Ttulo1"/>
+        <w:rPr>
+          <w:rFonts w:ascii="Arial" w:hAnsi="Arial" w:cs="Arial"/>
+          <w:color w:val="auto"/>
+          <w:sz w:val="24"/>
+          <w:szCs w:val="24"/>
+        </w:rPr>
+      </w:pPr>
+      <w:r>
+        <w:rPr>
+          <w:rFonts w:ascii="Arial" w:hAnsi="Arial" w:cs="Arial"/>
+          <w:color w:val="auto"/>
+          <w:sz w:val="24"/>
+          <w:szCs w:val="24"/>
+        </w:rPr>
+        <w:t>6</w:t>
+      </w:r>
+      <w:r>
+        <w:rPr>
+          <w:rFonts w:ascii="Arial" w:hAnsi="Arial" w:cs="Arial"/>
+          <w:color w:val="auto"/>
+          <w:sz w:val="24"/>
+          <w:szCs w:val="24"/>
+        </w:rPr>
+        <w:t xml:space="preserve"> –</w:t>
+      </w:r>
+      <w:r>
+        <w:rPr>
+          <w:rFonts w:ascii="Arial" w:hAnsi="Arial" w:cs="Arial"/>
+          <w:color w:val="auto"/>
+          <w:sz w:val="24"/>
+          <w:szCs w:val="24"/>
+        </w:rPr>
+        <w:t xml:space="preserve"> </w:t>
+      </w:r>
+      <w:r>
+        <w:rPr>
+          <w:rFonts w:ascii="Arial" w:hAnsi="Arial" w:cs="Arial"/>
+          <w:color w:val="auto"/>
+          <w:sz w:val="24"/>
+          <w:szCs w:val="24"/>
+        </w:rPr>
+        <w:t>Hardware and Peripherals</w:t>
       </w:r>
     </w:p>
     <w:p>
       <w:pPr>
         <w:pStyle w:val="Commarcadores"/>
-        <w:ind w:left="0"/>
-      </w:pPr>
-      <w:r>
+        <w:rPr>
+          <w:rFonts w:ascii="Arial" w:hAnsi="Arial" w:cs="Arial"/>
+          <w:sz w:val="24"/>
+          <w:szCs w:val="24"/>
+        </w:rPr>
+      </w:pPr>
+      <w:r>
+        <w:rPr>
+          <w:rFonts w:ascii="Arial" w:hAnsi="Arial" w:cs="Arial"/>
+          <w:sz w:val="24"/>
+          <w:szCs w:val="24"/>
+        </w:rPr>
+        <w:t>Research task: Input, output, and storage peripherals.</w:t>
+      </w:r>
+    </w:p>
+    <w:p>
+      <w:pPr>
+        <w:pStyle w:val="Commarcadores"/>
+        <w:numPr>
+          <w:ilvl w:val="0"/>
+          <w:numId w:val="0"/>
+        </w:numPr>
+        <w:ind w:left="360"/>
+        <w:rPr>
+          <w:rFonts w:ascii="Arial" w:hAnsi="Arial" w:cs="Arial"/>
+          <w:sz w:val="24"/>
+          <w:szCs w:val="24"/>
+        </w:rPr>
+      </w:pPr>
+    </w:p>
+    <w:p>
+      <w:pPr>
+        <w:pStyle w:val="Commarcadores"/>
+        <w:numPr>
+          <w:ilvl w:val="0"/>
+          <w:numId w:val="0"/>
+        </w:numPr>
         <w:rPr>
           <w:rFonts w:ascii="Arial" w:hAnsi="Arial" w:cs="Arial"/>
           <w:color w:val="4F81BD"/>
           <w:sz w:val="24"/>
           <w:szCs w:val="24"/>
         </w:rPr>
+      </w:pPr>
+      <w:r>
+        <w:rPr>
+          <w:rFonts w:ascii="Arial" w:hAnsi="Arial" w:cs="Arial"/>
+          <w:color w:val="4F81BD"/>
+          <w:sz w:val="24"/>
+          <w:szCs w:val="24"/>
+        </w:rPr>
         <w:t xml:space="preserve">Peripherals can be grouped by function: </w:t>
       </w:r>
+      <w:r>
+        <w:rPr>
+          <w:rFonts w:ascii="Arial" w:hAnsi="Arial" w:cs="Arial"/>
+          <w:color w:val="4F81BD"/>
+          <w:sz w:val="24"/>
+          <w:szCs w:val="24"/>
+        </w:rPr>
+        <w:t>input</w:t>
+      </w:r>
+      <w:r>
+        <w:rPr>
+          <w:rFonts w:ascii="Arial" w:hAnsi="Arial" w:cs="Arial"/>
+          <w:color w:val="4F81BD"/>
+          <w:sz w:val="24"/>
+          <w:szCs w:val="24"/>
+        </w:rPr>
+        <w:t xml:space="preserve"> devices send data to the computer (keyboard, mouse, scanner); </w:t>
+      </w:r>
+      <w:r>
+        <w:rPr>
+          <w:rFonts w:ascii="Arial" w:hAnsi="Arial" w:cs="Arial"/>
+          <w:color w:val="4F81BD"/>
+          <w:sz w:val="24"/>
+          <w:szCs w:val="24"/>
+        </w:rPr>
+        <w:t>output</w:t>
+      </w:r>
+      <w:r>
+        <w:rPr>
+          <w:rFonts w:ascii="Arial" w:hAnsi="Arial" w:cs="Arial"/>
+          <w:color w:val="4F81BD"/>
+          <w:sz w:val="24"/>
+          <w:szCs w:val="24"/>
+        </w:rPr>
+        <w:t xml:space="preserve"> devices present data from the computer (monitor, printer, speakers); and </w:t>
+      </w:r>
+      <w:r>
+        <w:rPr>
+          <w:rFonts w:ascii="Arial" w:hAnsi="Arial" w:cs="Arial"/>
+          <w:color w:val="4F81BD"/>
+          <w:sz w:val="24"/>
+          <w:szCs w:val="24"/>
+        </w:rPr>
+        <w:t>storage</w:t>
+      </w:r>
+      <w:r>
+        <w:rPr>
+          <w:rFonts w:ascii="Arial" w:hAnsi="Arial" w:cs="Arial"/>
+          <w:color w:val="4F81BD"/>
+          <w:sz w:val="24"/>
+          <w:szCs w:val="24"/>
+        </w:rPr>
+        <w:t xml:space="preserve"> devices keep data for later (external SSD, USB flash drive). They connect by USB, Bluetooth, Wi</w:t>
+      </w:r>
+      <w:r>
+        <w:rPr>
+          <w:rFonts w:ascii="Arial" w:hAnsi="Arial" w:cs="Arial"/>
+          <w:color w:val="4F81BD"/>
+          <w:sz w:val="24"/>
+          <w:szCs w:val="24"/>
+        </w:rPr>
+        <w:noBreakHyphen/>
+        <w:t>Fi, or other interfaces and communicate through drivers so the operating system can use them.</w:t>
+      </w:r>
+    </w:p>
+    <w:p>
+      <w:pPr>
+        <w:pStyle w:val="Commarcadores"/>
+        <w:numPr>
+          <w:ilvl w:val="0"/>
+          <w:numId w:val="0"/>
+        </w:numPr>
+      </w:pPr>
+    </w:p>
+    <w:p>
+      <w:pPr>
+        <w:pStyle w:val="Commarcadores"/>
+        <w:rPr>
+          <w:rFonts w:ascii="Arial" w:hAnsi="Arial" w:cs="Arial"/>
+          <w:sz w:val="24"/>
+          <w:szCs w:val="24"/>
+        </w:rPr>
+      </w:pPr>
+      <w:r>
+        <w:rPr>
+          <w:rFonts w:ascii="Arial" w:hAnsi="Arial" w:cs="Arial"/>
+          <w:sz w:val="24"/>
+          <w:szCs w:val="24"/>
+        </w:rPr>
+        <w:t>Vocabulary: keyboard, mouse, printer, scanner, webcam, external drive.</w:t>
+      </w:r>
+    </w:p>
+    <w:p>
+      <w:pPr>
+        <w:pStyle w:val="Commarcadores"/>
+        <w:numPr>
+          <w:ilvl w:val="0"/>
+          <w:numId w:val="0"/>
+        </w:numPr>
+        <w:ind w:left="360"/>
+        <w:rPr>
+          <w:rFonts w:ascii="Arial" w:hAnsi="Arial" w:cs="Arial"/>
+          <w:sz w:val="24"/>
+          <w:szCs w:val="24"/>
+        </w:rPr>
+      </w:pPr>
+    </w:p>
+    <w:p>
+      <w:pPr>
+        <w:pStyle w:val="Commarcadores"/>
+        <w:numPr>
+          <w:ilvl w:val="0"/>
+          <w:numId w:val="0"/>
+        </w:numPr>
+        <w:rPr>
+          <w:rFonts w:ascii="Arial" w:hAnsi="Arial" w:cs="Arial"/>
+          <w:color w:val="4F81BD"/>
+          <w:sz w:val="24"/>
+          <w:szCs w:val="24"/>
+        </w:rPr>
+      </w:pPr>
       <w:r>
         <w:rPr>
           <w:rFonts w:ascii="Arial" w:hAnsi="Arial" w:cs="Arial"/>
@@ -8051,7 +7488,7 @@
           <w:sz w:val="24"/>
           <w:szCs w:val="24"/>
         </w:rPr>
-        <w:t>input</w:t>
+        <w:t>Keyboard</w:t>
       </w:r>
       <w:r>
         <w:rPr>
@@ -8060,7 +7497,36 @@
           <w:sz w:val="24"/>
           <w:szCs w:val="24"/>
         </w:rPr>
-        <w:t xml:space="preserve"> devices send data to the computer (keyboard, mouse, scanner); </w:t>
+        <w:t xml:space="preserve">: an input device used to type text and commands. </w:t>
+      </w:r>
+      <w:r>
+        <w:rPr>
+          <w:rFonts w:ascii="Arial" w:hAnsi="Arial" w:cs="Arial"/>
+          <w:i/>
+          <w:iCs/>
+          <w:color w:val="4F81BD"/>
+          <w:sz w:val="24"/>
+          <w:szCs w:val="24"/>
+        </w:rPr>
+        <w:t>Example:</w:t>
+      </w:r>
+      <w:r>
+        <w:rPr>
+          <w:rFonts w:ascii="Arial" w:hAnsi="Arial" w:cs="Arial"/>
+          <w:color w:val="4F81BD"/>
+          <w:sz w:val="24"/>
+          <w:szCs w:val="24"/>
+        </w:rPr>
+        <w:t xml:space="preserve"> Typing a password.</w:t>
+      </w:r>
+      <w:r>
+        <w:rPr>
+          <w:rFonts w:ascii="Arial" w:hAnsi="Arial" w:cs="Arial"/>
+          <w:color w:val="4F81BD"/>
+          <w:sz w:val="24"/>
+          <w:szCs w:val="24"/>
+        </w:rPr>
+        <w:br/>
       </w:r>
       <w:r>
         <w:rPr>
@@ -8071,7 +7537,7 @@
           <w:sz w:val="24"/>
           <w:szCs w:val="24"/>
         </w:rPr>
-        <w:t>output</w:t>
+        <w:t>Mouse</w:t>
       </w:r>
       <w:r>
         <w:rPr>
@@ -8080,7 +7546,36 @@
           <w:sz w:val="24"/>
           <w:szCs w:val="24"/>
         </w:rPr>
-        <w:t xml:space="preserve"> devices present data from the computer (monitor, printer, speakers); and </w:t>
+        <w:t xml:space="preserve">: an input device used to point, click, and drag. </w:t>
+      </w:r>
+      <w:r>
+        <w:rPr>
+          <w:rFonts w:ascii="Arial" w:hAnsi="Arial" w:cs="Arial"/>
+          <w:i/>
+          <w:iCs/>
+          <w:color w:val="4F81BD"/>
+          <w:sz w:val="24"/>
+          <w:szCs w:val="24"/>
+        </w:rPr>
+        <w:t>Example:</w:t>
+      </w:r>
+      <w:r>
+        <w:rPr>
+          <w:rFonts w:ascii="Arial" w:hAnsi="Arial" w:cs="Arial"/>
+          <w:color w:val="4F81BD"/>
+          <w:sz w:val="24"/>
+          <w:szCs w:val="24"/>
+        </w:rPr>
+        <w:t xml:space="preserve"> Selecting a file.</w:t>
+      </w:r>
+      <w:r>
+        <w:rPr>
+          <w:rFonts w:ascii="Arial" w:hAnsi="Arial" w:cs="Arial"/>
+          <w:color w:val="4F81BD"/>
+          <w:sz w:val="24"/>
+          <w:szCs w:val="24"/>
+        </w:rPr>
+        <w:br/>
       </w:r>
       <w:r>
         <w:rPr>
@@ -8091,7 +7586,7 @@
           <w:sz w:val="24"/>
           <w:szCs w:val="24"/>
         </w:rPr>
-        <w:t>storage</w:t>
+        <w:t>Printer</w:t>
       </w:r>
       <w:r>
         <w:rPr>
@@ -8100,42 +7595,37 @@
           <w:sz w:val="24"/>
           <w:szCs w:val="24"/>
         </w:rPr>
-        <w:t xml:space="preserve"> devices keep data for later (external SSD, USB flash drive). They connect by USB, Bluetooth, Wi</w:t>
-      </w:r>
-      <w:r>
-        <w:rPr>
-          <w:rFonts w:ascii="Arial" w:hAnsi="Arial" w:cs="Arial"/>
+        <w:t xml:space="preserve">: an output device that produces a paper copy. </w:t>
+      </w:r>
+      <w:r>
+        <w:rPr>
+          <w:rFonts w:ascii="Arial" w:hAnsi="Arial" w:cs="Arial"/>
+          <w:i/>
+          <w:iCs/>
           <w:color w:val="4F81BD"/>
           <w:sz w:val="24"/>
           <w:szCs w:val="24"/>
         </w:rPr>
-        <w:noBreakHyphen/>
-        <w:t>Fi, or other interfaces and communicate through drivers so the operating system can use them.</w:t>
-      </w:r>
-    </w:p>
-    <w:p>
-      <w:pPr>
-        <w:pStyle w:val="Commarcadores"/>
-        <w:rPr>
-          <w:rFonts w:ascii="Arial" w:hAnsi="Arial" w:cs="Arial"/>
-          <w:sz w:val="24"/>
-          <w:szCs w:val="24"/>
-        </w:rPr>
-      </w:pPr>
-      <w:r>
-        <w:rPr>
-          <w:rFonts w:ascii="Arial" w:hAnsi="Arial" w:cs="Arial"/>
-          <w:sz w:val="24"/>
-          <w:szCs w:val="24"/>
-        </w:rPr>
-        <w:t>Vocabulary: keyboard, mouse, printer, scanner, webcam, external drive.</w:t>
-      </w:r>
-    </w:p>
-    <w:p>
-      <w:pPr>
-        <w:pStyle w:val="Commarcadores"/>
-        <w:ind w:left="0"/>
-      </w:pPr>
+        <w:t>Example:</w:t>
+      </w:r>
+      <w:r>
+        <w:rPr>
+          <w:rFonts w:ascii="Arial" w:hAnsi="Arial" w:cs="Arial"/>
+          <w:color w:val="4F81BD"/>
+          <w:sz w:val="24"/>
+          <w:szCs w:val="24"/>
+        </w:rPr>
+        <w:t xml:space="preserve"> Printing a report.</w:t>
+      </w:r>
+      <w:r>
+        <w:rPr>
+          <w:rFonts w:ascii="Arial" w:hAnsi="Arial" w:cs="Arial"/>
+          <w:color w:val="4F81BD"/>
+          <w:sz w:val="24"/>
+          <w:szCs w:val="24"/>
+        </w:rPr>
+        <w:br/>
+      </w:r>
       <w:r>
         <w:rPr>
           <w:rFonts w:ascii="Arial" w:hAnsi="Arial" w:cs="Arial"/>
@@ -8145,7 +7635,7 @@
           <w:sz w:val="24"/>
           <w:szCs w:val="24"/>
         </w:rPr>
-        <w:t>Keyboard</w:t>
+        <w:t>Scanner</w:t>
       </w:r>
       <w:r>
         <w:rPr>
@@ -8154,7 +7644,7 @@
           <w:sz w:val="24"/>
           <w:szCs w:val="24"/>
         </w:rPr>
-        <w:t xml:space="preserve">: an input device used to type text and commands. </w:t>
+        <w:t xml:space="preserve">: an input device that converts paper documents into digital files. </w:t>
       </w:r>
       <w:r>
         <w:rPr>
@@ -8174,7 +7664,7 @@
           <w:sz w:val="24"/>
           <w:szCs w:val="24"/>
         </w:rPr>
-        <w:t xml:space="preserve"> Typing a password.</w:t>
+        <w:t xml:space="preserve"> Scanning a contract to PDF.</w:t>
       </w:r>
       <w:r>
         <w:rPr>
@@ -8194,7 +7684,7 @@
           <w:sz w:val="24"/>
           <w:szCs w:val="24"/>
         </w:rPr>
-        <w:t>Mouse</w:t>
+        <w:t>Webcam</w:t>
       </w:r>
       <w:r>
         <w:rPr>
@@ -8203,7 +7693,7 @@
           <w:sz w:val="24"/>
           <w:szCs w:val="24"/>
         </w:rPr>
-        <w:t xml:space="preserve">: an input device used to point, click, and drag. </w:t>
+        <w:t xml:space="preserve">: an input device that captures video. </w:t>
       </w:r>
       <w:r>
         <w:rPr>
@@ -8223,7 +7713,7 @@
           <w:sz w:val="24"/>
           <w:szCs w:val="24"/>
         </w:rPr>
-        <w:t xml:space="preserve"> Selecting a file.</w:t>
+        <w:t xml:space="preserve"> Video meetings.</w:t>
       </w:r>
       <w:r>
         <w:rPr>
@@ -8243,7 +7733,7 @@
           <w:sz w:val="24"/>
           <w:szCs w:val="24"/>
         </w:rPr>
-        <w:t>Printer</w:t>
+        <w:t>External drive</w:t>
       </w:r>
       <w:r>
         <w:rPr>
@@ -8252,7 +7742,7 @@
           <w:sz w:val="24"/>
           <w:szCs w:val="24"/>
         </w:rPr>
-        <w:t xml:space="preserve">: an output device that produces a paper copy. </w:t>
+        <w:t xml:space="preserve">: a storage device connected to the computer to save files. </w:t>
       </w:r>
       <w:r>
         <w:rPr>
@@ -8272,233 +7762,50 @@
           <w:sz w:val="24"/>
           <w:szCs w:val="24"/>
         </w:rPr>
-        <w:t xml:space="preserve"> Printing a report.</w:t>
-      </w:r>
-      <w:r>
-        <w:rPr>
-          <w:rFonts w:ascii="Arial" w:hAnsi="Arial" w:cs="Arial"/>
-          <w:color w:val="4F81BD"/>
-          <w:sz w:val="24"/>
-          <w:szCs w:val="24"/>
-        </w:rPr>
-        <w:br/>
-      </w:r>
-      <w:r>
-        <w:rPr>
-          <w:rFonts w:ascii="Arial" w:hAnsi="Arial" w:cs="Arial"/>
-          <w:b/>
-          <w:bCs/>
-          <w:color w:val="4F81BD"/>
-          <w:sz w:val="24"/>
-          <w:szCs w:val="24"/>
-        </w:rPr>
-        <w:t>Scanner</w:t>
-      </w:r>
-      <w:r>
-        <w:rPr>
-          <w:rFonts w:ascii="Arial" w:hAnsi="Arial" w:cs="Arial"/>
-          <w:color w:val="4F81BD"/>
-          <w:sz w:val="24"/>
-          <w:szCs w:val="24"/>
-        </w:rPr>
-        <w:t xml:space="preserve">: an input device that converts paper documents into digital files. </w:t>
-      </w:r>
-      <w:r>
-        <w:rPr>
-          <w:rFonts w:ascii="Arial" w:hAnsi="Arial" w:cs="Arial"/>
-          <w:i/>
-          <w:iCs/>
-          <w:color w:val="4F81BD"/>
-          <w:sz w:val="24"/>
-          <w:szCs w:val="24"/>
-        </w:rPr>
-        <w:t>Example:</w:t>
-      </w:r>
-      <w:r>
-        <w:rPr>
-          <w:rFonts w:ascii="Arial" w:hAnsi="Arial" w:cs="Arial"/>
-          <w:color w:val="4F81BD"/>
-          <w:sz w:val="24"/>
-          <w:szCs w:val="24"/>
-        </w:rPr>
-        <w:t xml:space="preserve"> Scanning a contract to PDF.</w:t>
-      </w:r>
-      <w:r>
-        <w:rPr>
-          <w:rFonts w:ascii="Arial" w:hAnsi="Arial" w:cs="Arial"/>
-          <w:color w:val="4F81BD"/>
-          <w:sz w:val="24"/>
-          <w:szCs w:val="24"/>
-        </w:rPr>
-        <w:br/>
-      </w:r>
-      <w:r>
-        <w:rPr>
-          <w:rFonts w:ascii="Arial" w:hAnsi="Arial" w:cs="Arial"/>
-          <w:b/>
-          <w:bCs/>
-          <w:color w:val="4F81BD"/>
-          <w:sz w:val="24"/>
-          <w:szCs w:val="24"/>
-        </w:rPr>
-        <w:t>Webcam</w:t>
-      </w:r>
-      <w:r>
-        <w:rPr>
-          <w:rFonts w:ascii="Arial" w:hAnsi="Arial" w:cs="Arial"/>
-          <w:color w:val="4F81BD"/>
-          <w:sz w:val="24"/>
-          <w:szCs w:val="24"/>
-        </w:rPr>
-        <w:t xml:space="preserve">: an input device that captures video. </w:t>
-      </w:r>
-      <w:r>
-        <w:rPr>
-          <w:rFonts w:ascii="Arial" w:hAnsi="Arial" w:cs="Arial"/>
-          <w:i/>
-          <w:iCs/>
-          <w:color w:val="4F81BD"/>
-          <w:sz w:val="24"/>
-          <w:szCs w:val="24"/>
-        </w:rPr>
-        <w:t>Example:</w:t>
-      </w:r>
-      <w:r>
-        <w:rPr>
-          <w:rFonts w:ascii="Arial" w:hAnsi="Arial" w:cs="Arial"/>
-          <w:color w:val="4F81BD"/>
-          <w:sz w:val="24"/>
-          <w:szCs w:val="24"/>
-        </w:rPr>
-        <w:t xml:space="preserve"> Video meetings.</w:t>
-      </w:r>
-      <w:r>
-        <w:rPr>
-          <w:rFonts w:ascii="Arial" w:hAnsi="Arial" w:cs="Arial"/>
-          <w:color w:val="4F81BD"/>
-          <w:sz w:val="24"/>
-          <w:szCs w:val="24"/>
-        </w:rPr>
-        <w:br/>
-      </w:r>
-      <w:r>
-        <w:rPr>
-          <w:rFonts w:ascii="Arial" w:hAnsi="Arial" w:cs="Arial"/>
-          <w:b/>
-          <w:bCs/>
-          <w:color w:val="4F81BD"/>
-          <w:sz w:val="24"/>
-          <w:szCs w:val="24"/>
-        </w:rPr>
-        <w:t>External drive</w:t>
-      </w:r>
-      <w:r>
-        <w:rPr>
-          <w:rFonts w:ascii="Arial" w:hAnsi="Arial" w:cs="Arial"/>
-          <w:color w:val="4F81BD"/>
-          <w:sz w:val="24"/>
-          <w:szCs w:val="24"/>
-        </w:rPr>
-        <w:t xml:space="preserve">: a storage device connected to the computer to save files. </w:t>
-      </w:r>
-      <w:r>
-        <w:rPr>
-          <w:rFonts w:ascii="Arial" w:hAnsi="Arial" w:cs="Arial"/>
-          <w:i/>
-          <w:iCs/>
-          <w:color w:val="4F81BD"/>
-          <w:sz w:val="24"/>
-          <w:szCs w:val="24"/>
-        </w:rPr>
-        <w:t>Example:</w:t>
-      </w:r>
-      <w:r>
-        <w:rPr>
-          <w:rFonts w:ascii="Arial" w:hAnsi="Arial" w:cs="Arial"/>
-          <w:color w:val="4F81BD"/>
-          <w:sz w:val="24"/>
-          <w:szCs w:val="24"/>
-        </w:rPr>
         <w:t xml:space="preserve"> Backing up photos to an external SSD.</w:t>
       </w:r>
     </w:p>
     <w:p>
       <w:pPr>
         <w:pStyle w:val="Commarcadores"/>
-        <w:rPr>
-          <w:rFonts w:ascii="Arial" w:hAnsi="Arial" w:cs="Arial"/>
-          <w:sz w:val="24"/>
-          <w:szCs w:val="24"/>
-        </w:rPr>
-      </w:pPr>
-      <w:r>
-        <w:rPr>
-          <w:rFonts w:ascii="Arial" w:hAnsi="Arial" w:cs="Arial"/>
-          <w:sz w:val="24"/>
-          <w:szCs w:val="24"/>
-        </w:rPr>
-        <w:t xml:space="preserve">Create a poster </w:t>
-      </w:r>
-      <w:r>
-        <w:rPr>
-          <w:rFonts w:ascii="Arial" w:hAnsi="Arial" w:cs="Arial"/>
-          <w:sz w:val="24"/>
-          <w:szCs w:val="24"/>
-        </w:rPr>
-        <w:t xml:space="preserve">on Canva </w:t>
-      </w:r>
-      <w:r>
-        <w:rPr>
-          <w:rFonts w:ascii="Arial" w:hAnsi="Arial" w:cs="Arial"/>
-          <w:sz w:val="24"/>
-          <w:szCs w:val="24"/>
-        </w:rPr>
-        <w:t>explaining peripheral functions.</w:t>
-      </w:r>
+        <w:numPr>
+          <w:ilvl w:val="0"/>
+          <w:numId w:val="0"/>
+        </w:numPr>
+      </w:pPr>
     </w:p>
     <w:p>
       <w:pPr>
         <w:pStyle w:val="Commarcadores"/>
-        <w:ind w:left="0"/>
-      </w:pPr>
-      <w:r>
-        <w:rPr>
-          <w:rFonts w:ascii="Arial" w:hAnsi="Arial" w:cs="Arial"/>
-          <w:color w:val="4F81BD"/>
-          <w:sz w:val="24"/>
-          <w:szCs w:val="24"/>
-        </w:rPr>
-        <w:t xml:space="preserve">Text version (instead of Canva poster): </w:t>
-      </w:r>
-      <w:r>
-        <w:rPr>
-          <w:rFonts w:ascii="Arial" w:hAnsi="Arial" w:cs="Arial"/>
-          <w:b/>
-          <w:bCs/>
-          <w:color w:val="4F81BD"/>
-          <w:sz w:val="24"/>
-          <w:szCs w:val="24"/>
-        </w:rPr>
-        <w:t>Peripherals and their functions</w:t>
-      </w:r>
-      <w:r>
-        <w:rPr>
-          <w:rFonts w:ascii="Arial" w:hAnsi="Arial" w:cs="Arial"/>
-          <w:color w:val="4F81BD"/>
-          <w:sz w:val="24"/>
-          <w:szCs w:val="24"/>
-        </w:rPr>
-        <w:t>. Input peripherals (keyboard, mouse, scanner, webcam) send data to the computer. Output peripherals (monitor, printer, speakers) show results to the user. Storage peripherals (USB flash drive, external HDD/SSD) save files for later. Peripherals connect through interfaces like USB, Bluetooth, or Wi</w:t>
-      </w:r>
-      <w:r>
-        <w:rPr>
-          <w:rFonts w:ascii="Arial" w:hAnsi="Arial" w:cs="Arial"/>
-          <w:color w:val="4F81BD"/>
-          <w:sz w:val="24"/>
-          <w:szCs w:val="24"/>
-        </w:rPr>
-        <w:noBreakHyphen/>
-        <w:t>Fi, and the operating system uses drivers to communicate with them correctly.</w:t>
+        <w:rPr>
+          <w:rFonts w:ascii="Arial" w:hAnsi="Arial" w:cs="Arial"/>
+          <w:sz w:val="24"/>
+          <w:szCs w:val="24"/>
+        </w:rPr>
+      </w:pPr>
+      <w:r>
+        <w:rPr>
+          <w:rFonts w:ascii="Arial" w:hAnsi="Arial" w:cs="Arial"/>
+          <w:sz w:val="24"/>
+          <w:szCs w:val="24"/>
+        </w:rPr>
+        <w:t xml:space="preserve">Create a poster </w:t>
+      </w:r>
+      <w:r>
+        <w:rPr>
+          <w:rFonts w:ascii="Arial" w:hAnsi="Arial" w:cs="Arial"/>
+          <w:sz w:val="24"/>
+          <w:szCs w:val="24"/>
+        </w:rPr>
+        <w:t xml:space="preserve">on Canva </w:t>
+      </w:r>
+      <w:r>
+        <w:rPr>
+          <w:rFonts w:ascii="Arial" w:hAnsi="Arial" w:cs="Arial"/>
+          <w:sz w:val="24"/>
+          <w:szCs w:val="24"/>
+        </w:rPr>
+        <w:t>explaining peripheral functions.</w:t>
       </w:r>
     </w:p>
     <w:p>
@@ -8517,41 +7824,6 @@
           <w:szCs w:val="24"/>
         </w:rPr>
         <w:t>Presentation: Explain how peripherals interact with computers.</w:t>
-      </w:r>
-    </w:p>
-    <w:p>
-      <w:pPr>
-        <w:pStyle w:val="Commarcadores"/>
-        <w:ind w:left="0"/>
-      </w:pPr>
-      <w:r>
-        <w:rPr>
-          <w:rFonts w:ascii="Arial" w:hAnsi="Arial" w:cs="Arial"/>
-          <w:color w:val="4F81BD"/>
-          <w:sz w:val="24"/>
-          <w:szCs w:val="24"/>
-        </w:rPr>
-        <w:t>Presentation (script): “Peripherals interact with computers by sending and receiving data through a connection such as USB, Bluetooth, or Wi</w:t>
-      </w:r>
-      <w:r>
-        <w:rPr>
-          <w:rFonts w:ascii="Arial" w:hAnsi="Arial" w:cs="Arial"/>
-          <w:color w:val="4F81BD"/>
-          <w:sz w:val="24"/>
-          <w:szCs w:val="24"/>
-        </w:rPr>
-        <w:noBreakHyphen/>
-        <w:t xml:space="preserve">Fi. The operating system uses a device driver to understand the signals and translate them into actions. For example, when you move the mouse, it sends movement </w:t>
-      </w:r>
-      <w:r>
-        <w:rPr>
-          <w:rFonts w:ascii="Arial" w:hAnsi="Arial" w:cs="Arial"/>
-          <w:color w:val="4F81BD"/>
-          <w:sz w:val="24"/>
-          <w:szCs w:val="24"/>
-        </w:rPr>
-        <w:lastRenderedPageBreak/>
-        <w:t>data to the computer, the driver interprets it, and the cursor moves on the screen. When you type on a keyboard, each key press is converted into a code that the computer reads as a character. For output, the computer sends instructions to devices like printers or speakers: the printer receives print commands and produces a page, and speakers receive audio signals and play sound. So, the connection plus the driver is what makes the peripheral work correctly with the computer.”</w:t>
       </w:r>
     </w:p>
     <w:p>
@@ -9308,6 +8580,95 @@
     </w:lvl>
   </w:abstractNum>
   <w:abstractNum w:abstractNumId="13" w15:restartNumberingAfterBreak="0">
+    <w:nsid w:val="14F816D5"/>
+    <w:multiLevelType w:val="hybridMultilevel"/>
+    <w:tmpl w:val="4358096A"/>
+    <w:lvl w:ilvl="0" w:tplc="AA481816">
+      <w:start w:val="3"/>
+      <w:numFmt w:val="decimal"/>
+      <w:lvlText w:val="%1"/>
+      <w:lvlJc w:val="left"/>
+      <w:pPr>
+        <w:ind w:left="720" w:hanging="360"/>
+      </w:pPr>
+      <w:rPr>
+        <w:rFonts w:hint="default"/>
+      </w:rPr>
+    </w:lvl>
+    <w:lvl w:ilvl="1" w:tplc="04160019" w:tentative="1">
+      <w:start w:val="1"/>
+      <w:numFmt w:val="lowerLetter"/>
+      <w:lvlText w:val="%2."/>
+      <w:lvlJc w:val="left"/>
+      <w:pPr>
+        <w:ind w:left="1440" w:hanging="360"/>
+      </w:pPr>
+    </w:lvl>
+    <w:lvl w:ilvl="2" w:tplc="0416001B" w:tentative="1">
+      <w:start w:val="1"/>
+      <w:numFmt w:val="lowerRoman"/>
+      <w:lvlText w:val="%3."/>
+      <w:lvlJc w:val="right"/>
+      <w:pPr>
+        <w:ind w:left="2160" w:hanging="180"/>
+      </w:pPr>
+    </w:lvl>
+    <w:lvl w:ilvl="3" w:tplc="0416000F" w:tentative="1">
+      <w:start w:val="1"/>
+      <w:numFmt w:val="decimal"/>
+      <w:lvlText w:val="%4."/>
+      <w:lvlJc w:val="left"/>
+      <w:pPr>
+        <w:ind w:left="2880" w:hanging="360"/>
+      </w:pPr>
+    </w:lvl>
+    <w:lvl w:ilvl="4" w:tplc="04160019" w:tentative="1">
+      <w:start w:val="1"/>
+      <w:numFmt w:val="lowerLetter"/>
+      <w:lvlText w:val="%5."/>
+      <w:lvlJc w:val="left"/>
+      <w:pPr>
+        <w:ind w:left="3600" w:hanging="360"/>
+      </w:pPr>
+    </w:lvl>
+    <w:lvl w:ilvl="5" w:tplc="0416001B" w:tentative="1">
+      <w:start w:val="1"/>
+      <w:numFmt w:val="lowerRoman"/>
+      <w:lvlText w:val="%6."/>
+      <w:lvlJc w:val="right"/>
+      <w:pPr>
+        <w:ind w:left="4320" w:hanging="180"/>
+      </w:pPr>
+    </w:lvl>
+    <w:lvl w:ilvl="6" w:tplc="0416000F" w:tentative="1">
+      <w:start w:val="1"/>
+      <w:numFmt w:val="decimal"/>
+      <w:lvlText w:val="%7."/>
+      <w:lvlJc w:val="left"/>
+      <w:pPr>
+        <w:ind w:left="5040" w:hanging="360"/>
+      </w:pPr>
+    </w:lvl>
+    <w:lvl w:ilvl="7" w:tplc="04160019" w:tentative="1">
+      <w:start w:val="1"/>
+      <w:numFmt w:val="lowerLetter"/>
+      <w:lvlText w:val="%8."/>
+      <w:lvlJc w:val="left"/>
+      <w:pPr>
+        <w:ind w:left="5760" w:hanging="360"/>
+      </w:pPr>
+    </w:lvl>
+    <w:lvl w:ilvl="8" w:tplc="0416001B" w:tentative="1">
+      <w:start w:val="1"/>
+      <w:numFmt w:val="lowerRoman"/>
+      <w:lvlText w:val="%9."/>
+      <w:lvlJc w:val="right"/>
+      <w:pPr>
+        <w:ind w:left="6480" w:hanging="180"/>
+      </w:pPr>
+    </w:lvl>
+  </w:abstractNum>
+  <w:abstractNum w:abstractNumId="14" w15:restartNumberingAfterBreak="0">
     <w:nsid w:val="20DE1848"/>
     <w:multiLevelType w:val="multilevel"/>
     <w:tmpl w:val="50FE99FA"/>
@@ -9456,7 +8817,7 @@
       </w:rPr>
     </w:lvl>
   </w:abstractNum>
-  <w:abstractNum w:abstractNumId="14" w15:restartNumberingAfterBreak="0">
+  <w:abstractNum w:abstractNumId="15" w15:restartNumberingAfterBreak="0">
     <w:nsid w:val="20FC1297"/>
     <w:multiLevelType w:val="multilevel"/>
     <w:tmpl w:val="DE16910A"/>
@@ -9569,7 +8930,7 @@
       </w:pPr>
     </w:lvl>
   </w:abstractNum>
-  <w:abstractNum w:abstractNumId="15" w15:restartNumberingAfterBreak="0">
+  <w:abstractNum w:abstractNumId="16" w15:restartNumberingAfterBreak="0">
     <w:nsid w:val="2E647283"/>
     <w:multiLevelType w:val="multilevel"/>
     <w:tmpl w:val="92D2E756"/>
@@ -9718,7 +9079,7 @@
       </w:rPr>
     </w:lvl>
   </w:abstractNum>
-  <w:abstractNum w:abstractNumId="16" w15:restartNumberingAfterBreak="0">
+  <w:abstractNum w:abstractNumId="17" w15:restartNumberingAfterBreak="0">
     <w:nsid w:val="3A8B2C11"/>
     <w:multiLevelType w:val="multilevel"/>
     <w:tmpl w:val="77A684F8"/>
@@ -9867,7 +9228,7 @@
       </w:rPr>
     </w:lvl>
   </w:abstractNum>
-  <w:abstractNum w:abstractNumId="17" w15:restartNumberingAfterBreak="0">
+  <w:abstractNum w:abstractNumId="18" w15:restartNumberingAfterBreak="0">
     <w:nsid w:val="3CD43F9E"/>
     <w:multiLevelType w:val="multilevel"/>
     <w:tmpl w:val="92DA1DBE"/>
@@ -10016,7 +9377,7 @@
       </w:rPr>
     </w:lvl>
   </w:abstractNum>
-  <w:abstractNum w:abstractNumId="18" w15:restartNumberingAfterBreak="0">
+  <w:abstractNum w:abstractNumId="19" w15:restartNumberingAfterBreak="0">
     <w:nsid w:val="3E5E6020"/>
     <w:multiLevelType w:val="multilevel"/>
     <w:tmpl w:val="10168F00"/>
@@ -10129,7 +9490,7 @@
       </w:pPr>
     </w:lvl>
   </w:abstractNum>
-  <w:abstractNum w:abstractNumId="19" w15:restartNumberingAfterBreak="0">
+  <w:abstractNum w:abstractNumId="20" w15:restartNumberingAfterBreak="0">
     <w:nsid w:val="41964D74"/>
     <w:multiLevelType w:val="multilevel"/>
     <w:tmpl w:val="559C9D48"/>
@@ -10278,7 +9639,7 @@
       </w:rPr>
     </w:lvl>
   </w:abstractNum>
-  <w:abstractNum w:abstractNumId="20" w15:restartNumberingAfterBreak="0">
+  <w:abstractNum w:abstractNumId="21" w15:restartNumberingAfterBreak="0">
     <w:nsid w:val="42334E99"/>
     <w:multiLevelType w:val="multilevel"/>
     <w:tmpl w:val="1444C3BA"/>
@@ -10427,7 +9788,7 @@
       </w:rPr>
     </w:lvl>
   </w:abstractNum>
-  <w:abstractNum w:abstractNumId="21" w15:restartNumberingAfterBreak="0">
+  <w:abstractNum w:abstractNumId="22" w15:restartNumberingAfterBreak="0">
     <w:nsid w:val="4B203F31"/>
     <w:multiLevelType w:val="multilevel"/>
     <w:tmpl w:val="16BC7D72"/>
@@ -10576,7 +9937,7 @@
       </w:rPr>
     </w:lvl>
   </w:abstractNum>
-  <w:abstractNum w:abstractNumId="22" w15:restartNumberingAfterBreak="0">
+  <w:abstractNum w:abstractNumId="23" w15:restartNumberingAfterBreak="0">
     <w:nsid w:val="4C38467D"/>
     <w:multiLevelType w:val="multilevel"/>
     <w:tmpl w:val="C738647E"/>
@@ -10689,7 +10050,7 @@
       </w:pPr>
     </w:lvl>
   </w:abstractNum>
-  <w:abstractNum w:abstractNumId="23" w15:restartNumberingAfterBreak="0">
+  <w:abstractNum w:abstractNumId="24" w15:restartNumberingAfterBreak="0">
     <w:nsid w:val="5B3C4D55"/>
     <w:multiLevelType w:val="multilevel"/>
     <w:tmpl w:val="030C1B6A"/>
@@ -10802,7 +10163,120 @@
       </w:pPr>
     </w:lvl>
   </w:abstractNum>
-  <w:abstractNum w:abstractNumId="24" w15:restartNumberingAfterBreak="0">
+  <w:abstractNum w:abstractNumId="25" w15:restartNumberingAfterBreak="0">
+    <w:nsid w:val="5C0E50A8"/>
+    <w:multiLevelType w:val="hybridMultilevel"/>
+    <w:tmpl w:val="5658CE7C"/>
+    <w:lvl w:ilvl="0" w:tplc="FC141C26">
+      <w:numFmt w:val="bullet"/>
+      <w:lvlText w:val="-"/>
+      <w:lvlJc w:val="left"/>
+      <w:pPr>
+        <w:ind w:left="720" w:hanging="360"/>
+      </w:pPr>
+      <w:rPr>
+        <w:rFonts w:ascii="Arial" w:eastAsiaTheme="minorEastAsia" w:hAnsi="Arial" w:cs="Arial" w:hint="default"/>
+        <w:b/>
+      </w:rPr>
+    </w:lvl>
+    <w:lvl w:ilvl="1" w:tplc="04160003" w:tentative="1">
+      <w:start w:val="1"/>
+      <w:numFmt w:val="bullet"/>
+      <w:lvlText w:val="o"/>
+      <w:lvlJc w:val="left"/>
+      <w:pPr>
+        <w:ind w:left="1440" w:hanging="360"/>
+      </w:pPr>
+      <w:rPr>
+        <w:rFonts w:ascii="Courier New" w:hAnsi="Courier New" w:cs="Courier New" w:hint="default"/>
+      </w:rPr>
+    </w:lvl>
+    <w:lvl w:ilvl="2" w:tplc="04160005" w:tentative="1">
+      <w:start w:val="1"/>
+      <w:numFmt w:val="bullet"/>
+      <w:lvlText w:val=""/>
+      <w:lvlJc w:val="left"/>
+      <w:pPr>
+        <w:ind w:left="2160" w:hanging="360"/>
+      </w:pPr>
+      <w:rPr>
+        <w:rFonts w:ascii="Wingdings" w:hAnsi="Wingdings" w:hint="default"/>
+      </w:rPr>
+    </w:lvl>
+    <w:lvl w:ilvl="3" w:tplc="04160001" w:tentative="1">
+      <w:start w:val="1"/>
+      <w:numFmt w:val="bullet"/>
+      <w:lvlText w:val=""/>
+      <w:lvlJc w:val="left"/>
+      <w:pPr>
+        <w:ind w:left="2880" w:hanging="360"/>
+      </w:pPr>
+      <w:rPr>
+        <w:rFonts w:ascii="Symbol" w:hAnsi="Symbol" w:hint="default"/>
+      </w:rPr>
+    </w:lvl>
+    <w:lvl w:ilvl="4" w:tplc="04160003" w:tentative="1">
+      <w:start w:val="1"/>
+      <w:numFmt w:val="bullet"/>
+      <w:lvlText w:val="o"/>
+      <w:lvlJc w:val="left"/>
+      <w:pPr>
+        <w:ind w:left="3600" w:hanging="360"/>
+      </w:pPr>
+      <w:rPr>
+        <w:rFonts w:ascii="Courier New" w:hAnsi="Courier New" w:cs="Courier New" w:hint="default"/>
+      </w:rPr>
+    </w:lvl>
+    <w:lvl w:ilvl="5" w:tplc="04160005" w:tentative="1">
+      <w:start w:val="1"/>
+      <w:numFmt w:val="bullet"/>
+      <w:lvlText w:val=""/>
+      <w:lvlJc w:val="left"/>
+      <w:pPr>
+        <w:ind w:left="4320" w:hanging="360"/>
+      </w:pPr>
+      <w:rPr>
+        <w:rFonts w:ascii="Wingdings" w:hAnsi="Wingdings" w:hint="default"/>
+      </w:rPr>
+    </w:lvl>
+    <w:lvl w:ilvl="6" w:tplc="04160001" w:tentative="1">
+      <w:start w:val="1"/>
+      <w:numFmt w:val="bullet"/>
+      <w:lvlText w:val=""/>
+      <w:lvlJc w:val="left"/>
+      <w:pPr>
+        <w:ind w:left="5040" w:hanging="360"/>
+      </w:pPr>
+      <w:rPr>
+        <w:rFonts w:ascii="Symbol" w:hAnsi="Symbol" w:hint="default"/>
+      </w:rPr>
+    </w:lvl>
+    <w:lvl w:ilvl="7" w:tplc="04160003" w:tentative="1">
+      <w:start w:val="1"/>
+      <w:numFmt w:val="bullet"/>
+      <w:lvlText w:val="o"/>
+      <w:lvlJc w:val="left"/>
+      <w:pPr>
+        <w:ind w:left="5760" w:hanging="360"/>
+      </w:pPr>
+      <w:rPr>
+        <w:rFonts w:ascii="Courier New" w:hAnsi="Courier New" w:cs="Courier New" w:hint="default"/>
+      </w:rPr>
+    </w:lvl>
+    <w:lvl w:ilvl="8" w:tplc="04160005" w:tentative="1">
+      <w:start w:val="1"/>
+      <w:numFmt w:val="bullet"/>
+      <w:lvlText w:val=""/>
+      <w:lvlJc w:val="left"/>
+      <w:pPr>
+        <w:ind w:left="6480" w:hanging="360"/>
+      </w:pPr>
+      <w:rPr>
+        <w:rFonts w:ascii="Wingdings" w:hAnsi="Wingdings" w:hint="default"/>
+      </w:rPr>
+    </w:lvl>
+  </w:abstractNum>
+  <w:abstractNum w:abstractNumId="26" w15:restartNumberingAfterBreak="0">
     <w:nsid w:val="5CF45403"/>
     <w:multiLevelType w:val="multilevel"/>
     <w:tmpl w:val="A088FA7A"/>
@@ -10951,7 +10425,7 @@
       </w:rPr>
     </w:lvl>
   </w:abstractNum>
-  <w:abstractNum w:abstractNumId="25" w15:restartNumberingAfterBreak="0">
+  <w:abstractNum w:abstractNumId="27" w15:restartNumberingAfterBreak="0">
     <w:nsid w:val="63E62D44"/>
     <w:multiLevelType w:val="multilevel"/>
     <w:tmpl w:val="8F4CE75A"/>
@@ -11100,7 +10574,7 @@
       </w:rPr>
     </w:lvl>
   </w:abstractNum>
-  <w:abstractNum w:abstractNumId="26" w15:restartNumberingAfterBreak="0">
+  <w:abstractNum w:abstractNumId="28" w15:restartNumberingAfterBreak="0">
     <w:nsid w:val="684E48A1"/>
     <w:multiLevelType w:val="multilevel"/>
     <w:tmpl w:val="2F9CD582"/>
@@ -11249,7 +10723,7 @@
       </w:rPr>
     </w:lvl>
   </w:abstractNum>
-  <w:abstractNum w:abstractNumId="27" w15:restartNumberingAfterBreak="0">
+  <w:abstractNum w:abstractNumId="29" w15:restartNumberingAfterBreak="0">
     <w:nsid w:val="68A253AB"/>
     <w:multiLevelType w:val="multilevel"/>
     <w:tmpl w:val="30DE20CE"/>
@@ -11398,7 +10872,7 @@
       </w:rPr>
     </w:lvl>
   </w:abstractNum>
-  <w:abstractNum w:abstractNumId="28" w15:restartNumberingAfterBreak="0">
+  <w:abstractNum w:abstractNumId="30" w15:restartNumberingAfterBreak="0">
     <w:nsid w:val="6F53058A"/>
     <w:multiLevelType w:val="multilevel"/>
     <w:tmpl w:val="3BBCE866"/>
@@ -11547,7 +11021,7 @@
       </w:rPr>
     </w:lvl>
   </w:abstractNum>
-  <w:abstractNum w:abstractNumId="29" w15:restartNumberingAfterBreak="0">
+  <w:abstractNum w:abstractNumId="31" w15:restartNumberingAfterBreak="0">
     <w:nsid w:val="70874BFC"/>
     <w:multiLevelType w:val="multilevel"/>
     <w:tmpl w:val="73840EF4"/>
@@ -11696,7 +11170,7 @@
       </w:rPr>
     </w:lvl>
   </w:abstractNum>
-  <w:abstractNum w:abstractNumId="30" w15:restartNumberingAfterBreak="0">
+  <w:abstractNum w:abstractNumId="32" w15:restartNumberingAfterBreak="0">
     <w:nsid w:val="7EC802AE"/>
     <w:multiLevelType w:val="multilevel"/>
     <w:tmpl w:val="E114543E"/>
@@ -11876,67 +11350,73 @@
     <w:abstractNumId w:val="11"/>
   </w:num>
   <w:num w:numId="11">
-    <w:abstractNumId w:val="23"/>
+    <w:abstractNumId w:val="24"/>
   </w:num>
   <w:num w:numId="12">
-    <w:abstractNumId w:val="18"/>
+    <w:abstractNumId w:val="19"/>
   </w:num>
   <w:num w:numId="13">
-    <w:abstractNumId w:val="14"/>
+    <w:abstractNumId w:val="15"/>
   </w:num>
   <w:num w:numId="14">
-    <w:abstractNumId w:val="22"/>
+    <w:abstractNumId w:val="23"/>
   </w:num>
   <w:num w:numId="15">
     <w:abstractNumId w:val="10"/>
   </w:num>
   <w:num w:numId="16">
+    <w:abstractNumId w:val="22"/>
+  </w:num>
+  <w:num w:numId="17">
+    <w:abstractNumId w:val="26"/>
+  </w:num>
+  <w:num w:numId="18">
+    <w:abstractNumId w:val="29"/>
+  </w:num>
+  <w:num w:numId="19">
     <w:abstractNumId w:val="21"/>
   </w:num>
-  <w:num w:numId="17">
-    <w:abstractNumId w:val="24"/>
-  </w:num>
-  <w:num w:numId="18">
-    <w:abstractNumId w:val="27"/>
-  </w:num>
-  <w:num w:numId="19">
-    <w:abstractNumId w:val="20"/>
-  </w:num>
   <w:num w:numId="20">
-    <w:abstractNumId w:val="26"/>
+    <w:abstractNumId w:val="28"/>
   </w:num>
   <w:num w:numId="21">
-    <w:abstractNumId w:val="17"/>
+    <w:abstractNumId w:val="18"/>
   </w:num>
   <w:num w:numId="22">
-    <w:abstractNumId w:val="29"/>
+    <w:abstractNumId w:val="31"/>
   </w:num>
   <w:num w:numId="23">
-    <w:abstractNumId w:val="28"/>
+    <w:abstractNumId w:val="30"/>
   </w:num>
   <w:num w:numId="24">
-    <w:abstractNumId w:val="13"/>
+    <w:abstractNumId w:val="14"/>
   </w:num>
   <w:num w:numId="25">
-    <w:abstractNumId w:val="15"/>
+    <w:abstractNumId w:val="16"/>
   </w:num>
   <w:num w:numId="26">
-    <w:abstractNumId w:val="30"/>
+    <w:abstractNumId w:val="32"/>
   </w:num>
   <w:num w:numId="27">
     <w:abstractNumId w:val="9"/>
   </w:num>
   <w:num w:numId="28">
-    <w:abstractNumId w:val="16"/>
+    <w:abstractNumId w:val="17"/>
   </w:num>
   <w:num w:numId="29">
-    <w:abstractNumId w:val="19"/>
+    <w:abstractNumId w:val="20"/>
   </w:num>
   <w:num w:numId="30">
     <w:abstractNumId w:val="12"/>
   </w:num>
   <w:num w:numId="31">
+    <w:abstractNumId w:val="27"/>
+  </w:num>
+  <w:num w:numId="32">
     <w:abstractNumId w:val="25"/>
+  </w:num>
+  <w:num w:numId="33">
+    <w:abstractNumId w:val="13"/>
   </w:num>
 </w:numbering>
 </file>
@@ -12544,7 +12024,6 @@
   <w:style w:type="character" w:default="1" w:styleId="Fontepargpadro">
     <w:name w:val="Default Paragraph Font"/>
     <w:uiPriority w:val="1"/>
-    <w:semiHidden/>
     <w:unhideWhenUsed/>
   </w:style>
   <w:style w:type="table" w:default="1" w:styleId="Tabelanormal">
